--- a/院内评审/评审意见.docx
+++ b/院内评审/评审意见.docx
@@ -9,16 +9,21 @@
           <w:ilvl w:val="0"/>
           <w:numId w:val="1"/>
         </w:numPr>
-        <w:jc w:val="left"/>
-        <w:rPr>
-          <w:rFonts w:ascii="方正仿宋_GBK" w:eastAsia="方正仿宋_GBK" w:hAnsi="楷体"/>
-          <w:szCs w:val="32"/>
-        </w:rPr>
-      </w:pPr>
-      <w:r>
-        <w:rPr>
-          <w:rFonts w:ascii="方正仿宋_GBK" w:eastAsia="方正仿宋_GBK" w:hAnsi="楷体" w:hint="eastAsia"/>
-          <w:szCs w:val="32"/>
+        <w:adjustRightInd w:val="0"/>
+        <w:snapToGrid w:val="0"/>
+        <w:contextualSpacing w:val="0"/>
+        <w:jc w:val="left"/>
+        <w:rPr>
+          <w:rFonts w:ascii="方正仿宋_GBK" w:eastAsia="方正仿宋_GBK" w:hAnsi="楷体" w:hint="eastAsia"/>
+          <w:sz w:val="22"/>
+          <w:szCs w:val="28"/>
+        </w:rPr>
+      </w:pPr>
+      <w:r>
+        <w:rPr>
+          <w:rFonts w:ascii="方正仿宋_GBK" w:eastAsia="方正仿宋_GBK" w:hAnsi="楷体" w:hint="eastAsia"/>
+          <w:sz w:val="22"/>
+          <w:szCs w:val="28"/>
         </w:rPr>
         <w:t>摘要首次出现SPH需要给出解释；</w:t>
       </w:r>
@@ -30,18 +35,40 @@
           <w:ilvl w:val="0"/>
           <w:numId w:val="1"/>
         </w:numPr>
-        <w:jc w:val="left"/>
-        <w:rPr>
-          <w:rFonts w:ascii="方正仿宋_GBK" w:eastAsia="方正仿宋_GBK" w:hAnsi="楷体"/>
-          <w:szCs w:val="32"/>
-        </w:rPr>
-      </w:pPr>
-      <w:r>
-        <w:rPr>
-          <w:rFonts w:ascii="方正仿宋_GBK" w:eastAsia="方正仿宋_GBK" w:hAnsi="楷体" w:hint="eastAsia"/>
-          <w:szCs w:val="32"/>
-        </w:rPr>
-        <w:t>摘要首句，建议给出什么工程背景，比如什么应用场景的强温差条件；除了强温差，对象还具有什么特点？</w:t>
+        <w:adjustRightInd w:val="0"/>
+        <w:snapToGrid w:val="0"/>
+        <w:contextualSpacing w:val="0"/>
+        <w:jc w:val="left"/>
+        <w:rPr>
+          <w:rFonts w:ascii="方正仿宋_GBK" w:eastAsia="方正仿宋_GBK" w:hAnsi="楷体" w:hint="eastAsia"/>
+          <w:sz w:val="22"/>
+          <w:szCs w:val="28"/>
+        </w:rPr>
+      </w:pPr>
+      <w:r>
+        <w:rPr>
+          <w:rFonts w:ascii="方正仿宋_GBK" w:eastAsia="方正仿宋_GBK" w:hAnsi="楷体" w:hint="eastAsia"/>
+          <w:sz w:val="22"/>
+          <w:szCs w:val="28"/>
+        </w:rPr>
+        <w:t>摘要首句，建议给出什么</w:t>
+      </w:r>
+      <w:r>
+        <w:rPr>
+          <w:rFonts w:ascii="方正仿宋_GBK" w:eastAsia="方正仿宋_GBK" w:hAnsi="楷体" w:hint="eastAsia"/>
+          <w:color w:val="FF0000"/>
+          <w:sz w:val="22"/>
+          <w:szCs w:val="28"/>
+        </w:rPr>
+        <w:t>工程背景，比如什么应用场景的强温差条件</w:t>
+      </w:r>
+      <w:r>
+        <w:rPr>
+          <w:rFonts w:ascii="方正仿宋_GBK" w:eastAsia="方正仿宋_GBK" w:hAnsi="楷体" w:hint="eastAsia"/>
+          <w:sz w:val="22"/>
+          <w:szCs w:val="28"/>
+        </w:rPr>
+        <w:t>；除了强温差，对象还具有什么特点？</w:t>
       </w:r>
     </w:p>
     <w:p>
@@ -51,16 +78,21 @@
           <w:ilvl w:val="0"/>
           <w:numId w:val="1"/>
         </w:numPr>
-        <w:jc w:val="left"/>
-        <w:rPr>
-          <w:rFonts w:ascii="方正仿宋_GBK" w:eastAsia="方正仿宋_GBK" w:hAnsi="楷体"/>
-          <w:szCs w:val="32"/>
-        </w:rPr>
-      </w:pPr>
-      <w:r>
-        <w:rPr>
-          <w:rFonts w:ascii="方正仿宋_GBK" w:eastAsia="方正仿宋_GBK" w:hAnsi="楷体" w:hint="eastAsia"/>
-          <w:szCs w:val="32"/>
+        <w:adjustRightInd w:val="0"/>
+        <w:snapToGrid w:val="0"/>
+        <w:contextualSpacing w:val="0"/>
+        <w:jc w:val="left"/>
+        <w:rPr>
+          <w:rFonts w:ascii="方正仿宋_GBK" w:eastAsia="方正仿宋_GBK" w:hAnsi="楷体" w:hint="eastAsia"/>
+          <w:sz w:val="22"/>
+          <w:szCs w:val="28"/>
+        </w:rPr>
+      </w:pPr>
+      <w:r>
+        <w:rPr>
+          <w:rFonts w:ascii="方正仿宋_GBK" w:eastAsia="方正仿宋_GBK" w:hAnsi="楷体" w:hint="eastAsia"/>
+          <w:sz w:val="22"/>
+          <w:szCs w:val="28"/>
         </w:rPr>
         <w:t>文中“本项目不聚焦成核机理刻画与全工况工程外推”，不明白什么意思？</w:t>
       </w:r>
@@ -72,18 +104,40 @@
           <w:ilvl w:val="0"/>
           <w:numId w:val="1"/>
         </w:numPr>
-        <w:jc w:val="left"/>
-        <w:rPr>
-          <w:rFonts w:ascii="方正仿宋_GBK" w:eastAsia="方正仿宋_GBK" w:hAnsi="楷体" w:hint="eastAsia"/>
-          <w:szCs w:val="32"/>
-        </w:rPr>
-      </w:pPr>
-      <w:r>
-        <w:rPr>
-          <w:rFonts w:ascii="方正仿宋_GBK" w:eastAsia="方正仿宋_GBK" w:hAnsi="楷体" w:hint="eastAsia"/>
-          <w:szCs w:val="32"/>
-        </w:rPr>
-        <w:t>最后一段后半段，对于“研究的科学技术价值如何”尚未表述清楚，本项目你解决的是算法的问题，其价值是聚焦在方法论，学术方面，还是聚焦在工程应用，需要阐述清楚。</w:t>
+        <w:adjustRightInd w:val="0"/>
+        <w:snapToGrid w:val="0"/>
+        <w:contextualSpacing w:val="0"/>
+        <w:jc w:val="left"/>
+        <w:rPr>
+          <w:rFonts w:ascii="方正仿宋_GBK" w:eastAsia="方正仿宋_GBK" w:hAnsi="楷体" w:hint="eastAsia"/>
+          <w:sz w:val="22"/>
+          <w:szCs w:val="28"/>
+        </w:rPr>
+      </w:pPr>
+      <w:r>
+        <w:rPr>
+          <w:rFonts w:ascii="方正仿宋_GBK" w:eastAsia="方正仿宋_GBK" w:hAnsi="楷体" w:hint="eastAsia"/>
+          <w:sz w:val="22"/>
+          <w:szCs w:val="28"/>
+        </w:rPr>
+        <w:t>最后一段后半段，对于“研究的科学技术价值如何”尚未表述清楚，本项目你解决的是算法的问题，其价值是聚焦</w:t>
+      </w:r>
+      <w:r>
+        <w:rPr>
+          <w:rFonts w:ascii="方正仿宋_GBK" w:eastAsia="方正仿宋_GBK" w:hAnsi="楷体" w:hint="eastAsia"/>
+          <w:color w:val="FF0000"/>
+          <w:sz w:val="22"/>
+          <w:szCs w:val="28"/>
+        </w:rPr>
+        <w:t>在方法论，学术方面</w:t>
+      </w:r>
+      <w:r>
+        <w:rPr>
+          <w:rFonts w:ascii="方正仿宋_GBK" w:eastAsia="方正仿宋_GBK" w:hAnsi="楷体" w:hint="eastAsia"/>
+          <w:sz w:val="22"/>
+          <w:szCs w:val="28"/>
+        </w:rPr>
+        <w:t>，还是聚焦在工程应用，需要阐述清楚。</w:t>
       </w:r>
     </w:p>
     <w:p>
@@ -93,65 +147,61 @@
           <w:ilvl w:val="0"/>
           <w:numId w:val="1"/>
         </w:numPr>
-        <w:jc w:val="left"/>
-        <w:rPr>
-          <w:rFonts w:ascii="方正仿宋_GBK" w:eastAsia="方正仿宋_GBK" w:hAnsi="楷体"/>
-          <w:szCs w:val="32"/>
-        </w:rPr>
-      </w:pPr>
-      <w:r>
-        <w:rPr>
-          <w:rFonts w:ascii="方正仿宋_GBK" w:eastAsia="方正仿宋_GBK" w:hAnsi="楷体" w:hint="eastAsia"/>
-          <w:szCs w:val="32"/>
-        </w:rPr>
-        <w:t>3</w:t>
-      </w:r>
-      <w:r>
-        <w:rPr>
-          <w:rFonts w:ascii="方正仿宋_GBK" w:eastAsia="方正仿宋_GBK" w:hAnsi="楷体"/>
-          <w:szCs w:val="32"/>
-        </w:rPr>
-        <w:t>.</w:t>
-      </w:r>
-      <w:r>
-        <w:rPr>
-          <w:rFonts w:ascii="方正仿宋_GBK" w:eastAsia="方正仿宋_GBK" w:hAnsi="楷体"/>
-          <w:szCs w:val="32"/>
+        <w:adjustRightInd w:val="0"/>
+        <w:snapToGrid w:val="0"/>
+        <w:contextualSpacing w:val="0"/>
+        <w:jc w:val="left"/>
+        <w:rPr>
+          <w:rFonts w:ascii="方正仿宋_GBK" w:eastAsia="方正仿宋_GBK" w:hAnsi="楷体" w:hint="eastAsia"/>
+          <w:sz w:val="22"/>
+          <w:szCs w:val="28"/>
+        </w:rPr>
+      </w:pPr>
+      <w:r>
+        <w:rPr>
+          <w:rFonts w:ascii="方正仿宋_GBK" w:eastAsia="方正仿宋_GBK" w:hAnsi="楷体"/>
+          <w:sz w:val="22"/>
+          <w:szCs w:val="28"/>
         </w:rPr>
         <w:t>“</w:t>
       </w:r>
       <w:r>
         <w:rPr>
           <w:rFonts w:ascii="方正仿宋_GBK" w:eastAsia="方正仿宋_GBK" w:hAnsi="楷体" w:hint="eastAsia"/>
-          <w:szCs w:val="32"/>
+          <w:sz w:val="22"/>
+          <w:szCs w:val="28"/>
         </w:rPr>
         <w:t>主要问题及不足</w:t>
       </w:r>
       <w:r>
         <w:rPr>
           <w:rFonts w:ascii="方正仿宋_GBK" w:eastAsia="方正仿宋_GBK" w:hAnsi="楷体"/>
-          <w:szCs w:val="32"/>
+          <w:sz w:val="22"/>
+          <w:szCs w:val="28"/>
         </w:rPr>
         <w:t>”</w:t>
       </w:r>
       <w:r>
         <w:rPr>
           <w:rFonts w:ascii="方正仿宋_GBK" w:eastAsia="方正仿宋_GBK" w:hAnsi="楷体" w:hint="eastAsia"/>
-          <w:szCs w:val="32"/>
+          <w:sz w:val="22"/>
+          <w:szCs w:val="28"/>
         </w:rPr>
         <w:t>与“</w:t>
       </w:r>
       <w:r>
         <w:rPr>
           <w:rFonts w:ascii="方正仿宋_GBK" w:eastAsia="方正仿宋_GBK" w:hAnsi="楷体"/>
-          <w:szCs w:val="32"/>
+          <w:sz w:val="22"/>
+          <w:szCs w:val="28"/>
         </w:rPr>
         <w:t>本项目拟开展的研究课题</w:t>
       </w:r>
       <w:r>
         <w:rPr>
           <w:rFonts w:ascii="方正仿宋_GBK" w:eastAsia="方正仿宋_GBK" w:hAnsi="楷体" w:hint="eastAsia"/>
-          <w:szCs w:val="32"/>
+          <w:sz w:val="22"/>
+          <w:szCs w:val="28"/>
         </w:rPr>
         <w:t>”之间关联有待进一步明确，建议补充一个框图，进一步说明。</w:t>
       </w:r>
@@ -163,18 +213,23 @@
           <w:ilvl w:val="0"/>
           <w:numId w:val="1"/>
         </w:numPr>
-        <w:jc w:val="left"/>
-        <w:rPr>
-          <w:rFonts w:ascii="方正仿宋_GBK" w:eastAsia="方正仿宋_GBK" w:hAnsi="楷体" w:hint="eastAsia"/>
-          <w:szCs w:val="32"/>
-        </w:rPr>
-      </w:pPr>
-      <w:r>
-        <w:rPr>
-          <w:rFonts w:ascii="方正仿宋_GBK" w:eastAsia="方正仿宋_GBK" w:hAnsi="楷体" w:hint="eastAsia"/>
-          <w:szCs w:val="32"/>
-        </w:rPr>
-        <w:t>1.图5中，科学问题“分离式SPH中界面交换-相变更新-同步推进的守恒一致性协同问题”分解为“强物性跃变界面处动量与热质通量的一致交换及守恒闭合和多时间尺度与拓扑演化条件下的同步守恒及稳定推进”两个科学问题，但文字部分，不涉及“分离式SPH中界面交换-相变更新-同步推进的守恒一致性协同问题”，建议在1）改图；2）改文字，图和文字对应。同理，研究内容也存在“守恒一致性SPH耦合方法”这个问题；图从给出了三级逻辑关系，但是文字只有两级。</w:t>
+        <w:adjustRightInd w:val="0"/>
+        <w:snapToGrid w:val="0"/>
+        <w:contextualSpacing w:val="0"/>
+        <w:jc w:val="left"/>
+        <w:rPr>
+          <w:rFonts w:ascii="方正仿宋_GBK" w:eastAsia="方正仿宋_GBK" w:hAnsi="楷体" w:hint="eastAsia"/>
+          <w:sz w:val="22"/>
+          <w:szCs w:val="28"/>
+        </w:rPr>
+      </w:pPr>
+      <w:r>
+        <w:rPr>
+          <w:rFonts w:ascii="方正仿宋_GBK" w:eastAsia="方正仿宋_GBK" w:hAnsi="楷体" w:hint="eastAsia"/>
+          <w:sz w:val="22"/>
+          <w:szCs w:val="28"/>
+        </w:rPr>
+        <w:t>图5中，科学问题“分离式SPH中界面交换-相变更新-同步推进的守恒一致性协同问题”分解为“强物性跃变界面处动量与热质通量的一致交换及守恒闭合和多时间尺度与拓扑演化条件下的同步守恒及稳定推进”两个科学问题，但文字部分，不涉及“分离式SPH中界面交换-相变更新-同步推进的守恒一致性协同问题”，建议在1）改图；2）改文字，图和文字对应。同理，研究内容也存在“守恒一致性SPH耦合方法”这个问题；图从给出了三级逻辑关系，但是文字只有两级。</w:t>
       </w:r>
     </w:p>
     <w:p>
@@ -184,18 +239,23 @@
           <w:ilvl w:val="0"/>
           <w:numId w:val="1"/>
         </w:numPr>
-        <w:jc w:val="left"/>
-        <w:rPr>
-          <w:rFonts w:ascii="方正仿宋_GBK" w:eastAsia="方正仿宋_GBK" w:hAnsi="楷体"/>
-          <w:szCs w:val="32"/>
-        </w:rPr>
-      </w:pPr>
-      <w:r>
-        <w:rPr>
-          <w:rFonts w:ascii="方正仿宋_GBK" w:eastAsia="方正仿宋_GBK" w:hAnsi="楷体" w:hint="eastAsia"/>
-          <w:szCs w:val="32"/>
-        </w:rPr>
-        <w:t>2.三个研究目标，建议不1.3主要问题及不足相对应，逻辑更加清晰；</w:t>
+        <w:adjustRightInd w:val="0"/>
+        <w:snapToGrid w:val="0"/>
+        <w:contextualSpacing w:val="0"/>
+        <w:jc w:val="left"/>
+        <w:rPr>
+          <w:rFonts w:ascii="方正仿宋_GBK" w:eastAsia="方正仿宋_GBK" w:hAnsi="楷体" w:hint="eastAsia"/>
+          <w:sz w:val="22"/>
+          <w:szCs w:val="28"/>
+        </w:rPr>
+      </w:pPr>
+      <w:r>
+        <w:rPr>
+          <w:rFonts w:ascii="方正仿宋_GBK" w:eastAsia="方正仿宋_GBK" w:hAnsi="楷体" w:hint="eastAsia"/>
+          <w:sz w:val="22"/>
+          <w:szCs w:val="28"/>
+        </w:rPr>
+        <w:t>三个研究目标，建议不1.3主要问题及不足相对应，逻辑更加清晰；</w:t>
       </w:r>
     </w:p>
     <w:p>
@@ -205,23 +265,21 @@
           <w:ilvl w:val="0"/>
           <w:numId w:val="1"/>
         </w:numPr>
-        <w:jc w:val="left"/>
-        <w:rPr>
-          <w:rFonts w:ascii="方正仿宋_GBK" w:eastAsia="方正仿宋_GBK" w:hAnsi="楷体" w:hint="eastAsia"/>
-          <w:szCs w:val="32"/>
-        </w:rPr>
-      </w:pPr>
-      <w:r>
-        <w:rPr>
-          <w:rFonts w:ascii="方正仿宋_GBK" w:eastAsia="方正仿宋_GBK" w:hAnsi="楷体"/>
-          <w:szCs w:val="32"/>
-        </w:rPr>
-        <w:t xml:space="preserve">1. </w:t>
-      </w:r>
-      <w:r>
-        <w:rPr>
-          <w:rFonts w:ascii="方正仿宋_GBK" w:eastAsia="方正仿宋_GBK" w:hAnsi="楷体" w:hint="eastAsia"/>
-          <w:szCs w:val="32"/>
+        <w:adjustRightInd w:val="0"/>
+        <w:snapToGrid w:val="0"/>
+        <w:contextualSpacing w:val="0"/>
+        <w:jc w:val="left"/>
+        <w:rPr>
+          <w:rFonts w:ascii="方正仿宋_GBK" w:eastAsia="方正仿宋_GBK" w:hAnsi="楷体" w:hint="eastAsia"/>
+          <w:sz w:val="22"/>
+          <w:szCs w:val="28"/>
+        </w:rPr>
+      </w:pPr>
+      <w:r>
+        <w:rPr>
+          <w:rFonts w:ascii="方正仿宋_GBK" w:eastAsia="方正仿宋_GBK" w:hAnsi="楷体" w:hint="eastAsia"/>
+          <w:sz w:val="22"/>
+          <w:szCs w:val="28"/>
         </w:rPr>
         <w:t>个人建议，删除关键技术，本项目聚焦算法，偏方法论，应着重科学问题，弱化技术问题。</w:t>
       </w:r>
@@ -233,31 +291,2310 @@
           <w:ilvl w:val="0"/>
           <w:numId w:val="1"/>
         </w:numPr>
-        <w:jc w:val="left"/>
-        <w:rPr>
-          <w:rFonts w:ascii="方正仿宋_GBK" w:eastAsia="方正仿宋_GBK" w:hAnsi="楷体" w:hint="eastAsia"/>
-          <w:szCs w:val="32"/>
-        </w:rPr>
-      </w:pPr>
-      <w:r>
-        <w:rPr>
-          <w:rFonts w:ascii="方正仿宋_GBK" w:eastAsia="方正仿宋_GBK" w:hAnsi="楷体"/>
-          <w:szCs w:val="32"/>
-        </w:rPr>
-        <w:t xml:space="preserve">2. </w:t>
-      </w:r>
-      <w:r>
-        <w:rPr>
-          <w:rFonts w:ascii="方正仿宋_GBK" w:eastAsia="方正仿宋_GBK" w:hAnsi="楷体" w:hint="eastAsia"/>
-          <w:szCs w:val="32"/>
+        <w:adjustRightInd w:val="0"/>
+        <w:snapToGrid w:val="0"/>
+        <w:contextualSpacing w:val="0"/>
+        <w:jc w:val="left"/>
+        <w:rPr>
+          <w:rFonts w:ascii="方正仿宋_GBK" w:eastAsia="方正仿宋_GBK" w:hAnsi="楷体" w:hint="eastAsia"/>
+          <w:sz w:val="22"/>
+          <w:szCs w:val="28"/>
+        </w:rPr>
+      </w:pPr>
+      <w:r>
+        <w:rPr>
+          <w:rFonts w:ascii="方正仿宋_GBK" w:eastAsia="方正仿宋_GBK" w:hAnsi="楷体" w:hint="eastAsia"/>
+          <w:sz w:val="22"/>
+          <w:szCs w:val="28"/>
         </w:rPr>
         <w:t>三条研究内容的具体研究方案，个人建议再细化一点，目前不足与支撑方案的可行性和完备性；</w:t>
       </w:r>
     </w:p>
     <w:p>
       <w:pPr>
+        <w:pStyle w:val="a9"/>
+        <w:numPr>
+          <w:ilvl w:val="0"/>
+          <w:numId w:val="1"/>
+        </w:numPr>
+        <w:adjustRightInd w:val="0"/>
+        <w:snapToGrid w:val="0"/>
+        <w:contextualSpacing w:val="0"/>
+        <w:jc w:val="left"/>
+        <w:rPr>
+          <w:rFonts w:ascii="方正仿宋_GBK" w:eastAsia="方正仿宋_GBK" w:hAnsi="楷体" w:hint="eastAsia"/>
+          <w:sz w:val="22"/>
+          <w:szCs w:val="28"/>
+        </w:rPr>
+      </w:pPr>
+      <w:r>
+        <w:rPr>
+          <w:rFonts w:ascii="方正仿宋_GBK" w:eastAsia="方正仿宋_GBK" w:hAnsi="楷体" w:hint="eastAsia"/>
+          <w:sz w:val="22"/>
+          <w:szCs w:val="28"/>
+        </w:rPr>
+        <w:t>标蓝/加粗的文字过于零散，尽量是整句</w:t>
+      </w:r>
+    </w:p>
+    <w:p>
+      <w:pPr>
+        <w:pStyle w:val="a9"/>
+        <w:numPr>
+          <w:ilvl w:val="0"/>
+          <w:numId w:val="1"/>
+        </w:numPr>
+        <w:adjustRightInd w:val="0"/>
+        <w:snapToGrid w:val="0"/>
+        <w:contextualSpacing w:val="0"/>
+        <w:jc w:val="left"/>
+        <w:rPr>
+          <w:rFonts w:ascii="方正仿宋_GBK" w:eastAsia="方正仿宋_GBK" w:hAnsi="楷体" w:hint="eastAsia"/>
+          <w:sz w:val="22"/>
+          <w:szCs w:val="28"/>
+        </w:rPr>
+      </w:pPr>
+      <w:r>
+        <w:rPr>
+          <w:rFonts w:ascii="方正仿宋_GBK" w:eastAsia="方正仿宋_GBK" w:hAnsi="楷体" w:hint="eastAsia"/>
+          <w:sz w:val="22"/>
+          <w:szCs w:val="28"/>
+        </w:rPr>
+        <w:t>本项目拟开展的研究课题建议去掉标题4，合成一段话</w:t>
+      </w:r>
+    </w:p>
+    <w:p>
+      <w:pPr>
+        <w:pStyle w:val="a9"/>
+        <w:numPr>
+          <w:ilvl w:val="0"/>
+          <w:numId w:val="1"/>
+        </w:numPr>
+        <w:adjustRightInd w:val="0"/>
+        <w:snapToGrid w:val="0"/>
+        <w:contextualSpacing w:val="0"/>
+        <w:jc w:val="left"/>
+        <w:rPr>
+          <w:rFonts w:ascii="方正仿宋_GBK" w:eastAsia="方正仿宋_GBK" w:hAnsi="楷体" w:hint="eastAsia"/>
+          <w:sz w:val="22"/>
+          <w:szCs w:val="28"/>
+        </w:rPr>
+      </w:pPr>
+      <w:r>
+        <w:rPr>
+          <w:rFonts w:ascii="方正仿宋_GBK" w:eastAsia="方正仿宋_GBK" w:hAnsi="楷体" w:hint="eastAsia"/>
+          <w:sz w:val="22"/>
+          <w:szCs w:val="28"/>
+        </w:rPr>
+        <w:t>这个项目名称感觉很普通，既没有背景新意，也没有什么概念或学术上创新。这个本子跟E06和A09审的差别很大，偏算法，这个可能要请相关口子的专家把关一下。这个本子一定要根据投的口子修正，要我看又没有特别理论，但又没有物理问题上的内涵。</w:t>
+      </w:r>
+    </w:p>
+    <w:p>
+      <w:pPr>
+        <w:pStyle w:val="a9"/>
+        <w:numPr>
+          <w:ilvl w:val="0"/>
+          <w:numId w:val="1"/>
+        </w:numPr>
+        <w:adjustRightInd w:val="0"/>
+        <w:snapToGrid w:val="0"/>
+        <w:contextualSpacing w:val="0"/>
+        <w:jc w:val="left"/>
+        <w:rPr>
+          <w:rFonts w:ascii="方正仿宋_GBK" w:eastAsia="方正仿宋_GBK" w:hAnsi="楷体" w:hint="eastAsia"/>
+          <w:sz w:val="22"/>
+          <w:szCs w:val="28"/>
+        </w:rPr>
+      </w:pPr>
+      <w:r>
+        <w:rPr>
+          <w:rFonts w:ascii="方正仿宋_GBK" w:eastAsia="方正仿宋_GBK" w:hAnsi="楷体" w:hint="eastAsia"/>
+          <w:sz w:val="22"/>
+          <w:szCs w:val="28"/>
+        </w:rPr>
+        <w:t>研究背景没有指出这个问题出现在什么一些重大工程、国家战略或重要科学研究中，比如高超热防护、再生冷却啥的。</w:t>
+      </w:r>
+    </w:p>
+    <w:p>
+      <w:pPr>
+        <w:pStyle w:val="a9"/>
+        <w:numPr>
+          <w:ilvl w:val="0"/>
+          <w:numId w:val="1"/>
+        </w:numPr>
+        <w:adjustRightInd w:val="0"/>
+        <w:snapToGrid w:val="0"/>
+        <w:contextualSpacing w:val="0"/>
+        <w:jc w:val="left"/>
+        <w:rPr>
+          <w:rFonts w:ascii="方正仿宋_GBK" w:eastAsia="方正仿宋_GBK" w:hAnsi="楷体" w:hint="eastAsia"/>
+          <w:sz w:val="22"/>
+          <w:szCs w:val="28"/>
+        </w:rPr>
+        <w:sectPr>
+          <w:pgSz w:w="11906" w:h="16838"/>
+          <w:pgMar w:top="1440" w:right="1800" w:bottom="1440" w:left="1800" w:header="851" w:footer="992" w:gutter="0"/>
+          <w:cols w:space="425"/>
+          <w:docGrid w:type="lines" w:linePitch="312"/>
+        </w:sectPr>
+      </w:pPr>
+      <w:r>
+        <w:rPr>
+          <w:rFonts w:ascii="方正仿宋_GBK" w:eastAsia="方正仿宋_GBK" w:hAnsi="楷体" w:hint="eastAsia"/>
+          <w:sz w:val="22"/>
+          <w:szCs w:val="28"/>
+        </w:rPr>
+        <w:t>因为这个没有跟我们链接起来，看起来支撑比较少，就是厦门大学团队感觉好像不能支撑这个研究，完全靠你自己。写法上是不是调整一下，比如热防护金华老师做很多类似的，但他不做模拟，能否支撑你；还有冮铁强做了一些SPH。</w:t>
+      </w:r>
+    </w:p>
+    <w:p>
+      <w:pPr>
+        <w:widowControl/>
+        <w:adjustRightInd w:val="0"/>
+        <w:snapToGrid w:val="0"/>
+        <w:jc w:val="left"/>
+        <w:rPr>
+          <w:rFonts w:ascii="方正仿宋_GBK" w:eastAsia="方正仿宋_GBK" w:hAnsi="楷体" w:hint="eastAsia"/>
+          <w:sz w:val="22"/>
+          <w:szCs w:val="28"/>
+        </w:rPr>
+      </w:pPr>
+      <w:r>
+        <w:rPr>
+          <w:rFonts w:ascii="方正仿宋_GBK" w:eastAsia="方正仿宋_GBK" w:hAnsi="楷体"/>
+          <w:sz w:val="22"/>
+          <w:szCs w:val="28"/>
+        </w:rPr>
+        <w:lastRenderedPageBreak/>
+        <w:t>为了实现气动性能由</w:t>
+      </w:r>
+      <w:r>
+        <w:rPr>
+          <w:rFonts w:ascii="方正仿宋_GBK" w:eastAsia="方正仿宋_GBK" w:hAnsi="楷体"/>
+          <w:sz w:val="22"/>
+          <w:szCs w:val="28"/>
+        </w:rPr>
+        <w:t>“</w:t>
+      </w:r>
+      <w:r>
+        <w:rPr>
+          <w:rFonts w:ascii="方正仿宋_GBK" w:eastAsia="方正仿宋_GBK" w:hAnsi="楷体"/>
+          <w:sz w:val="22"/>
+          <w:szCs w:val="28"/>
+        </w:rPr>
+        <w:t>单点最优，全包线可接受</w:t>
+      </w:r>
+      <w:r>
+        <w:rPr>
+          <w:rFonts w:ascii="方正仿宋_GBK" w:eastAsia="方正仿宋_GBK" w:hAnsi="楷体"/>
+          <w:sz w:val="22"/>
+          <w:szCs w:val="28"/>
+        </w:rPr>
+        <w:t>”</w:t>
+      </w:r>
+      <w:r>
+        <w:rPr>
+          <w:rFonts w:ascii="方正仿宋_GBK" w:eastAsia="方正仿宋_GBK" w:hAnsi="楷体"/>
+          <w:sz w:val="22"/>
+          <w:szCs w:val="28"/>
+        </w:rPr>
+        <w:t>向</w:t>
+      </w:r>
+      <w:r>
+        <w:rPr>
+          <w:rFonts w:ascii="方正仿宋_GBK" w:eastAsia="方正仿宋_GBK" w:hAnsi="楷体"/>
+          <w:sz w:val="22"/>
+          <w:szCs w:val="28"/>
+        </w:rPr>
+        <w:t>“</w:t>
+      </w:r>
+      <w:r>
+        <w:rPr>
+          <w:rFonts w:ascii="方正仿宋_GBK" w:eastAsia="方正仿宋_GBK" w:hAnsi="楷体"/>
+          <w:sz w:val="22"/>
+          <w:szCs w:val="28"/>
+        </w:rPr>
+        <w:t>可变构型，全包线持续最优</w:t>
+      </w:r>
+      <w:r>
+        <w:rPr>
+          <w:rFonts w:ascii="方正仿宋_GBK" w:eastAsia="方正仿宋_GBK" w:hAnsi="楷体"/>
+          <w:sz w:val="22"/>
+          <w:szCs w:val="28"/>
+        </w:rPr>
+        <w:t>”</w:t>
+      </w:r>
+      <w:r>
+        <w:rPr>
+          <w:rFonts w:ascii="方正仿宋_GBK" w:eastAsia="方正仿宋_GBK" w:hAnsi="楷体"/>
+          <w:sz w:val="22"/>
+          <w:szCs w:val="28"/>
+        </w:rPr>
+        <w:t>的革命性跨越，智能变体设计已经成为下一代高超声速飞行器重要发展趋势。智能变体机动飞行面临的首要技术瓶颈，是缺乏准确而高效的宽域连续变体气动外形设计原理与方法。为解决该技术瓶颈，对标企业联合基金指南要求，本项目研究从三维激波流动特性入手，推导控制三维激波流场参数变化的高阶微分方程组，再运用该方程组的初边值反问题属性构造给定壁面参数、空间流场、激波形状的流动逆向解析方法，在此基础上发展一种面向复杂三维弯曲激波的全三维随流偏转乘波原理，最终原创性地建立一套满足宽域连续时变要求的高超声速变形乘波气动逆向设计原理与方法。在原理方法指导下，开展智能变形乘波飞行器气动外形设计、高精度数值模拟和机理性风洞试验，阐明运用三维激波解析理论实现内外流宽域连续变形乘波的物理机制，为我国下一代临近空间宽域智能变体飞行器发展奠定基础</w:t>
+      </w:r>
+      <w:r>
+        <w:rPr>
+          <w:rFonts w:ascii="方正仿宋_GBK" w:eastAsia="方正仿宋_GBK" w:hAnsi="楷体" w:hint="eastAsia"/>
+          <w:sz w:val="22"/>
+          <w:szCs w:val="28"/>
+        </w:rPr>
+        <w:t>。</w:t>
+      </w:r>
+    </w:p>
+    <w:p>
+      <w:pPr>
+        <w:adjustRightInd w:val="0"/>
+        <w:snapToGrid w:val="0"/>
         <w:rPr>
           <w:rFonts w:hint="eastAsia"/>
+          <w:sz w:val="22"/>
+          <w:szCs w:val="22"/>
+        </w:rPr>
+      </w:pPr>
+    </w:p>
+    <w:p>
+      <w:pPr>
+        <w:widowControl/>
+        <w:adjustRightInd w:val="0"/>
+        <w:snapToGrid w:val="0"/>
+        <w:jc w:val="left"/>
+        <w:rPr>
+          <w:rFonts w:ascii="方正仿宋_GBK" w:eastAsia="方正仿宋_GBK" w:hAnsi="楷体" w:hint="eastAsia"/>
+          <w:sz w:val="22"/>
+          <w:szCs w:val="28"/>
+        </w:rPr>
+      </w:pPr>
+      <w:r>
+        <w:rPr>
+          <w:rFonts w:ascii="方正仿宋_GBK" w:eastAsia="方正仿宋_GBK" w:hAnsi="楷体" w:hint="eastAsia"/>
+          <w:sz w:val="22"/>
+          <w:szCs w:val="28"/>
+        </w:rPr>
+        <w:t>强温差条件下，气液相变界面快速演化，密度跃变与体积变化耦合显著，呈现多尺度强非线性特征。传统网格法在强耦合工况下面临界面重构代价高、潜热离散误差易累积与时间步长受限等问题，难以兼顾计算精度与稳定性；现有无网格SPH方法多将界面交换、相变更新与粒子拓扑更新分步处理，界面通量与源项跨时间层进入求解，易诱发界面振荡与能量漂移。为此，本项目开展气液相变两相流的守恒一致性SPH耦合方法研究：构建界面压力与法向速度的相容离散与一致交换机制，抑制非物理振荡与相间掺混；建立热通量驱动的相变质量通量闭合与潜热守恒更新方法，并在同一时间层内一致嵌入两相求解；面向两相压缩性差异与相变体积剧变，发展多时间尺度同步推进与守恒约束的粒子拓扑更新方法，并与界面耦合和相变更新协同集成。通过分层逐级开发与验证，形成可复用的耦合算法与验证方法，为极端工况下相变两相流的可信预测与性能边界评估提供可验证的数值工具与方法学支撑。</w:t>
+      </w:r>
+    </w:p>
+    <w:p>
+      <w:pPr>
+        <w:widowControl/>
+        <w:adjustRightInd w:val="0"/>
+        <w:snapToGrid w:val="0"/>
+        <w:jc w:val="left"/>
+        <w:rPr>
+          <w:rFonts w:ascii="方正仿宋_GBK" w:eastAsia="方正仿宋_GBK" w:hAnsi="楷体" w:hint="eastAsia"/>
+          <w:sz w:val="22"/>
+          <w:szCs w:val="28"/>
+        </w:rPr>
+      </w:pPr>
+    </w:p>
+    <w:p>
+      <w:pPr>
+        <w:widowControl/>
+        <w:adjustRightInd w:val="0"/>
+        <w:snapToGrid w:val="0"/>
+        <w:jc w:val="left"/>
+        <w:rPr>
+          <w:rFonts w:ascii="方正仿宋_GBK" w:eastAsia="方正仿宋_GBK" w:hAnsi="楷体" w:hint="eastAsia"/>
+          <w:sz w:val="22"/>
+          <w:szCs w:val="28"/>
+        </w:rPr>
+      </w:pPr>
+      <w:r>
+        <w:rPr>
+          <w:rFonts w:ascii="方正仿宋_GBK" w:eastAsia="方正仿宋_GBK" w:hAnsi="楷体"/>
+          <w:sz w:val="22"/>
+          <w:szCs w:val="28"/>
+        </w:rPr>
+        <w:t>随着对旋转爆震发动机热环境的深入研究，边界热效应的影响日益凸显，现有研究主要集中在确保发动机的可靠冷起动，以及解决苛刻热环境等视角，而缺乏对旋转爆震自身特征的关注。探索边界热效应反作用于旋转爆震的影响机制，对理解旋转爆震起爆及传播具有重要意义。本项目拟通过爆震试验结合高精度数值模拟计算，开展边界热效应影响下的旋转爆震起爆及传播机理研究。首先，考虑边界热损失和局部热增益影响，揭示旋转爆震起爆过程波系结构及失稳特性机制；在此基础上，厘清边界热效应影响两相旋转爆震局部掺混和低压二次燃烧演变的规律；最后，针对旋转爆震燃烧室时空不均匀热负载，开展分段式等温边界影响爆震传播过程的试验，探究多波模态和不同尺度下的边界热效应对爆震传播的影响。研究结果将为旋转爆震发动机热环境下的燃烧室设计提供新的思路，为旋转爆震发动机实现稳定起爆和长时间运行的工程化应用提供理论基础与技术支撑。</w:t>
+      </w:r>
+    </w:p>
+    <w:p>
+      <w:pPr>
+        <w:widowControl/>
+        <w:adjustRightInd w:val="0"/>
+        <w:snapToGrid w:val="0"/>
+        <w:jc w:val="left"/>
+        <w:rPr>
+          <w:rFonts w:ascii="方正仿宋_GBK" w:eastAsia="方正仿宋_GBK" w:hAnsi="楷体" w:hint="eastAsia"/>
+          <w:sz w:val="22"/>
+          <w:szCs w:val="28"/>
+        </w:rPr>
+      </w:pPr>
+    </w:p>
+    <w:p>
+      <w:pPr>
+        <w:widowControl/>
+        <w:adjustRightInd w:val="0"/>
+        <w:snapToGrid w:val="0"/>
+        <w:jc w:val="left"/>
+        <w:rPr>
+          <w:rFonts w:ascii="方正仿宋_GBK" w:eastAsia="方正仿宋_GBK" w:hAnsi="楷体" w:hint="eastAsia"/>
+          <w:sz w:val="22"/>
+          <w:szCs w:val="28"/>
+        </w:rPr>
+      </w:pPr>
+      <w:r>
+        <w:rPr>
+          <w:rFonts w:ascii="方正仿宋_GBK" w:eastAsia="方正仿宋_GBK" w:hAnsi="楷体"/>
+          <w:sz w:val="22"/>
+          <w:szCs w:val="28"/>
+        </w:rPr>
+        <w:t>固定几何鼓包进气道凭借结构重量轻、气动及隐身性能好等优点，已成功应用于F35、J20等先进战机，变几何鼓包进气道则在飞行速度的提升需求中孕育而生。然而，缺乏综合考虑气动设计、结构方案及控制策略的变几何鼓包进气道设计方法，尚未厘清其变形机制，已成为制约其工作速域提升的关键瓶颈。项目遵循</w:t>
+      </w:r>
+      <w:r>
+        <w:rPr>
+          <w:rFonts w:ascii="方正仿宋_GBK" w:eastAsia="方正仿宋_GBK" w:hAnsi="楷体"/>
+          <w:sz w:val="22"/>
+          <w:szCs w:val="28"/>
+        </w:rPr>
+        <w:t>“</w:t>
+      </w:r>
+      <w:r>
+        <w:rPr>
+          <w:rFonts w:ascii="方正仿宋_GBK" w:eastAsia="方正仿宋_GBK" w:hAnsi="楷体"/>
+          <w:sz w:val="22"/>
+          <w:szCs w:val="28"/>
+        </w:rPr>
+        <w:t>依托反问题气动设计、开展结构几何相似分析、实现变形鼓包优化控制、提炼设计方法及试验验证</w:t>
+      </w:r>
+      <w:r>
+        <w:rPr>
+          <w:rFonts w:ascii="方正仿宋_GBK" w:eastAsia="方正仿宋_GBK" w:hAnsi="楷体"/>
+          <w:sz w:val="22"/>
+          <w:szCs w:val="28"/>
+        </w:rPr>
+        <w:t>”</w:t>
+      </w:r>
+      <w:r>
+        <w:rPr>
+          <w:rFonts w:ascii="方正仿宋_GBK" w:eastAsia="方正仿宋_GBK" w:hAnsi="楷体"/>
+          <w:sz w:val="22"/>
+          <w:szCs w:val="28"/>
+        </w:rPr>
+        <w:t>的研究思路，面向基本流场的宽速域波系配置准则、非线性/非单调/非正交特征的结构方案优选判据、考虑气动特性及结构限制的变几何调节最优控制策略、气动/结构/控制耦</w:t>
+      </w:r>
+      <w:r>
+        <w:rPr>
+          <w:rFonts w:ascii="方正仿宋_GBK" w:eastAsia="方正仿宋_GBK" w:hAnsi="楷体"/>
+          <w:sz w:val="22"/>
+          <w:szCs w:val="28"/>
+        </w:rPr>
+        <w:lastRenderedPageBreak/>
+        <w:t>合的变形机制与流动机理四个关键科学问题，开展气动型面设计、结构变形分析、驱动优化控制、方法试验验证四个层面的研究，建立变几何鼓包进气道的气动/控制耦合设计方法，揭示面向工程应用的变形机制，回答</w:t>
+      </w:r>
+      <w:r>
+        <w:rPr>
+          <w:rFonts w:ascii="方正仿宋_GBK" w:eastAsia="方正仿宋_GBK" w:hAnsi="楷体"/>
+          <w:sz w:val="22"/>
+          <w:szCs w:val="28"/>
+        </w:rPr>
+        <w:t>“</w:t>
+      </w:r>
+      <w:r>
+        <w:rPr>
+          <w:rFonts w:ascii="方正仿宋_GBK" w:eastAsia="方正仿宋_GBK" w:hAnsi="楷体"/>
+          <w:sz w:val="22"/>
+          <w:szCs w:val="28"/>
+        </w:rPr>
+        <w:t>为什么变</w:t>
+      </w:r>
+      <w:r>
+        <w:rPr>
+          <w:rFonts w:ascii="方正仿宋_GBK" w:eastAsia="方正仿宋_GBK" w:hAnsi="楷体"/>
+          <w:sz w:val="22"/>
+          <w:szCs w:val="28"/>
+        </w:rPr>
+        <w:t>”</w:t>
+      </w:r>
+      <w:r>
+        <w:rPr>
+          <w:rFonts w:ascii="方正仿宋_GBK" w:eastAsia="方正仿宋_GBK" w:hAnsi="楷体"/>
+          <w:sz w:val="22"/>
+          <w:szCs w:val="28"/>
+        </w:rPr>
+        <w:t>及</w:t>
+      </w:r>
+      <w:r>
+        <w:rPr>
+          <w:rFonts w:ascii="方正仿宋_GBK" w:eastAsia="方正仿宋_GBK" w:hAnsi="楷体"/>
+          <w:sz w:val="22"/>
+          <w:szCs w:val="28"/>
+        </w:rPr>
+        <w:t>“</w:t>
+      </w:r>
+      <w:r>
+        <w:rPr>
+          <w:rFonts w:ascii="方正仿宋_GBK" w:eastAsia="方正仿宋_GBK" w:hAnsi="楷体"/>
+          <w:sz w:val="22"/>
+          <w:szCs w:val="28"/>
+        </w:rPr>
+        <w:t>怎么变</w:t>
+      </w:r>
+      <w:r>
+        <w:rPr>
+          <w:rFonts w:ascii="方正仿宋_GBK" w:eastAsia="方正仿宋_GBK" w:hAnsi="楷体"/>
+          <w:sz w:val="22"/>
+          <w:szCs w:val="28"/>
+        </w:rPr>
+        <w:t>”</w:t>
+      </w:r>
+      <w:r>
+        <w:rPr>
+          <w:rFonts w:ascii="方正仿宋_GBK" w:eastAsia="方正仿宋_GBK" w:hAnsi="楷体"/>
+          <w:sz w:val="22"/>
+          <w:szCs w:val="28"/>
+        </w:rPr>
+        <w:t>的疑问，为我国高速鼓包进气道的设计提供方法支撑。</w:t>
+      </w:r>
+    </w:p>
+    <w:p>
+      <w:pPr>
+        <w:widowControl/>
+        <w:adjustRightInd w:val="0"/>
+        <w:snapToGrid w:val="0"/>
+        <w:jc w:val="left"/>
+        <w:rPr>
+          <w:rFonts w:ascii="方正仿宋_GBK" w:eastAsia="方正仿宋_GBK" w:hAnsi="楷体" w:hint="eastAsia"/>
+          <w:sz w:val="22"/>
+          <w:szCs w:val="28"/>
+        </w:rPr>
+      </w:pPr>
+    </w:p>
+    <w:p>
+      <w:pPr>
+        <w:widowControl/>
+        <w:adjustRightInd w:val="0"/>
+        <w:snapToGrid w:val="0"/>
+        <w:jc w:val="left"/>
+        <w:rPr>
+          <w:rFonts w:ascii="方正仿宋_GBK" w:eastAsia="方正仿宋_GBK" w:hAnsi="楷体" w:hint="eastAsia"/>
+          <w:sz w:val="22"/>
+          <w:szCs w:val="28"/>
+        </w:rPr>
+      </w:pPr>
+      <w:r>
+        <w:rPr>
+          <w:rFonts w:ascii="方正仿宋_GBK" w:eastAsia="方正仿宋_GBK" w:hAnsi="楷体"/>
+          <w:sz w:val="22"/>
+          <w:szCs w:val="28"/>
+        </w:rPr>
+        <w:t>强温差极端工况下，沸腾与冷凝伴随强密度比与剧烈体积膨胀收缩，气液界面在多尺度上快速演化，界面通量与相变源项的数值闭合直接决定预测可信度。传统网格法在强耦合条件下需频繁界面重构且时间步受限，潜热离散误差易累积；现有SPH方法多将界面交换、相变更新与粒子拓扑更新分步处理，通量跨时间层进入求解，易诱发压力噪声、界面振荡与能量漂移。针对上述瓶颈，本项目拟建立热力学一致且守恒闭合的气液相变两相SPH耦合框架：首先，构造界面压力与法向速度相容的跨相动量一致交换，使强跃变下的界面约束稳定可控并抑制非物理掺混；其次，基于Stefan条件以两侧热通量差闭合相变质量通量，实施潜热守恒的同层能量与物性更新，实现相变源项与两相求解一致嵌入；最后，面向两相压缩性差异与体积剧变，发展多率时间推进与守恒约束的粒子分裂合并拓扑更新，并与界面耦合和相变更新在同步节点协同集成。项目将通过基准算例收敛阶检验与典型沸腾冷凝物理算例对标，给出误差指标与稳定域，形成可复用算法模块与验证流程，为极端工况相变两相流的可信预测与性能边界评估提供可验证的数值工具与方法学支撑。</w:t>
+      </w:r>
+    </w:p>
+    <w:p>
+      <w:pPr>
+        <w:widowControl/>
+        <w:adjustRightInd w:val="0"/>
+        <w:snapToGrid w:val="0"/>
+        <w:jc w:val="left"/>
+        <w:rPr>
+          <w:rFonts w:ascii="方正仿宋_GBK" w:eastAsia="方正仿宋_GBK" w:hAnsi="楷体" w:hint="eastAsia"/>
+          <w:sz w:val="22"/>
+          <w:szCs w:val="28"/>
+        </w:rPr>
+      </w:pPr>
+    </w:p>
+    <w:p>
+      <w:pPr>
+        <w:widowControl/>
+        <w:adjustRightInd w:val="0"/>
+        <w:snapToGrid w:val="0"/>
+        <w:jc w:val="left"/>
+        <w:rPr>
+          <w:rFonts w:ascii="方正仿宋_GBK" w:eastAsia="方正仿宋_GBK" w:hAnsi="楷体"/>
+          <w:sz w:val="22"/>
+          <w:szCs w:val="28"/>
+        </w:rPr>
+      </w:pPr>
+      <w:r>
+        <w:rPr>
+          <w:rFonts w:ascii="方正仿宋_GBK" w:eastAsia="方正仿宋_GBK" w:hAnsi="楷体"/>
+          <w:sz w:val="22"/>
+          <w:szCs w:val="28"/>
+        </w:rPr>
+        <w:t>面向深冷再生冷却与高超热防护场景，沸腾冷凝相变伴随强温差、强密度比与体积膨胀收缩，界面快速拓扑演化且两相压缩性差异明显，网格法界面重构与时间步受限，潜热误差易累积；现有SPH常将界面交换、相变源项与拓扑更新分步处理，通量跨时间层进入求解，诱发界面振荡与能量漂移。项目拟建立热力学一致的分离式纯粒子SPH耦合框架：构造界面接触态驱动的压力与法向速度相容交换，实现跨相动量一致约束并抑制非物理掺混；提出Stefan一致的相变闭合，将热通量差求得的质量通量、潜热项与体积源项同层嵌入液相投影约束与气相动量更新，实现质量能量体积守恒协同闭合；面向体积剧变发展多率时间推进与守恒转移的粒子分裂合并，并在同步节点引入预松弛与在线一致性指标自适应控制拓扑扰动。通过收敛阶检验与典型沸腾冷凝算例对标，给出误差指标与稳定域，形成可复用算法模块与验证流程，为极端相变两相流可信预测与性能边界评估提供方法学支撑。</w:t>
+      </w:r>
+    </w:p>
+    <w:p>
+      <w:pPr>
+        <w:widowControl/>
+        <w:adjustRightInd w:val="0"/>
+        <w:snapToGrid w:val="0"/>
+        <w:jc w:val="left"/>
+        <w:rPr>
+          <w:rFonts w:ascii="方正仿宋_GBK" w:eastAsia="方正仿宋_GBK" w:hAnsi="楷体"/>
+          <w:sz w:val="22"/>
+          <w:szCs w:val="28"/>
+        </w:rPr>
+      </w:pPr>
+    </w:p>
+    <w:p>
+      <w:pPr>
+        <w:widowControl/>
+        <w:adjustRightInd w:val="0"/>
+        <w:snapToGrid w:val="0"/>
+        <w:jc w:val="left"/>
+        <w:rPr>
+          <w:rFonts w:ascii="方正仿宋_GBK" w:eastAsia="方正仿宋_GBK" w:hAnsi="楷体"/>
+          <w:b/>
+          <w:bCs/>
+          <w:sz w:val="22"/>
+          <w:szCs w:val="28"/>
+        </w:rPr>
+      </w:pPr>
+      <w:r>
+        <w:rPr>
+          <w:rFonts w:ascii="方正仿宋_GBK" w:eastAsia="方正仿宋_GBK" w:hAnsi="楷体"/>
+          <w:b/>
+          <w:bCs/>
+          <w:sz w:val="22"/>
+          <w:szCs w:val="28"/>
+        </w:rPr>
+        <w:t>1 综述里可直接支撑立项依据的关键表述</w:t>
+      </w:r>
+    </w:p>
+    <w:p>
+      <w:pPr>
+        <w:widowControl/>
+        <w:adjustRightInd w:val="0"/>
+        <w:snapToGrid w:val="0"/>
+        <w:jc w:val="left"/>
+        <w:rPr>
+          <w:rFonts w:ascii="方正仿宋_GBK" w:eastAsia="方正仿宋_GBK" w:hAnsi="楷体"/>
+          <w:sz w:val="22"/>
+          <w:szCs w:val="28"/>
+        </w:rPr>
+      </w:pPr>
+      <w:r>
+        <w:rPr>
+          <w:rFonts w:ascii="方正仿宋_GBK" w:eastAsia="方正仿宋_GBK" w:hAnsi="楷体"/>
+          <w:sz w:val="22"/>
+          <w:szCs w:val="28"/>
+        </w:rPr>
+        <w:t>下面这些都是综述中</w:t>
+      </w:r>
+      <w:r>
+        <w:rPr>
+          <w:rFonts w:ascii="方正仿宋_GBK" w:eastAsia="方正仿宋_GBK" w:hAnsi="楷体"/>
+          <w:sz w:val="22"/>
+          <w:szCs w:val="28"/>
+        </w:rPr>
+        <w:t>“</w:t>
+      </w:r>
+      <w:r>
+        <w:rPr>
+          <w:rFonts w:ascii="方正仿宋_GBK" w:eastAsia="方正仿宋_GBK" w:hAnsi="楷体"/>
+          <w:sz w:val="22"/>
+          <w:szCs w:val="28"/>
+        </w:rPr>
+        <w:t>问题怎么来、为什么难、现在工具哪里不够</w:t>
+      </w:r>
+      <w:r>
+        <w:rPr>
+          <w:rFonts w:ascii="方正仿宋_GBK" w:eastAsia="方正仿宋_GBK" w:hAnsi="楷体"/>
+          <w:sz w:val="22"/>
+          <w:szCs w:val="28"/>
+        </w:rPr>
+        <w:t>”</w:t>
+      </w:r>
+      <w:r>
+        <w:rPr>
+          <w:rFonts w:ascii="方正仿宋_GBK" w:eastAsia="方正仿宋_GBK" w:hAnsi="楷体"/>
+          <w:sz w:val="22"/>
+          <w:szCs w:val="28"/>
+        </w:rPr>
+        <w:t>的高质量句子逻辑，你可以按需拼进立项依据。</w:t>
+      </w:r>
+    </w:p>
+    <w:p>
+      <w:pPr>
+        <w:widowControl/>
+        <w:adjustRightInd w:val="0"/>
+        <w:snapToGrid w:val="0"/>
+        <w:jc w:val="left"/>
+        <w:rPr>
+          <w:rFonts w:ascii="方正仿宋_GBK" w:eastAsia="方正仿宋_GBK" w:hAnsi="楷体"/>
+          <w:b/>
+          <w:bCs/>
+          <w:sz w:val="22"/>
+          <w:szCs w:val="28"/>
+        </w:rPr>
+      </w:pPr>
+      <w:r>
+        <w:rPr>
+          <w:rFonts w:ascii="方正仿宋_GBK" w:eastAsia="方正仿宋_GBK" w:hAnsi="楷体"/>
+          <w:b/>
+          <w:bCs/>
+          <w:sz w:val="22"/>
+          <w:szCs w:val="28"/>
+        </w:rPr>
+        <w:t>1.1 工程牵引为什么会把问题推向沸腾冷凝</w:t>
+      </w:r>
+    </w:p>
+    <w:p>
+      <w:pPr>
+        <w:widowControl/>
+        <w:numPr>
+          <w:ilvl w:val="0"/>
+          <w:numId w:val="3"/>
+        </w:numPr>
+        <w:adjustRightInd w:val="0"/>
+        <w:snapToGrid w:val="0"/>
+        <w:jc w:val="left"/>
+        <w:rPr>
+          <w:rFonts w:ascii="方正仿宋_GBK" w:eastAsia="方正仿宋_GBK" w:hAnsi="楷体"/>
+          <w:sz w:val="22"/>
+          <w:szCs w:val="28"/>
+        </w:rPr>
+      </w:pPr>
+      <w:r>
+        <w:rPr>
+          <w:rFonts w:ascii="方正仿宋_GBK" w:eastAsia="方正仿宋_GBK" w:hAnsi="楷体"/>
+          <w:sz w:val="22"/>
+          <w:szCs w:val="28"/>
+        </w:rPr>
+        <w:t>许多现代应用面临热耗散速率快速上升，同时还要求热管理硬件小型化，单相冷却逐渐难以满足需求，从而推动沸腾与冷凝两相冷却替代单相方案。</w:t>
+      </w:r>
+    </w:p>
+    <w:p>
+      <w:pPr>
+        <w:widowControl/>
+        <w:adjustRightInd w:val="0"/>
+        <w:snapToGrid w:val="0"/>
+        <w:jc w:val="left"/>
+        <w:rPr>
+          <w:rFonts w:ascii="方正仿宋_GBK" w:eastAsia="方正仿宋_GBK" w:hAnsi="楷体"/>
+          <w:sz w:val="22"/>
+          <w:szCs w:val="28"/>
+        </w:rPr>
+      </w:pPr>
+      <w:r>
+        <w:rPr>
+          <w:rFonts w:ascii="方正仿宋_GBK" w:eastAsia="方正仿宋_GBK" w:hAnsi="楷体"/>
+          <w:sz w:val="22"/>
+          <w:szCs w:val="28"/>
+        </w:rPr>
+        <w:t>2017 HMT 沸腾凝固综述</w:t>
+      </w:r>
+    </w:p>
+    <w:p>
+      <w:pPr>
+        <w:widowControl/>
+        <w:numPr>
+          <w:ilvl w:val="0"/>
+          <w:numId w:val="3"/>
+        </w:numPr>
+        <w:adjustRightInd w:val="0"/>
+        <w:snapToGrid w:val="0"/>
+        <w:jc w:val="left"/>
+        <w:rPr>
+          <w:rFonts w:ascii="方正仿宋_GBK" w:eastAsia="方正仿宋_GBK" w:hAnsi="楷体"/>
+          <w:sz w:val="22"/>
+          <w:szCs w:val="28"/>
+        </w:rPr>
+      </w:pPr>
+      <w:r>
+        <w:rPr>
+          <w:rFonts w:ascii="方正仿宋_GBK" w:eastAsia="方正仿宋_GBK" w:hAnsi="楷体"/>
+          <w:sz w:val="22"/>
+          <w:szCs w:val="28"/>
+        </w:rPr>
+        <w:t>综述列举的高热流密度应用覆盖电子与数据中心、X射线设备、车载功率电子、氢储系统换热器、聚变堆包层、粒子加速器靶、国防雷达、火箭发动机喷管、激光与微波定向能装备等，说明沸腾冷凝属于跨领域的共性热管理瓶颈。</w:t>
+      </w:r>
+    </w:p>
+    <w:p>
+      <w:pPr>
+        <w:widowControl/>
+        <w:adjustRightInd w:val="0"/>
+        <w:snapToGrid w:val="0"/>
+        <w:jc w:val="left"/>
+        <w:rPr>
+          <w:rFonts w:ascii="方正仿宋_GBK" w:eastAsia="方正仿宋_GBK" w:hAnsi="楷体"/>
+          <w:sz w:val="22"/>
+          <w:szCs w:val="28"/>
+        </w:rPr>
+      </w:pPr>
+      <w:r>
+        <w:rPr>
+          <w:rFonts w:ascii="方正仿宋_GBK" w:eastAsia="方正仿宋_GBK" w:hAnsi="楷体"/>
+          <w:sz w:val="22"/>
+          <w:szCs w:val="28"/>
+        </w:rPr>
+        <w:t>2017 HMT 沸腾凝固综述</w:t>
+      </w:r>
+    </w:p>
+    <w:p>
+      <w:pPr>
+        <w:widowControl/>
+        <w:adjustRightInd w:val="0"/>
+        <w:snapToGrid w:val="0"/>
+        <w:jc w:val="left"/>
+        <w:rPr>
+          <w:rFonts w:ascii="方正仿宋_GBK" w:eastAsia="方正仿宋_GBK" w:hAnsi="楷体"/>
+          <w:b/>
+          <w:bCs/>
+          <w:sz w:val="22"/>
+          <w:szCs w:val="28"/>
+        </w:rPr>
+      </w:pPr>
+      <w:r>
+        <w:rPr>
+          <w:rFonts w:ascii="方正仿宋_GBK" w:eastAsia="方正仿宋_GBK" w:hAnsi="楷体"/>
+          <w:b/>
+          <w:bCs/>
+          <w:sz w:val="22"/>
+          <w:szCs w:val="28"/>
+        </w:rPr>
+        <w:t>1.2 为什么不能只靠关联式经验公式</w:t>
+      </w:r>
+    </w:p>
+    <w:p>
+      <w:pPr>
+        <w:widowControl/>
+        <w:numPr>
+          <w:ilvl w:val="0"/>
+          <w:numId w:val="4"/>
+        </w:numPr>
+        <w:adjustRightInd w:val="0"/>
+        <w:snapToGrid w:val="0"/>
+        <w:jc w:val="left"/>
+        <w:rPr>
+          <w:rFonts w:ascii="方正仿宋_GBK" w:eastAsia="方正仿宋_GBK" w:hAnsi="楷体"/>
+          <w:sz w:val="22"/>
+          <w:szCs w:val="28"/>
+        </w:rPr>
+      </w:pPr>
+      <w:r>
+        <w:rPr>
+          <w:rFonts w:ascii="方正仿宋_GBK" w:eastAsia="方正仿宋_GBK" w:hAnsi="楷体"/>
+          <w:sz w:val="22"/>
+          <w:szCs w:val="28"/>
+        </w:rPr>
+        <w:lastRenderedPageBreak/>
+        <w:t>沸腾与冷凝的常用做法仍高度依赖经验或半经验关联式，但多数关联式只对少数工质和较窄的几何与工况范围有效，工程设计往往被迫外推到适用范围之外，容易导致显著的设计误差。</w:t>
+      </w:r>
+    </w:p>
+    <w:p>
+      <w:pPr>
+        <w:widowControl/>
+        <w:adjustRightInd w:val="0"/>
+        <w:snapToGrid w:val="0"/>
+        <w:jc w:val="left"/>
+        <w:rPr>
+          <w:rFonts w:ascii="方正仿宋_GBK" w:eastAsia="方正仿宋_GBK" w:hAnsi="楷体"/>
+          <w:sz w:val="22"/>
+          <w:szCs w:val="28"/>
+        </w:rPr>
+      </w:pPr>
+      <w:r>
+        <w:rPr>
+          <w:rFonts w:ascii="方正仿宋_GBK" w:eastAsia="方正仿宋_GBK" w:hAnsi="楷体"/>
+          <w:sz w:val="22"/>
+          <w:szCs w:val="28"/>
+        </w:rPr>
+        <w:t>2017 HMT 沸腾凝固综述</w:t>
+      </w:r>
+    </w:p>
+    <w:p>
+      <w:pPr>
+        <w:widowControl/>
+        <w:numPr>
+          <w:ilvl w:val="0"/>
+          <w:numId w:val="4"/>
+        </w:numPr>
+        <w:adjustRightInd w:val="0"/>
+        <w:snapToGrid w:val="0"/>
+        <w:jc w:val="left"/>
+        <w:rPr>
+          <w:rFonts w:ascii="方正仿宋_GBK" w:eastAsia="方正仿宋_GBK" w:hAnsi="楷体"/>
+          <w:sz w:val="22"/>
+          <w:szCs w:val="28"/>
+        </w:rPr>
+      </w:pPr>
+      <w:r>
+        <w:rPr>
+          <w:rFonts w:ascii="方正仿宋_GBK" w:eastAsia="方正仿宋_GBK" w:hAnsi="楷体"/>
+          <w:sz w:val="22"/>
+          <w:szCs w:val="28"/>
+        </w:rPr>
+        <w:t>系统级热管理发展呈现大量不同的沸腾冷凝构型，这种构型多样性显著增加了发展通用预测工具用于设计优化的难度。</w:t>
+      </w:r>
+    </w:p>
+    <w:p>
+      <w:pPr>
+        <w:widowControl/>
+        <w:adjustRightInd w:val="0"/>
+        <w:snapToGrid w:val="0"/>
+        <w:jc w:val="left"/>
+        <w:rPr>
+          <w:rFonts w:ascii="方正仿宋_GBK" w:eastAsia="方正仿宋_GBK" w:hAnsi="楷体"/>
+          <w:sz w:val="22"/>
+          <w:szCs w:val="28"/>
+        </w:rPr>
+      </w:pPr>
+      <w:r>
+        <w:rPr>
+          <w:rFonts w:ascii="方正仿宋_GBK" w:eastAsia="方正仿宋_GBK" w:hAnsi="楷体"/>
+          <w:sz w:val="22"/>
+          <w:szCs w:val="28"/>
+        </w:rPr>
+        <w:t>2017 HMT 沸腾凝固综述</w:t>
+      </w:r>
+    </w:p>
+    <w:p>
+      <w:pPr>
+        <w:widowControl/>
+        <w:adjustRightInd w:val="0"/>
+        <w:snapToGrid w:val="0"/>
+        <w:jc w:val="left"/>
+        <w:rPr>
+          <w:rFonts w:ascii="方正仿宋_GBK" w:eastAsia="方正仿宋_GBK" w:hAnsi="楷体"/>
+          <w:b/>
+          <w:bCs/>
+          <w:sz w:val="22"/>
+          <w:szCs w:val="28"/>
+        </w:rPr>
+      </w:pPr>
+      <w:r>
+        <w:rPr>
+          <w:rFonts w:ascii="方正仿宋_GBK" w:eastAsia="方正仿宋_GBK" w:hAnsi="楷体"/>
+          <w:b/>
+          <w:bCs/>
+          <w:sz w:val="22"/>
+          <w:szCs w:val="28"/>
+        </w:rPr>
+        <w:t>1.3 为什么需要更强的数值方法学而不仅是更大算力</w:t>
+      </w:r>
+    </w:p>
+    <w:p>
+      <w:pPr>
+        <w:widowControl/>
+        <w:numPr>
+          <w:ilvl w:val="0"/>
+          <w:numId w:val="5"/>
+        </w:numPr>
+        <w:adjustRightInd w:val="0"/>
+        <w:snapToGrid w:val="0"/>
+        <w:jc w:val="left"/>
+        <w:rPr>
+          <w:rFonts w:ascii="方正仿宋_GBK" w:eastAsia="方正仿宋_GBK" w:hAnsi="楷体"/>
+          <w:sz w:val="22"/>
+          <w:szCs w:val="28"/>
+        </w:rPr>
+      </w:pPr>
+      <w:r>
+        <w:rPr>
+          <w:rFonts w:ascii="方正仿宋_GBK" w:eastAsia="方正仿宋_GBK" w:hAnsi="楷体"/>
+          <w:sz w:val="22"/>
+          <w:szCs w:val="28"/>
+        </w:rPr>
+        <w:t>CFD在单相流动预测中已很成功，但对两相相变的有效性仍未充分实现，目前两相相变模拟往往代价高、耗时长且局限于简单构型。</w:t>
+      </w:r>
+    </w:p>
+    <w:p>
+      <w:pPr>
+        <w:widowControl/>
+        <w:adjustRightInd w:val="0"/>
+        <w:snapToGrid w:val="0"/>
+        <w:jc w:val="left"/>
+        <w:rPr>
+          <w:rFonts w:ascii="方正仿宋_GBK" w:eastAsia="方正仿宋_GBK" w:hAnsi="楷体"/>
+          <w:sz w:val="22"/>
+          <w:szCs w:val="28"/>
+        </w:rPr>
+      </w:pPr>
+      <w:r>
+        <w:rPr>
+          <w:rFonts w:ascii="方正仿宋_GBK" w:eastAsia="方正仿宋_GBK" w:hAnsi="楷体"/>
+          <w:sz w:val="22"/>
+          <w:szCs w:val="28"/>
+        </w:rPr>
+        <w:t>2017 HMT 沸腾凝固综述</w:t>
+      </w:r>
+    </w:p>
+    <w:p>
+      <w:pPr>
+        <w:widowControl/>
+        <w:numPr>
+          <w:ilvl w:val="0"/>
+          <w:numId w:val="5"/>
+        </w:numPr>
+        <w:adjustRightInd w:val="0"/>
+        <w:snapToGrid w:val="0"/>
+        <w:jc w:val="left"/>
+        <w:rPr>
+          <w:rFonts w:ascii="方正仿宋_GBK" w:eastAsia="方正仿宋_GBK" w:hAnsi="楷体"/>
+          <w:sz w:val="22"/>
+          <w:szCs w:val="28"/>
+        </w:rPr>
+      </w:pPr>
+      <w:r>
+        <w:rPr>
+          <w:rFonts w:ascii="方正仿宋_GBK" w:eastAsia="方正仿宋_GBK" w:hAnsi="楷体"/>
+          <w:sz w:val="22"/>
+          <w:szCs w:val="28"/>
+        </w:rPr>
+        <w:t>综述指出边界拟合移动网格等拉格朗日方法精度高，但公式与求解复杂且计算代价大，因而也往往只用于非常简单的两相构型。</w:t>
+      </w:r>
+    </w:p>
+    <w:p>
+      <w:pPr>
+        <w:widowControl/>
+        <w:adjustRightInd w:val="0"/>
+        <w:snapToGrid w:val="0"/>
+        <w:jc w:val="left"/>
+        <w:rPr>
+          <w:rFonts w:ascii="方正仿宋_GBK" w:eastAsia="方正仿宋_GBK" w:hAnsi="楷体"/>
+          <w:sz w:val="22"/>
+          <w:szCs w:val="28"/>
+        </w:rPr>
+      </w:pPr>
+      <w:r>
+        <w:rPr>
+          <w:rFonts w:ascii="方正仿宋_GBK" w:eastAsia="方正仿宋_GBK" w:hAnsi="楷体"/>
+          <w:sz w:val="22"/>
+          <w:szCs w:val="28"/>
+        </w:rPr>
+        <w:t>2017 HMT 沸腾凝固综述</w:t>
+      </w:r>
+    </w:p>
+    <w:p>
+      <w:pPr>
+        <w:widowControl/>
+        <w:adjustRightInd w:val="0"/>
+        <w:snapToGrid w:val="0"/>
+        <w:jc w:val="left"/>
+        <w:rPr>
+          <w:rFonts w:ascii="方正仿宋_GBK" w:eastAsia="方正仿宋_GBK" w:hAnsi="楷体"/>
+          <w:b/>
+          <w:bCs/>
+          <w:sz w:val="22"/>
+          <w:szCs w:val="28"/>
+        </w:rPr>
+      </w:pPr>
+      <w:r>
+        <w:rPr>
+          <w:rFonts w:ascii="方正仿宋_GBK" w:eastAsia="方正仿宋_GBK" w:hAnsi="楷体"/>
+          <w:b/>
+          <w:bCs/>
+          <w:sz w:val="22"/>
+          <w:szCs w:val="28"/>
+        </w:rPr>
+        <w:t>1.4 立项依据里非常好用的学术表述</w:t>
+      </w:r>
+    </w:p>
+    <w:p>
+      <w:pPr>
+        <w:widowControl/>
+        <w:numPr>
+          <w:ilvl w:val="0"/>
+          <w:numId w:val="6"/>
+        </w:numPr>
+        <w:adjustRightInd w:val="0"/>
+        <w:snapToGrid w:val="0"/>
+        <w:jc w:val="left"/>
+        <w:rPr>
+          <w:rFonts w:ascii="方正仿宋_GBK" w:eastAsia="方正仿宋_GBK" w:hAnsi="楷体"/>
+          <w:sz w:val="22"/>
+          <w:szCs w:val="28"/>
+        </w:rPr>
+      </w:pPr>
+      <w:r>
+        <w:rPr>
+          <w:rFonts w:ascii="方正仿宋_GBK" w:eastAsia="方正仿宋_GBK" w:hAnsi="楷体"/>
+          <w:sz w:val="22"/>
+          <w:szCs w:val="28"/>
+        </w:rPr>
+        <w:t>综述在未来需求部分明确提出，方法层面存在明显多样性且计算仍局限于简单构型，若要达到更统一、更物理一致、更准确且更高效的方法学目标，需要优先推进若干关键任务，其中包括质量守恒且能准确刻画复杂界面拓扑的界面追踪。</w:t>
+      </w:r>
+    </w:p>
+    <w:p>
+      <w:pPr>
+        <w:widowControl/>
+        <w:adjustRightInd w:val="0"/>
+        <w:snapToGrid w:val="0"/>
+        <w:jc w:val="left"/>
+        <w:rPr>
+          <w:rFonts w:ascii="方正仿宋_GBK" w:eastAsia="方正仿宋_GBK" w:hAnsi="楷体"/>
+          <w:sz w:val="22"/>
+          <w:szCs w:val="28"/>
+        </w:rPr>
+      </w:pPr>
+      <w:r>
+        <w:rPr>
+          <w:rFonts w:ascii="方正仿宋_GBK" w:eastAsia="方正仿宋_GBK" w:hAnsi="楷体"/>
+          <w:sz w:val="22"/>
+          <w:szCs w:val="28"/>
+        </w:rPr>
+        <w:t>2017 HMT 沸腾凝固综述</w:t>
+      </w:r>
+    </w:p>
+    <w:p>
+      <w:pPr>
+        <w:widowControl/>
+        <w:numPr>
+          <w:ilvl w:val="0"/>
+          <w:numId w:val="6"/>
+        </w:numPr>
+        <w:adjustRightInd w:val="0"/>
+        <w:snapToGrid w:val="0"/>
+        <w:jc w:val="left"/>
+        <w:rPr>
+          <w:rFonts w:ascii="方正仿宋_GBK" w:eastAsia="方正仿宋_GBK" w:hAnsi="楷体"/>
+          <w:sz w:val="22"/>
+          <w:szCs w:val="28"/>
+        </w:rPr>
+      </w:pPr>
+      <w:r>
+        <w:rPr>
+          <w:rFonts w:ascii="方正仿宋_GBK" w:eastAsia="方正仿宋_GBK" w:hAnsi="楷体"/>
+          <w:sz w:val="22"/>
+          <w:szCs w:val="28"/>
+        </w:rPr>
+        <w:t>在界面追踪专题段落，综述进一步强调数值格式必须同时做到质量守恒与复杂拓扑的准确刻画，且算力需求是主要障碍之一，二维近似难以解析两相流固有的强三维与复杂拓扑。</w:t>
+      </w:r>
+    </w:p>
+    <w:p>
+      <w:pPr>
+        <w:widowControl/>
+        <w:adjustRightInd w:val="0"/>
+        <w:snapToGrid w:val="0"/>
+        <w:jc w:val="left"/>
+        <w:rPr>
+          <w:rFonts w:ascii="方正仿宋_GBK" w:eastAsia="方正仿宋_GBK" w:hAnsi="楷体"/>
+          <w:sz w:val="22"/>
+          <w:szCs w:val="28"/>
+        </w:rPr>
+      </w:pPr>
+      <w:r>
+        <w:rPr>
+          <w:rFonts w:ascii="方正仿宋_GBK" w:eastAsia="方正仿宋_GBK" w:hAnsi="楷体"/>
+          <w:sz w:val="22"/>
+          <w:szCs w:val="28"/>
+        </w:rPr>
+        <w:t>2017 HMT 沸腾凝固综述</w:t>
+      </w:r>
+    </w:p>
+    <w:p>
+      <w:pPr>
+        <w:widowControl/>
+        <w:numPr>
+          <w:ilvl w:val="0"/>
+          <w:numId w:val="6"/>
+        </w:numPr>
+        <w:adjustRightInd w:val="0"/>
+        <w:snapToGrid w:val="0"/>
+        <w:jc w:val="left"/>
+        <w:rPr>
+          <w:rFonts w:ascii="方正仿宋_GBK" w:eastAsia="方正仿宋_GBK" w:hAnsi="楷体"/>
+          <w:sz w:val="22"/>
+          <w:szCs w:val="28"/>
+        </w:rPr>
+      </w:pPr>
+      <w:r>
+        <w:rPr>
+          <w:rFonts w:ascii="方正仿宋_GBK" w:eastAsia="方正仿宋_GBK" w:hAnsi="楷体"/>
+          <w:sz w:val="22"/>
+          <w:szCs w:val="28"/>
+        </w:rPr>
+        <w:t>关于界面捕捉方案的典型痛点，综述提到水平集方法虽然能较好处理复杂拓扑，但随时间演化会出现质量守恒误差，需要频繁重初始化或额外的显式守恒修正。</w:t>
+      </w:r>
+    </w:p>
+    <w:p>
+      <w:pPr>
+        <w:widowControl/>
+        <w:adjustRightInd w:val="0"/>
+        <w:snapToGrid w:val="0"/>
+        <w:jc w:val="left"/>
+        <w:rPr>
+          <w:rFonts w:ascii="方正仿宋_GBK" w:eastAsia="方正仿宋_GBK" w:hAnsi="楷体"/>
+          <w:sz w:val="22"/>
+          <w:szCs w:val="28"/>
+        </w:rPr>
+      </w:pPr>
+      <w:r>
+        <w:rPr>
+          <w:rFonts w:ascii="方正仿宋_GBK" w:eastAsia="方正仿宋_GBK" w:hAnsi="楷体"/>
+          <w:sz w:val="22"/>
+          <w:szCs w:val="28"/>
+        </w:rPr>
+        <w:t>2017 HMT 沸腾凝固综述</w:t>
+      </w:r>
+    </w:p>
+    <w:p>
+      <w:pPr>
+        <w:widowControl/>
+        <w:numPr>
+          <w:ilvl w:val="0"/>
+          <w:numId w:val="6"/>
+        </w:numPr>
+        <w:adjustRightInd w:val="0"/>
+        <w:snapToGrid w:val="0"/>
+        <w:jc w:val="left"/>
+        <w:rPr>
+          <w:rFonts w:ascii="方正仿宋_GBK" w:eastAsia="方正仿宋_GBK" w:hAnsi="楷体"/>
+          <w:sz w:val="22"/>
+          <w:szCs w:val="28"/>
+        </w:rPr>
+      </w:pPr>
+      <w:r>
+        <w:rPr>
+          <w:rFonts w:ascii="方正仿宋_GBK" w:eastAsia="方正仿宋_GBK" w:hAnsi="楷体"/>
+          <w:sz w:val="22"/>
+          <w:szCs w:val="28"/>
+        </w:rPr>
+        <w:t>综述也指出VOF具有守恒优势，但界面几何刻画精度不足是其关键短板之一。</w:t>
+      </w:r>
+    </w:p>
+    <w:p>
+      <w:pPr>
+        <w:widowControl/>
+        <w:adjustRightInd w:val="0"/>
+        <w:snapToGrid w:val="0"/>
+        <w:jc w:val="left"/>
+        <w:rPr>
+          <w:rFonts w:ascii="方正仿宋_GBK" w:eastAsia="方正仿宋_GBK" w:hAnsi="楷体"/>
+          <w:sz w:val="22"/>
+          <w:szCs w:val="28"/>
+        </w:rPr>
+      </w:pPr>
+      <w:r>
+        <w:rPr>
+          <w:rFonts w:ascii="方正仿宋_GBK" w:eastAsia="方正仿宋_GBK" w:hAnsi="楷体"/>
+          <w:sz w:val="22"/>
+          <w:szCs w:val="28"/>
+        </w:rPr>
+        <w:t>2017 HMT 沸腾凝固综述</w:t>
+      </w:r>
+    </w:p>
+    <w:p>
+      <w:pPr>
+        <w:widowControl/>
+        <w:adjustRightInd w:val="0"/>
+        <w:snapToGrid w:val="0"/>
+        <w:jc w:val="left"/>
+        <w:rPr>
+          <w:rFonts w:ascii="方正仿宋_GBK" w:eastAsia="方正仿宋_GBK" w:hAnsi="楷体"/>
+          <w:b/>
+          <w:bCs/>
+          <w:sz w:val="22"/>
+          <w:szCs w:val="28"/>
+        </w:rPr>
+      </w:pPr>
+      <w:r>
+        <w:rPr>
+          <w:rFonts w:ascii="方正仿宋_GBK" w:eastAsia="方正仿宋_GBK" w:hAnsi="楷体"/>
+          <w:b/>
+          <w:bCs/>
+          <w:sz w:val="22"/>
+          <w:szCs w:val="28"/>
+        </w:rPr>
+        <w:t>1.5 相变传质模型层面的缺口表述</w:t>
+      </w:r>
+    </w:p>
+    <w:p>
+      <w:pPr>
+        <w:widowControl/>
+        <w:numPr>
+          <w:ilvl w:val="0"/>
+          <w:numId w:val="7"/>
+        </w:numPr>
+        <w:adjustRightInd w:val="0"/>
+        <w:snapToGrid w:val="0"/>
+        <w:jc w:val="left"/>
+        <w:rPr>
+          <w:rFonts w:ascii="方正仿宋_GBK" w:eastAsia="方正仿宋_GBK" w:hAnsi="楷体"/>
+          <w:sz w:val="22"/>
+          <w:szCs w:val="28"/>
+        </w:rPr>
+      </w:pPr>
+      <w:r>
+        <w:rPr>
+          <w:rFonts w:ascii="方正仿宋_GBK" w:eastAsia="方正仿宋_GBK" w:hAnsi="楷体"/>
+          <w:sz w:val="22"/>
+          <w:szCs w:val="28"/>
+        </w:rPr>
+        <w:t>综述在未来需求中提出，从长期看需要更准确的相变模型以同时更可靠估计界面处质量与能量传递，而现有模型在这方面仍存在不足。</w:t>
+      </w:r>
+    </w:p>
+    <w:p>
+      <w:pPr>
+        <w:widowControl/>
+        <w:adjustRightInd w:val="0"/>
+        <w:snapToGrid w:val="0"/>
+        <w:jc w:val="left"/>
+        <w:rPr>
+          <w:rFonts w:ascii="方正仿宋_GBK" w:eastAsia="方正仿宋_GBK" w:hAnsi="楷体"/>
+          <w:sz w:val="22"/>
+          <w:szCs w:val="28"/>
+        </w:rPr>
+      </w:pPr>
+      <w:r>
+        <w:rPr>
+          <w:rFonts w:ascii="方正仿宋_GBK" w:eastAsia="方正仿宋_GBK" w:hAnsi="楷体"/>
+          <w:sz w:val="22"/>
+          <w:szCs w:val="28"/>
+        </w:rPr>
+        <w:t>2017 HMT 沸腾凝固综述</w:t>
+      </w:r>
+    </w:p>
+    <w:p>
+      <w:pPr>
+        <w:widowControl/>
+        <w:adjustRightInd w:val="0"/>
+        <w:snapToGrid w:val="0"/>
+        <w:jc w:val="left"/>
+        <w:rPr>
+          <w:rFonts w:ascii="方正仿宋_GBK" w:eastAsia="方正仿宋_GBK" w:hAnsi="楷体"/>
+          <w:sz w:val="22"/>
+          <w:szCs w:val="28"/>
+        </w:rPr>
+      </w:pPr>
+      <w:r>
+        <w:rPr>
+          <w:rFonts w:ascii="方正仿宋_GBK" w:eastAsia="方正仿宋_GBK" w:hAnsi="楷体"/>
+          <w:sz w:val="22"/>
+          <w:szCs w:val="28"/>
+        </w:rPr>
+        <w:t>这些句子你完全可以按你的写法改成中文自然表述，再把引用挂上去。你明确说试验不需要，那就用上面这些里与试验无关的条目即可。</w:t>
+      </w:r>
+    </w:p>
+    <w:p>
+      <w:pPr>
+        <w:widowControl/>
+        <w:adjustRightInd w:val="0"/>
+        <w:snapToGrid w:val="0"/>
+        <w:jc w:val="left"/>
+        <w:rPr>
+          <w:rFonts w:ascii="方正仿宋_GBK" w:eastAsia="方正仿宋_GBK" w:hAnsi="楷体"/>
+          <w:sz w:val="22"/>
+          <w:szCs w:val="28"/>
+        </w:rPr>
+      </w:pPr>
+    </w:p>
+    <w:p>
+      <w:pPr>
+        <w:widowControl/>
+        <w:adjustRightInd w:val="0"/>
+        <w:snapToGrid w:val="0"/>
+        <w:jc w:val="left"/>
+        <w:rPr>
+          <w:rFonts w:ascii="方正仿宋_GBK" w:eastAsia="方正仿宋_GBK" w:hAnsi="楷体"/>
+          <w:sz w:val="22"/>
+          <w:szCs w:val="28"/>
+        </w:rPr>
+      </w:pPr>
+    </w:p>
+    <w:p>
+      <w:pPr>
+        <w:widowControl/>
+        <w:adjustRightInd w:val="0"/>
+        <w:snapToGrid w:val="0"/>
+        <w:jc w:val="left"/>
+        <w:rPr>
+          <w:rFonts w:ascii="方正仿宋_GBK" w:eastAsia="方正仿宋_GBK" w:hAnsi="楷体"/>
+          <w:sz w:val="22"/>
+          <w:szCs w:val="28"/>
+        </w:rPr>
+      </w:pPr>
+    </w:p>
+    <w:p>
+      <w:pPr>
+        <w:widowControl/>
+        <w:adjustRightInd w:val="0"/>
+        <w:snapToGrid w:val="0"/>
+        <w:jc w:val="left"/>
+        <w:rPr>
+          <w:rFonts w:ascii="方正仿宋_GBK" w:eastAsia="方正仿宋_GBK" w:hAnsi="楷体"/>
+          <w:sz w:val="22"/>
+          <w:szCs w:val="28"/>
+        </w:rPr>
+      </w:pPr>
+    </w:p>
+    <w:p>
+      <w:pPr>
+        <w:widowControl/>
+        <w:adjustRightInd w:val="0"/>
+        <w:snapToGrid w:val="0"/>
+        <w:jc w:val="left"/>
+        <w:rPr>
+          <w:rFonts w:ascii="方正仿宋_GBK" w:eastAsia="方正仿宋_GBK" w:hAnsi="楷体"/>
+          <w:sz w:val="22"/>
+          <w:szCs w:val="28"/>
+        </w:rPr>
+      </w:pPr>
+    </w:p>
+    <w:p>
+      <w:pPr>
+        <w:widowControl/>
+        <w:adjustRightInd w:val="0"/>
+        <w:snapToGrid w:val="0"/>
+        <w:jc w:val="left"/>
+        <w:rPr>
+          <w:rFonts w:ascii="方正仿宋_GBK" w:eastAsia="方正仿宋_GBK" w:hAnsi="楷体"/>
+          <w:sz w:val="22"/>
+          <w:szCs w:val="28"/>
+        </w:rPr>
+      </w:pPr>
+    </w:p>
+    <w:p>
+      <w:pPr>
+        <w:widowControl/>
+        <w:adjustRightInd w:val="0"/>
+        <w:snapToGrid w:val="0"/>
+        <w:rPr>
+          <w:rFonts w:ascii="方正仿宋_GBK" w:eastAsia="方正仿宋_GBK" w:hAnsi="楷体" w:hint="eastAsia"/>
+          <w:sz w:val="22"/>
+          <w:szCs w:val="28"/>
+        </w:rPr>
+      </w:pPr>
+    </w:p>
+    <w:p>
+      <w:pPr>
+        <w:widowControl/>
+        <w:adjustRightInd w:val="0"/>
+        <w:snapToGrid w:val="0"/>
+        <w:rPr>
+          <w:rFonts w:ascii="方正仿宋_GBK" w:eastAsia="方正仿宋_GBK" w:hAnsi="楷体"/>
+          <w:sz w:val="22"/>
+          <w:szCs w:val="28"/>
+        </w:rPr>
+      </w:pPr>
+      <w:r>
+        <w:rPr>
+          <w:rFonts w:ascii="方正仿宋_GBK" w:eastAsia="方正仿宋_GBK" w:hAnsi="楷体"/>
+          <w:sz w:val="22"/>
+          <w:szCs w:val="28"/>
+        </w:rPr>
+        <w:lastRenderedPageBreak/>
+        <w:t>面向航空发动机预冷器等紧凑高热流密度通道场景内的流动沸腾亟需可靠预测。强物性跃变使界面动量交换与相变传热强耦合，并伴随体积剧变与多时间尺度特征。网格法频繁重构界面且时间步受限；现有光滑粒子流体动力学（SPH）常将动量交换与相变更新</w:t>
+      </w:r>
+      <w:r>
+        <w:rPr>
+          <w:rFonts w:ascii="方正仿宋_GBK" w:eastAsia="方正仿宋_GBK" w:hAnsi="楷体" w:hint="eastAsia"/>
+          <w:sz w:val="22"/>
+          <w:szCs w:val="28"/>
+        </w:rPr>
+        <w:t>分步</w:t>
+      </w:r>
+      <w:r>
+        <w:rPr>
+          <w:rFonts w:ascii="方正仿宋_GBK" w:eastAsia="方正仿宋_GBK" w:hAnsi="楷体" w:hint="eastAsia"/>
+          <w:sz w:val="22"/>
+          <w:szCs w:val="28"/>
+        </w:rPr>
+        <w:t>离散处理</w:t>
+      </w:r>
+      <w:r>
+        <w:rPr>
+          <w:rFonts w:ascii="方正仿宋_GBK" w:eastAsia="方正仿宋_GBK" w:hAnsi="楷体"/>
+          <w:sz w:val="22"/>
+          <w:szCs w:val="28"/>
+        </w:rPr>
+        <w:t>，缺乏可验证的守恒闭合与一致性。本项目将建立沸腾两相流的不可压</w:t>
+      </w:r>
+      <w:r>
+        <w:rPr>
+          <w:rFonts w:ascii="方正仿宋_GBK" w:eastAsia="方正仿宋_GBK" w:hAnsi="楷体" w:hint="eastAsia"/>
+          <w:sz w:val="22"/>
+          <w:szCs w:val="28"/>
+        </w:rPr>
+        <w:t>-</w:t>
+      </w:r>
+      <w:r>
+        <w:rPr>
+          <w:rFonts w:ascii="方正仿宋_GBK" w:eastAsia="方正仿宋_GBK" w:hAnsi="楷体"/>
+          <w:sz w:val="22"/>
+          <w:szCs w:val="28"/>
+        </w:rPr>
+        <w:t>可压SPH守恒一致性耦合方法，</w:t>
+      </w:r>
+      <w:r>
+        <w:rPr>
+          <w:rFonts w:ascii="方正仿宋_GBK" w:eastAsia="方正仿宋_GBK" w:hAnsi="楷体" w:hint="eastAsia"/>
+          <w:sz w:val="22"/>
+          <w:szCs w:val="28"/>
+        </w:rPr>
+        <w:t>重点</w:t>
+      </w:r>
+      <w:r>
+        <w:rPr>
+          <w:rFonts w:ascii="方正仿宋_GBK" w:eastAsia="方正仿宋_GBK" w:hAnsi="楷体"/>
+          <w:sz w:val="22"/>
+          <w:szCs w:val="28"/>
+        </w:rPr>
+        <w:t>研究跨相质量、动量与能量的守恒一致</w:t>
+      </w:r>
+      <w:r>
+        <w:rPr>
+          <w:rFonts w:ascii="方正仿宋_GBK" w:eastAsia="方正仿宋_GBK" w:hAnsi="楷体" w:hint="eastAsia"/>
+          <w:sz w:val="22"/>
+          <w:szCs w:val="28"/>
+        </w:rPr>
+        <w:t>性</w:t>
+      </w:r>
+      <w:r>
+        <w:rPr>
+          <w:rFonts w:ascii="方正仿宋_GBK" w:eastAsia="方正仿宋_GBK" w:hAnsi="楷体"/>
+          <w:sz w:val="22"/>
+          <w:szCs w:val="28"/>
+        </w:rPr>
+        <w:t>离散与耦合策略：</w:t>
+      </w:r>
+      <w:r>
+        <w:rPr>
+          <w:rFonts w:ascii="方正仿宋_GBK" w:eastAsia="方正仿宋_GBK" w:hAnsi="楷体" w:hint="eastAsia"/>
+          <w:sz w:val="22"/>
+          <w:szCs w:val="28"/>
+        </w:rPr>
+        <w:t>从</w:t>
+      </w:r>
+      <w:r>
+        <w:rPr>
+          <w:rFonts w:ascii="方正仿宋_GBK" w:eastAsia="方正仿宋_GBK" w:hAnsi="楷体"/>
+          <w:sz w:val="22"/>
+          <w:szCs w:val="28"/>
+        </w:rPr>
+        <w:t>构造界面压力与法向速度相容</w:t>
+      </w:r>
+      <w:r>
+        <w:rPr>
+          <w:rFonts w:ascii="方正仿宋_GBK" w:eastAsia="方正仿宋_GBK" w:hAnsi="楷体" w:hint="eastAsia"/>
+          <w:sz w:val="22"/>
+          <w:szCs w:val="28"/>
+        </w:rPr>
+        <w:t>的离散</w:t>
+      </w:r>
+      <w:r>
+        <w:rPr>
+          <w:rFonts w:ascii="方正仿宋_GBK" w:eastAsia="方正仿宋_GBK" w:hAnsi="楷体"/>
+          <w:sz w:val="22"/>
+          <w:szCs w:val="28"/>
+        </w:rPr>
+        <w:t>算子</w:t>
+      </w:r>
+      <w:r>
+        <w:rPr>
+          <w:rFonts w:ascii="方正仿宋_GBK" w:eastAsia="方正仿宋_GBK" w:hAnsi="楷体" w:hint="eastAsia"/>
+          <w:sz w:val="22"/>
+          <w:szCs w:val="28"/>
+        </w:rPr>
+        <w:t>出发，</w:t>
+      </w:r>
+      <w:r>
+        <w:rPr>
+          <w:rFonts w:ascii="方正仿宋_GBK" w:eastAsia="方正仿宋_GBK" w:hAnsi="楷体" w:hint="eastAsia"/>
+          <w:sz w:val="22"/>
+          <w:szCs w:val="28"/>
+        </w:rPr>
+        <w:t>实现</w:t>
+      </w:r>
+      <w:r>
+        <w:rPr>
+          <w:rFonts w:ascii="方正仿宋_GBK" w:eastAsia="方正仿宋_GBK" w:hAnsi="楷体" w:hint="eastAsia"/>
+          <w:sz w:val="22"/>
+          <w:szCs w:val="28"/>
+        </w:rPr>
+        <w:t>强物性跃变下两相动量统一交换与稳定耦合；</w:t>
+      </w:r>
+      <w:r>
+        <w:rPr>
+          <w:rFonts w:ascii="方正仿宋_GBK" w:eastAsia="方正仿宋_GBK" w:hAnsi="楷体"/>
+          <w:sz w:val="22"/>
+          <w:szCs w:val="28"/>
+        </w:rPr>
+        <w:t>在同一离散结构建立相变源项与潜热守恒更新，</w:t>
+      </w:r>
+      <w:r>
+        <w:rPr>
+          <w:rFonts w:ascii="方正仿宋_GBK" w:eastAsia="方正仿宋_GBK" w:hAnsi="楷体" w:hint="eastAsia"/>
+          <w:sz w:val="22"/>
+          <w:szCs w:val="28"/>
+        </w:rPr>
+        <w:t>将</w:t>
+      </w:r>
+      <w:r>
+        <w:rPr>
+          <w:rFonts w:ascii="方正仿宋_GBK" w:eastAsia="方正仿宋_GBK" w:hAnsi="楷体" w:hint="eastAsia"/>
+          <w:sz w:val="22"/>
+          <w:szCs w:val="28"/>
+        </w:rPr>
+        <w:t>相变源项</w:t>
+      </w:r>
+      <w:r>
+        <w:rPr>
+          <w:rFonts w:ascii="方正仿宋_GBK" w:eastAsia="方正仿宋_GBK" w:hAnsi="楷体" w:hint="eastAsia"/>
+          <w:sz w:val="22"/>
+          <w:szCs w:val="28"/>
+        </w:rPr>
+        <w:t>同层嵌入两相实现强耦合；针对</w:t>
+      </w:r>
+      <w:r>
+        <w:rPr>
+          <w:rFonts w:ascii="方正仿宋_GBK" w:eastAsia="方正仿宋_GBK" w:hAnsi="楷体" w:hint="eastAsia"/>
+          <w:sz w:val="22"/>
+          <w:szCs w:val="28"/>
+        </w:rPr>
+        <w:t>强耦合中的多时间尺度与体积剧变下的拓扑更新</w:t>
+      </w:r>
+      <w:r>
+        <w:rPr>
+          <w:rFonts w:ascii="方正仿宋_GBK" w:eastAsia="方正仿宋_GBK" w:hAnsi="楷体" w:hint="eastAsia"/>
+          <w:sz w:val="22"/>
+          <w:szCs w:val="28"/>
+        </w:rPr>
+        <w:t>，</w:t>
+      </w:r>
+      <w:r>
+        <w:rPr>
+          <w:rFonts w:ascii="方正仿宋_GBK" w:eastAsia="方正仿宋_GBK" w:hAnsi="楷体" w:hint="eastAsia"/>
+          <w:sz w:val="22"/>
+          <w:szCs w:val="28"/>
+        </w:rPr>
+        <w:t>构建守恒一致性约束与协同集成。通过分层收敛性分析与典型算例对比验证，形成可复用的算法框架与验证流程，</w:t>
+      </w:r>
+      <w:r>
+        <w:rPr>
+          <w:rFonts w:ascii="方正仿宋_GBK" w:eastAsia="方正仿宋_GBK" w:hAnsi="楷体" w:hint="eastAsia"/>
+          <w:sz w:val="22"/>
+          <w:szCs w:val="28"/>
+        </w:rPr>
+        <w:t>为</w:t>
+      </w:r>
+      <w:r>
+        <w:rPr>
+          <w:rFonts w:ascii="方正仿宋_GBK" w:eastAsia="方正仿宋_GBK" w:hAnsi="楷体"/>
+          <w:sz w:val="22"/>
+          <w:szCs w:val="28"/>
+        </w:rPr>
+        <w:t>极端热管理工况下沸腾两相流的可信预测与相关工程装备性能边界评估提供可靠的方法学支撑。</w:t>
+      </w:r>
+    </w:p>
+    <w:p>
+      <w:pPr>
+        <w:widowControl/>
+        <w:adjustRightInd w:val="0"/>
+        <w:snapToGrid w:val="0"/>
+        <w:rPr>
+          <w:rFonts w:ascii="方正仿宋_GBK" w:eastAsia="方正仿宋_GBK" w:hAnsi="楷体"/>
+          <w:sz w:val="22"/>
+          <w:szCs w:val="28"/>
+        </w:rPr>
+      </w:pPr>
+    </w:p>
+    <w:p>
+      <w:pPr>
+        <w:widowControl/>
+        <w:adjustRightInd w:val="0"/>
+        <w:snapToGrid w:val="0"/>
+        <w:rPr>
+          <w:rFonts w:ascii="方正仿宋_GBK" w:eastAsia="方正仿宋_GBK" w:hAnsi="楷体" w:hint="eastAsia"/>
+          <w:sz w:val="22"/>
+          <w:szCs w:val="28"/>
+        </w:rPr>
+      </w:pPr>
+    </w:p>
+    <w:p>
+      <w:pPr>
+        <w:widowControl/>
+        <w:adjustRightInd w:val="0"/>
+        <w:snapToGrid w:val="0"/>
+        <w:rPr>
+          <w:rFonts w:ascii="方正仿宋_GBK" w:eastAsia="方正仿宋_GBK" w:hAnsi="楷体"/>
+          <w:sz w:val="22"/>
+          <w:szCs w:val="28"/>
+        </w:rPr>
+      </w:pPr>
+    </w:p>
+    <w:p>
+      <w:pPr>
+        <w:widowControl/>
+        <w:adjustRightInd w:val="0"/>
+        <w:snapToGrid w:val="0"/>
+        <w:rPr>
+          <w:rFonts w:ascii="方正仿宋_GBK" w:eastAsia="方正仿宋_GBK" w:hAnsi="楷体"/>
+          <w:sz w:val="22"/>
+          <w:szCs w:val="28"/>
+        </w:rPr>
+      </w:pPr>
+      <w:r>
+        <w:rPr>
+          <w:rFonts w:ascii="方正仿宋_GBK" w:eastAsia="方正仿宋_GBK" w:hAnsi="楷体" w:hint="eastAsia"/>
+          <w:sz w:val="22"/>
+          <w:szCs w:val="28"/>
+        </w:rPr>
+        <w:t>在耦合界面建立同一离散算子下的相变源项与潜热守恒更新策略，将质量能量与体积源项同层嵌入两相实现强耦合；面向强耦合中的多时间尺度与体积剧变引起的拓扑更新，构建守恒一致性约束并协同集成。通过分层</w:t>
+      </w:r>
+      <w:r>
+        <w:rPr>
+          <w:rFonts w:ascii="方正仿宋_GBK" w:eastAsia="方正仿宋_GBK" w:hAnsi="楷体" w:hint="eastAsia"/>
+          <w:sz w:val="22"/>
+          <w:szCs w:val="28"/>
+        </w:rPr>
+        <w:t>收敛性</w:t>
+      </w:r>
+      <w:r>
+        <w:rPr>
+          <w:rFonts w:ascii="方正仿宋_GBK" w:eastAsia="方正仿宋_GBK" w:hAnsi="楷体" w:hint="eastAsia"/>
+          <w:sz w:val="22"/>
+          <w:szCs w:val="28"/>
+        </w:rPr>
+        <w:t>分析与典型</w:t>
+      </w:r>
+      <w:r>
+        <w:rPr>
+          <w:rFonts w:ascii="方正仿宋_GBK" w:eastAsia="方正仿宋_GBK" w:hAnsi="楷体" w:hint="eastAsia"/>
+          <w:sz w:val="22"/>
+          <w:szCs w:val="28"/>
+        </w:rPr>
+        <w:t>算例</w:t>
+      </w:r>
+      <w:r>
+        <w:rPr>
+          <w:rFonts w:ascii="方正仿宋_GBK" w:eastAsia="方正仿宋_GBK" w:hAnsi="楷体" w:hint="eastAsia"/>
+          <w:sz w:val="22"/>
+          <w:szCs w:val="28"/>
+        </w:rPr>
+        <w:t>对比验证，</w:t>
+      </w:r>
+      <w:r>
+        <w:rPr>
+          <w:rFonts w:ascii="方正仿宋_GBK" w:eastAsia="方正仿宋_GBK" w:hAnsi="楷体" w:hint="eastAsia"/>
+          <w:sz w:val="22"/>
+          <w:szCs w:val="28"/>
+        </w:rPr>
+        <w:t>形成可复用的算法框架与验证流程，为</w:t>
+      </w:r>
+      <w:r>
+        <w:rPr>
+          <w:rFonts w:ascii="方正仿宋_GBK" w:eastAsia="方正仿宋_GBK" w:hAnsi="楷体" w:hint="eastAsia"/>
+          <w:sz w:val="22"/>
+          <w:szCs w:val="28"/>
+        </w:rPr>
+        <w:t>极端工况下沸腾两相流的可信预测与性能边界评估提供可验证的方法学支撑。</w:t>
+      </w:r>
+    </w:p>
+    <w:p>
+      <w:pPr>
+        <w:widowControl/>
+        <w:adjustRightInd w:val="0"/>
+        <w:snapToGrid w:val="0"/>
+        <w:rPr>
+          <w:rFonts w:ascii="方正仿宋_GBK" w:eastAsia="方正仿宋_GBK" w:hAnsi="楷体"/>
+          <w:sz w:val="22"/>
+          <w:szCs w:val="28"/>
+        </w:rPr>
+      </w:pPr>
+    </w:p>
+    <w:p>
+      <w:pPr>
+        <w:widowControl/>
+        <w:adjustRightInd w:val="0"/>
+        <w:snapToGrid w:val="0"/>
+        <w:rPr>
+          <w:rFonts w:ascii="方正仿宋_GBK" w:eastAsia="方正仿宋_GBK" w:hAnsi="楷体"/>
+          <w:sz w:val="22"/>
+          <w:szCs w:val="28"/>
+        </w:rPr>
+      </w:pPr>
+    </w:p>
+    <w:p>
+      <w:pPr>
+        <w:widowControl/>
+        <w:adjustRightInd w:val="0"/>
+        <w:snapToGrid w:val="0"/>
+        <w:jc w:val="left"/>
+        <w:rPr>
+          <w:rFonts w:ascii="方正仿宋_GBK" w:eastAsia="方正仿宋_GBK" w:hAnsi="楷体"/>
+          <w:sz w:val="22"/>
+          <w:szCs w:val="28"/>
+        </w:rPr>
+      </w:pPr>
+    </w:p>
+    <w:p>
+      <w:pPr>
+        <w:widowControl/>
+        <w:adjustRightInd w:val="0"/>
+        <w:snapToGrid w:val="0"/>
+        <w:jc w:val="left"/>
+        <w:rPr>
+          <w:rFonts w:ascii="方正仿宋_GBK" w:eastAsia="方正仿宋_GBK" w:hAnsi="楷体"/>
+          <w:sz w:val="22"/>
+          <w:szCs w:val="28"/>
+        </w:rPr>
+      </w:pPr>
+    </w:p>
+    <w:p>
+      <w:pPr>
+        <w:widowControl/>
+        <w:adjustRightInd w:val="0"/>
+        <w:snapToGrid w:val="0"/>
+        <w:jc w:val="left"/>
+        <w:rPr>
+          <w:rFonts w:ascii="方正仿宋_GBK" w:eastAsia="方正仿宋_GBK" w:hAnsi="楷体" w:hint="eastAsia"/>
+          <w:sz w:val="22"/>
+          <w:szCs w:val="28"/>
+        </w:rPr>
+      </w:pPr>
+    </w:p>
+    <w:p>
+      <w:pPr>
+        <w:widowControl/>
+        <w:adjustRightInd w:val="0"/>
+        <w:snapToGrid w:val="0"/>
+        <w:jc w:val="left"/>
+        <w:rPr>
+          <w:rFonts w:ascii="方正仿宋_GBK" w:eastAsia="方正仿宋_GBK" w:hAnsi="楷体"/>
+          <w:sz w:val="22"/>
+          <w:szCs w:val="28"/>
+        </w:rPr>
+      </w:pPr>
+      <w:r>
+        <w:rPr>
+          <w:rFonts w:ascii="方正仿宋_GBK" w:eastAsia="方正仿宋_GBK" w:hAnsi="楷体"/>
+          <w:sz w:val="22"/>
+          <w:szCs w:val="28"/>
+        </w:rPr>
+        <w:t>面向航空发动机预冷换热器等紧凑高热流密度通道内流动沸腾，强温差与强密度比使界面传热与相变质量转化强耦合，</w:t>
+      </w:r>
+      <w:r>
+        <w:rPr>
+          <w:rFonts w:ascii="方正仿宋_GBK" w:eastAsia="方正仿宋_GBK" w:hAnsi="楷体" w:hint="eastAsia"/>
+          <w:sz w:val="22"/>
+          <w:szCs w:val="28"/>
+        </w:rPr>
+        <w:t>并</w:t>
+      </w:r>
+      <w:r>
+        <w:rPr>
+          <w:rFonts w:ascii="方正仿宋_GBK" w:eastAsia="方正仿宋_GBK" w:hAnsi="楷体"/>
+          <w:sz w:val="22"/>
+          <w:szCs w:val="28"/>
+        </w:rPr>
+        <w:t>伴随体积剧变与多时间尺度响应，</w:t>
+      </w:r>
+      <w:r>
+        <w:rPr>
+          <w:rFonts w:ascii="方正仿宋_GBK" w:eastAsia="方正仿宋_GBK" w:hAnsi="楷体" w:hint="eastAsia"/>
+          <w:sz w:val="22"/>
+          <w:szCs w:val="28"/>
+        </w:rPr>
+        <w:t>性能预测</w:t>
+      </w:r>
+      <w:r>
+        <w:rPr>
+          <w:rFonts w:ascii="方正仿宋_GBK" w:eastAsia="方正仿宋_GBK" w:hAnsi="楷体"/>
+          <w:sz w:val="22"/>
+          <w:szCs w:val="28"/>
+        </w:rPr>
+        <w:t>对数值方法</w:t>
+      </w:r>
+      <w:r>
+        <w:rPr>
+          <w:rFonts w:ascii="方正仿宋_GBK" w:eastAsia="方正仿宋_GBK" w:hAnsi="楷体" w:hint="eastAsia"/>
+          <w:sz w:val="22"/>
+          <w:szCs w:val="28"/>
+        </w:rPr>
+        <w:t>提出可靠性</w:t>
+      </w:r>
+      <w:r>
+        <w:rPr>
+          <w:rFonts w:ascii="方正仿宋_GBK" w:eastAsia="方正仿宋_GBK" w:hAnsi="楷体"/>
+          <w:sz w:val="22"/>
+          <w:szCs w:val="28"/>
+        </w:rPr>
+        <w:t>要求。</w:t>
+      </w:r>
+      <w:r>
+        <w:rPr>
+          <w:rFonts w:ascii="方正仿宋_GBK" w:eastAsia="方正仿宋_GBK" w:hAnsi="楷体" w:hint="eastAsia"/>
+          <w:sz w:val="22"/>
+          <w:szCs w:val="28"/>
+        </w:rPr>
+        <w:t>针对沸腾两相流，</w:t>
+      </w:r>
+      <w:r>
+        <w:rPr>
+          <w:rFonts w:ascii="方正仿宋_GBK" w:eastAsia="方正仿宋_GBK" w:hAnsi="楷体"/>
+          <w:sz w:val="22"/>
+          <w:szCs w:val="28"/>
+        </w:rPr>
+        <w:t>网格法频繁重构界面且时间步受限；现有无网格</w:t>
+      </w:r>
+      <w:r>
+        <w:rPr>
+          <w:rFonts w:ascii="方正仿宋_GBK" w:eastAsia="方正仿宋_GBK" w:hAnsi="楷体" w:hint="eastAsia"/>
+          <w:sz w:val="22"/>
+          <w:szCs w:val="28"/>
+        </w:rPr>
+        <w:t>光滑粒子流体动力学（SPH）</w:t>
+      </w:r>
+      <w:r>
+        <w:rPr>
+          <w:rFonts w:ascii="方正仿宋_GBK" w:eastAsia="方正仿宋_GBK" w:hAnsi="楷体"/>
+          <w:sz w:val="22"/>
+          <w:szCs w:val="28"/>
+        </w:rPr>
+        <w:t>常将界面动量交换</w:t>
+      </w:r>
+      <w:r>
+        <w:rPr>
+          <w:rFonts w:ascii="方正仿宋_GBK" w:eastAsia="方正仿宋_GBK" w:hAnsi="楷体" w:hint="eastAsia"/>
+          <w:sz w:val="22"/>
+          <w:szCs w:val="28"/>
+        </w:rPr>
+        <w:t>与</w:t>
+      </w:r>
+      <w:r>
+        <w:rPr>
+          <w:rFonts w:ascii="方正仿宋_GBK" w:eastAsia="方正仿宋_GBK" w:hAnsi="楷体"/>
+          <w:sz w:val="22"/>
+          <w:szCs w:val="28"/>
+        </w:rPr>
+        <w:t>相变更新</w:t>
+      </w:r>
+      <w:r>
+        <w:rPr>
+          <w:rFonts w:ascii="方正仿宋_GBK" w:eastAsia="方正仿宋_GBK" w:hAnsi="楷体" w:hint="eastAsia"/>
+          <w:sz w:val="22"/>
+          <w:szCs w:val="28"/>
+        </w:rPr>
+        <w:t>等</w:t>
+      </w:r>
+      <w:r>
+        <w:rPr>
+          <w:rFonts w:ascii="方正仿宋_GBK" w:eastAsia="方正仿宋_GBK" w:hAnsi="楷体"/>
+          <w:sz w:val="22"/>
+          <w:szCs w:val="28"/>
+        </w:rPr>
+        <w:t>分步</w:t>
+      </w:r>
+      <w:r>
+        <w:rPr>
+          <w:rFonts w:ascii="方正仿宋_GBK" w:eastAsia="方正仿宋_GBK" w:hAnsi="楷体" w:hint="eastAsia"/>
+          <w:sz w:val="22"/>
+          <w:szCs w:val="28"/>
+        </w:rPr>
+        <w:t>处理，</w:t>
+      </w:r>
+      <w:r>
+        <w:rPr>
+          <w:rFonts w:ascii="方正仿宋_GBK" w:eastAsia="方正仿宋_GBK" w:hAnsi="楷体"/>
+          <w:sz w:val="22"/>
+          <w:szCs w:val="28"/>
+        </w:rPr>
+        <w:t>难以实现守恒闭合与可验证一致性。</w:t>
+      </w:r>
+      <w:r>
+        <w:rPr>
+          <w:rFonts w:ascii="方正仿宋_GBK" w:eastAsia="方正仿宋_GBK" w:hAnsi="楷体"/>
+          <w:sz w:val="22"/>
+          <w:szCs w:val="28"/>
+        </w:rPr>
+        <w:t>本项目</w:t>
+      </w:r>
+      <w:r>
+        <w:rPr>
+          <w:rFonts w:ascii="方正仿宋_GBK" w:eastAsia="方正仿宋_GBK" w:hAnsi="楷体" w:hint="eastAsia"/>
+          <w:sz w:val="22"/>
+          <w:szCs w:val="28"/>
+        </w:rPr>
+        <w:t>将</w:t>
+      </w:r>
+      <w:r>
+        <w:rPr>
+          <w:rFonts w:ascii="方正仿宋_GBK" w:eastAsia="方正仿宋_GBK" w:hAnsi="楷体"/>
+          <w:sz w:val="22"/>
+          <w:szCs w:val="28"/>
+        </w:rPr>
+        <w:t>建立沸腾两相流不可压与可压SPH</w:t>
+      </w:r>
+      <w:r>
+        <w:rPr>
+          <w:rFonts w:ascii="方正仿宋_GBK" w:eastAsia="方正仿宋_GBK" w:hAnsi="楷体" w:hint="eastAsia"/>
+          <w:sz w:val="22"/>
+          <w:szCs w:val="28"/>
+        </w:rPr>
+        <w:t>的</w:t>
+      </w:r>
+      <w:r>
+        <w:rPr>
+          <w:rFonts w:ascii="方正仿宋_GBK" w:eastAsia="方正仿宋_GBK" w:hAnsi="楷体"/>
+          <w:sz w:val="22"/>
+          <w:szCs w:val="28"/>
+        </w:rPr>
+        <w:t>守恒一致性耦合方法，围绕跨相质量、动量与能量的</w:t>
+      </w:r>
+      <w:r>
+        <w:rPr>
+          <w:rFonts w:ascii="方正仿宋_GBK" w:eastAsia="方正仿宋_GBK" w:hAnsi="楷体" w:hint="eastAsia"/>
+          <w:sz w:val="22"/>
+          <w:szCs w:val="28"/>
+        </w:rPr>
+        <w:t>守恒</w:t>
+      </w:r>
+      <w:r>
+        <w:rPr>
+          <w:rFonts w:ascii="方正仿宋_GBK" w:eastAsia="方正仿宋_GBK" w:hAnsi="楷体"/>
+          <w:sz w:val="22"/>
+          <w:szCs w:val="28"/>
+        </w:rPr>
+        <w:t>闭合开展研究：构造界面压力与法向速度相容离散并统一交换，实现强物性跃变下稳定耦合；</w:t>
+      </w:r>
+      <w:r>
+        <w:rPr>
+          <w:rFonts w:ascii="方正仿宋_GBK" w:eastAsia="方正仿宋_GBK" w:hAnsi="楷体" w:hint="eastAsia"/>
+          <w:sz w:val="22"/>
+          <w:szCs w:val="28"/>
+        </w:rPr>
+        <w:t>在耦合界面建立</w:t>
+      </w:r>
+      <w:r>
+        <w:rPr>
+          <w:rFonts w:ascii="方正仿宋_GBK" w:eastAsia="方正仿宋_GBK" w:hAnsi="楷体"/>
+          <w:sz w:val="22"/>
+          <w:szCs w:val="28"/>
+        </w:rPr>
+        <w:t>热通量驱动的相变源项与潜热守恒更新，将质量能量与体积源项同层嵌入两相求解；面向</w:t>
+      </w:r>
+      <w:r>
+        <w:rPr>
+          <w:rFonts w:ascii="方正仿宋_GBK" w:eastAsia="方正仿宋_GBK" w:hAnsi="楷体" w:hint="eastAsia"/>
+          <w:sz w:val="22"/>
+          <w:szCs w:val="28"/>
+        </w:rPr>
+        <w:t>强耦合中的</w:t>
+      </w:r>
+      <w:r>
+        <w:rPr>
+          <w:rFonts w:ascii="方正仿宋_GBK" w:eastAsia="方正仿宋_GBK" w:hAnsi="楷体"/>
+          <w:sz w:val="22"/>
+          <w:szCs w:val="28"/>
+        </w:rPr>
+        <w:t>多尺度推进与体积剧变拓扑更新</w:t>
+      </w:r>
+      <w:r>
+        <w:rPr>
+          <w:rFonts w:ascii="方正仿宋_GBK" w:eastAsia="方正仿宋_GBK" w:hAnsi="楷体" w:hint="eastAsia"/>
+          <w:sz w:val="22"/>
+          <w:szCs w:val="28"/>
+        </w:rPr>
+        <w:t>，</w:t>
+      </w:r>
+      <w:r>
+        <w:rPr>
+          <w:rFonts w:ascii="方正仿宋_GBK" w:eastAsia="方正仿宋_GBK" w:hAnsi="楷体"/>
+          <w:sz w:val="22"/>
+          <w:szCs w:val="28"/>
+        </w:rPr>
+        <w:t>构建守恒一致转移约束并协同集成。通过分层收敛性分析与典型沸腾算例对比验证，形成可复用算法模块与验证体系，为极端工况下沸腾两相流的可信预测与性能边界评估提供可验证的方法学支撑。</w:t>
+      </w:r>
+    </w:p>
+    <w:p>
+      <w:pPr>
+        <w:widowControl/>
+        <w:adjustRightInd w:val="0"/>
+        <w:snapToGrid w:val="0"/>
+        <w:jc w:val="left"/>
+        <w:rPr>
+          <w:rFonts w:ascii="方正仿宋_GBK" w:eastAsia="方正仿宋_GBK" w:hAnsi="楷体"/>
+          <w:sz w:val="22"/>
+          <w:szCs w:val="28"/>
+        </w:rPr>
+      </w:pPr>
+    </w:p>
+    <w:p>
+      <w:pPr>
+        <w:widowControl/>
+        <w:adjustRightInd w:val="0"/>
+        <w:snapToGrid w:val="0"/>
+        <w:jc w:val="left"/>
+        <w:rPr>
+          <w:rFonts w:ascii="方正仿宋_GBK" w:eastAsia="方正仿宋_GBK" w:hAnsi="楷体"/>
+          <w:sz w:val="22"/>
+          <w:szCs w:val="28"/>
+        </w:rPr>
+      </w:pPr>
+      <w:r>
+        <w:rPr>
+          <w:rFonts w:ascii="方正仿宋_GBK" w:eastAsia="方正仿宋_GBK" w:hAnsi="楷体"/>
+          <w:sz w:val="22"/>
+          <w:szCs w:val="28"/>
+        </w:rPr>
+        <w:t>针对航空发动机预冷换热器等高热流密度工况下的流动沸腾过程，强温差与大密度比导致界面传热、相变传质与体积剧变深度耦合，且伴随显著的多时间尺度特征。传统网格法在强耦合条件下界面重构代价高、稳定性差；现有SPH方法多采用界面交换与相变更新的分步处理，跨时间层误差易诱发非物理振荡与能量漂移。</w:t>
+      </w:r>
+      <w:r>
+        <w:rPr>
+          <w:rFonts w:ascii="方正仿宋_GBK" w:eastAsia="方正仿宋_GBK" w:hAnsi="楷体"/>
+          <w:b/>
+          <w:bCs/>
+          <w:sz w:val="22"/>
+          <w:szCs w:val="28"/>
+        </w:rPr>
+        <w:t>为此，本项目拟建立沸腾两相流不可压/可压SPH守恒一致性耦合方法，重点研究跨相质量、动量与能量的守恒闭合机制。</w:t>
+      </w:r>
+      <w:r>
+        <w:rPr>
+          <w:rFonts w:ascii="方正仿宋_GBK" w:eastAsia="方正仿宋_GBK" w:hAnsi="楷体"/>
+          <w:sz w:val="22"/>
+          <w:szCs w:val="28"/>
+        </w:rPr>
+        <w:t xml:space="preserve"> 首先，构造界面压力与法向速度相容的离散交换机制，实现强物性跃变下的稳健耦合并抑制相间掺混 ；其次，建立热通量驱动的相变源项与潜热守恒</w:t>
+      </w:r>
+      <w:r>
+        <w:rPr>
+          <w:rFonts w:ascii="方正仿宋_GBK" w:eastAsia="方正仿宋_GBK" w:hAnsi="楷体"/>
+          <w:sz w:val="22"/>
+          <w:szCs w:val="28"/>
+        </w:rPr>
+        <w:lastRenderedPageBreak/>
+        <w:t>更新策略，将质量、能量与体积源项在同步节点</w:t>
+      </w:r>
+      <w:r>
+        <w:rPr>
+          <w:rFonts w:ascii="方正仿宋_GBK" w:eastAsia="方正仿宋_GBK" w:hAnsi="楷体"/>
+          <w:sz w:val="22"/>
+          <w:szCs w:val="28"/>
+        </w:rPr>
+        <w:t>“</w:t>
+      </w:r>
+      <w:r>
+        <w:rPr>
+          <w:rFonts w:ascii="方正仿宋_GBK" w:eastAsia="方正仿宋_GBK" w:hAnsi="楷体"/>
+          <w:sz w:val="22"/>
+          <w:szCs w:val="28"/>
+        </w:rPr>
+        <w:t>同层嵌入</w:t>
+      </w:r>
+      <w:r>
+        <w:rPr>
+          <w:rFonts w:ascii="方正仿宋_GBK" w:eastAsia="方正仿宋_GBK" w:hAnsi="楷体"/>
+          <w:sz w:val="22"/>
+          <w:szCs w:val="28"/>
+        </w:rPr>
+        <w:t>”</w:t>
+      </w:r>
+      <w:r>
+        <w:rPr>
+          <w:rFonts w:ascii="方正仿宋_GBK" w:eastAsia="方正仿宋_GBK" w:hAnsi="楷体"/>
+          <w:sz w:val="22"/>
+          <w:szCs w:val="28"/>
+        </w:rPr>
+        <w:t>求解以消除跨层漂移；最后，发展带守恒约束的粒子分裂合并拓扑更新与多速率时间推进框架，实现体积剧变下粒子分布的自适应优化 。通过分层收敛性测试与典型算例验证，形成可复用的算法模块与验证流程，为极端工况下沸腾两相流的可信预测与性能边界评估提供方法学支撑。</w:t>
+      </w:r>
+    </w:p>
+    <w:p>
+      <w:pPr>
+        <w:widowControl/>
+        <w:adjustRightInd w:val="0"/>
+        <w:snapToGrid w:val="0"/>
+        <w:jc w:val="left"/>
+        <w:rPr>
+          <w:rFonts w:ascii="方正仿宋_GBK" w:eastAsia="方正仿宋_GBK" w:hAnsi="楷体"/>
+          <w:sz w:val="22"/>
+          <w:szCs w:val="28"/>
+        </w:rPr>
+      </w:pPr>
+    </w:p>
+    <w:p>
+      <w:pPr>
+        <w:widowControl/>
+        <w:adjustRightInd w:val="0"/>
+        <w:snapToGrid w:val="0"/>
+        <w:jc w:val="left"/>
+        <w:rPr>
+          <w:rFonts w:ascii="方正仿宋_GBK" w:eastAsia="方正仿宋_GBK" w:hAnsi="楷体"/>
+          <w:sz w:val="22"/>
+          <w:szCs w:val="28"/>
+        </w:rPr>
+      </w:pPr>
+      <w:r>
+        <w:rPr>
+          <w:rFonts w:ascii="方正仿宋_GBK" w:eastAsia="方正仿宋_GBK" w:hAnsi="楷体"/>
+          <w:sz w:val="22"/>
+          <w:szCs w:val="28"/>
+        </w:rPr>
+        <w:t>面向紧凑空间内极高热负荷下的流动沸腾预测需求，界面传热驱动的相变质量转化与显著体积变化构成了强非线性耦合难题。现有SPH方法由于界面动量交换、热质闭合与粒子拓扑调整在离散层面的不匹配，难以保证严格的守恒性与热力学一致性，制约了其在极端工况下的预测信度 。</w:t>
+      </w:r>
+      <w:r>
+        <w:rPr>
+          <w:rFonts w:ascii="方正仿宋_GBK" w:eastAsia="方正仿宋_GBK" w:hAnsi="楷体"/>
+          <w:b/>
+          <w:bCs/>
+          <w:sz w:val="22"/>
+          <w:szCs w:val="28"/>
+        </w:rPr>
+        <w:t>本项目旨在通过建立守恒一致的不可压/可压SPH耦合求解框架，攻克这一瓶颈。</w:t>
+      </w:r>
+      <w:r>
+        <w:rPr>
+          <w:rFonts w:ascii="方正仿宋_GBK" w:eastAsia="方正仿宋_GBK" w:hAnsi="楷体"/>
+          <w:sz w:val="22"/>
+          <w:szCs w:val="28"/>
+        </w:rPr>
+        <w:t xml:space="preserve"> 研究内容包括：构造压力-速度约束相容的界面离散算子，从底层抑制界面数值噪声；建立</w:t>
+      </w:r>
+      <w:r>
+        <w:rPr>
+          <w:rFonts w:ascii="方正仿宋_GBK" w:eastAsia="方正仿宋_GBK" w:hAnsi="楷体"/>
+          <w:sz w:val="22"/>
+          <w:szCs w:val="28"/>
+        </w:rPr>
+        <w:t>“</w:t>
+      </w:r>
+      <w:r>
+        <w:rPr>
+          <w:rFonts w:ascii="方正仿宋_GBK" w:eastAsia="方正仿宋_GBK" w:hAnsi="楷体"/>
+          <w:sz w:val="22"/>
+          <w:szCs w:val="28"/>
+        </w:rPr>
+        <w:t>热质能同步闭合</w:t>
+      </w:r>
+      <w:r>
+        <w:rPr>
+          <w:rFonts w:ascii="方正仿宋_GBK" w:eastAsia="方正仿宋_GBK" w:hAnsi="楷体"/>
+          <w:sz w:val="22"/>
+          <w:szCs w:val="28"/>
+        </w:rPr>
+        <w:t>”</w:t>
+      </w:r>
+      <w:r>
+        <w:rPr>
+          <w:rFonts w:ascii="方正仿宋_GBK" w:eastAsia="方正仿宋_GBK" w:hAnsi="楷体"/>
+          <w:sz w:val="22"/>
+          <w:szCs w:val="28"/>
+        </w:rPr>
+        <w:t>的相变更新协议，确保潜热交换与源项演化在同一时间层内严格守恒，从根源上消除能量漂移；构建耦合在线一致性指标的粒子重构方法，协同多速率推进技术解决体积剧变下的计算稳定性 。本项目不仅关注算法精度提升，更强调建立一套可验证的沸腾两相流数值评价体系，预期成果将提升复杂相变过程模拟的鲁棒性，为航天动力装备的热管理设计提供高保真数值工具。</w:t>
+      </w:r>
+    </w:p>
+    <w:p>
+      <w:pPr>
+        <w:widowControl/>
+        <w:adjustRightInd w:val="0"/>
+        <w:snapToGrid w:val="0"/>
+        <w:jc w:val="left"/>
+        <w:rPr>
+          <w:rFonts w:ascii="方正仿宋_GBK" w:eastAsia="方正仿宋_GBK" w:hAnsi="楷体"/>
+          <w:sz w:val="22"/>
+          <w:szCs w:val="28"/>
+        </w:rPr>
+      </w:pPr>
+    </w:p>
+    <w:p>
+      <w:pPr>
+        <w:widowControl/>
+        <w:adjustRightInd w:val="0"/>
+        <w:snapToGrid w:val="0"/>
+        <w:jc w:val="left"/>
+        <w:rPr>
+          <w:rFonts w:ascii="方正仿宋_GBK" w:eastAsia="方正仿宋_GBK" w:hAnsi="楷体"/>
+          <w:sz w:val="22"/>
+          <w:szCs w:val="28"/>
+        </w:rPr>
+      </w:pPr>
+    </w:p>
+    <w:p>
+      <w:pPr>
+        <w:widowControl/>
+        <w:adjustRightInd w:val="0"/>
+        <w:snapToGrid w:val="0"/>
+        <w:jc w:val="left"/>
+        <w:rPr>
+          <w:rFonts w:ascii="方正仿宋_GBK" w:eastAsia="方正仿宋_GBK" w:hAnsi="楷体"/>
+          <w:sz w:val="22"/>
+          <w:szCs w:val="28"/>
+        </w:rPr>
+      </w:pPr>
+      <w:r>
+        <w:rPr>
+          <w:rFonts w:ascii="方正仿宋_GBK" w:eastAsia="方正仿宋_GBK" w:hAnsi="楷体" w:hint="eastAsia"/>
+          <w:sz w:val="22"/>
+          <w:szCs w:val="28"/>
+        </w:rPr>
+        <w:t xml:space="preserve">科技服务 科技创新 </w:t>
+      </w:r>
+    </w:p>
+    <w:p>
+      <w:pPr>
+        <w:widowControl/>
+        <w:adjustRightInd w:val="0"/>
+        <w:snapToGrid w:val="0"/>
+        <w:jc w:val="left"/>
+        <w:rPr>
+          <w:rFonts w:ascii="方正仿宋_GBK" w:eastAsia="方正仿宋_GBK" w:hAnsi="楷体"/>
+          <w:sz w:val="22"/>
+          <w:szCs w:val="28"/>
+        </w:rPr>
+      </w:pPr>
+      <w:r>
+        <w:rPr>
+          <w:rFonts w:ascii="方正仿宋_GBK" w:eastAsia="方正仿宋_GBK" w:hAnsi="楷体" w:hint="eastAsia"/>
+          <w:sz w:val="22"/>
+          <w:szCs w:val="28"/>
+        </w:rPr>
+        <w:t>航院-尤延铖教授团队-青年文明号-</w:t>
+      </w:r>
+    </w:p>
+    <w:p>
+      <w:pPr>
+        <w:widowControl/>
+        <w:adjustRightInd w:val="0"/>
+        <w:snapToGrid w:val="0"/>
+        <w:jc w:val="left"/>
+        <w:rPr>
+          <w:rFonts w:ascii="方正仿宋_GBK" w:eastAsia="方正仿宋_GBK" w:hAnsi="楷体"/>
+          <w:sz w:val="22"/>
+          <w:szCs w:val="28"/>
+        </w:rPr>
+      </w:pPr>
+    </w:p>
+    <w:p>
+      <w:pPr>
+        <w:widowControl/>
+        <w:adjustRightInd w:val="0"/>
+        <w:snapToGrid w:val="0"/>
+        <w:jc w:val="left"/>
+        <w:rPr>
+          <w:rFonts w:ascii="方正仿宋_GBK" w:eastAsia="方正仿宋_GBK" w:hAnsi="楷体"/>
+          <w:sz w:val="22"/>
+          <w:szCs w:val="28"/>
+        </w:rPr>
+      </w:pPr>
+    </w:p>
+    <w:p>
+      <w:pPr>
+        <w:widowControl/>
+        <w:adjustRightInd w:val="0"/>
+        <w:snapToGrid w:val="0"/>
+        <w:jc w:val="left"/>
+        <w:rPr>
+          <w:rFonts w:ascii="方正仿宋_GBK" w:eastAsia="方正仿宋_GBK" w:hAnsi="楷体" w:hint="eastAsia"/>
+          <w:sz w:val="22"/>
+          <w:szCs w:val="28"/>
+        </w:rPr>
+      </w:pPr>
+    </w:p>
+    <w:p>
+      <w:pPr>
+        <w:widowControl/>
+        <w:adjustRightInd w:val="0"/>
+        <w:snapToGrid w:val="0"/>
+        <w:jc w:val="left"/>
+        <w:rPr>
+          <w:rFonts w:ascii="方正仿宋_GBK" w:eastAsia="方正仿宋_GBK" w:hAnsi="楷体"/>
+          <w:sz w:val="22"/>
+          <w:szCs w:val="28"/>
+        </w:rPr>
+      </w:pPr>
+    </w:p>
+    <w:p>
+      <w:pPr>
+        <w:widowControl/>
+        <w:adjustRightInd w:val="0"/>
+        <w:snapToGrid w:val="0"/>
+        <w:jc w:val="left"/>
+        <w:rPr>
+          <w:rFonts w:ascii="方正仿宋_GBK" w:eastAsia="方正仿宋_GBK" w:hAnsi="楷体" w:hint="eastAsia"/>
+          <w:sz w:val="22"/>
+          <w:szCs w:val="28"/>
         </w:rPr>
       </w:pPr>
     </w:p>
@@ -271,9 +2608,505 @@
 </w:document>
 </file>
 
+<file path=word/endnotes.xml><?xml version="1.0" encoding="utf-8"?>
+<w:endnotes xmlns:wpc="http://schemas.microsoft.com/office/word/2010/wordprocessingCanvas" xmlns:cx="http://schemas.microsoft.com/office/drawing/2014/chartex" xmlns:cx1="http://schemas.microsoft.com/office/drawing/2015/9/8/chartex" xmlns:cx2="http://schemas.microsoft.com/office/drawing/2015/10/21/chartex" xmlns:cx3="http://schemas.microsoft.com/office/drawing/2016/5/9/chartex" xmlns:cx4="http://schemas.microsoft.com/office/drawing/2016/5/10/chartex" xmlns:cx5="http://schemas.microsoft.com/office/drawing/2016/5/11/chartex" xmlns:cx6="http://schemas.microsoft.com/office/drawing/2016/5/12/chartex" xmlns:cx7="http://schemas.microsoft.com/office/drawing/2016/5/13/chartex" xmlns:cx8="http://schemas.microsoft.com/office/drawing/2016/5/14/chartex" xmlns:mc="http://schemas.openxmlformats.org/markup-compatibility/2006" xmlns:aink="http://schemas.microsoft.com/office/drawing/2016/ink" xmlns:am3d="http://schemas.microsoft.com/office/drawing/2017/model3d" xmlns:o="urn:schemas-microsoft-com:office:office" xmlns:oel="http://schemas.microsoft.com/office/2019/extlst" xmlns:r="http://schemas.openxmlformats.org/officeDocument/2006/relationships" xmlns:m="http://schemas.openxmlformats.org/officeDocument/2006/math" xmlns:v="urn:schemas-microsoft-com:vml" xmlns:wp14="http://schemas.microsoft.com/office/word/2010/wordprocessingDrawing" xmlns:wp="http://schemas.openxmlformats.org/drawingml/2006/wordprocessingDrawing" xmlns:w10="urn:schemas-microsoft-com:office:word" xmlns:w="http://schemas.openxmlformats.org/wordprocessingml/2006/main" xmlns:w14="http://schemas.microsoft.com/office/word/2010/wordml" xmlns:w15="http://schemas.microsoft.com/office/word/2012/wordml" xmlns:w16cex="http://schemas.microsoft.com/office/word/2018/wordml/cex" xmlns:w16cid="http://schemas.microsoft.com/office/word/2016/wordml/cid" xmlns:w16="http://schemas.microsoft.com/office/word/2018/wordml" xmlns:w16sdtdh="http://schemas.microsoft.com/office/word/2020/wordml/sdtdatahash" xmlns:w16se="http://schemas.microsoft.com/office/word/2015/wordml/symex" xmlns:wpg="http://schemas.microsoft.com/office/word/2010/wordprocessingGroup" xmlns:wpi="http://schemas.microsoft.com/office/word/2010/wordprocessingInk" xmlns:wne="http://schemas.microsoft.com/office/word/2006/wordml" xmlns:wps="http://schemas.microsoft.com/office/word/2010/wordprocessingShape" mc:Ignorable="w14 w15 w16se w16cid w16 w16cex w16sdtdh wp14">
+  <w:endnote w:type="separator" w:id="-1">
+    <w:p>
+      <w:pPr>
+        <w:rPr>
+          <w:rFonts w:hint="eastAsia"/>
+        </w:rPr>
+      </w:pPr>
+      <w:r>
+        <w:separator/>
+      </w:r>
+    </w:p>
+  </w:endnote>
+  <w:endnote w:type="continuationSeparator" w:id="0">
+    <w:p>
+      <w:pPr>
+        <w:rPr>
+          <w:rFonts w:hint="eastAsia"/>
+        </w:rPr>
+      </w:pPr>
+      <w:r>
+        <w:continuationSeparator/>
+      </w:r>
+    </w:p>
+  </w:endnote>
+</w:endnotes>
+</file>
+
+<file path=word/footnotes.xml><?xml version="1.0" encoding="utf-8"?>
+<w:footnotes xmlns:wpc="http://schemas.microsoft.com/office/word/2010/wordprocessingCanvas" xmlns:cx="http://schemas.microsoft.com/office/drawing/2014/chartex" xmlns:cx1="http://schemas.microsoft.com/office/drawing/2015/9/8/chartex" xmlns:cx2="http://schemas.microsoft.com/office/drawing/2015/10/21/chartex" xmlns:cx3="http://schemas.microsoft.com/office/drawing/2016/5/9/chartex" xmlns:cx4="http://schemas.microsoft.com/office/drawing/2016/5/10/chartex" xmlns:cx5="http://schemas.microsoft.com/office/drawing/2016/5/11/chartex" xmlns:cx6="http://schemas.microsoft.com/office/drawing/2016/5/12/chartex" xmlns:cx7="http://schemas.microsoft.com/office/drawing/2016/5/13/chartex" xmlns:cx8="http://schemas.microsoft.com/office/drawing/2016/5/14/chartex" xmlns:mc="http://schemas.openxmlformats.org/markup-compatibility/2006" xmlns:aink="http://schemas.microsoft.com/office/drawing/2016/ink" xmlns:am3d="http://schemas.microsoft.com/office/drawing/2017/model3d" xmlns:o="urn:schemas-microsoft-com:office:office" xmlns:oel="http://schemas.microsoft.com/office/2019/extlst" xmlns:r="http://schemas.openxmlformats.org/officeDocument/2006/relationships" xmlns:m="http://schemas.openxmlformats.org/officeDocument/2006/math" xmlns:v="urn:schemas-microsoft-com:vml" xmlns:wp14="http://schemas.microsoft.com/office/word/2010/wordprocessingDrawing" xmlns:wp="http://schemas.openxmlformats.org/drawingml/2006/wordprocessingDrawing" xmlns:w10="urn:schemas-microsoft-com:office:word" xmlns:w="http://schemas.openxmlformats.org/wordprocessingml/2006/main" xmlns:w14="http://schemas.microsoft.com/office/word/2010/wordml" xmlns:w15="http://schemas.microsoft.com/office/word/2012/wordml" xmlns:w16cex="http://schemas.microsoft.com/office/word/2018/wordml/cex" xmlns:w16cid="http://schemas.microsoft.com/office/word/2016/wordml/cid" xmlns:w16="http://schemas.microsoft.com/office/word/2018/wordml" xmlns:w16sdtdh="http://schemas.microsoft.com/office/word/2020/wordml/sdtdatahash" xmlns:w16se="http://schemas.microsoft.com/office/word/2015/wordml/symex" xmlns:wpg="http://schemas.microsoft.com/office/word/2010/wordprocessingGroup" xmlns:wpi="http://schemas.microsoft.com/office/word/2010/wordprocessingInk" xmlns:wne="http://schemas.microsoft.com/office/word/2006/wordml" xmlns:wps="http://schemas.microsoft.com/office/word/2010/wordprocessingShape" mc:Ignorable="w14 w15 w16se w16cid w16 w16cex w16sdtdh wp14">
+  <w:footnote w:type="separator" w:id="-1">
+    <w:p>
+      <w:pPr>
+        <w:rPr>
+          <w:rFonts w:hint="eastAsia"/>
+        </w:rPr>
+      </w:pPr>
+      <w:r>
+        <w:separator/>
+      </w:r>
+    </w:p>
+  </w:footnote>
+  <w:footnote w:type="continuationSeparator" w:id="0">
+    <w:p>
+      <w:pPr>
+        <w:rPr>
+          <w:rFonts w:hint="eastAsia"/>
+        </w:rPr>
+      </w:pPr>
+      <w:r>
+        <w:continuationSeparator/>
+      </w:r>
+    </w:p>
+  </w:footnote>
+</w:footnotes>
+</file>
+
 <file path=word/numbering.xml><?xml version="1.0" encoding="utf-8"?>
 <w:numbering xmlns:wpc="http://schemas.microsoft.com/office/word/2010/wordprocessingCanvas" xmlns:cx="http://schemas.microsoft.com/office/drawing/2014/chartex" xmlns:cx1="http://schemas.microsoft.com/office/drawing/2015/9/8/chartex" xmlns:cx2="http://schemas.microsoft.com/office/drawing/2015/10/21/chartex" xmlns:cx3="http://schemas.microsoft.com/office/drawing/2016/5/9/chartex" xmlns:cx4="http://schemas.microsoft.com/office/drawing/2016/5/10/chartex" xmlns:cx5="http://schemas.microsoft.com/office/drawing/2016/5/11/chartex" xmlns:cx6="http://schemas.microsoft.com/office/drawing/2016/5/12/chartex" xmlns:cx7="http://schemas.microsoft.com/office/drawing/2016/5/13/chartex" xmlns:cx8="http://schemas.microsoft.com/office/drawing/2016/5/14/chartex" xmlns:mc="http://schemas.openxmlformats.org/markup-compatibility/2006" xmlns:aink="http://schemas.microsoft.com/office/drawing/2016/ink" xmlns:am3d="http://schemas.microsoft.com/office/drawing/2017/model3d" xmlns:o="urn:schemas-microsoft-com:office:office" xmlns:oel="http://schemas.microsoft.com/office/2019/extlst" xmlns:r="http://schemas.openxmlformats.org/officeDocument/2006/relationships" xmlns:m="http://schemas.openxmlformats.org/officeDocument/2006/math" xmlns:v="urn:schemas-microsoft-com:vml" xmlns:wp14="http://schemas.microsoft.com/office/word/2010/wordprocessingDrawing" xmlns:wp="http://schemas.openxmlformats.org/drawingml/2006/wordprocessingDrawing" xmlns:w10="urn:schemas-microsoft-com:office:word" xmlns:w="http://schemas.openxmlformats.org/wordprocessingml/2006/main" xmlns:w14="http://schemas.microsoft.com/office/word/2010/wordml" xmlns:w15="http://schemas.microsoft.com/office/word/2012/wordml" xmlns:w16cex="http://schemas.microsoft.com/office/word/2018/wordml/cex" xmlns:w16cid="http://schemas.microsoft.com/office/word/2016/wordml/cid" xmlns:w16="http://schemas.microsoft.com/office/word/2018/wordml" xmlns:w16sdtdh="http://schemas.microsoft.com/office/word/2020/wordml/sdtdatahash" xmlns:w16se="http://schemas.microsoft.com/office/word/2015/wordml/symex" xmlns:wpg="http://schemas.microsoft.com/office/word/2010/wordprocessingGroup" xmlns:wpi="http://schemas.microsoft.com/office/word/2010/wordprocessingInk" xmlns:wne="http://schemas.microsoft.com/office/word/2006/wordml" xmlns:wps="http://schemas.microsoft.com/office/word/2010/wordprocessingShape" mc:Ignorable="w14 w15 w16se w16cid w16 w16cex w16sdtdh wp14">
   <w:abstractNum w:abstractNumId="0" w15:restartNumberingAfterBreak="0">
+    <w:nsid w:val="1B9262D0"/>
+    <w:multiLevelType w:val="hybridMultilevel"/>
+    <w:tmpl w:val="3F16A362"/>
+    <w:lvl w:ilvl="0" w:tplc="6D68BFEA">
+      <w:start w:val="1"/>
+      <w:numFmt w:val="bullet"/>
+      <w:lvlText w:val=""/>
+      <w:lvlJc w:val="left"/>
+      <w:pPr>
+        <w:tabs>
+          <w:tab w:val="num" w:pos="720"/>
+        </w:tabs>
+        <w:ind w:left="720" w:hanging="360"/>
+      </w:pPr>
+      <w:rPr>
+        <w:rFonts w:ascii="Wingdings" w:hAnsi="Wingdings" w:hint="default"/>
+      </w:rPr>
+    </w:lvl>
+    <w:lvl w:ilvl="1" w:tplc="16285028">
+      <w:start w:val="1"/>
+      <w:numFmt w:val="bullet"/>
+      <w:lvlText w:val=""/>
+      <w:lvlJc w:val="left"/>
+      <w:pPr>
+        <w:tabs>
+          <w:tab w:val="num" w:pos="1440"/>
+        </w:tabs>
+        <w:ind w:left="1440" w:hanging="360"/>
+      </w:pPr>
+      <w:rPr>
+        <w:rFonts w:ascii="Wingdings" w:hAnsi="Wingdings" w:hint="default"/>
+      </w:rPr>
+    </w:lvl>
+    <w:lvl w:ilvl="2" w:tplc="6F78ED3E" w:tentative="1">
+      <w:start w:val="1"/>
+      <w:numFmt w:val="bullet"/>
+      <w:lvlText w:val=""/>
+      <w:lvlJc w:val="left"/>
+      <w:pPr>
+        <w:tabs>
+          <w:tab w:val="num" w:pos="2160"/>
+        </w:tabs>
+        <w:ind w:left="2160" w:hanging="360"/>
+      </w:pPr>
+      <w:rPr>
+        <w:rFonts w:ascii="Wingdings" w:hAnsi="Wingdings" w:hint="default"/>
+      </w:rPr>
+    </w:lvl>
+    <w:lvl w:ilvl="3" w:tplc="0CFA425A" w:tentative="1">
+      <w:start w:val="1"/>
+      <w:numFmt w:val="bullet"/>
+      <w:lvlText w:val=""/>
+      <w:lvlJc w:val="left"/>
+      <w:pPr>
+        <w:tabs>
+          <w:tab w:val="num" w:pos="2880"/>
+        </w:tabs>
+        <w:ind w:left="2880" w:hanging="360"/>
+      </w:pPr>
+      <w:rPr>
+        <w:rFonts w:ascii="Wingdings" w:hAnsi="Wingdings" w:hint="default"/>
+      </w:rPr>
+    </w:lvl>
+    <w:lvl w:ilvl="4" w:tplc="DCCAC6BC" w:tentative="1">
+      <w:start w:val="1"/>
+      <w:numFmt w:val="bullet"/>
+      <w:lvlText w:val=""/>
+      <w:lvlJc w:val="left"/>
+      <w:pPr>
+        <w:tabs>
+          <w:tab w:val="num" w:pos="3600"/>
+        </w:tabs>
+        <w:ind w:left="3600" w:hanging="360"/>
+      </w:pPr>
+      <w:rPr>
+        <w:rFonts w:ascii="Wingdings" w:hAnsi="Wingdings" w:hint="default"/>
+      </w:rPr>
+    </w:lvl>
+    <w:lvl w:ilvl="5" w:tplc="8E3887B6" w:tentative="1">
+      <w:start w:val="1"/>
+      <w:numFmt w:val="bullet"/>
+      <w:lvlText w:val=""/>
+      <w:lvlJc w:val="left"/>
+      <w:pPr>
+        <w:tabs>
+          <w:tab w:val="num" w:pos="4320"/>
+        </w:tabs>
+        <w:ind w:left="4320" w:hanging="360"/>
+      </w:pPr>
+      <w:rPr>
+        <w:rFonts w:ascii="Wingdings" w:hAnsi="Wingdings" w:hint="default"/>
+      </w:rPr>
+    </w:lvl>
+    <w:lvl w:ilvl="6" w:tplc="B52622A6" w:tentative="1">
+      <w:start w:val="1"/>
+      <w:numFmt w:val="bullet"/>
+      <w:lvlText w:val=""/>
+      <w:lvlJc w:val="left"/>
+      <w:pPr>
+        <w:tabs>
+          <w:tab w:val="num" w:pos="5040"/>
+        </w:tabs>
+        <w:ind w:left="5040" w:hanging="360"/>
+      </w:pPr>
+      <w:rPr>
+        <w:rFonts w:ascii="Wingdings" w:hAnsi="Wingdings" w:hint="default"/>
+      </w:rPr>
+    </w:lvl>
+    <w:lvl w:ilvl="7" w:tplc="8368B936" w:tentative="1">
+      <w:start w:val="1"/>
+      <w:numFmt w:val="bullet"/>
+      <w:lvlText w:val=""/>
+      <w:lvlJc w:val="left"/>
+      <w:pPr>
+        <w:tabs>
+          <w:tab w:val="num" w:pos="5760"/>
+        </w:tabs>
+        <w:ind w:left="5760" w:hanging="360"/>
+      </w:pPr>
+      <w:rPr>
+        <w:rFonts w:ascii="Wingdings" w:hAnsi="Wingdings" w:hint="default"/>
+      </w:rPr>
+    </w:lvl>
+    <w:lvl w:ilvl="8" w:tplc="E676BF5C" w:tentative="1">
+      <w:start w:val="1"/>
+      <w:numFmt w:val="bullet"/>
+      <w:lvlText w:val=""/>
+      <w:lvlJc w:val="left"/>
+      <w:pPr>
+        <w:tabs>
+          <w:tab w:val="num" w:pos="6480"/>
+        </w:tabs>
+        <w:ind w:left="6480" w:hanging="360"/>
+      </w:pPr>
+      <w:rPr>
+        <w:rFonts w:ascii="Wingdings" w:hAnsi="Wingdings" w:hint="default"/>
+      </w:rPr>
+    </w:lvl>
+  </w:abstractNum>
+  <w:abstractNum w:abstractNumId="1" w15:restartNumberingAfterBreak="0">
+    <w:nsid w:val="27E77E17"/>
+    <w:multiLevelType w:val="multilevel"/>
+    <w:tmpl w:val="2AD0D680"/>
+    <w:lvl w:ilvl="0">
+      <w:start w:val="1"/>
+      <w:numFmt w:val="bullet"/>
+      <w:lvlText w:val=""/>
+      <w:lvlJc w:val="left"/>
+      <w:pPr>
+        <w:tabs>
+          <w:tab w:val="num" w:pos="720"/>
+        </w:tabs>
+        <w:ind w:left="720" w:hanging="360"/>
+      </w:pPr>
+      <w:rPr>
+        <w:rFonts w:ascii="Symbol" w:hAnsi="Symbol" w:hint="default"/>
+        <w:sz w:val="20"/>
+      </w:rPr>
+    </w:lvl>
+    <w:lvl w:ilvl="1" w:tentative="1">
+      <w:start w:val="1"/>
+      <w:numFmt w:val="bullet"/>
+      <w:lvlText w:val="o"/>
+      <w:lvlJc w:val="left"/>
+      <w:pPr>
+        <w:tabs>
+          <w:tab w:val="num" w:pos="1440"/>
+        </w:tabs>
+        <w:ind w:left="1440" w:hanging="360"/>
+      </w:pPr>
+      <w:rPr>
+        <w:rFonts w:ascii="Courier New" w:hAnsi="Courier New" w:hint="default"/>
+        <w:sz w:val="20"/>
+      </w:rPr>
+    </w:lvl>
+    <w:lvl w:ilvl="2" w:tentative="1">
+      <w:start w:val="1"/>
+      <w:numFmt w:val="bullet"/>
+      <w:lvlText w:val=""/>
+      <w:lvlJc w:val="left"/>
+      <w:pPr>
+        <w:tabs>
+          <w:tab w:val="num" w:pos="2160"/>
+        </w:tabs>
+        <w:ind w:left="2160" w:hanging="360"/>
+      </w:pPr>
+      <w:rPr>
+        <w:rFonts w:ascii="Wingdings" w:hAnsi="Wingdings" w:hint="default"/>
+        <w:sz w:val="20"/>
+      </w:rPr>
+    </w:lvl>
+    <w:lvl w:ilvl="3" w:tentative="1">
+      <w:start w:val="1"/>
+      <w:numFmt w:val="bullet"/>
+      <w:lvlText w:val=""/>
+      <w:lvlJc w:val="left"/>
+      <w:pPr>
+        <w:tabs>
+          <w:tab w:val="num" w:pos="2880"/>
+        </w:tabs>
+        <w:ind w:left="2880" w:hanging="360"/>
+      </w:pPr>
+      <w:rPr>
+        <w:rFonts w:ascii="Wingdings" w:hAnsi="Wingdings" w:hint="default"/>
+        <w:sz w:val="20"/>
+      </w:rPr>
+    </w:lvl>
+    <w:lvl w:ilvl="4" w:tentative="1">
+      <w:start w:val="1"/>
+      <w:numFmt w:val="bullet"/>
+      <w:lvlText w:val=""/>
+      <w:lvlJc w:val="left"/>
+      <w:pPr>
+        <w:tabs>
+          <w:tab w:val="num" w:pos="3600"/>
+        </w:tabs>
+        <w:ind w:left="3600" w:hanging="360"/>
+      </w:pPr>
+      <w:rPr>
+        <w:rFonts w:ascii="Wingdings" w:hAnsi="Wingdings" w:hint="default"/>
+        <w:sz w:val="20"/>
+      </w:rPr>
+    </w:lvl>
+    <w:lvl w:ilvl="5" w:tentative="1">
+      <w:start w:val="1"/>
+      <w:numFmt w:val="bullet"/>
+      <w:lvlText w:val=""/>
+      <w:lvlJc w:val="left"/>
+      <w:pPr>
+        <w:tabs>
+          <w:tab w:val="num" w:pos="4320"/>
+        </w:tabs>
+        <w:ind w:left="4320" w:hanging="360"/>
+      </w:pPr>
+      <w:rPr>
+        <w:rFonts w:ascii="Wingdings" w:hAnsi="Wingdings" w:hint="default"/>
+        <w:sz w:val="20"/>
+      </w:rPr>
+    </w:lvl>
+    <w:lvl w:ilvl="6" w:tentative="1">
+      <w:start w:val="1"/>
+      <w:numFmt w:val="bullet"/>
+      <w:lvlText w:val=""/>
+      <w:lvlJc w:val="left"/>
+      <w:pPr>
+        <w:tabs>
+          <w:tab w:val="num" w:pos="5040"/>
+        </w:tabs>
+        <w:ind w:left="5040" w:hanging="360"/>
+      </w:pPr>
+      <w:rPr>
+        <w:rFonts w:ascii="Wingdings" w:hAnsi="Wingdings" w:hint="default"/>
+        <w:sz w:val="20"/>
+      </w:rPr>
+    </w:lvl>
+    <w:lvl w:ilvl="7" w:tentative="1">
+      <w:start w:val="1"/>
+      <w:numFmt w:val="bullet"/>
+      <w:lvlText w:val=""/>
+      <w:lvlJc w:val="left"/>
+      <w:pPr>
+        <w:tabs>
+          <w:tab w:val="num" w:pos="5760"/>
+        </w:tabs>
+        <w:ind w:left="5760" w:hanging="360"/>
+      </w:pPr>
+      <w:rPr>
+        <w:rFonts w:ascii="Wingdings" w:hAnsi="Wingdings" w:hint="default"/>
+        <w:sz w:val="20"/>
+      </w:rPr>
+    </w:lvl>
+    <w:lvl w:ilvl="8" w:tentative="1">
+      <w:start w:val="1"/>
+      <w:numFmt w:val="bullet"/>
+      <w:lvlText w:val=""/>
+      <w:lvlJc w:val="left"/>
+      <w:pPr>
+        <w:tabs>
+          <w:tab w:val="num" w:pos="6480"/>
+        </w:tabs>
+        <w:ind w:left="6480" w:hanging="360"/>
+      </w:pPr>
+      <w:rPr>
+        <w:rFonts w:ascii="Wingdings" w:hAnsi="Wingdings" w:hint="default"/>
+        <w:sz w:val="20"/>
+      </w:rPr>
+    </w:lvl>
+  </w:abstractNum>
+  <w:abstractNum w:abstractNumId="2" w15:restartNumberingAfterBreak="0">
+    <w:nsid w:val="298337A1"/>
+    <w:multiLevelType w:val="multilevel"/>
+    <w:tmpl w:val="A6966D2E"/>
+    <w:lvl w:ilvl="0">
+      <w:start w:val="1"/>
+      <w:numFmt w:val="bullet"/>
+      <w:lvlText w:val=""/>
+      <w:lvlJc w:val="left"/>
+      <w:pPr>
+        <w:tabs>
+          <w:tab w:val="num" w:pos="720"/>
+        </w:tabs>
+        <w:ind w:left="720" w:hanging="360"/>
+      </w:pPr>
+      <w:rPr>
+        <w:rFonts w:ascii="Symbol" w:hAnsi="Symbol" w:hint="default"/>
+        <w:sz w:val="20"/>
+      </w:rPr>
+    </w:lvl>
+    <w:lvl w:ilvl="1" w:tentative="1">
+      <w:start w:val="1"/>
+      <w:numFmt w:val="bullet"/>
+      <w:lvlText w:val="o"/>
+      <w:lvlJc w:val="left"/>
+      <w:pPr>
+        <w:tabs>
+          <w:tab w:val="num" w:pos="1440"/>
+        </w:tabs>
+        <w:ind w:left="1440" w:hanging="360"/>
+      </w:pPr>
+      <w:rPr>
+        <w:rFonts w:ascii="Courier New" w:hAnsi="Courier New" w:hint="default"/>
+        <w:sz w:val="20"/>
+      </w:rPr>
+    </w:lvl>
+    <w:lvl w:ilvl="2" w:tentative="1">
+      <w:start w:val="1"/>
+      <w:numFmt w:val="bullet"/>
+      <w:lvlText w:val=""/>
+      <w:lvlJc w:val="left"/>
+      <w:pPr>
+        <w:tabs>
+          <w:tab w:val="num" w:pos="2160"/>
+        </w:tabs>
+        <w:ind w:left="2160" w:hanging="360"/>
+      </w:pPr>
+      <w:rPr>
+        <w:rFonts w:ascii="Wingdings" w:hAnsi="Wingdings" w:hint="default"/>
+        <w:sz w:val="20"/>
+      </w:rPr>
+    </w:lvl>
+    <w:lvl w:ilvl="3" w:tentative="1">
+      <w:start w:val="1"/>
+      <w:numFmt w:val="bullet"/>
+      <w:lvlText w:val=""/>
+      <w:lvlJc w:val="left"/>
+      <w:pPr>
+        <w:tabs>
+          <w:tab w:val="num" w:pos="2880"/>
+        </w:tabs>
+        <w:ind w:left="2880" w:hanging="360"/>
+      </w:pPr>
+      <w:rPr>
+        <w:rFonts w:ascii="Wingdings" w:hAnsi="Wingdings" w:hint="default"/>
+        <w:sz w:val="20"/>
+      </w:rPr>
+    </w:lvl>
+    <w:lvl w:ilvl="4" w:tentative="1">
+      <w:start w:val="1"/>
+      <w:numFmt w:val="bullet"/>
+      <w:lvlText w:val=""/>
+      <w:lvlJc w:val="left"/>
+      <w:pPr>
+        <w:tabs>
+          <w:tab w:val="num" w:pos="3600"/>
+        </w:tabs>
+        <w:ind w:left="3600" w:hanging="360"/>
+      </w:pPr>
+      <w:rPr>
+        <w:rFonts w:ascii="Wingdings" w:hAnsi="Wingdings" w:hint="default"/>
+        <w:sz w:val="20"/>
+      </w:rPr>
+    </w:lvl>
+    <w:lvl w:ilvl="5" w:tentative="1">
+      <w:start w:val="1"/>
+      <w:numFmt w:val="bullet"/>
+      <w:lvlText w:val=""/>
+      <w:lvlJc w:val="left"/>
+      <w:pPr>
+        <w:tabs>
+          <w:tab w:val="num" w:pos="4320"/>
+        </w:tabs>
+        <w:ind w:left="4320" w:hanging="360"/>
+      </w:pPr>
+      <w:rPr>
+        <w:rFonts w:ascii="Wingdings" w:hAnsi="Wingdings" w:hint="default"/>
+        <w:sz w:val="20"/>
+      </w:rPr>
+    </w:lvl>
+    <w:lvl w:ilvl="6" w:tentative="1">
+      <w:start w:val="1"/>
+      <w:numFmt w:val="bullet"/>
+      <w:lvlText w:val=""/>
+      <w:lvlJc w:val="left"/>
+      <w:pPr>
+        <w:tabs>
+          <w:tab w:val="num" w:pos="5040"/>
+        </w:tabs>
+        <w:ind w:left="5040" w:hanging="360"/>
+      </w:pPr>
+      <w:rPr>
+        <w:rFonts w:ascii="Wingdings" w:hAnsi="Wingdings" w:hint="default"/>
+        <w:sz w:val="20"/>
+      </w:rPr>
+    </w:lvl>
+    <w:lvl w:ilvl="7" w:tentative="1">
+      <w:start w:val="1"/>
+      <w:numFmt w:val="bullet"/>
+      <w:lvlText w:val=""/>
+      <w:lvlJc w:val="left"/>
+      <w:pPr>
+        <w:tabs>
+          <w:tab w:val="num" w:pos="5760"/>
+        </w:tabs>
+        <w:ind w:left="5760" w:hanging="360"/>
+      </w:pPr>
+      <w:rPr>
+        <w:rFonts w:ascii="Wingdings" w:hAnsi="Wingdings" w:hint="default"/>
+        <w:sz w:val="20"/>
+      </w:rPr>
+    </w:lvl>
+    <w:lvl w:ilvl="8" w:tentative="1">
+      <w:start w:val="1"/>
+      <w:numFmt w:val="bullet"/>
+      <w:lvlText w:val=""/>
+      <w:lvlJc w:val="left"/>
+      <w:pPr>
+        <w:tabs>
+          <w:tab w:val="num" w:pos="6480"/>
+        </w:tabs>
+        <w:ind w:left="6480" w:hanging="360"/>
+      </w:pPr>
+      <w:rPr>
+        <w:rFonts w:ascii="Wingdings" w:hAnsi="Wingdings" w:hint="default"/>
+        <w:sz w:val="20"/>
+      </w:rPr>
+    </w:lvl>
+  </w:abstractNum>
+  <w:abstractNum w:abstractNumId="3" w15:restartNumberingAfterBreak="0">
     <w:nsid w:val="30C371D2"/>
     <w:multiLevelType w:val="hybridMultilevel"/>
     <w:tmpl w:val="66BCA9BE"/>
@@ -362,7 +3195,7 @@
       </w:pPr>
     </w:lvl>
   </w:abstractNum>
-  <w:abstractNum w:abstractNumId="1" w15:restartNumberingAfterBreak="0">
+  <w:abstractNum w:abstractNumId="4" w15:restartNumberingAfterBreak="0">
     <w:nsid w:val="7176112A"/>
     <w:multiLevelType w:val="hybridMultilevel"/>
     <w:tmpl w:val="70E0A788"/>
@@ -448,10 +3281,475 @@
       </w:pPr>
     </w:lvl>
   </w:abstractNum>
+  <w:abstractNum w:abstractNumId="5" w15:restartNumberingAfterBreak="0">
+    <w:nsid w:val="743C6961"/>
+    <w:multiLevelType w:val="multilevel"/>
+    <w:tmpl w:val="06B21C9C"/>
+    <w:lvl w:ilvl="0">
+      <w:start w:val="1"/>
+      <w:numFmt w:val="bullet"/>
+      <w:lvlText w:val=""/>
+      <w:lvlJc w:val="left"/>
+      <w:pPr>
+        <w:tabs>
+          <w:tab w:val="num" w:pos="720"/>
+        </w:tabs>
+        <w:ind w:left="720" w:hanging="360"/>
+      </w:pPr>
+      <w:rPr>
+        <w:rFonts w:ascii="Symbol" w:hAnsi="Symbol" w:hint="default"/>
+        <w:sz w:val="20"/>
+      </w:rPr>
+    </w:lvl>
+    <w:lvl w:ilvl="1" w:tentative="1">
+      <w:start w:val="1"/>
+      <w:numFmt w:val="bullet"/>
+      <w:lvlText w:val="o"/>
+      <w:lvlJc w:val="left"/>
+      <w:pPr>
+        <w:tabs>
+          <w:tab w:val="num" w:pos="1440"/>
+        </w:tabs>
+        <w:ind w:left="1440" w:hanging="360"/>
+      </w:pPr>
+      <w:rPr>
+        <w:rFonts w:ascii="Courier New" w:hAnsi="Courier New" w:hint="default"/>
+        <w:sz w:val="20"/>
+      </w:rPr>
+    </w:lvl>
+    <w:lvl w:ilvl="2" w:tentative="1">
+      <w:start w:val="1"/>
+      <w:numFmt w:val="bullet"/>
+      <w:lvlText w:val=""/>
+      <w:lvlJc w:val="left"/>
+      <w:pPr>
+        <w:tabs>
+          <w:tab w:val="num" w:pos="2160"/>
+        </w:tabs>
+        <w:ind w:left="2160" w:hanging="360"/>
+      </w:pPr>
+      <w:rPr>
+        <w:rFonts w:ascii="Wingdings" w:hAnsi="Wingdings" w:hint="default"/>
+        <w:sz w:val="20"/>
+      </w:rPr>
+    </w:lvl>
+    <w:lvl w:ilvl="3" w:tentative="1">
+      <w:start w:val="1"/>
+      <w:numFmt w:val="bullet"/>
+      <w:lvlText w:val=""/>
+      <w:lvlJc w:val="left"/>
+      <w:pPr>
+        <w:tabs>
+          <w:tab w:val="num" w:pos="2880"/>
+        </w:tabs>
+        <w:ind w:left="2880" w:hanging="360"/>
+      </w:pPr>
+      <w:rPr>
+        <w:rFonts w:ascii="Wingdings" w:hAnsi="Wingdings" w:hint="default"/>
+        <w:sz w:val="20"/>
+      </w:rPr>
+    </w:lvl>
+    <w:lvl w:ilvl="4" w:tentative="1">
+      <w:start w:val="1"/>
+      <w:numFmt w:val="bullet"/>
+      <w:lvlText w:val=""/>
+      <w:lvlJc w:val="left"/>
+      <w:pPr>
+        <w:tabs>
+          <w:tab w:val="num" w:pos="3600"/>
+        </w:tabs>
+        <w:ind w:left="3600" w:hanging="360"/>
+      </w:pPr>
+      <w:rPr>
+        <w:rFonts w:ascii="Wingdings" w:hAnsi="Wingdings" w:hint="default"/>
+        <w:sz w:val="20"/>
+      </w:rPr>
+    </w:lvl>
+    <w:lvl w:ilvl="5" w:tentative="1">
+      <w:start w:val="1"/>
+      <w:numFmt w:val="bullet"/>
+      <w:lvlText w:val=""/>
+      <w:lvlJc w:val="left"/>
+      <w:pPr>
+        <w:tabs>
+          <w:tab w:val="num" w:pos="4320"/>
+        </w:tabs>
+        <w:ind w:left="4320" w:hanging="360"/>
+      </w:pPr>
+      <w:rPr>
+        <w:rFonts w:ascii="Wingdings" w:hAnsi="Wingdings" w:hint="default"/>
+        <w:sz w:val="20"/>
+      </w:rPr>
+    </w:lvl>
+    <w:lvl w:ilvl="6" w:tentative="1">
+      <w:start w:val="1"/>
+      <w:numFmt w:val="bullet"/>
+      <w:lvlText w:val=""/>
+      <w:lvlJc w:val="left"/>
+      <w:pPr>
+        <w:tabs>
+          <w:tab w:val="num" w:pos="5040"/>
+        </w:tabs>
+        <w:ind w:left="5040" w:hanging="360"/>
+      </w:pPr>
+      <w:rPr>
+        <w:rFonts w:ascii="Wingdings" w:hAnsi="Wingdings" w:hint="default"/>
+        <w:sz w:val="20"/>
+      </w:rPr>
+    </w:lvl>
+    <w:lvl w:ilvl="7" w:tentative="1">
+      <w:start w:val="1"/>
+      <w:numFmt w:val="bullet"/>
+      <w:lvlText w:val=""/>
+      <w:lvlJc w:val="left"/>
+      <w:pPr>
+        <w:tabs>
+          <w:tab w:val="num" w:pos="5760"/>
+        </w:tabs>
+        <w:ind w:left="5760" w:hanging="360"/>
+      </w:pPr>
+      <w:rPr>
+        <w:rFonts w:ascii="Wingdings" w:hAnsi="Wingdings" w:hint="default"/>
+        <w:sz w:val="20"/>
+      </w:rPr>
+    </w:lvl>
+    <w:lvl w:ilvl="8" w:tentative="1">
+      <w:start w:val="1"/>
+      <w:numFmt w:val="bullet"/>
+      <w:lvlText w:val=""/>
+      <w:lvlJc w:val="left"/>
+      <w:pPr>
+        <w:tabs>
+          <w:tab w:val="num" w:pos="6480"/>
+        </w:tabs>
+        <w:ind w:left="6480" w:hanging="360"/>
+      </w:pPr>
+      <w:rPr>
+        <w:rFonts w:ascii="Wingdings" w:hAnsi="Wingdings" w:hint="default"/>
+        <w:sz w:val="20"/>
+      </w:rPr>
+    </w:lvl>
+  </w:abstractNum>
+  <w:abstractNum w:abstractNumId="6" w15:restartNumberingAfterBreak="0">
+    <w:nsid w:val="74E13A62"/>
+    <w:multiLevelType w:val="multilevel"/>
+    <w:tmpl w:val="070EECAE"/>
+    <w:lvl w:ilvl="0">
+      <w:start w:val="1"/>
+      <w:numFmt w:val="bullet"/>
+      <w:lvlText w:val=""/>
+      <w:lvlJc w:val="left"/>
+      <w:pPr>
+        <w:tabs>
+          <w:tab w:val="num" w:pos="720"/>
+        </w:tabs>
+        <w:ind w:left="720" w:hanging="360"/>
+      </w:pPr>
+      <w:rPr>
+        <w:rFonts w:ascii="Symbol" w:hAnsi="Symbol" w:hint="default"/>
+        <w:sz w:val="20"/>
+      </w:rPr>
+    </w:lvl>
+    <w:lvl w:ilvl="1" w:tentative="1">
+      <w:start w:val="1"/>
+      <w:numFmt w:val="bullet"/>
+      <w:lvlText w:val="o"/>
+      <w:lvlJc w:val="left"/>
+      <w:pPr>
+        <w:tabs>
+          <w:tab w:val="num" w:pos="1440"/>
+        </w:tabs>
+        <w:ind w:left="1440" w:hanging="360"/>
+      </w:pPr>
+      <w:rPr>
+        <w:rFonts w:ascii="Courier New" w:hAnsi="Courier New" w:hint="default"/>
+        <w:sz w:val="20"/>
+      </w:rPr>
+    </w:lvl>
+    <w:lvl w:ilvl="2" w:tentative="1">
+      <w:start w:val="1"/>
+      <w:numFmt w:val="bullet"/>
+      <w:lvlText w:val=""/>
+      <w:lvlJc w:val="left"/>
+      <w:pPr>
+        <w:tabs>
+          <w:tab w:val="num" w:pos="2160"/>
+        </w:tabs>
+        <w:ind w:left="2160" w:hanging="360"/>
+      </w:pPr>
+      <w:rPr>
+        <w:rFonts w:ascii="Wingdings" w:hAnsi="Wingdings" w:hint="default"/>
+        <w:sz w:val="20"/>
+      </w:rPr>
+    </w:lvl>
+    <w:lvl w:ilvl="3" w:tentative="1">
+      <w:start w:val="1"/>
+      <w:numFmt w:val="bullet"/>
+      <w:lvlText w:val=""/>
+      <w:lvlJc w:val="left"/>
+      <w:pPr>
+        <w:tabs>
+          <w:tab w:val="num" w:pos="2880"/>
+        </w:tabs>
+        <w:ind w:left="2880" w:hanging="360"/>
+      </w:pPr>
+      <w:rPr>
+        <w:rFonts w:ascii="Wingdings" w:hAnsi="Wingdings" w:hint="default"/>
+        <w:sz w:val="20"/>
+      </w:rPr>
+    </w:lvl>
+    <w:lvl w:ilvl="4" w:tentative="1">
+      <w:start w:val="1"/>
+      <w:numFmt w:val="bullet"/>
+      <w:lvlText w:val=""/>
+      <w:lvlJc w:val="left"/>
+      <w:pPr>
+        <w:tabs>
+          <w:tab w:val="num" w:pos="3600"/>
+        </w:tabs>
+        <w:ind w:left="3600" w:hanging="360"/>
+      </w:pPr>
+      <w:rPr>
+        <w:rFonts w:ascii="Wingdings" w:hAnsi="Wingdings" w:hint="default"/>
+        <w:sz w:val="20"/>
+      </w:rPr>
+    </w:lvl>
+    <w:lvl w:ilvl="5" w:tentative="1">
+      <w:start w:val="1"/>
+      <w:numFmt w:val="bullet"/>
+      <w:lvlText w:val=""/>
+      <w:lvlJc w:val="left"/>
+      <w:pPr>
+        <w:tabs>
+          <w:tab w:val="num" w:pos="4320"/>
+        </w:tabs>
+        <w:ind w:left="4320" w:hanging="360"/>
+      </w:pPr>
+      <w:rPr>
+        <w:rFonts w:ascii="Wingdings" w:hAnsi="Wingdings" w:hint="default"/>
+        <w:sz w:val="20"/>
+      </w:rPr>
+    </w:lvl>
+    <w:lvl w:ilvl="6" w:tentative="1">
+      <w:start w:val="1"/>
+      <w:numFmt w:val="bullet"/>
+      <w:lvlText w:val=""/>
+      <w:lvlJc w:val="left"/>
+      <w:pPr>
+        <w:tabs>
+          <w:tab w:val="num" w:pos="5040"/>
+        </w:tabs>
+        <w:ind w:left="5040" w:hanging="360"/>
+      </w:pPr>
+      <w:rPr>
+        <w:rFonts w:ascii="Wingdings" w:hAnsi="Wingdings" w:hint="default"/>
+        <w:sz w:val="20"/>
+      </w:rPr>
+    </w:lvl>
+    <w:lvl w:ilvl="7" w:tentative="1">
+      <w:start w:val="1"/>
+      <w:numFmt w:val="bullet"/>
+      <w:lvlText w:val=""/>
+      <w:lvlJc w:val="left"/>
+      <w:pPr>
+        <w:tabs>
+          <w:tab w:val="num" w:pos="5760"/>
+        </w:tabs>
+        <w:ind w:left="5760" w:hanging="360"/>
+      </w:pPr>
+      <w:rPr>
+        <w:rFonts w:ascii="Wingdings" w:hAnsi="Wingdings" w:hint="default"/>
+        <w:sz w:val="20"/>
+      </w:rPr>
+    </w:lvl>
+    <w:lvl w:ilvl="8" w:tentative="1">
+      <w:start w:val="1"/>
+      <w:numFmt w:val="bullet"/>
+      <w:lvlText w:val=""/>
+      <w:lvlJc w:val="left"/>
+      <w:pPr>
+        <w:tabs>
+          <w:tab w:val="num" w:pos="6480"/>
+        </w:tabs>
+        <w:ind w:left="6480" w:hanging="360"/>
+      </w:pPr>
+      <w:rPr>
+        <w:rFonts w:ascii="Wingdings" w:hAnsi="Wingdings" w:hint="default"/>
+        <w:sz w:val="20"/>
+      </w:rPr>
+    </w:lvl>
+  </w:abstractNum>
+  <w:abstractNum w:abstractNumId="7" w15:restartNumberingAfterBreak="0">
+    <w:nsid w:val="793B2A04"/>
+    <w:multiLevelType w:val="multilevel"/>
+    <w:tmpl w:val="2D22BC0A"/>
+    <w:lvl w:ilvl="0">
+      <w:start w:val="1"/>
+      <w:numFmt w:val="bullet"/>
+      <w:lvlText w:val=""/>
+      <w:lvlJc w:val="left"/>
+      <w:pPr>
+        <w:tabs>
+          <w:tab w:val="num" w:pos="720"/>
+        </w:tabs>
+        <w:ind w:left="720" w:hanging="360"/>
+      </w:pPr>
+      <w:rPr>
+        <w:rFonts w:ascii="Symbol" w:hAnsi="Symbol" w:hint="default"/>
+        <w:sz w:val="20"/>
+      </w:rPr>
+    </w:lvl>
+    <w:lvl w:ilvl="1" w:tentative="1">
+      <w:start w:val="1"/>
+      <w:numFmt w:val="bullet"/>
+      <w:lvlText w:val="o"/>
+      <w:lvlJc w:val="left"/>
+      <w:pPr>
+        <w:tabs>
+          <w:tab w:val="num" w:pos="1440"/>
+        </w:tabs>
+        <w:ind w:left="1440" w:hanging="360"/>
+      </w:pPr>
+      <w:rPr>
+        <w:rFonts w:ascii="Courier New" w:hAnsi="Courier New" w:hint="default"/>
+        <w:sz w:val="20"/>
+      </w:rPr>
+    </w:lvl>
+    <w:lvl w:ilvl="2" w:tentative="1">
+      <w:start w:val="1"/>
+      <w:numFmt w:val="bullet"/>
+      <w:lvlText w:val=""/>
+      <w:lvlJc w:val="left"/>
+      <w:pPr>
+        <w:tabs>
+          <w:tab w:val="num" w:pos="2160"/>
+        </w:tabs>
+        <w:ind w:left="2160" w:hanging="360"/>
+      </w:pPr>
+      <w:rPr>
+        <w:rFonts w:ascii="Wingdings" w:hAnsi="Wingdings" w:hint="default"/>
+        <w:sz w:val="20"/>
+      </w:rPr>
+    </w:lvl>
+    <w:lvl w:ilvl="3" w:tentative="1">
+      <w:start w:val="1"/>
+      <w:numFmt w:val="bullet"/>
+      <w:lvlText w:val=""/>
+      <w:lvlJc w:val="left"/>
+      <w:pPr>
+        <w:tabs>
+          <w:tab w:val="num" w:pos="2880"/>
+        </w:tabs>
+        <w:ind w:left="2880" w:hanging="360"/>
+      </w:pPr>
+      <w:rPr>
+        <w:rFonts w:ascii="Wingdings" w:hAnsi="Wingdings" w:hint="default"/>
+        <w:sz w:val="20"/>
+      </w:rPr>
+    </w:lvl>
+    <w:lvl w:ilvl="4" w:tentative="1">
+      <w:start w:val="1"/>
+      <w:numFmt w:val="bullet"/>
+      <w:lvlText w:val=""/>
+      <w:lvlJc w:val="left"/>
+      <w:pPr>
+        <w:tabs>
+          <w:tab w:val="num" w:pos="3600"/>
+        </w:tabs>
+        <w:ind w:left="3600" w:hanging="360"/>
+      </w:pPr>
+      <w:rPr>
+        <w:rFonts w:ascii="Wingdings" w:hAnsi="Wingdings" w:hint="default"/>
+        <w:sz w:val="20"/>
+      </w:rPr>
+    </w:lvl>
+    <w:lvl w:ilvl="5" w:tentative="1">
+      <w:start w:val="1"/>
+      <w:numFmt w:val="bullet"/>
+      <w:lvlText w:val=""/>
+      <w:lvlJc w:val="left"/>
+      <w:pPr>
+        <w:tabs>
+          <w:tab w:val="num" w:pos="4320"/>
+        </w:tabs>
+        <w:ind w:left="4320" w:hanging="360"/>
+      </w:pPr>
+      <w:rPr>
+        <w:rFonts w:ascii="Wingdings" w:hAnsi="Wingdings" w:hint="default"/>
+        <w:sz w:val="20"/>
+      </w:rPr>
+    </w:lvl>
+    <w:lvl w:ilvl="6" w:tentative="1">
+      <w:start w:val="1"/>
+      <w:numFmt w:val="bullet"/>
+      <w:lvlText w:val=""/>
+      <w:lvlJc w:val="left"/>
+      <w:pPr>
+        <w:tabs>
+          <w:tab w:val="num" w:pos="5040"/>
+        </w:tabs>
+        <w:ind w:left="5040" w:hanging="360"/>
+      </w:pPr>
+      <w:rPr>
+        <w:rFonts w:ascii="Wingdings" w:hAnsi="Wingdings" w:hint="default"/>
+        <w:sz w:val="20"/>
+      </w:rPr>
+    </w:lvl>
+    <w:lvl w:ilvl="7" w:tentative="1">
+      <w:start w:val="1"/>
+      <w:numFmt w:val="bullet"/>
+      <w:lvlText w:val=""/>
+      <w:lvlJc w:val="left"/>
+      <w:pPr>
+        <w:tabs>
+          <w:tab w:val="num" w:pos="5760"/>
+        </w:tabs>
+        <w:ind w:left="5760" w:hanging="360"/>
+      </w:pPr>
+      <w:rPr>
+        <w:rFonts w:ascii="Wingdings" w:hAnsi="Wingdings" w:hint="default"/>
+        <w:sz w:val="20"/>
+      </w:rPr>
+    </w:lvl>
+    <w:lvl w:ilvl="8" w:tentative="1">
+      <w:start w:val="1"/>
+      <w:numFmt w:val="bullet"/>
+      <w:lvlText w:val=""/>
+      <w:lvlJc w:val="left"/>
+      <w:pPr>
+        <w:tabs>
+          <w:tab w:val="num" w:pos="6480"/>
+        </w:tabs>
+        <w:ind w:left="6480" w:hanging="360"/>
+      </w:pPr>
+      <w:rPr>
+        <w:rFonts w:ascii="Wingdings" w:hAnsi="Wingdings" w:hint="default"/>
+        <w:sz w:val="20"/>
+      </w:rPr>
+    </w:lvl>
+  </w:abstractNum>
   <w:num w:numId="1" w16cid:durableId="1145706456">
+    <w:abstractNumId w:val="4"/>
+  </w:num>
+  <w:num w:numId="2" w16cid:durableId="95293645">
+    <w:abstractNumId w:val="3"/>
+  </w:num>
+  <w:num w:numId="3" w16cid:durableId="1068721811">
+    <w:abstractNumId w:val="6"/>
+  </w:num>
+  <w:num w:numId="4" w16cid:durableId="51462806">
+    <w:abstractNumId w:val="5"/>
+  </w:num>
+  <w:num w:numId="5" w16cid:durableId="1208831158">
     <w:abstractNumId w:val="1"/>
   </w:num>
-  <w:num w:numId="2" w16cid:durableId="95293645">
+  <w:num w:numId="6" w16cid:durableId="1797092389">
+    <w:abstractNumId w:val="2"/>
+  </w:num>
+  <w:num w:numId="7" w16cid:durableId="613169324">
+    <w:abstractNumId w:val="7"/>
+  </w:num>
+  <w:num w:numId="8" w16cid:durableId="1542134881">
     <w:abstractNumId w:val="0"/>
   </w:num>
 </w:numbering>
@@ -994,8 +4292,6 @@
       <w:b/>
       <w:bCs/>
       <w:color w:val="2F5496" w:themeColor="accent1" w:themeShade="BF"/>
-      <w:sz w:val="21"/>
-      <w:szCs w:val="22"/>
     </w:rPr>
   </w:style>
   <w:style w:type="paragraph" w:styleId="7">
@@ -1019,8 +4315,6 @@
       <w:b/>
       <w:bCs/>
       <w:color w:val="595959" w:themeColor="text1" w:themeTint="A6"/>
-      <w:sz w:val="21"/>
-      <w:szCs w:val="22"/>
     </w:rPr>
   </w:style>
   <w:style w:type="paragraph" w:styleId="8">
@@ -1041,8 +4335,6 @@
     <w:rPr>
       <w:rFonts w:cstheme="majorBidi"/>
       <w:color w:val="595959" w:themeColor="text1" w:themeTint="A6"/>
-      <w:sz w:val="21"/>
-      <w:szCs w:val="22"/>
     </w:rPr>
   </w:style>
   <w:style w:type="paragraph" w:styleId="9">
@@ -1063,14 +4355,11 @@
     <w:rPr>
       <w:rFonts w:eastAsiaTheme="majorEastAsia" w:cstheme="majorBidi"/>
       <w:color w:val="595959" w:themeColor="text1" w:themeTint="A6"/>
-      <w:sz w:val="21"/>
-      <w:szCs w:val="22"/>
     </w:rPr>
   </w:style>
   <w:style w:type="character" w:default="1" w:styleId="a0">
     <w:name w:val="Default Paragraph Font"/>
     <w:uiPriority w:val="1"/>
-    <w:semiHidden/>
     <w:unhideWhenUsed/>
   </w:style>
   <w:style w:type="table" w:default="1" w:styleId="a1">
@@ -1303,8 +4592,6 @@
       <w:i/>
       <w:iCs/>
       <w:color w:val="404040" w:themeColor="text1" w:themeTint="BF"/>
-      <w:sz w:val="21"/>
-      <w:szCs w:val="22"/>
     </w:rPr>
   </w:style>
   <w:style w:type="character" w:customStyle="1" w:styleId="a8">
@@ -1329,10 +4616,6 @@
       <w:ind w:left="720"/>
       <w:contextualSpacing/>
     </w:pPr>
-    <w:rPr>
-      <w:sz w:val="21"/>
-      <w:szCs w:val="22"/>
-    </w:rPr>
   </w:style>
   <w:style w:type="character" w:styleId="aa">
     <w:name w:val="Intense Emphasis"/>
@@ -1367,8 +4650,6 @@
       <w:i/>
       <w:iCs/>
       <w:color w:val="2F5496" w:themeColor="accent1" w:themeShade="BF"/>
-      <w:sz w:val="21"/>
-      <w:szCs w:val="22"/>
     </w:rPr>
   </w:style>
   <w:style w:type="character" w:customStyle="1" w:styleId="ac">
@@ -1395,6 +4676,83 @@
       <w:smallCaps/>
       <w:color w:val="2F5496" w:themeColor="accent1" w:themeShade="BF"/>
       <w:spacing w:val="5"/>
+    </w:rPr>
+  </w:style>
+  <w:style w:type="paragraph" w:styleId="ae">
+    <w:name w:val="header"/>
+    <w:basedOn w:val="a"/>
+    <w:link w:val="af"/>
+    <w:uiPriority w:val="99"/>
+    <w:unhideWhenUsed/>
+    <w:rsid w:val="000F0C98"/>
+    <w:pPr>
+      <w:tabs>
+        <w:tab w:val="center" w:pos="4153"/>
+        <w:tab w:val="right" w:pos="8306"/>
+      </w:tabs>
+      <w:snapToGrid w:val="0"/>
+      <w:jc w:val="center"/>
+    </w:pPr>
+    <w:rPr>
+      <w:sz w:val="18"/>
+      <w:szCs w:val="18"/>
+    </w:rPr>
+  </w:style>
+  <w:style w:type="character" w:customStyle="1" w:styleId="af">
+    <w:name w:val="页眉 字符"/>
+    <w:basedOn w:val="a0"/>
+    <w:link w:val="ae"/>
+    <w:uiPriority w:val="99"/>
+    <w:rsid w:val="000F0C98"/>
+    <w:rPr>
+      <w:sz w:val="18"/>
+      <w:szCs w:val="18"/>
+    </w:rPr>
+  </w:style>
+  <w:style w:type="paragraph" w:styleId="af0">
+    <w:name w:val="footer"/>
+    <w:basedOn w:val="a"/>
+    <w:link w:val="af1"/>
+    <w:uiPriority w:val="99"/>
+    <w:unhideWhenUsed/>
+    <w:rsid w:val="000F0C98"/>
+    <w:pPr>
+      <w:tabs>
+        <w:tab w:val="center" w:pos="4153"/>
+        <w:tab w:val="right" w:pos="8306"/>
+      </w:tabs>
+      <w:snapToGrid w:val="0"/>
+      <w:jc w:val="left"/>
+    </w:pPr>
+    <w:rPr>
+      <w:sz w:val="18"/>
+      <w:szCs w:val="18"/>
+    </w:rPr>
+  </w:style>
+  <w:style w:type="character" w:customStyle="1" w:styleId="af1">
+    <w:name w:val="页脚 字符"/>
+    <w:basedOn w:val="a0"/>
+    <w:link w:val="af0"/>
+    <w:uiPriority w:val="99"/>
+    <w:rsid w:val="000F0C98"/>
+    <w:rPr>
+      <w:sz w:val="18"/>
+      <w:szCs w:val="18"/>
+    </w:rPr>
+  </w:style>
+  <w:style w:type="character" w:customStyle="1" w:styleId="fontstyle01">
+    <w:name w:val="fontstyle01"/>
+    <w:basedOn w:val="a0"/>
+    <w:rsid w:val="004B083E"/>
+    <w:rPr>
+      <w:rFonts w:ascii="Sun-ExtA" w:hAnsi="Sun-ExtA" w:hint="default"/>
+      <w:b w:val="0"/>
+      <w:bCs w:val="0"/>
+      <w:i w:val="0"/>
+      <w:iCs w:val="0"/>
+      <w:color w:val="000000"/>
+      <w:sz w:val="22"/>
+      <w:szCs w:val="22"/>
     </w:rPr>
   </w:style>
 </w:styles>

--- a/院内评审/评审意见.docx
+++ b/院内评审/评审意见.docx
@@ -454,386 +454,6 @@
         <w:jc w:val="left"/>
         <w:rPr>
           <w:rFonts w:ascii="方正仿宋_GBK" w:eastAsia="方正仿宋_GBK" w:hAnsi="楷体" w:hint="eastAsia"/>
-          <w:sz w:val="22"/>
-          <w:szCs w:val="28"/>
-        </w:rPr>
-      </w:pPr>
-      <w:r>
-        <w:rPr>
-          <w:rFonts w:ascii="方正仿宋_GBK" w:eastAsia="方正仿宋_GBK" w:hAnsi="楷体"/>
-          <w:sz w:val="22"/>
-          <w:szCs w:val="28"/>
-        </w:rPr>
-        <w:lastRenderedPageBreak/>
-        <w:t>为了实现气动性能由</w:t>
-      </w:r>
-      <w:r>
-        <w:rPr>
-          <w:rFonts w:ascii="方正仿宋_GBK" w:eastAsia="方正仿宋_GBK" w:hAnsi="楷体"/>
-          <w:sz w:val="22"/>
-          <w:szCs w:val="28"/>
-        </w:rPr>
-        <w:t>“</w:t>
-      </w:r>
-      <w:r>
-        <w:rPr>
-          <w:rFonts w:ascii="方正仿宋_GBK" w:eastAsia="方正仿宋_GBK" w:hAnsi="楷体"/>
-          <w:sz w:val="22"/>
-          <w:szCs w:val="28"/>
-        </w:rPr>
-        <w:t>单点最优，全包线可接受</w:t>
-      </w:r>
-      <w:r>
-        <w:rPr>
-          <w:rFonts w:ascii="方正仿宋_GBK" w:eastAsia="方正仿宋_GBK" w:hAnsi="楷体"/>
-          <w:sz w:val="22"/>
-          <w:szCs w:val="28"/>
-        </w:rPr>
-        <w:t>”</w:t>
-      </w:r>
-      <w:r>
-        <w:rPr>
-          <w:rFonts w:ascii="方正仿宋_GBK" w:eastAsia="方正仿宋_GBK" w:hAnsi="楷体"/>
-          <w:sz w:val="22"/>
-          <w:szCs w:val="28"/>
-        </w:rPr>
-        <w:t>向</w:t>
-      </w:r>
-      <w:r>
-        <w:rPr>
-          <w:rFonts w:ascii="方正仿宋_GBK" w:eastAsia="方正仿宋_GBK" w:hAnsi="楷体"/>
-          <w:sz w:val="22"/>
-          <w:szCs w:val="28"/>
-        </w:rPr>
-        <w:t>“</w:t>
-      </w:r>
-      <w:r>
-        <w:rPr>
-          <w:rFonts w:ascii="方正仿宋_GBK" w:eastAsia="方正仿宋_GBK" w:hAnsi="楷体"/>
-          <w:sz w:val="22"/>
-          <w:szCs w:val="28"/>
-        </w:rPr>
-        <w:t>可变构型，全包线持续最优</w:t>
-      </w:r>
-      <w:r>
-        <w:rPr>
-          <w:rFonts w:ascii="方正仿宋_GBK" w:eastAsia="方正仿宋_GBK" w:hAnsi="楷体"/>
-          <w:sz w:val="22"/>
-          <w:szCs w:val="28"/>
-        </w:rPr>
-        <w:t>”</w:t>
-      </w:r>
-      <w:r>
-        <w:rPr>
-          <w:rFonts w:ascii="方正仿宋_GBK" w:eastAsia="方正仿宋_GBK" w:hAnsi="楷体"/>
-          <w:sz w:val="22"/>
-          <w:szCs w:val="28"/>
-        </w:rPr>
-        <w:t>的革命性跨越，智能变体设计已经成为下一代高超声速飞行器重要发展趋势。智能变体机动飞行面临的首要技术瓶颈，是缺乏准确而高效的宽域连续变体气动外形设计原理与方法。为解决该技术瓶颈，对标企业联合基金指南要求，本项目研究从三维激波流动特性入手，推导控制三维激波流场参数变化的高阶微分方程组，再运用该方程组的初边值反问题属性构造给定壁面参数、空间流场、激波形状的流动逆向解析方法，在此基础上发展一种面向复杂三维弯曲激波的全三维随流偏转乘波原理，最终原创性地建立一套满足宽域连续时变要求的高超声速变形乘波气动逆向设计原理与方法。在原理方法指导下，开展智能变形乘波飞行器气动外形设计、高精度数值模拟和机理性风洞试验，阐明运用三维激波解析理论实现内外流宽域连续变形乘波的物理机制，为我国下一代临近空间宽域智能变体飞行器发展奠定基础</w:t>
-      </w:r>
-      <w:r>
-        <w:rPr>
-          <w:rFonts w:ascii="方正仿宋_GBK" w:eastAsia="方正仿宋_GBK" w:hAnsi="楷体" w:hint="eastAsia"/>
-          <w:sz w:val="22"/>
-          <w:szCs w:val="28"/>
-        </w:rPr>
-        <w:t>。</w:t>
-      </w:r>
-    </w:p>
-    <w:p>
-      <w:pPr>
-        <w:adjustRightInd w:val="0"/>
-        <w:snapToGrid w:val="0"/>
-        <w:rPr>
-          <w:rFonts w:hint="eastAsia"/>
-          <w:sz w:val="22"/>
-          <w:szCs w:val="22"/>
-        </w:rPr>
-      </w:pPr>
-    </w:p>
-    <w:p>
-      <w:pPr>
-        <w:widowControl/>
-        <w:adjustRightInd w:val="0"/>
-        <w:snapToGrid w:val="0"/>
-        <w:jc w:val="left"/>
-        <w:rPr>
-          <w:rFonts w:ascii="方正仿宋_GBK" w:eastAsia="方正仿宋_GBK" w:hAnsi="楷体" w:hint="eastAsia"/>
-          <w:sz w:val="22"/>
-          <w:szCs w:val="28"/>
-        </w:rPr>
-      </w:pPr>
-      <w:r>
-        <w:rPr>
-          <w:rFonts w:ascii="方正仿宋_GBK" w:eastAsia="方正仿宋_GBK" w:hAnsi="楷体" w:hint="eastAsia"/>
-          <w:sz w:val="22"/>
-          <w:szCs w:val="28"/>
-        </w:rPr>
-        <w:t>强温差条件下，气液相变界面快速演化，密度跃变与体积变化耦合显著，呈现多尺度强非线性特征。传统网格法在强耦合工况下面临界面重构代价高、潜热离散误差易累积与时间步长受限等问题，难以兼顾计算精度与稳定性；现有无网格SPH方法多将界面交换、相变更新与粒子拓扑更新分步处理，界面通量与源项跨时间层进入求解，易诱发界面振荡与能量漂移。为此，本项目开展气液相变两相流的守恒一致性SPH耦合方法研究：构建界面压力与法向速度的相容离散与一致交换机制，抑制非物理振荡与相间掺混；建立热通量驱动的相变质量通量闭合与潜热守恒更新方法，并在同一时间层内一致嵌入两相求解；面向两相压缩性差异与相变体积剧变，发展多时间尺度同步推进与守恒约束的粒子拓扑更新方法，并与界面耦合和相变更新协同集成。通过分层逐级开发与验证，形成可复用的耦合算法与验证方法，为极端工况下相变两相流的可信预测与性能边界评估提供可验证的数值工具与方法学支撑。</w:t>
-      </w:r>
-    </w:p>
-    <w:p>
-      <w:pPr>
-        <w:widowControl/>
-        <w:adjustRightInd w:val="0"/>
-        <w:snapToGrid w:val="0"/>
-        <w:jc w:val="left"/>
-        <w:rPr>
-          <w:rFonts w:ascii="方正仿宋_GBK" w:eastAsia="方正仿宋_GBK" w:hAnsi="楷体" w:hint="eastAsia"/>
-          <w:sz w:val="22"/>
-          <w:szCs w:val="28"/>
-        </w:rPr>
-      </w:pPr>
-    </w:p>
-    <w:p>
-      <w:pPr>
-        <w:widowControl/>
-        <w:adjustRightInd w:val="0"/>
-        <w:snapToGrid w:val="0"/>
-        <w:jc w:val="left"/>
-        <w:rPr>
-          <w:rFonts w:ascii="方正仿宋_GBK" w:eastAsia="方正仿宋_GBK" w:hAnsi="楷体" w:hint="eastAsia"/>
-          <w:sz w:val="22"/>
-          <w:szCs w:val="28"/>
-        </w:rPr>
-      </w:pPr>
-      <w:r>
-        <w:rPr>
-          <w:rFonts w:ascii="方正仿宋_GBK" w:eastAsia="方正仿宋_GBK" w:hAnsi="楷体"/>
-          <w:sz w:val="22"/>
-          <w:szCs w:val="28"/>
-        </w:rPr>
-        <w:t>随着对旋转爆震发动机热环境的深入研究，边界热效应的影响日益凸显，现有研究主要集中在确保发动机的可靠冷起动，以及解决苛刻热环境等视角，而缺乏对旋转爆震自身特征的关注。探索边界热效应反作用于旋转爆震的影响机制，对理解旋转爆震起爆及传播具有重要意义。本项目拟通过爆震试验结合高精度数值模拟计算，开展边界热效应影响下的旋转爆震起爆及传播机理研究。首先，考虑边界热损失和局部热增益影响，揭示旋转爆震起爆过程波系结构及失稳特性机制；在此基础上，厘清边界热效应影响两相旋转爆震局部掺混和低压二次燃烧演变的规律；最后，针对旋转爆震燃烧室时空不均匀热负载，开展分段式等温边界影响爆震传播过程的试验，探究多波模态和不同尺度下的边界热效应对爆震传播的影响。研究结果将为旋转爆震发动机热环境下的燃烧室设计提供新的思路，为旋转爆震发动机实现稳定起爆和长时间运行的工程化应用提供理论基础与技术支撑。</w:t>
-      </w:r>
-    </w:p>
-    <w:p>
-      <w:pPr>
-        <w:widowControl/>
-        <w:adjustRightInd w:val="0"/>
-        <w:snapToGrid w:val="0"/>
-        <w:jc w:val="left"/>
-        <w:rPr>
-          <w:rFonts w:ascii="方正仿宋_GBK" w:eastAsia="方正仿宋_GBK" w:hAnsi="楷体" w:hint="eastAsia"/>
-          <w:sz w:val="22"/>
-          <w:szCs w:val="28"/>
-        </w:rPr>
-      </w:pPr>
-    </w:p>
-    <w:p>
-      <w:pPr>
-        <w:widowControl/>
-        <w:adjustRightInd w:val="0"/>
-        <w:snapToGrid w:val="0"/>
-        <w:jc w:val="left"/>
-        <w:rPr>
-          <w:rFonts w:ascii="方正仿宋_GBK" w:eastAsia="方正仿宋_GBK" w:hAnsi="楷体" w:hint="eastAsia"/>
-          <w:sz w:val="22"/>
-          <w:szCs w:val="28"/>
-        </w:rPr>
-      </w:pPr>
-      <w:r>
-        <w:rPr>
-          <w:rFonts w:ascii="方正仿宋_GBK" w:eastAsia="方正仿宋_GBK" w:hAnsi="楷体"/>
-          <w:sz w:val="22"/>
-          <w:szCs w:val="28"/>
-        </w:rPr>
-        <w:t>固定几何鼓包进气道凭借结构重量轻、气动及隐身性能好等优点，已成功应用于F35、J20等先进战机，变几何鼓包进气道则在飞行速度的提升需求中孕育而生。然而，缺乏综合考虑气动设计、结构方案及控制策略的变几何鼓包进气道设计方法，尚未厘清其变形机制，已成为制约其工作速域提升的关键瓶颈。项目遵循</w:t>
-      </w:r>
-      <w:r>
-        <w:rPr>
-          <w:rFonts w:ascii="方正仿宋_GBK" w:eastAsia="方正仿宋_GBK" w:hAnsi="楷体"/>
-          <w:sz w:val="22"/>
-          <w:szCs w:val="28"/>
-        </w:rPr>
-        <w:t>“</w:t>
-      </w:r>
-      <w:r>
-        <w:rPr>
-          <w:rFonts w:ascii="方正仿宋_GBK" w:eastAsia="方正仿宋_GBK" w:hAnsi="楷体"/>
-          <w:sz w:val="22"/>
-          <w:szCs w:val="28"/>
-        </w:rPr>
-        <w:t>依托反问题气动设计、开展结构几何相似分析、实现变形鼓包优化控制、提炼设计方法及试验验证</w:t>
-      </w:r>
-      <w:r>
-        <w:rPr>
-          <w:rFonts w:ascii="方正仿宋_GBK" w:eastAsia="方正仿宋_GBK" w:hAnsi="楷体"/>
-          <w:sz w:val="22"/>
-          <w:szCs w:val="28"/>
-        </w:rPr>
-        <w:t>”</w:t>
-      </w:r>
-      <w:r>
-        <w:rPr>
-          <w:rFonts w:ascii="方正仿宋_GBK" w:eastAsia="方正仿宋_GBK" w:hAnsi="楷体"/>
-          <w:sz w:val="22"/>
-          <w:szCs w:val="28"/>
-        </w:rPr>
-        <w:t>的研究思路，面向基本流场的宽速域波系配置准则、非线性/非单调/非正交特征的结构方案优选判据、考虑气动特性及结构限制的变几何调节最优控制策略、气动/结构/控制耦</w:t>
-      </w:r>
-      <w:r>
-        <w:rPr>
-          <w:rFonts w:ascii="方正仿宋_GBK" w:eastAsia="方正仿宋_GBK" w:hAnsi="楷体"/>
-          <w:sz w:val="22"/>
-          <w:szCs w:val="28"/>
-        </w:rPr>
-        <w:lastRenderedPageBreak/>
-        <w:t>合的变形机制与流动机理四个关键科学问题，开展气动型面设计、结构变形分析、驱动优化控制、方法试验验证四个层面的研究，建立变几何鼓包进气道的气动/控制耦合设计方法，揭示面向工程应用的变形机制，回答</w:t>
-      </w:r>
-      <w:r>
-        <w:rPr>
-          <w:rFonts w:ascii="方正仿宋_GBK" w:eastAsia="方正仿宋_GBK" w:hAnsi="楷体"/>
-          <w:sz w:val="22"/>
-          <w:szCs w:val="28"/>
-        </w:rPr>
-        <w:t>“</w:t>
-      </w:r>
-      <w:r>
-        <w:rPr>
-          <w:rFonts w:ascii="方正仿宋_GBK" w:eastAsia="方正仿宋_GBK" w:hAnsi="楷体"/>
-          <w:sz w:val="22"/>
-          <w:szCs w:val="28"/>
-        </w:rPr>
-        <w:t>为什么变</w:t>
-      </w:r>
-      <w:r>
-        <w:rPr>
-          <w:rFonts w:ascii="方正仿宋_GBK" w:eastAsia="方正仿宋_GBK" w:hAnsi="楷体"/>
-          <w:sz w:val="22"/>
-          <w:szCs w:val="28"/>
-        </w:rPr>
-        <w:t>”</w:t>
-      </w:r>
-      <w:r>
-        <w:rPr>
-          <w:rFonts w:ascii="方正仿宋_GBK" w:eastAsia="方正仿宋_GBK" w:hAnsi="楷体"/>
-          <w:sz w:val="22"/>
-          <w:szCs w:val="28"/>
-        </w:rPr>
-        <w:t>及</w:t>
-      </w:r>
-      <w:r>
-        <w:rPr>
-          <w:rFonts w:ascii="方正仿宋_GBK" w:eastAsia="方正仿宋_GBK" w:hAnsi="楷体"/>
-          <w:sz w:val="22"/>
-          <w:szCs w:val="28"/>
-        </w:rPr>
-        <w:t>“</w:t>
-      </w:r>
-      <w:r>
-        <w:rPr>
-          <w:rFonts w:ascii="方正仿宋_GBK" w:eastAsia="方正仿宋_GBK" w:hAnsi="楷体"/>
-          <w:sz w:val="22"/>
-          <w:szCs w:val="28"/>
-        </w:rPr>
-        <w:t>怎么变</w:t>
-      </w:r>
-      <w:r>
-        <w:rPr>
-          <w:rFonts w:ascii="方正仿宋_GBK" w:eastAsia="方正仿宋_GBK" w:hAnsi="楷体"/>
-          <w:sz w:val="22"/>
-          <w:szCs w:val="28"/>
-        </w:rPr>
-        <w:t>”</w:t>
-      </w:r>
-      <w:r>
-        <w:rPr>
-          <w:rFonts w:ascii="方正仿宋_GBK" w:eastAsia="方正仿宋_GBK" w:hAnsi="楷体"/>
-          <w:sz w:val="22"/>
-          <w:szCs w:val="28"/>
-        </w:rPr>
-        <w:t>的疑问，为我国高速鼓包进气道的设计提供方法支撑。</w:t>
-      </w:r>
-    </w:p>
-    <w:p>
-      <w:pPr>
-        <w:widowControl/>
-        <w:adjustRightInd w:val="0"/>
-        <w:snapToGrid w:val="0"/>
-        <w:jc w:val="left"/>
-        <w:rPr>
-          <w:rFonts w:ascii="方正仿宋_GBK" w:eastAsia="方正仿宋_GBK" w:hAnsi="楷体" w:hint="eastAsia"/>
-          <w:sz w:val="22"/>
-          <w:szCs w:val="28"/>
-        </w:rPr>
-      </w:pPr>
-    </w:p>
-    <w:p>
-      <w:pPr>
-        <w:widowControl/>
-        <w:adjustRightInd w:val="0"/>
-        <w:snapToGrid w:val="0"/>
-        <w:jc w:val="left"/>
-        <w:rPr>
-          <w:rFonts w:ascii="方正仿宋_GBK" w:eastAsia="方正仿宋_GBK" w:hAnsi="楷体" w:hint="eastAsia"/>
-          <w:sz w:val="22"/>
-          <w:szCs w:val="28"/>
-        </w:rPr>
-      </w:pPr>
-      <w:r>
-        <w:rPr>
-          <w:rFonts w:ascii="方正仿宋_GBK" w:eastAsia="方正仿宋_GBK" w:hAnsi="楷体"/>
-          <w:sz w:val="22"/>
-          <w:szCs w:val="28"/>
-        </w:rPr>
-        <w:t>强温差极端工况下，沸腾与冷凝伴随强密度比与剧烈体积膨胀收缩，气液界面在多尺度上快速演化，界面通量与相变源项的数值闭合直接决定预测可信度。传统网格法在强耦合条件下需频繁界面重构且时间步受限，潜热离散误差易累积；现有SPH方法多将界面交换、相变更新与粒子拓扑更新分步处理，通量跨时间层进入求解，易诱发压力噪声、界面振荡与能量漂移。针对上述瓶颈，本项目拟建立热力学一致且守恒闭合的气液相变两相SPH耦合框架：首先，构造界面压力与法向速度相容的跨相动量一致交换，使强跃变下的界面约束稳定可控并抑制非物理掺混；其次，基于Stefan条件以两侧热通量差闭合相变质量通量，实施潜热守恒的同层能量与物性更新，实现相变源项与两相求解一致嵌入；最后，面向两相压缩性差异与体积剧变，发展多率时间推进与守恒约束的粒子分裂合并拓扑更新，并与界面耦合和相变更新在同步节点协同集成。项目将通过基准算例收敛阶检验与典型沸腾冷凝物理算例对标，给出误差指标与稳定域，形成可复用算法模块与验证流程，为极端工况相变两相流的可信预测与性能边界评估提供可验证的数值工具与方法学支撑。</w:t>
-      </w:r>
-    </w:p>
-    <w:p>
-      <w:pPr>
-        <w:widowControl/>
-        <w:adjustRightInd w:val="0"/>
-        <w:snapToGrid w:val="0"/>
-        <w:jc w:val="left"/>
-        <w:rPr>
-          <w:rFonts w:ascii="方正仿宋_GBK" w:eastAsia="方正仿宋_GBK" w:hAnsi="楷体" w:hint="eastAsia"/>
-          <w:sz w:val="22"/>
-          <w:szCs w:val="28"/>
-        </w:rPr>
-      </w:pPr>
-    </w:p>
-    <w:p>
-      <w:pPr>
-        <w:widowControl/>
-        <w:adjustRightInd w:val="0"/>
-        <w:snapToGrid w:val="0"/>
-        <w:jc w:val="left"/>
-        <w:rPr>
-          <w:rFonts w:ascii="方正仿宋_GBK" w:eastAsia="方正仿宋_GBK" w:hAnsi="楷体"/>
-          <w:sz w:val="22"/>
-          <w:szCs w:val="28"/>
-        </w:rPr>
-      </w:pPr>
-      <w:r>
-        <w:rPr>
-          <w:rFonts w:ascii="方正仿宋_GBK" w:eastAsia="方正仿宋_GBK" w:hAnsi="楷体"/>
-          <w:sz w:val="22"/>
-          <w:szCs w:val="28"/>
-        </w:rPr>
-        <w:t>面向深冷再生冷却与高超热防护场景，沸腾冷凝相变伴随强温差、强密度比与体积膨胀收缩，界面快速拓扑演化且两相压缩性差异明显，网格法界面重构与时间步受限，潜热误差易累积；现有SPH常将界面交换、相变源项与拓扑更新分步处理，通量跨时间层进入求解，诱发界面振荡与能量漂移。项目拟建立热力学一致的分离式纯粒子SPH耦合框架：构造界面接触态驱动的压力与法向速度相容交换，实现跨相动量一致约束并抑制非物理掺混；提出Stefan一致的相变闭合，将热通量差求得的质量通量、潜热项与体积源项同层嵌入液相投影约束与气相动量更新，实现质量能量体积守恒协同闭合；面向体积剧变发展多率时间推进与守恒转移的粒子分裂合并，并在同步节点引入预松弛与在线一致性指标自适应控制拓扑扰动。通过收敛阶检验与典型沸腾冷凝算例对标，给出误差指标与稳定域，形成可复用算法模块与验证流程，为极端相变两相流可信预测与性能边界评估提供方法学支撑。</w:t>
-      </w:r>
-    </w:p>
-    <w:p>
-      <w:pPr>
-        <w:widowControl/>
-        <w:adjustRightInd w:val="0"/>
-        <w:snapToGrid w:val="0"/>
-        <w:jc w:val="left"/>
-        <w:rPr>
-          <w:rFonts w:ascii="方正仿宋_GBK" w:eastAsia="方正仿宋_GBK" w:hAnsi="楷体"/>
-          <w:sz w:val="22"/>
-          <w:szCs w:val="28"/>
-        </w:rPr>
-      </w:pPr>
-    </w:p>
-    <w:p>
-      <w:pPr>
-        <w:widowControl/>
-        <w:adjustRightInd w:val="0"/>
-        <w:snapToGrid w:val="0"/>
-        <w:jc w:val="left"/>
-        <w:rPr>
-          <w:rFonts w:ascii="方正仿宋_GBK" w:eastAsia="方正仿宋_GBK" w:hAnsi="楷体"/>
           <w:b/>
           <w:bCs/>
           <w:sz w:val="22"/>
@@ -848,6 +468,7 @@
           <w:sz w:val="22"/>
           <w:szCs w:val="28"/>
         </w:rPr>
+        <w:lastRenderedPageBreak/>
         <w:t>1 综述里可直接支撑立项依据的关键表述</w:t>
       </w:r>
     </w:p>
@@ -858,7 +479,7 @@
         <w:snapToGrid w:val="0"/>
         <w:jc w:val="left"/>
         <w:rPr>
-          <w:rFonts w:ascii="方正仿宋_GBK" w:eastAsia="方正仿宋_GBK" w:hAnsi="楷体"/>
+          <w:rFonts w:ascii="方正仿宋_GBK" w:eastAsia="方正仿宋_GBK" w:hAnsi="楷体" w:hint="eastAsia"/>
           <w:sz w:val="22"/>
           <w:szCs w:val="28"/>
         </w:rPr>
@@ -911,7 +532,7 @@
         <w:snapToGrid w:val="0"/>
         <w:jc w:val="left"/>
         <w:rPr>
-          <w:rFonts w:ascii="方正仿宋_GBK" w:eastAsia="方正仿宋_GBK" w:hAnsi="楷体"/>
+          <w:rFonts w:ascii="方正仿宋_GBK" w:eastAsia="方正仿宋_GBK" w:hAnsi="楷体" w:hint="eastAsia"/>
           <w:b/>
           <w:bCs/>
           <w:sz w:val="22"/>
@@ -940,7 +561,7 @@
         <w:snapToGrid w:val="0"/>
         <w:jc w:val="left"/>
         <w:rPr>
-          <w:rFonts w:ascii="方正仿宋_GBK" w:eastAsia="方正仿宋_GBK" w:hAnsi="楷体"/>
+          <w:rFonts w:ascii="方正仿宋_GBK" w:eastAsia="方正仿宋_GBK" w:hAnsi="楷体" w:hint="eastAsia"/>
           <w:sz w:val="22"/>
           <w:szCs w:val="28"/>
         </w:rPr>
@@ -961,7 +582,7 @@
         <w:snapToGrid w:val="0"/>
         <w:jc w:val="left"/>
         <w:rPr>
-          <w:rFonts w:ascii="方正仿宋_GBK" w:eastAsia="方正仿宋_GBK" w:hAnsi="楷体"/>
+          <w:rFonts w:ascii="方正仿宋_GBK" w:eastAsia="方正仿宋_GBK" w:hAnsi="楷体" w:hint="eastAsia"/>
           <w:sz w:val="22"/>
           <w:szCs w:val="28"/>
         </w:rPr>
@@ -986,7 +607,7 @@
         <w:snapToGrid w:val="0"/>
         <w:jc w:val="left"/>
         <w:rPr>
-          <w:rFonts w:ascii="方正仿宋_GBK" w:eastAsia="方正仿宋_GBK" w:hAnsi="楷体"/>
+          <w:rFonts w:ascii="方正仿宋_GBK" w:eastAsia="方正仿宋_GBK" w:hAnsi="楷体" w:hint="eastAsia"/>
           <w:sz w:val="22"/>
           <w:szCs w:val="28"/>
         </w:rPr>
@@ -1007,7 +628,7 @@
         <w:snapToGrid w:val="0"/>
         <w:jc w:val="left"/>
         <w:rPr>
-          <w:rFonts w:ascii="方正仿宋_GBK" w:eastAsia="方正仿宋_GBK" w:hAnsi="楷体"/>
+          <w:rFonts w:ascii="方正仿宋_GBK" w:eastAsia="方正仿宋_GBK" w:hAnsi="楷体" w:hint="eastAsia"/>
           <w:sz w:val="22"/>
           <w:szCs w:val="28"/>
         </w:rPr>
@@ -1028,7 +649,7 @@
         <w:snapToGrid w:val="0"/>
         <w:jc w:val="left"/>
         <w:rPr>
-          <w:rFonts w:ascii="方正仿宋_GBK" w:eastAsia="方正仿宋_GBK" w:hAnsi="楷体"/>
+          <w:rFonts w:ascii="方正仿宋_GBK" w:eastAsia="方正仿宋_GBK" w:hAnsi="楷体" w:hint="eastAsia"/>
           <w:b/>
           <w:bCs/>
           <w:sz w:val="22"/>
@@ -1057,18 +678,17 @@
         <w:snapToGrid w:val="0"/>
         <w:jc w:val="left"/>
         <w:rPr>
-          <w:rFonts w:ascii="方正仿宋_GBK" w:eastAsia="方正仿宋_GBK" w:hAnsi="楷体"/>
-          <w:sz w:val="22"/>
-          <w:szCs w:val="28"/>
-        </w:rPr>
-      </w:pPr>
-      <w:r>
-        <w:rPr>
-          <w:rFonts w:ascii="方正仿宋_GBK" w:eastAsia="方正仿宋_GBK" w:hAnsi="楷体"/>
-          <w:sz w:val="22"/>
-          <w:szCs w:val="28"/>
-        </w:rPr>
-        <w:lastRenderedPageBreak/>
+          <w:rFonts w:ascii="方正仿宋_GBK" w:eastAsia="方正仿宋_GBK" w:hAnsi="楷体" w:hint="eastAsia"/>
+          <w:sz w:val="22"/>
+          <w:szCs w:val="28"/>
+        </w:rPr>
+      </w:pPr>
+      <w:r>
+        <w:rPr>
+          <w:rFonts w:ascii="方正仿宋_GBK" w:eastAsia="方正仿宋_GBK" w:hAnsi="楷体"/>
+          <w:sz w:val="22"/>
+          <w:szCs w:val="28"/>
+        </w:rPr>
         <w:t>沸腾与冷凝的常用做法仍高度依赖经验或半经验关联式，但多数关联式只对少数工质和较窄的几何与工况范围有效，工程设计往往被迫外推到适用范围之外，容易导致显著的设计误差。</w:t>
       </w:r>
     </w:p>
@@ -1079,7 +699,7 @@
         <w:snapToGrid w:val="0"/>
         <w:jc w:val="left"/>
         <w:rPr>
-          <w:rFonts w:ascii="方正仿宋_GBK" w:eastAsia="方正仿宋_GBK" w:hAnsi="楷体"/>
+          <w:rFonts w:ascii="方正仿宋_GBK" w:eastAsia="方正仿宋_GBK" w:hAnsi="楷体" w:hint="eastAsia"/>
           <w:sz w:val="22"/>
           <w:szCs w:val="28"/>
         </w:rPr>
@@ -1104,7 +724,7 @@
         <w:snapToGrid w:val="0"/>
         <w:jc w:val="left"/>
         <w:rPr>
-          <w:rFonts w:ascii="方正仿宋_GBK" w:eastAsia="方正仿宋_GBK" w:hAnsi="楷体"/>
+          <w:rFonts w:ascii="方正仿宋_GBK" w:eastAsia="方正仿宋_GBK" w:hAnsi="楷体" w:hint="eastAsia"/>
           <w:sz w:val="22"/>
           <w:szCs w:val="28"/>
         </w:rPr>
@@ -1125,7 +745,7 @@
         <w:snapToGrid w:val="0"/>
         <w:jc w:val="left"/>
         <w:rPr>
-          <w:rFonts w:ascii="方正仿宋_GBK" w:eastAsia="方正仿宋_GBK" w:hAnsi="楷体"/>
+          <w:rFonts w:ascii="方正仿宋_GBK" w:eastAsia="方正仿宋_GBK" w:hAnsi="楷体" w:hint="eastAsia"/>
           <w:sz w:val="22"/>
           <w:szCs w:val="28"/>
         </w:rPr>
@@ -1146,7 +766,7 @@
         <w:snapToGrid w:val="0"/>
         <w:jc w:val="left"/>
         <w:rPr>
-          <w:rFonts w:ascii="方正仿宋_GBK" w:eastAsia="方正仿宋_GBK" w:hAnsi="楷体"/>
+          <w:rFonts w:ascii="方正仿宋_GBK" w:eastAsia="方正仿宋_GBK" w:hAnsi="楷体" w:hint="eastAsia"/>
           <w:b/>
           <w:bCs/>
           <w:sz w:val="22"/>
@@ -1175,7 +795,7 @@
         <w:snapToGrid w:val="0"/>
         <w:jc w:val="left"/>
         <w:rPr>
-          <w:rFonts w:ascii="方正仿宋_GBK" w:eastAsia="方正仿宋_GBK" w:hAnsi="楷体"/>
+          <w:rFonts w:ascii="方正仿宋_GBK" w:eastAsia="方正仿宋_GBK" w:hAnsi="楷体" w:hint="eastAsia"/>
           <w:sz w:val="22"/>
           <w:szCs w:val="28"/>
         </w:rPr>
@@ -1196,7 +816,7 @@
         <w:snapToGrid w:val="0"/>
         <w:jc w:val="left"/>
         <w:rPr>
-          <w:rFonts w:ascii="方正仿宋_GBK" w:eastAsia="方正仿宋_GBK" w:hAnsi="楷体"/>
+          <w:rFonts w:ascii="方正仿宋_GBK" w:eastAsia="方正仿宋_GBK" w:hAnsi="楷体" w:hint="eastAsia"/>
           <w:sz w:val="22"/>
           <w:szCs w:val="28"/>
         </w:rPr>
@@ -1221,7 +841,7 @@
         <w:snapToGrid w:val="0"/>
         <w:jc w:val="left"/>
         <w:rPr>
-          <w:rFonts w:ascii="方正仿宋_GBK" w:eastAsia="方正仿宋_GBK" w:hAnsi="楷体"/>
+          <w:rFonts w:ascii="方正仿宋_GBK" w:eastAsia="方正仿宋_GBK" w:hAnsi="楷体" w:hint="eastAsia"/>
           <w:sz w:val="22"/>
           <w:szCs w:val="28"/>
         </w:rPr>
@@ -1242,7 +862,7 @@
         <w:snapToGrid w:val="0"/>
         <w:jc w:val="left"/>
         <w:rPr>
-          <w:rFonts w:ascii="方正仿宋_GBK" w:eastAsia="方正仿宋_GBK" w:hAnsi="楷体"/>
+          <w:rFonts w:ascii="方正仿宋_GBK" w:eastAsia="方正仿宋_GBK" w:hAnsi="楷体" w:hint="eastAsia"/>
           <w:sz w:val="22"/>
           <w:szCs w:val="28"/>
         </w:rPr>
@@ -1263,7 +883,7 @@
         <w:snapToGrid w:val="0"/>
         <w:jc w:val="left"/>
         <w:rPr>
-          <w:rFonts w:ascii="方正仿宋_GBK" w:eastAsia="方正仿宋_GBK" w:hAnsi="楷体"/>
+          <w:rFonts w:ascii="方正仿宋_GBK" w:eastAsia="方正仿宋_GBK" w:hAnsi="楷体" w:hint="eastAsia"/>
           <w:b/>
           <w:bCs/>
           <w:sz w:val="22"/>
@@ -1292,7 +912,7 @@
         <w:snapToGrid w:val="0"/>
         <w:jc w:val="left"/>
         <w:rPr>
-          <w:rFonts w:ascii="方正仿宋_GBK" w:eastAsia="方正仿宋_GBK" w:hAnsi="楷体"/>
+          <w:rFonts w:ascii="方正仿宋_GBK" w:eastAsia="方正仿宋_GBK" w:hAnsi="楷体" w:hint="eastAsia"/>
           <w:sz w:val="22"/>
           <w:szCs w:val="28"/>
         </w:rPr>
@@ -1313,7 +933,7 @@
         <w:snapToGrid w:val="0"/>
         <w:jc w:val="left"/>
         <w:rPr>
-          <w:rFonts w:ascii="方正仿宋_GBK" w:eastAsia="方正仿宋_GBK" w:hAnsi="楷体"/>
+          <w:rFonts w:ascii="方正仿宋_GBK" w:eastAsia="方正仿宋_GBK" w:hAnsi="楷体" w:hint="eastAsia"/>
           <w:sz w:val="22"/>
           <w:szCs w:val="28"/>
         </w:rPr>
@@ -1338,7 +958,7 @@
         <w:snapToGrid w:val="0"/>
         <w:jc w:val="left"/>
         <w:rPr>
-          <w:rFonts w:ascii="方正仿宋_GBK" w:eastAsia="方正仿宋_GBK" w:hAnsi="楷体"/>
+          <w:rFonts w:ascii="方正仿宋_GBK" w:eastAsia="方正仿宋_GBK" w:hAnsi="楷体" w:hint="eastAsia"/>
           <w:sz w:val="22"/>
           <w:szCs w:val="28"/>
         </w:rPr>
@@ -1359,7 +979,7 @@
         <w:snapToGrid w:val="0"/>
         <w:jc w:val="left"/>
         <w:rPr>
-          <w:rFonts w:ascii="方正仿宋_GBK" w:eastAsia="方正仿宋_GBK" w:hAnsi="楷体"/>
+          <w:rFonts w:ascii="方正仿宋_GBK" w:eastAsia="方正仿宋_GBK" w:hAnsi="楷体" w:hint="eastAsia"/>
           <w:sz w:val="22"/>
           <w:szCs w:val="28"/>
         </w:rPr>
@@ -1384,7 +1004,7 @@
         <w:snapToGrid w:val="0"/>
         <w:jc w:val="left"/>
         <w:rPr>
-          <w:rFonts w:ascii="方正仿宋_GBK" w:eastAsia="方正仿宋_GBK" w:hAnsi="楷体"/>
+          <w:rFonts w:ascii="方正仿宋_GBK" w:eastAsia="方正仿宋_GBK" w:hAnsi="楷体" w:hint="eastAsia"/>
           <w:sz w:val="22"/>
           <w:szCs w:val="28"/>
         </w:rPr>
@@ -1405,7 +1025,7 @@
         <w:snapToGrid w:val="0"/>
         <w:jc w:val="left"/>
         <w:rPr>
-          <w:rFonts w:ascii="方正仿宋_GBK" w:eastAsia="方正仿宋_GBK" w:hAnsi="楷体"/>
+          <w:rFonts w:ascii="方正仿宋_GBK" w:eastAsia="方正仿宋_GBK" w:hAnsi="楷体" w:hint="eastAsia"/>
           <w:sz w:val="22"/>
           <w:szCs w:val="28"/>
         </w:rPr>
@@ -1430,7 +1050,7 @@
         <w:snapToGrid w:val="0"/>
         <w:jc w:val="left"/>
         <w:rPr>
-          <w:rFonts w:ascii="方正仿宋_GBK" w:eastAsia="方正仿宋_GBK" w:hAnsi="楷体"/>
+          <w:rFonts w:ascii="方正仿宋_GBK" w:eastAsia="方正仿宋_GBK" w:hAnsi="楷体" w:hint="eastAsia"/>
           <w:sz w:val="22"/>
           <w:szCs w:val="28"/>
         </w:rPr>
@@ -1451,7 +1071,7 @@
         <w:snapToGrid w:val="0"/>
         <w:jc w:val="left"/>
         <w:rPr>
-          <w:rFonts w:ascii="方正仿宋_GBK" w:eastAsia="方正仿宋_GBK" w:hAnsi="楷体"/>
+          <w:rFonts w:ascii="方正仿宋_GBK" w:eastAsia="方正仿宋_GBK" w:hAnsi="楷体" w:hint="eastAsia"/>
           <w:sz w:val="22"/>
           <w:szCs w:val="28"/>
         </w:rPr>
@@ -1472,7 +1092,7 @@
         <w:snapToGrid w:val="0"/>
         <w:jc w:val="left"/>
         <w:rPr>
-          <w:rFonts w:ascii="方正仿宋_GBK" w:eastAsia="方正仿宋_GBK" w:hAnsi="楷体"/>
+          <w:rFonts w:ascii="方正仿宋_GBK" w:eastAsia="方正仿宋_GBK" w:hAnsi="楷体" w:hint="eastAsia"/>
           <w:b/>
           <w:bCs/>
           <w:sz w:val="22"/>
@@ -1501,17 +1121,18 @@
         <w:snapToGrid w:val="0"/>
         <w:jc w:val="left"/>
         <w:rPr>
-          <w:rFonts w:ascii="方正仿宋_GBK" w:eastAsia="方正仿宋_GBK" w:hAnsi="楷体"/>
-          <w:sz w:val="22"/>
-          <w:szCs w:val="28"/>
-        </w:rPr>
-      </w:pPr>
-      <w:r>
-        <w:rPr>
-          <w:rFonts w:ascii="方正仿宋_GBK" w:eastAsia="方正仿宋_GBK" w:hAnsi="楷体"/>
-          <w:sz w:val="22"/>
-          <w:szCs w:val="28"/>
-        </w:rPr>
+          <w:rFonts w:ascii="方正仿宋_GBK" w:eastAsia="方正仿宋_GBK" w:hAnsi="楷体" w:hint="eastAsia"/>
+          <w:sz w:val="22"/>
+          <w:szCs w:val="28"/>
+        </w:rPr>
+      </w:pPr>
+      <w:r>
+        <w:rPr>
+          <w:rFonts w:ascii="方正仿宋_GBK" w:eastAsia="方正仿宋_GBK" w:hAnsi="楷体"/>
+          <w:sz w:val="22"/>
+          <w:szCs w:val="28"/>
+        </w:rPr>
+        <w:lastRenderedPageBreak/>
         <w:t>综述在未来需求中提出，从长期看需要更准确的相变模型以同时更可靠估计界面处质量与能量传递，而现有模型在这方面仍存在不足。</w:t>
       </w:r>
     </w:p>
@@ -1522,7 +1143,7 @@
         <w:snapToGrid w:val="0"/>
         <w:jc w:val="left"/>
         <w:rPr>
-          <w:rFonts w:ascii="方正仿宋_GBK" w:eastAsia="方正仿宋_GBK" w:hAnsi="楷体"/>
+          <w:rFonts w:ascii="方正仿宋_GBK" w:eastAsia="方正仿宋_GBK" w:hAnsi="楷体" w:hint="eastAsia"/>
           <w:sz w:val="22"/>
           <w:szCs w:val="28"/>
         </w:rPr>
@@ -1543,7 +1164,7 @@
         <w:snapToGrid w:val="0"/>
         <w:jc w:val="left"/>
         <w:rPr>
-          <w:rFonts w:ascii="方正仿宋_GBK" w:eastAsia="方正仿宋_GBK" w:hAnsi="楷体"/>
+          <w:rFonts w:ascii="方正仿宋_GBK" w:eastAsia="方正仿宋_GBK" w:hAnsi="楷体" w:hint="eastAsia"/>
           <w:sz w:val="22"/>
           <w:szCs w:val="28"/>
         </w:rPr>
@@ -1564,7 +1185,7 @@
         <w:snapToGrid w:val="0"/>
         <w:jc w:val="left"/>
         <w:rPr>
-          <w:rFonts w:ascii="方正仿宋_GBK" w:eastAsia="方正仿宋_GBK" w:hAnsi="楷体"/>
+          <w:rFonts w:ascii="方正仿宋_GBK" w:eastAsia="方正仿宋_GBK" w:hAnsi="楷体" w:hint="eastAsia"/>
           <w:sz w:val="22"/>
           <w:szCs w:val="28"/>
         </w:rPr>
@@ -1577,7 +1198,7 @@
         <w:snapToGrid w:val="0"/>
         <w:jc w:val="left"/>
         <w:rPr>
-          <w:rFonts w:ascii="方正仿宋_GBK" w:eastAsia="方正仿宋_GBK" w:hAnsi="楷体"/>
+          <w:rFonts w:ascii="方正仿宋_GBK" w:eastAsia="方正仿宋_GBK" w:hAnsi="楷体" w:hint="eastAsia"/>
           <w:sz w:val="22"/>
           <w:szCs w:val="28"/>
         </w:rPr>
@@ -1590,7 +1211,7 @@
         <w:snapToGrid w:val="0"/>
         <w:jc w:val="left"/>
         <w:rPr>
-          <w:rFonts w:ascii="方正仿宋_GBK" w:eastAsia="方正仿宋_GBK" w:hAnsi="楷体"/>
+          <w:rFonts w:ascii="方正仿宋_GBK" w:eastAsia="方正仿宋_GBK" w:hAnsi="楷体" w:hint="eastAsia"/>
           <w:sz w:val="22"/>
           <w:szCs w:val="28"/>
         </w:rPr>
@@ -1603,7 +1224,7 @@
         <w:snapToGrid w:val="0"/>
         <w:jc w:val="left"/>
         <w:rPr>
-          <w:rFonts w:ascii="方正仿宋_GBK" w:eastAsia="方正仿宋_GBK" w:hAnsi="楷体"/>
+          <w:rFonts w:ascii="方正仿宋_GBK" w:eastAsia="方正仿宋_GBK" w:hAnsi="楷体" w:hint="eastAsia"/>
           <w:sz w:val="22"/>
           <w:szCs w:val="28"/>
         </w:rPr>
@@ -1629,812 +1250,490 @@
         <w:snapToGrid w:val="0"/>
         <w:jc w:val="left"/>
         <w:rPr>
-          <w:rFonts w:ascii="方正仿宋_GBK" w:eastAsia="方正仿宋_GBK" w:hAnsi="楷体"/>
-          <w:sz w:val="22"/>
-          <w:szCs w:val="28"/>
-        </w:rPr>
-      </w:pPr>
-    </w:p>
-    <w:p>
-      <w:pPr>
-        <w:widowControl/>
-        <w:adjustRightInd w:val="0"/>
-        <w:snapToGrid w:val="0"/>
-        <w:rPr>
-          <w:rFonts w:ascii="方正仿宋_GBK" w:eastAsia="方正仿宋_GBK" w:hAnsi="楷体" w:hint="eastAsia"/>
-          <w:sz w:val="22"/>
-          <w:szCs w:val="28"/>
-        </w:rPr>
-      </w:pPr>
-    </w:p>
-    <w:p>
-      <w:pPr>
-        <w:widowControl/>
-        <w:adjustRightInd w:val="0"/>
-        <w:snapToGrid w:val="0"/>
-        <w:rPr>
-          <w:rFonts w:ascii="方正仿宋_GBK" w:eastAsia="方正仿宋_GBK" w:hAnsi="楷体"/>
-          <w:sz w:val="22"/>
-          <w:szCs w:val="28"/>
-        </w:rPr>
-      </w:pPr>
-      <w:r>
-        <w:rPr>
-          <w:rFonts w:ascii="方正仿宋_GBK" w:eastAsia="方正仿宋_GBK" w:hAnsi="楷体"/>
-          <w:sz w:val="22"/>
-          <w:szCs w:val="28"/>
-        </w:rPr>
-        <w:lastRenderedPageBreak/>
-        <w:t>面向航空发动机预冷器等紧凑高热流密度通道场景内的流动沸腾亟需可靠预测。强物性跃变使界面动量交换与相变传热强耦合，并伴随体积剧变与多时间尺度特征。网格法频繁重构界面且时间步受限；现有光滑粒子流体动力学（SPH）常将动量交换与相变更新</w:t>
-      </w:r>
-      <w:r>
-        <w:rPr>
-          <w:rFonts w:ascii="方正仿宋_GBK" w:eastAsia="方正仿宋_GBK" w:hAnsi="楷体" w:hint="eastAsia"/>
-          <w:sz w:val="22"/>
-          <w:szCs w:val="28"/>
-        </w:rPr>
-        <w:t>分步</w:t>
-      </w:r>
-      <w:r>
-        <w:rPr>
-          <w:rFonts w:ascii="方正仿宋_GBK" w:eastAsia="方正仿宋_GBK" w:hAnsi="楷体" w:hint="eastAsia"/>
-          <w:sz w:val="22"/>
-          <w:szCs w:val="28"/>
-        </w:rPr>
-        <w:t>离散处理</w:t>
-      </w:r>
-      <w:r>
-        <w:rPr>
-          <w:rFonts w:ascii="方正仿宋_GBK" w:eastAsia="方正仿宋_GBK" w:hAnsi="楷体"/>
-          <w:sz w:val="22"/>
-          <w:szCs w:val="28"/>
-        </w:rPr>
-        <w:t>，缺乏可验证的守恒闭合与一致性。本项目将建立沸腾两相流的不可压</w:t>
-      </w:r>
-      <w:r>
-        <w:rPr>
-          <w:rFonts w:ascii="方正仿宋_GBK" w:eastAsia="方正仿宋_GBK" w:hAnsi="楷体" w:hint="eastAsia"/>
-          <w:sz w:val="22"/>
-          <w:szCs w:val="28"/>
-        </w:rPr>
-        <w:t>-</w:t>
-      </w:r>
-      <w:r>
-        <w:rPr>
-          <w:rFonts w:ascii="方正仿宋_GBK" w:eastAsia="方正仿宋_GBK" w:hAnsi="楷体"/>
-          <w:sz w:val="22"/>
-          <w:szCs w:val="28"/>
-        </w:rPr>
-        <w:t>可压SPH守恒一致性耦合方法，</w:t>
-      </w:r>
-      <w:r>
-        <w:rPr>
-          <w:rFonts w:ascii="方正仿宋_GBK" w:eastAsia="方正仿宋_GBK" w:hAnsi="楷体" w:hint="eastAsia"/>
-          <w:sz w:val="22"/>
-          <w:szCs w:val="28"/>
-        </w:rPr>
-        <w:t>重点</w:t>
-      </w:r>
-      <w:r>
-        <w:rPr>
-          <w:rFonts w:ascii="方正仿宋_GBK" w:eastAsia="方正仿宋_GBK" w:hAnsi="楷体"/>
-          <w:sz w:val="22"/>
-          <w:szCs w:val="28"/>
-        </w:rPr>
-        <w:t>研究跨相质量、动量与能量的守恒一致</w:t>
-      </w:r>
-      <w:r>
-        <w:rPr>
-          <w:rFonts w:ascii="方正仿宋_GBK" w:eastAsia="方正仿宋_GBK" w:hAnsi="楷体" w:hint="eastAsia"/>
-          <w:sz w:val="22"/>
-          <w:szCs w:val="28"/>
-        </w:rPr>
-        <w:t>性</w:t>
-      </w:r>
-      <w:r>
-        <w:rPr>
-          <w:rFonts w:ascii="方正仿宋_GBK" w:eastAsia="方正仿宋_GBK" w:hAnsi="楷体"/>
-          <w:sz w:val="22"/>
-          <w:szCs w:val="28"/>
-        </w:rPr>
-        <w:t>离散与耦合策略：</w:t>
-      </w:r>
-      <w:r>
-        <w:rPr>
-          <w:rFonts w:ascii="方正仿宋_GBK" w:eastAsia="方正仿宋_GBK" w:hAnsi="楷体" w:hint="eastAsia"/>
-          <w:sz w:val="22"/>
-          <w:szCs w:val="28"/>
-        </w:rPr>
-        <w:t>从</w:t>
-      </w:r>
-      <w:r>
-        <w:rPr>
-          <w:rFonts w:ascii="方正仿宋_GBK" w:eastAsia="方正仿宋_GBK" w:hAnsi="楷体"/>
-          <w:sz w:val="22"/>
-          <w:szCs w:val="28"/>
-        </w:rPr>
-        <w:t>构造界面压力与法向速度相容</w:t>
-      </w:r>
-      <w:r>
-        <w:rPr>
-          <w:rFonts w:ascii="方正仿宋_GBK" w:eastAsia="方正仿宋_GBK" w:hAnsi="楷体" w:hint="eastAsia"/>
-          <w:sz w:val="22"/>
-          <w:szCs w:val="28"/>
-        </w:rPr>
-        <w:t>的离散</w:t>
-      </w:r>
-      <w:r>
-        <w:rPr>
-          <w:rFonts w:ascii="方正仿宋_GBK" w:eastAsia="方正仿宋_GBK" w:hAnsi="楷体"/>
-          <w:sz w:val="22"/>
-          <w:szCs w:val="28"/>
-        </w:rPr>
-        <w:t>算子</w:t>
-      </w:r>
-      <w:r>
-        <w:rPr>
-          <w:rFonts w:ascii="方正仿宋_GBK" w:eastAsia="方正仿宋_GBK" w:hAnsi="楷体" w:hint="eastAsia"/>
-          <w:sz w:val="22"/>
-          <w:szCs w:val="28"/>
-        </w:rPr>
-        <w:t>出发，</w:t>
-      </w:r>
-      <w:r>
-        <w:rPr>
-          <w:rFonts w:ascii="方正仿宋_GBK" w:eastAsia="方正仿宋_GBK" w:hAnsi="楷体" w:hint="eastAsia"/>
-          <w:sz w:val="22"/>
-          <w:szCs w:val="28"/>
-        </w:rPr>
-        <w:t>实现</w:t>
-      </w:r>
-      <w:r>
-        <w:rPr>
-          <w:rFonts w:ascii="方正仿宋_GBK" w:eastAsia="方正仿宋_GBK" w:hAnsi="楷体" w:hint="eastAsia"/>
-          <w:sz w:val="22"/>
-          <w:szCs w:val="28"/>
-        </w:rPr>
-        <w:t>强物性跃变下两相动量统一交换与稳定耦合；</w:t>
-      </w:r>
-      <w:r>
-        <w:rPr>
-          <w:rFonts w:ascii="方正仿宋_GBK" w:eastAsia="方正仿宋_GBK" w:hAnsi="楷体"/>
-          <w:sz w:val="22"/>
-          <w:szCs w:val="28"/>
-        </w:rPr>
-        <w:t>在同一离散结构建立相变源项与潜热守恒更新，</w:t>
-      </w:r>
-      <w:r>
-        <w:rPr>
-          <w:rFonts w:ascii="方正仿宋_GBK" w:eastAsia="方正仿宋_GBK" w:hAnsi="楷体" w:hint="eastAsia"/>
-          <w:sz w:val="22"/>
-          <w:szCs w:val="28"/>
-        </w:rPr>
-        <w:t>将</w:t>
-      </w:r>
-      <w:r>
-        <w:rPr>
-          <w:rFonts w:ascii="方正仿宋_GBK" w:eastAsia="方正仿宋_GBK" w:hAnsi="楷体" w:hint="eastAsia"/>
-          <w:sz w:val="22"/>
-          <w:szCs w:val="28"/>
-        </w:rPr>
-        <w:t>相变源项</w:t>
-      </w:r>
-      <w:r>
-        <w:rPr>
-          <w:rFonts w:ascii="方正仿宋_GBK" w:eastAsia="方正仿宋_GBK" w:hAnsi="楷体" w:hint="eastAsia"/>
-          <w:sz w:val="22"/>
-          <w:szCs w:val="28"/>
-        </w:rPr>
-        <w:t>同层嵌入两相实现强耦合；针对</w:t>
-      </w:r>
-      <w:r>
-        <w:rPr>
-          <w:rFonts w:ascii="方正仿宋_GBK" w:eastAsia="方正仿宋_GBK" w:hAnsi="楷体" w:hint="eastAsia"/>
-          <w:sz w:val="22"/>
-          <w:szCs w:val="28"/>
-        </w:rPr>
-        <w:t>强耦合中的多时间尺度与体积剧变下的拓扑更新</w:t>
-      </w:r>
-      <w:r>
-        <w:rPr>
-          <w:rFonts w:ascii="方正仿宋_GBK" w:eastAsia="方正仿宋_GBK" w:hAnsi="楷体" w:hint="eastAsia"/>
-          <w:sz w:val="22"/>
-          <w:szCs w:val="28"/>
-        </w:rPr>
-        <w:t>，</w:t>
-      </w:r>
-      <w:r>
-        <w:rPr>
-          <w:rFonts w:ascii="方正仿宋_GBK" w:eastAsia="方正仿宋_GBK" w:hAnsi="楷体" w:hint="eastAsia"/>
-          <w:sz w:val="22"/>
-          <w:szCs w:val="28"/>
-        </w:rPr>
-        <w:t>构建守恒一致性约束与协同集成。通过分层收敛性分析与典型算例对比验证，形成可复用的算法框架与验证流程，</w:t>
-      </w:r>
-      <w:r>
-        <w:rPr>
-          <w:rFonts w:ascii="方正仿宋_GBK" w:eastAsia="方正仿宋_GBK" w:hAnsi="楷体" w:hint="eastAsia"/>
-          <w:sz w:val="22"/>
-          <w:szCs w:val="28"/>
-        </w:rPr>
-        <w:t>为</w:t>
-      </w:r>
-      <w:r>
-        <w:rPr>
-          <w:rFonts w:ascii="方正仿宋_GBK" w:eastAsia="方正仿宋_GBK" w:hAnsi="楷体"/>
-          <w:sz w:val="22"/>
-          <w:szCs w:val="28"/>
-        </w:rPr>
-        <w:t>极端热管理工况下沸腾两相流的可信预测与相关工程装备性能边界评估提供可靠的方法学支撑。</w:t>
-      </w:r>
-    </w:p>
-    <w:p>
-      <w:pPr>
-        <w:widowControl/>
-        <w:adjustRightInd w:val="0"/>
-        <w:snapToGrid w:val="0"/>
-        <w:rPr>
-          <w:rFonts w:ascii="方正仿宋_GBK" w:eastAsia="方正仿宋_GBK" w:hAnsi="楷体"/>
-          <w:sz w:val="22"/>
-          <w:szCs w:val="28"/>
-        </w:rPr>
-      </w:pPr>
-    </w:p>
-    <w:p>
-      <w:pPr>
-        <w:widowControl/>
-        <w:adjustRightInd w:val="0"/>
-        <w:snapToGrid w:val="0"/>
-        <w:rPr>
-          <w:rFonts w:ascii="方正仿宋_GBK" w:eastAsia="方正仿宋_GBK" w:hAnsi="楷体" w:hint="eastAsia"/>
-          <w:sz w:val="22"/>
-          <w:szCs w:val="28"/>
-        </w:rPr>
-      </w:pPr>
-    </w:p>
-    <w:p>
-      <w:pPr>
-        <w:widowControl/>
-        <w:adjustRightInd w:val="0"/>
-        <w:snapToGrid w:val="0"/>
-        <w:rPr>
-          <w:rFonts w:ascii="方正仿宋_GBK" w:eastAsia="方正仿宋_GBK" w:hAnsi="楷体"/>
-          <w:sz w:val="22"/>
-          <w:szCs w:val="28"/>
-        </w:rPr>
-      </w:pPr>
-    </w:p>
-    <w:p>
-      <w:pPr>
-        <w:widowControl/>
-        <w:adjustRightInd w:val="0"/>
-        <w:snapToGrid w:val="0"/>
-        <w:rPr>
-          <w:rFonts w:ascii="方正仿宋_GBK" w:eastAsia="方正仿宋_GBK" w:hAnsi="楷体"/>
-          <w:sz w:val="22"/>
-          <w:szCs w:val="28"/>
-        </w:rPr>
-      </w:pPr>
-      <w:r>
-        <w:rPr>
-          <w:rFonts w:ascii="方正仿宋_GBK" w:eastAsia="方正仿宋_GBK" w:hAnsi="楷体" w:hint="eastAsia"/>
-          <w:sz w:val="22"/>
-          <w:szCs w:val="28"/>
-        </w:rPr>
-        <w:t>在耦合界面建立同一离散算子下的相变源项与潜热守恒更新策略，将质量能量与体积源项同层嵌入两相实现强耦合；面向强耦合中的多时间尺度与体积剧变引起的拓扑更新，构建守恒一致性约束并协同集成。通过分层</w:t>
-      </w:r>
-      <w:r>
-        <w:rPr>
-          <w:rFonts w:ascii="方正仿宋_GBK" w:eastAsia="方正仿宋_GBK" w:hAnsi="楷体" w:hint="eastAsia"/>
-          <w:sz w:val="22"/>
-          <w:szCs w:val="28"/>
-        </w:rPr>
-        <w:t>收敛性</w:t>
-      </w:r>
-      <w:r>
-        <w:rPr>
-          <w:rFonts w:ascii="方正仿宋_GBK" w:eastAsia="方正仿宋_GBK" w:hAnsi="楷体" w:hint="eastAsia"/>
-          <w:sz w:val="22"/>
-          <w:szCs w:val="28"/>
-        </w:rPr>
-        <w:t>分析与典型</w:t>
-      </w:r>
-      <w:r>
-        <w:rPr>
-          <w:rFonts w:ascii="方正仿宋_GBK" w:eastAsia="方正仿宋_GBK" w:hAnsi="楷体" w:hint="eastAsia"/>
-          <w:sz w:val="22"/>
-          <w:szCs w:val="28"/>
-        </w:rPr>
-        <w:t>算例</w:t>
-      </w:r>
-      <w:r>
-        <w:rPr>
-          <w:rFonts w:ascii="方正仿宋_GBK" w:eastAsia="方正仿宋_GBK" w:hAnsi="楷体" w:hint="eastAsia"/>
-          <w:sz w:val="22"/>
-          <w:szCs w:val="28"/>
-        </w:rPr>
-        <w:t>对比验证，</w:t>
-      </w:r>
-      <w:r>
-        <w:rPr>
-          <w:rFonts w:ascii="方正仿宋_GBK" w:eastAsia="方正仿宋_GBK" w:hAnsi="楷体" w:hint="eastAsia"/>
-          <w:sz w:val="22"/>
-          <w:szCs w:val="28"/>
-        </w:rPr>
-        <w:t>形成可复用的算法框架与验证流程，为</w:t>
-      </w:r>
-      <w:r>
-        <w:rPr>
-          <w:rFonts w:ascii="方正仿宋_GBK" w:eastAsia="方正仿宋_GBK" w:hAnsi="楷体" w:hint="eastAsia"/>
-          <w:sz w:val="22"/>
-          <w:szCs w:val="28"/>
-        </w:rPr>
-        <w:t>极端工况下沸腾两相流的可信预测与性能边界评估提供可验证的方法学支撑。</w:t>
-      </w:r>
-    </w:p>
-    <w:p>
-      <w:pPr>
-        <w:widowControl/>
-        <w:adjustRightInd w:val="0"/>
-        <w:snapToGrid w:val="0"/>
-        <w:rPr>
-          <w:rFonts w:ascii="方正仿宋_GBK" w:eastAsia="方正仿宋_GBK" w:hAnsi="楷体"/>
-          <w:sz w:val="22"/>
-          <w:szCs w:val="28"/>
-        </w:rPr>
-      </w:pPr>
-    </w:p>
-    <w:p>
-      <w:pPr>
-        <w:widowControl/>
-        <w:adjustRightInd w:val="0"/>
-        <w:snapToGrid w:val="0"/>
-        <w:rPr>
-          <w:rFonts w:ascii="方正仿宋_GBK" w:eastAsia="方正仿宋_GBK" w:hAnsi="楷体"/>
-          <w:sz w:val="22"/>
-          <w:szCs w:val="28"/>
-        </w:rPr>
-      </w:pPr>
-    </w:p>
-    <w:p>
-      <w:pPr>
-        <w:widowControl/>
-        <w:adjustRightInd w:val="0"/>
-        <w:snapToGrid w:val="0"/>
-        <w:jc w:val="left"/>
-        <w:rPr>
-          <w:rFonts w:ascii="方正仿宋_GBK" w:eastAsia="方正仿宋_GBK" w:hAnsi="楷体"/>
-          <w:sz w:val="22"/>
-          <w:szCs w:val="28"/>
-        </w:rPr>
-      </w:pPr>
-    </w:p>
-    <w:p>
-      <w:pPr>
-        <w:widowControl/>
-        <w:adjustRightInd w:val="0"/>
-        <w:snapToGrid w:val="0"/>
-        <w:jc w:val="left"/>
-        <w:rPr>
-          <w:rFonts w:ascii="方正仿宋_GBK" w:eastAsia="方正仿宋_GBK" w:hAnsi="楷体"/>
-          <w:sz w:val="22"/>
-          <w:szCs w:val="28"/>
-        </w:rPr>
-      </w:pPr>
-    </w:p>
-    <w:p>
-      <w:pPr>
-        <w:widowControl/>
-        <w:adjustRightInd w:val="0"/>
-        <w:snapToGrid w:val="0"/>
-        <w:jc w:val="left"/>
-        <w:rPr>
-          <w:rFonts w:ascii="方正仿宋_GBK" w:eastAsia="方正仿宋_GBK" w:hAnsi="楷体" w:hint="eastAsia"/>
-          <w:sz w:val="22"/>
-          <w:szCs w:val="28"/>
-        </w:rPr>
-      </w:pPr>
-    </w:p>
-    <w:p>
-      <w:pPr>
-        <w:widowControl/>
-        <w:adjustRightInd w:val="0"/>
-        <w:snapToGrid w:val="0"/>
-        <w:jc w:val="left"/>
-        <w:rPr>
-          <w:rFonts w:ascii="方正仿宋_GBK" w:eastAsia="方正仿宋_GBK" w:hAnsi="楷体"/>
-          <w:sz w:val="22"/>
-          <w:szCs w:val="28"/>
-        </w:rPr>
-      </w:pPr>
-      <w:r>
-        <w:rPr>
-          <w:rFonts w:ascii="方正仿宋_GBK" w:eastAsia="方正仿宋_GBK" w:hAnsi="楷体"/>
-          <w:sz w:val="22"/>
-          <w:szCs w:val="28"/>
-        </w:rPr>
-        <w:t>面向航空发动机预冷换热器等紧凑高热流密度通道内流动沸腾，强温差与强密度比使界面传热与相变质量转化强耦合，</w:t>
-      </w:r>
-      <w:r>
-        <w:rPr>
-          <w:rFonts w:ascii="方正仿宋_GBK" w:eastAsia="方正仿宋_GBK" w:hAnsi="楷体" w:hint="eastAsia"/>
-          <w:sz w:val="22"/>
-          <w:szCs w:val="28"/>
-        </w:rPr>
-        <w:t>并</w:t>
-      </w:r>
-      <w:r>
-        <w:rPr>
-          <w:rFonts w:ascii="方正仿宋_GBK" w:eastAsia="方正仿宋_GBK" w:hAnsi="楷体"/>
-          <w:sz w:val="22"/>
-          <w:szCs w:val="28"/>
-        </w:rPr>
-        <w:t>伴随体积剧变与多时间尺度响应，</w:t>
-      </w:r>
-      <w:r>
-        <w:rPr>
-          <w:rFonts w:ascii="方正仿宋_GBK" w:eastAsia="方正仿宋_GBK" w:hAnsi="楷体" w:hint="eastAsia"/>
-          <w:sz w:val="22"/>
-          <w:szCs w:val="28"/>
-        </w:rPr>
-        <w:t>性能预测</w:t>
-      </w:r>
-      <w:r>
-        <w:rPr>
-          <w:rFonts w:ascii="方正仿宋_GBK" w:eastAsia="方正仿宋_GBK" w:hAnsi="楷体"/>
-          <w:sz w:val="22"/>
-          <w:szCs w:val="28"/>
-        </w:rPr>
-        <w:t>对数值方法</w:t>
-      </w:r>
-      <w:r>
-        <w:rPr>
-          <w:rFonts w:ascii="方正仿宋_GBK" w:eastAsia="方正仿宋_GBK" w:hAnsi="楷体" w:hint="eastAsia"/>
-          <w:sz w:val="22"/>
-          <w:szCs w:val="28"/>
-        </w:rPr>
-        <w:t>提出可靠性</w:t>
-      </w:r>
-      <w:r>
-        <w:rPr>
-          <w:rFonts w:ascii="方正仿宋_GBK" w:eastAsia="方正仿宋_GBK" w:hAnsi="楷体"/>
-          <w:sz w:val="22"/>
-          <w:szCs w:val="28"/>
-        </w:rPr>
-        <w:t>要求。</w:t>
-      </w:r>
-      <w:r>
-        <w:rPr>
-          <w:rFonts w:ascii="方正仿宋_GBK" w:eastAsia="方正仿宋_GBK" w:hAnsi="楷体" w:hint="eastAsia"/>
-          <w:sz w:val="22"/>
-          <w:szCs w:val="28"/>
-        </w:rPr>
-        <w:t>针对沸腾两相流，</w:t>
-      </w:r>
-      <w:r>
-        <w:rPr>
-          <w:rFonts w:ascii="方正仿宋_GBK" w:eastAsia="方正仿宋_GBK" w:hAnsi="楷体"/>
-          <w:sz w:val="22"/>
-          <w:szCs w:val="28"/>
-        </w:rPr>
-        <w:t>网格法频繁重构界面且时间步受限；现有无网格</w:t>
-      </w:r>
-      <w:r>
-        <w:rPr>
-          <w:rFonts w:ascii="方正仿宋_GBK" w:eastAsia="方正仿宋_GBK" w:hAnsi="楷体" w:hint="eastAsia"/>
-          <w:sz w:val="22"/>
-          <w:szCs w:val="28"/>
-        </w:rPr>
-        <w:t>光滑粒子流体动力学（SPH）</w:t>
-      </w:r>
-      <w:r>
-        <w:rPr>
-          <w:rFonts w:ascii="方正仿宋_GBK" w:eastAsia="方正仿宋_GBK" w:hAnsi="楷体"/>
-          <w:sz w:val="22"/>
-          <w:szCs w:val="28"/>
-        </w:rPr>
-        <w:t>常将界面动量交换</w:t>
-      </w:r>
-      <w:r>
-        <w:rPr>
-          <w:rFonts w:ascii="方正仿宋_GBK" w:eastAsia="方正仿宋_GBK" w:hAnsi="楷体" w:hint="eastAsia"/>
-          <w:sz w:val="22"/>
-          <w:szCs w:val="28"/>
-        </w:rPr>
-        <w:t>与</w:t>
-      </w:r>
-      <w:r>
-        <w:rPr>
-          <w:rFonts w:ascii="方正仿宋_GBK" w:eastAsia="方正仿宋_GBK" w:hAnsi="楷体"/>
-          <w:sz w:val="22"/>
-          <w:szCs w:val="28"/>
-        </w:rPr>
-        <w:t>相变更新</w:t>
-      </w:r>
-      <w:r>
-        <w:rPr>
-          <w:rFonts w:ascii="方正仿宋_GBK" w:eastAsia="方正仿宋_GBK" w:hAnsi="楷体" w:hint="eastAsia"/>
-          <w:sz w:val="22"/>
-          <w:szCs w:val="28"/>
-        </w:rPr>
-        <w:t>等</w:t>
-      </w:r>
-      <w:r>
-        <w:rPr>
-          <w:rFonts w:ascii="方正仿宋_GBK" w:eastAsia="方正仿宋_GBK" w:hAnsi="楷体"/>
-          <w:sz w:val="22"/>
-          <w:szCs w:val="28"/>
-        </w:rPr>
-        <w:t>分步</w:t>
-      </w:r>
-      <w:r>
-        <w:rPr>
-          <w:rFonts w:ascii="方正仿宋_GBK" w:eastAsia="方正仿宋_GBK" w:hAnsi="楷体" w:hint="eastAsia"/>
-          <w:sz w:val="22"/>
-          <w:szCs w:val="28"/>
-        </w:rPr>
-        <w:t>处理，</w:t>
-      </w:r>
-      <w:r>
-        <w:rPr>
-          <w:rFonts w:ascii="方正仿宋_GBK" w:eastAsia="方正仿宋_GBK" w:hAnsi="楷体"/>
-          <w:sz w:val="22"/>
-          <w:szCs w:val="28"/>
-        </w:rPr>
-        <w:t>难以实现守恒闭合与可验证一致性。</w:t>
-      </w:r>
-      <w:r>
-        <w:rPr>
-          <w:rFonts w:ascii="方正仿宋_GBK" w:eastAsia="方正仿宋_GBK" w:hAnsi="楷体"/>
-          <w:sz w:val="22"/>
-          <w:szCs w:val="28"/>
-        </w:rPr>
-        <w:t>本项目</w:t>
-      </w:r>
-      <w:r>
-        <w:rPr>
-          <w:rFonts w:ascii="方正仿宋_GBK" w:eastAsia="方正仿宋_GBK" w:hAnsi="楷体" w:hint="eastAsia"/>
-          <w:sz w:val="22"/>
-          <w:szCs w:val="28"/>
-        </w:rPr>
-        <w:t>将</w:t>
-      </w:r>
-      <w:r>
-        <w:rPr>
-          <w:rFonts w:ascii="方正仿宋_GBK" w:eastAsia="方正仿宋_GBK" w:hAnsi="楷体"/>
-          <w:sz w:val="22"/>
-          <w:szCs w:val="28"/>
-        </w:rPr>
-        <w:t>建立沸腾两相流不可压与可压SPH</w:t>
-      </w:r>
-      <w:r>
-        <w:rPr>
-          <w:rFonts w:ascii="方正仿宋_GBK" w:eastAsia="方正仿宋_GBK" w:hAnsi="楷体" w:hint="eastAsia"/>
-          <w:sz w:val="22"/>
-          <w:szCs w:val="28"/>
-        </w:rPr>
-        <w:t>的</w:t>
-      </w:r>
-      <w:r>
-        <w:rPr>
-          <w:rFonts w:ascii="方正仿宋_GBK" w:eastAsia="方正仿宋_GBK" w:hAnsi="楷体"/>
-          <w:sz w:val="22"/>
-          <w:szCs w:val="28"/>
-        </w:rPr>
-        <w:t>守恒一致性耦合方法，围绕跨相质量、动量与能量的</w:t>
-      </w:r>
-      <w:r>
-        <w:rPr>
-          <w:rFonts w:ascii="方正仿宋_GBK" w:eastAsia="方正仿宋_GBK" w:hAnsi="楷体" w:hint="eastAsia"/>
-          <w:sz w:val="22"/>
-          <w:szCs w:val="28"/>
-        </w:rPr>
-        <w:t>守恒</w:t>
-      </w:r>
-      <w:r>
-        <w:rPr>
-          <w:rFonts w:ascii="方正仿宋_GBK" w:eastAsia="方正仿宋_GBK" w:hAnsi="楷体"/>
-          <w:sz w:val="22"/>
-          <w:szCs w:val="28"/>
-        </w:rPr>
-        <w:t>闭合开展研究：构造界面压力与法向速度相容离散并统一交换，实现强物性跃变下稳定耦合；</w:t>
-      </w:r>
-      <w:r>
-        <w:rPr>
-          <w:rFonts w:ascii="方正仿宋_GBK" w:eastAsia="方正仿宋_GBK" w:hAnsi="楷体" w:hint="eastAsia"/>
-          <w:sz w:val="22"/>
-          <w:szCs w:val="28"/>
-        </w:rPr>
-        <w:t>在耦合界面建立</w:t>
-      </w:r>
-      <w:r>
-        <w:rPr>
-          <w:rFonts w:ascii="方正仿宋_GBK" w:eastAsia="方正仿宋_GBK" w:hAnsi="楷体"/>
-          <w:sz w:val="22"/>
-          <w:szCs w:val="28"/>
-        </w:rPr>
-        <w:t>热通量驱动的相变源项与潜热守恒更新，将质量能量与体积源项同层嵌入两相求解；面向</w:t>
-      </w:r>
-      <w:r>
-        <w:rPr>
-          <w:rFonts w:ascii="方正仿宋_GBK" w:eastAsia="方正仿宋_GBK" w:hAnsi="楷体" w:hint="eastAsia"/>
-          <w:sz w:val="22"/>
-          <w:szCs w:val="28"/>
-        </w:rPr>
-        <w:t>强耦合中的</w:t>
-      </w:r>
-      <w:r>
-        <w:rPr>
-          <w:rFonts w:ascii="方正仿宋_GBK" w:eastAsia="方正仿宋_GBK" w:hAnsi="楷体"/>
-          <w:sz w:val="22"/>
-          <w:szCs w:val="28"/>
-        </w:rPr>
-        <w:t>多尺度推进与体积剧变拓扑更新</w:t>
-      </w:r>
-      <w:r>
-        <w:rPr>
-          <w:rFonts w:ascii="方正仿宋_GBK" w:eastAsia="方正仿宋_GBK" w:hAnsi="楷体" w:hint="eastAsia"/>
-          <w:sz w:val="22"/>
-          <w:szCs w:val="28"/>
-        </w:rPr>
-        <w:t>，</w:t>
-      </w:r>
-      <w:r>
-        <w:rPr>
-          <w:rFonts w:ascii="方正仿宋_GBK" w:eastAsia="方正仿宋_GBK" w:hAnsi="楷体"/>
-          <w:sz w:val="22"/>
-          <w:szCs w:val="28"/>
-        </w:rPr>
-        <w:t>构建守恒一致转移约束并协同集成。通过分层收敛性分析与典型沸腾算例对比验证，形成可复用算法模块与验证体系，为极端工况下沸腾两相流的可信预测与性能边界评估提供可验证的方法学支撑。</w:t>
-      </w:r>
-    </w:p>
-    <w:p>
-      <w:pPr>
-        <w:widowControl/>
-        <w:adjustRightInd w:val="0"/>
-        <w:snapToGrid w:val="0"/>
-        <w:jc w:val="left"/>
-        <w:rPr>
-          <w:rFonts w:ascii="方正仿宋_GBK" w:eastAsia="方正仿宋_GBK" w:hAnsi="楷体"/>
-          <w:sz w:val="22"/>
-          <w:szCs w:val="28"/>
-        </w:rPr>
-      </w:pPr>
-    </w:p>
-    <w:p>
-      <w:pPr>
-        <w:widowControl/>
-        <w:adjustRightInd w:val="0"/>
-        <w:snapToGrid w:val="0"/>
-        <w:jc w:val="left"/>
-        <w:rPr>
-          <w:rFonts w:ascii="方正仿宋_GBK" w:eastAsia="方正仿宋_GBK" w:hAnsi="楷体"/>
-          <w:sz w:val="22"/>
-          <w:szCs w:val="28"/>
-        </w:rPr>
-      </w:pPr>
-      <w:r>
-        <w:rPr>
-          <w:rFonts w:ascii="方正仿宋_GBK" w:eastAsia="方正仿宋_GBK" w:hAnsi="楷体"/>
-          <w:sz w:val="22"/>
-          <w:szCs w:val="28"/>
-        </w:rPr>
-        <w:t>针对航空发动机预冷换热器等高热流密度工况下的流动沸腾过程，强温差与大密度比导致界面传热、相变传质与体积剧变深度耦合，且伴随显著的多时间尺度特征。传统网格法在强耦合条件下界面重构代价高、稳定性差；现有SPH方法多采用界面交换与相变更新的分步处理，跨时间层误差易诱发非物理振荡与能量漂移。</w:t>
-      </w:r>
-      <w:r>
-        <w:rPr>
-          <w:rFonts w:ascii="方正仿宋_GBK" w:eastAsia="方正仿宋_GBK" w:hAnsi="楷体"/>
+          <w:rFonts w:ascii="方正仿宋_GBK" w:eastAsia="方正仿宋_GBK" w:hAnsi="楷体" w:hint="eastAsia"/>
           <w:b/>
           <w:bCs/>
           <w:sz w:val="22"/>
           <w:szCs w:val="28"/>
         </w:rPr>
-        <w:t>为此，本项目拟建立沸腾两相流不可压/可压SPH守恒一致性耦合方法，重点研究跨相质量、动量与能量的守恒闭合机制。</w:t>
-      </w:r>
-      <w:r>
-        <w:rPr>
-          <w:rFonts w:ascii="方正仿宋_GBK" w:eastAsia="方正仿宋_GBK" w:hAnsi="楷体"/>
-          <w:sz w:val="22"/>
-          <w:szCs w:val="28"/>
-        </w:rPr>
-        <w:t xml:space="preserve"> 首先，构造界面压力与法向速度相容的离散交换机制，实现强物性跃变下的稳健耦合并抑制相间掺混 ；其次，建立热通量驱动的相变源项与潜热守恒</w:t>
-      </w:r>
-      <w:r>
-        <w:rPr>
-          <w:rFonts w:ascii="方正仿宋_GBK" w:eastAsia="方正仿宋_GBK" w:hAnsi="楷体"/>
-          <w:sz w:val="22"/>
-          <w:szCs w:val="28"/>
-        </w:rPr>
-        <w:lastRenderedPageBreak/>
-        <w:t>更新策略，将质量、能量与体积源项在同步节点</w:t>
-      </w:r>
-      <w:r>
-        <w:rPr>
-          <w:rFonts w:ascii="方正仿宋_GBK" w:eastAsia="方正仿宋_GBK" w:hAnsi="楷体"/>
-          <w:sz w:val="22"/>
-          <w:szCs w:val="28"/>
-        </w:rPr>
-        <w:t>“</w:t>
-      </w:r>
-      <w:r>
-        <w:rPr>
-          <w:rFonts w:ascii="方正仿宋_GBK" w:eastAsia="方正仿宋_GBK" w:hAnsi="楷体"/>
-          <w:sz w:val="22"/>
-          <w:szCs w:val="28"/>
-        </w:rPr>
-        <w:t>同层嵌入</w:t>
-      </w:r>
-      <w:r>
-        <w:rPr>
-          <w:rFonts w:ascii="方正仿宋_GBK" w:eastAsia="方正仿宋_GBK" w:hAnsi="楷体"/>
-          <w:sz w:val="22"/>
-          <w:szCs w:val="28"/>
-        </w:rPr>
-        <w:t>”</w:t>
-      </w:r>
-      <w:r>
-        <w:rPr>
-          <w:rFonts w:ascii="方正仿宋_GBK" w:eastAsia="方正仿宋_GBK" w:hAnsi="楷体"/>
-          <w:sz w:val="22"/>
-          <w:szCs w:val="28"/>
-        </w:rPr>
-        <w:t>求解以消除跨层漂移；最后，发展带守恒约束的粒子分裂合并拓扑更新与多速率时间推进框架，实现体积剧变下粒子分布的自适应优化 。通过分层收敛性测试与典型算例验证，形成可复用的算法模块与验证流程，为极端工况下沸腾两相流的可信预测与性能边界评估提供方法学支撑。</w:t>
-      </w:r>
-    </w:p>
-    <w:p>
-      <w:pPr>
-        <w:widowControl/>
-        <w:adjustRightInd w:val="0"/>
-        <w:snapToGrid w:val="0"/>
-        <w:jc w:val="left"/>
-        <w:rPr>
-          <w:rFonts w:ascii="方正仿宋_GBK" w:eastAsia="方正仿宋_GBK" w:hAnsi="楷体"/>
-          <w:sz w:val="22"/>
-          <w:szCs w:val="28"/>
-        </w:rPr>
-      </w:pPr>
-    </w:p>
-    <w:p>
-      <w:pPr>
-        <w:widowControl/>
-        <w:adjustRightInd w:val="0"/>
-        <w:snapToGrid w:val="0"/>
-        <w:jc w:val="left"/>
-        <w:rPr>
-          <w:rFonts w:ascii="方正仿宋_GBK" w:eastAsia="方正仿宋_GBK" w:hAnsi="楷体"/>
-          <w:sz w:val="22"/>
-          <w:szCs w:val="28"/>
-        </w:rPr>
-      </w:pPr>
-      <w:r>
-        <w:rPr>
-          <w:rFonts w:ascii="方正仿宋_GBK" w:eastAsia="方正仿宋_GBK" w:hAnsi="楷体"/>
-          <w:sz w:val="22"/>
-          <w:szCs w:val="28"/>
-        </w:rPr>
-        <w:t>面向紧凑空间内极高热负荷下的流动沸腾预测需求，界面传热驱动的相变质量转化与显著体积变化构成了强非线性耦合难题。现有SPH方法由于界面动量交换、热质闭合与粒子拓扑调整在离散层面的不匹配，难以保证严格的守恒性与热力学一致性，制约了其在极端工况下的预测信度 。</w:t>
-      </w:r>
-      <w:r>
-        <w:rPr>
-          <w:rFonts w:ascii="方正仿宋_GBK" w:eastAsia="方正仿宋_GBK" w:hAnsi="楷体"/>
+      </w:pPr>
+      <w:r>
+        <w:rPr>
+          <w:rFonts w:ascii="方正仿宋_GBK" w:eastAsia="方正仿宋_GBK" w:hAnsi="楷体" w:hint="eastAsia"/>
           <w:b/>
           <w:bCs/>
           <w:sz w:val="22"/>
           <w:szCs w:val="28"/>
         </w:rPr>
-        <w:t>本项目旨在通过建立守恒一致的不可压/可压SPH耦合求解框架，攻克这一瓶颈。</w:t>
-      </w:r>
-      <w:r>
-        <w:rPr>
-          <w:rFonts w:ascii="方正仿宋_GBK" w:eastAsia="方正仿宋_GBK" w:hAnsi="楷体"/>
-          <w:sz w:val="22"/>
-          <w:szCs w:val="28"/>
-        </w:rPr>
-        <w:t xml:space="preserve"> 研究内容包括：构造压力-速度约束相容的界面离散算子，从底层抑制界面数值噪声；建立</w:t>
-      </w:r>
-      <w:r>
-        <w:rPr>
-          <w:rFonts w:ascii="方正仿宋_GBK" w:eastAsia="方正仿宋_GBK" w:hAnsi="楷体"/>
+        <w:t>沸腾两相流的不可压-可压SPH守恒一致性耦合方法研究</w:t>
+      </w:r>
+    </w:p>
+    <w:p>
+      <w:pPr>
+        <w:widowControl/>
+        <w:adjustRightInd w:val="0"/>
+        <w:snapToGrid w:val="0"/>
+        <w:jc w:val="left"/>
+        <w:rPr>
+          <w:rFonts w:ascii="方正仿宋_GBK" w:eastAsia="方正仿宋_GBK" w:hAnsi="楷体" w:hint="eastAsia"/>
+          <w:sz w:val="22"/>
+          <w:szCs w:val="28"/>
+        </w:rPr>
+      </w:pPr>
+      <w:r>
+        <w:rPr>
+          <w:rFonts w:ascii="方正仿宋_GBK" w:eastAsia="方正仿宋_GBK" w:hAnsi="楷体" w:hint="eastAsia"/>
+          <w:sz w:val="22"/>
+          <w:szCs w:val="28"/>
+        </w:rPr>
+        <w:tab/>
+      </w:r>
+    </w:p>
+    <w:p>
+      <w:pPr>
+        <w:widowControl/>
+        <w:adjustRightInd w:val="0"/>
+        <w:snapToGrid w:val="0"/>
+        <w:rPr>
+          <w:rFonts w:ascii="方正仿宋_GBK" w:eastAsia="方正仿宋_GBK" w:hAnsi="楷体"/>
+          <w:sz w:val="22"/>
+          <w:szCs w:val="28"/>
+        </w:rPr>
+      </w:pPr>
+      <w:r>
+        <w:rPr>
+          <w:rFonts w:ascii="方正仿宋_GBK" w:eastAsia="方正仿宋_GBK" w:hAnsi="楷体" w:hint="eastAsia"/>
+          <w:sz w:val="22"/>
+          <w:szCs w:val="28"/>
+        </w:rPr>
+        <w:t>面向航空发动机预冷器等紧凑高热流密度通道内的沸腾过程亟需可靠数值预测。强物性跃变使沸腾两相界面动量交换与相变传热强耦合，并伴随体积剧变与多时间尺度特征。网格法需频繁重构界面且时间步受限；现有光滑粒子流体动力学（SPH）常将两相分步离散耦合，缺乏可量化验证的守恒闭合与一致性。本项目将建立沸腾两相流的不可压-可压SPH守恒一致性耦合方法，重点研究跨相质量、动量与能量的守恒一致性离散与耦合策略：从构造界面压力与法向速度相容的离散算子出发，实现强物性跃变下两相动量统一交换与稳定耦合；在同一离散结构建立相变源项与潜热守恒更新，将相变源项同层嵌入两相实现强耦合；针对强耦合中的多时间尺度与体积剧变下的拓扑更新，构建守恒一致性施加约束条件。通过分层收敛性分析与典型算例验证，形成可复用的算法框架与验证流程，为极端热管理工况下沸腾两相流的可信预测与相关工程装备性能边界评估提供可靠的方法学支撑。</w:t>
+      </w:r>
+    </w:p>
+    <w:p>
+      <w:pPr>
+        <w:widowControl/>
+        <w:adjustRightInd w:val="0"/>
+        <w:snapToGrid w:val="0"/>
+        <w:rPr>
+          <w:rFonts w:ascii="方正仿宋_GBK" w:eastAsia="方正仿宋_GBK" w:hAnsi="楷体"/>
+          <w:sz w:val="22"/>
+          <w:szCs w:val="28"/>
+        </w:rPr>
+      </w:pPr>
+    </w:p>
+    <w:p>
+      <w:pPr>
+        <w:widowControl/>
+        <w:adjustRightInd w:val="0"/>
+        <w:snapToGrid w:val="0"/>
+        <w:rPr>
+          <w:rFonts w:ascii="方正仿宋_GBK" w:eastAsia="方正仿宋_GBK" w:hAnsi="楷体" w:hint="eastAsia"/>
+          <w:sz w:val="22"/>
+          <w:szCs w:val="28"/>
+        </w:rPr>
+        <w:sectPr>
+          <w:pgSz w:w="11906" w:h="16838"/>
+          <w:pgMar w:top="1440" w:right="1800" w:bottom="1440" w:left="1800" w:header="851" w:footer="992" w:gutter="0"/>
+          <w:cols w:space="425"/>
+          <w:docGrid w:type="lines" w:linePitch="312"/>
+        </w:sectPr>
+      </w:pPr>
+    </w:p>
+    <w:p>
+      <w:pPr>
+        <w:widowControl/>
+        <w:adjustRightInd w:val="0"/>
+        <w:snapToGrid w:val="0"/>
+        <w:rPr>
+          <w:rFonts w:ascii="方正仿宋_GBK" w:eastAsia="方正仿宋_GBK" w:hAnsi="楷体"/>
+          <w:sz w:val="22"/>
+          <w:szCs w:val="28"/>
+        </w:rPr>
+      </w:pPr>
+      <w:r>
+        <w:rPr>
+          <w:rFonts w:ascii="方正仿宋_GBK" w:eastAsia="方正仿宋_GBK" w:hAnsi="楷体" w:hint="eastAsia"/>
+          <w:sz w:val="22"/>
+          <w:szCs w:val="28"/>
+        </w:rPr>
+        <w:lastRenderedPageBreak/>
+        <w:t>全局系统提示词</w:t>
+      </w:r>
+      <w:r>
+        <w:rPr>
+          <w:rFonts w:ascii="方正仿宋_GBK" w:eastAsia="方正仿宋_GBK" w:hAnsi="楷体" w:hint="eastAsia"/>
+          <w:sz w:val="22"/>
+          <w:szCs w:val="28"/>
+        </w:rPr>
+        <w:t>：</w:t>
+      </w:r>
+    </w:p>
+    <w:p>
+      <w:pPr>
+        <w:widowControl/>
+        <w:adjustRightInd w:val="0"/>
+        <w:snapToGrid w:val="0"/>
+        <w:rPr>
+          <w:rFonts w:ascii="方正仿宋_GBK" w:eastAsia="方正仿宋_GBK" w:hAnsi="楷体"/>
+          <w:sz w:val="22"/>
+          <w:szCs w:val="28"/>
+        </w:rPr>
+      </w:pPr>
+      <w:r>
+        <w:rPr>
+          <w:rFonts w:ascii="方正仿宋_GBK" w:eastAsia="方正仿宋_GBK" w:hAnsi="楷体" w:hint="eastAsia"/>
+          <w:sz w:val="22"/>
+          <w:szCs w:val="28"/>
+        </w:rPr>
+        <w:t>请你扮演一名资深的国家自然科学基金青年项目(C类)评审专家。你的审阅标准需保持高度的学术严谨性，偏好客观、简练、逻辑严密且能直击核心科学问题的表述方式(注:标书正文原则上控制在30页以内)。在接下来的交互中，我将分模块发送标书草稿。请你严格依据专家设定，首先对文本进行客观审查(明确指出逻辑脱节、论证不充分或表述冗余之处)，随后输出一份符合学术规范的‘专家修改版’。要求修改后的文本结构清晰，各级标题显著。</w:t>
+      </w:r>
+    </w:p>
+    <w:p>
+      <w:pPr>
+        <w:widowControl/>
+        <w:adjustRightInd w:val="0"/>
+        <w:snapToGrid w:val="0"/>
+        <w:rPr>
+          <w:rFonts w:ascii="方正仿宋_GBK" w:eastAsia="方正仿宋_GBK" w:hAnsi="楷体"/>
+          <w:sz w:val="22"/>
+          <w:szCs w:val="28"/>
+        </w:rPr>
+      </w:pPr>
+    </w:p>
+    <w:p>
+      <w:pPr>
+        <w:widowControl/>
+        <w:adjustRightInd w:val="0"/>
+        <w:snapToGrid w:val="0"/>
+        <w:rPr>
+          <w:rFonts w:ascii="方正仿宋_GBK" w:eastAsia="方正仿宋_GBK" w:hAnsi="楷体"/>
+          <w:sz w:val="22"/>
+          <w:szCs w:val="28"/>
+        </w:rPr>
+      </w:pPr>
+      <w:r>
+        <w:rPr>
+          <w:rFonts w:ascii="方正仿宋_GBK" w:eastAsia="方正仿宋_GBK" w:hAnsi="楷体" w:hint="eastAsia"/>
+          <w:sz w:val="22"/>
+          <w:szCs w:val="28"/>
+        </w:rPr>
+        <w:t>项目名称审查</w:t>
+      </w:r>
+      <w:r>
+        <w:rPr>
+          <w:rFonts w:ascii="方正仿宋_GBK" w:eastAsia="方正仿宋_GBK" w:hAnsi="楷体" w:hint="eastAsia"/>
+          <w:sz w:val="22"/>
+          <w:szCs w:val="28"/>
+        </w:rPr>
+        <w:t>：</w:t>
+      </w:r>
+    </w:p>
+    <w:p>
+      <w:pPr>
+        <w:widowControl/>
+        <w:adjustRightInd w:val="0"/>
+        <w:snapToGrid w:val="0"/>
+        <w:rPr>
+          <w:rFonts w:ascii="方正仿宋_GBK" w:eastAsia="方正仿宋_GBK" w:hAnsi="楷体"/>
+          <w:sz w:val="22"/>
+          <w:szCs w:val="28"/>
+        </w:rPr>
+      </w:pPr>
+      <w:r>
+        <w:rPr>
+          <w:rFonts w:ascii="方正仿宋_GBK" w:eastAsia="方正仿宋_GBK" w:hAnsi="楷体" w:hint="eastAsia"/>
+          <w:sz w:val="22"/>
+          <w:szCs w:val="28"/>
+        </w:rPr>
+        <w:t>请以评审专家身份，评估我拟定的项目名称:[填入你的暂定名称，例如:XXXX机制研究]。请审查该名称是否精炼、符合学术规范，且能否准确反映项目的核心研究目标与创新特色。若存在不足，请围绕原定方向生成3-5个更具概括性和学术深度的候选名称，并附上推荐依据。</w:t>
+      </w:r>
+    </w:p>
+    <w:p>
+      <w:pPr>
+        <w:widowControl/>
+        <w:adjustRightInd w:val="0"/>
+        <w:snapToGrid w:val="0"/>
+        <w:rPr>
+          <w:rFonts w:ascii="方正仿宋_GBK" w:eastAsia="方正仿宋_GBK" w:hAnsi="楷体"/>
+          <w:sz w:val="22"/>
+          <w:szCs w:val="28"/>
+        </w:rPr>
+      </w:pPr>
+    </w:p>
+    <w:p>
+      <w:pPr>
+        <w:widowControl/>
+        <w:adjustRightInd w:val="0"/>
+        <w:snapToGrid w:val="0"/>
+        <w:rPr>
+          <w:rFonts w:ascii="方正仿宋_GBK" w:eastAsia="方正仿宋_GBK" w:hAnsi="楷体"/>
+          <w:sz w:val="22"/>
+          <w:szCs w:val="28"/>
+        </w:rPr>
+      </w:pPr>
+      <w:r>
+        <w:rPr>
+          <w:rFonts w:ascii="方正仿宋_GBK" w:eastAsia="方正仿宋_GBK" w:hAnsi="楷体" w:hint="eastAsia"/>
+          <w:sz w:val="22"/>
+          <w:szCs w:val="28"/>
+        </w:rPr>
+        <w:t>立项依据审查与优化</w:t>
+      </w:r>
+      <w:r>
+        <w:rPr>
+          <w:rFonts w:ascii="方正仿宋_GBK" w:eastAsia="方正仿宋_GBK" w:hAnsi="楷体" w:hint="eastAsia"/>
+          <w:sz w:val="22"/>
+          <w:szCs w:val="28"/>
+        </w:rPr>
+        <w:t>：</w:t>
+      </w:r>
+    </w:p>
+    <w:p>
+      <w:pPr>
+        <w:widowControl/>
+        <w:adjustRightInd w:val="0"/>
+        <w:snapToGrid w:val="0"/>
+        <w:rPr>
+          <w:rFonts w:ascii="方正仿宋_GBK" w:eastAsia="方正仿宋_GBK" w:hAnsi="楷体"/>
+          <w:sz w:val="22"/>
+          <w:szCs w:val="28"/>
+        </w:rPr>
+      </w:pPr>
+      <w:r>
+        <w:rPr>
+          <w:rFonts w:ascii="方正仿宋_GBK" w:eastAsia="方正仿宋_GBK" w:hAnsi="楷体" w:hint="eastAsia"/>
+          <w:sz w:val="22"/>
+          <w:szCs w:val="28"/>
+        </w:rPr>
+        <w:t>以下为本标书的[立项依据】草稿。请基于专家评审标准进行审查并修改，核心关注点包括:1)是否明确阐述了‘研究背景与动机’及‘预期科学价值’;2)对国内外研究进展的梳理是否全面客观，能否自然推导出本课题拟解决的关键科学问题(Gap);3)结合青年基金‘小而精’的导向，评估研究视角是否过度发散，理论及技术创新点是否具体。请先列出修改建议，再输出一段语言精炼、学术性强且逻辑严密的修改定稿:[附上初稿全文]</w:t>
+      </w:r>
+    </w:p>
+    <w:p>
+      <w:pPr>
+        <w:widowControl/>
+        <w:adjustRightInd w:val="0"/>
+        <w:snapToGrid w:val="0"/>
+        <w:rPr>
+          <w:rFonts w:ascii="方正仿宋_GBK" w:eastAsia="方正仿宋_GBK" w:hAnsi="楷体"/>
+          <w:sz w:val="22"/>
+          <w:szCs w:val="28"/>
+        </w:rPr>
+      </w:pPr>
+    </w:p>
+    <w:p>
+      <w:pPr>
+        <w:widowControl/>
+        <w:adjustRightInd w:val="0"/>
+        <w:snapToGrid w:val="0"/>
+        <w:rPr>
+          <w:rFonts w:ascii="方正仿宋_GBK" w:eastAsia="方正仿宋_GBK" w:hAnsi="楷体"/>
+          <w:sz w:val="22"/>
+          <w:szCs w:val="28"/>
+        </w:rPr>
+      </w:pPr>
+      <w:r>
+        <w:rPr>
+          <w:rFonts w:ascii="方正仿宋_GBK" w:eastAsia="方正仿宋_GBK" w:hAnsi="楷体" w:hint="eastAsia"/>
+          <w:sz w:val="22"/>
+          <w:szCs w:val="28"/>
+        </w:rPr>
+        <w:t>研究内容审查与优化</w:t>
+      </w:r>
+      <w:r>
+        <w:rPr>
+          <w:rFonts w:ascii="方正仿宋_GBK" w:eastAsia="方正仿宋_GBK" w:hAnsi="楷体" w:hint="eastAsia"/>
+          <w:sz w:val="22"/>
+          <w:szCs w:val="28"/>
+        </w:rPr>
+        <w:t>：</w:t>
+      </w:r>
+    </w:p>
+    <w:p>
+      <w:pPr>
+        <w:widowControl/>
+        <w:adjustRightInd w:val="0"/>
+        <w:snapToGrid w:val="0"/>
+        <w:rPr>
+          <w:rFonts w:ascii="方正仿宋_GBK" w:eastAsia="方正仿宋_GBK" w:hAnsi="楷体"/>
+          <w:sz w:val="22"/>
+          <w:szCs w:val="28"/>
+        </w:rPr>
+      </w:pPr>
+      <w:r>
+        <w:rPr>
+          <w:rFonts w:ascii="方正仿宋_GBK" w:eastAsia="方正仿宋_GBK" w:hAnsi="楷体" w:hint="eastAsia"/>
+          <w:sz w:val="22"/>
+          <w:szCs w:val="28"/>
+        </w:rPr>
+        <w:t>以下为标书的[研究内容】草稿。根据2026年项目指南，该部分需涵盖:系统性的研究内容、特色与创新点说明、以及年度实施计划。请重点审查:1)研究内容与前文立项依据的契合度，并评估是否存在体量过大、不够聚焦的问题;2)【特色与创新点】的总结是否具备实质性的原创价值，有无空泛表述;3)为期3年的[年度研究计划】进度安排是否具备可行性与合理性。请先反馈审查意见，随后提供一份逻辑清晰、重点标识明确的润色稿:[附上初稿全文]</w:t>
+      </w:r>
+    </w:p>
+    <w:p>
+      <w:pPr>
+        <w:widowControl/>
+        <w:adjustRightInd w:val="0"/>
+        <w:snapToGrid w:val="0"/>
+        <w:rPr>
+          <w:rFonts w:ascii="方正仿宋_GBK" w:eastAsia="方正仿宋_GBK" w:hAnsi="楷体"/>
+          <w:sz w:val="22"/>
+          <w:szCs w:val="28"/>
+        </w:rPr>
+      </w:pPr>
+    </w:p>
+    <w:p>
+      <w:pPr>
+        <w:widowControl/>
+        <w:adjustRightInd w:val="0"/>
+        <w:snapToGrid w:val="0"/>
+        <w:rPr>
+          <w:rFonts w:ascii="方正仿宋_GBK" w:eastAsia="方正仿宋_GBK" w:hAnsi="楷体"/>
+          <w:sz w:val="22"/>
+          <w:szCs w:val="28"/>
+        </w:rPr>
+      </w:pPr>
+      <w:r>
+        <w:rPr>
+          <w:rFonts w:ascii="方正仿宋_GBK" w:eastAsia="方正仿宋_GBK" w:hAnsi="楷体" w:hint="eastAsia"/>
+          <w:sz w:val="22"/>
+          <w:szCs w:val="28"/>
+        </w:rPr>
+        <w:t>研究基础审查与优化</w:t>
+      </w:r>
+      <w:r>
+        <w:rPr>
+          <w:rFonts w:ascii="方正仿宋_GBK" w:eastAsia="方正仿宋_GBK" w:hAnsi="楷体" w:hint="eastAsia"/>
+          <w:sz w:val="22"/>
+          <w:szCs w:val="28"/>
+        </w:rPr>
+        <w:t>：</w:t>
+      </w:r>
+    </w:p>
+    <w:p>
+      <w:pPr>
+        <w:widowControl/>
+        <w:adjustRightInd w:val="0"/>
+        <w:snapToGrid w:val="0"/>
+        <w:rPr>
+          <w:rFonts w:ascii="方正仿宋_GBK" w:eastAsia="方正仿宋_GBK" w:hAnsi="楷体"/>
+          <w:sz w:val="22"/>
+          <w:szCs w:val="28"/>
+        </w:rPr>
+      </w:pPr>
+      <w:r>
+        <w:rPr>
+          <w:rFonts w:ascii="方正仿宋_GBK" w:eastAsia="方正仿宋_GBK" w:hAnsi="楷体" w:hint="eastAsia"/>
+          <w:sz w:val="22"/>
+          <w:szCs w:val="28"/>
+        </w:rPr>
+        <w:t>这是我标书中的[研究基础】初稿(见下文)。请审查:1)我的已有工作积累和前期数据(如已接收的SCI论文等)是否足够支撑本项目的可行性;2)针对本研究可能存在的风险(如关键实验技术的难点)，我提出的应对措施是否切实有效;3)实验条件和工作基础描述是否翔实。请帮我进行文字精炼，突出本人的科研潜力和前期核心成果对本课题的直接支撑作用:[附上你的初稿全文]</w:t>
+      </w:r>
+    </w:p>
+    <w:p>
+      <w:pPr>
+        <w:widowControl/>
+        <w:adjustRightInd w:val="0"/>
+        <w:snapToGrid w:val="0"/>
+        <w:rPr>
+          <w:rFonts w:ascii="方正仿宋_GBK" w:eastAsia="方正仿宋_GBK" w:hAnsi="楷体"/>
+          <w:sz w:val="22"/>
+          <w:szCs w:val="28"/>
+        </w:rPr>
+      </w:pPr>
+    </w:p>
+    <w:p>
+      <w:pPr>
+        <w:widowControl/>
+        <w:adjustRightInd w:val="0"/>
+        <w:snapToGrid w:val="0"/>
+        <w:rPr>
+          <w:rFonts w:ascii="方正仿宋_GBK" w:eastAsia="方正仿宋_GBK" w:hAnsi="楷体"/>
+          <w:sz w:val="22"/>
+          <w:szCs w:val="28"/>
+        </w:rPr>
+      </w:pPr>
+    </w:p>
+    <w:p>
+      <w:pPr>
+        <w:widowControl/>
+        <w:adjustRightInd w:val="0"/>
+        <w:snapToGrid w:val="0"/>
+        <w:rPr>
+          <w:rFonts w:ascii="方正仿宋_GBK" w:eastAsia="方正仿宋_GBK" w:hAnsi="楷体"/>
+          <w:sz w:val="22"/>
+          <w:szCs w:val="28"/>
+        </w:rPr>
+      </w:pPr>
+    </w:p>
+    <w:p>
+      <w:pPr>
+        <w:widowControl/>
+        <w:adjustRightInd w:val="0"/>
+        <w:snapToGrid w:val="0"/>
+        <w:rPr>
+          <w:rFonts w:ascii="方正仿宋_GBK" w:eastAsia="方正仿宋_GBK" w:hAnsi="楷体"/>
+          <w:sz w:val="22"/>
+          <w:szCs w:val="28"/>
+        </w:rPr>
+      </w:pPr>
+      <w:r>
+        <w:rPr>
+          <w:rFonts w:ascii="方正仿宋_GBK" w:eastAsia="方正仿宋_GBK" w:hAnsi="楷体"/>
+          <w:b/>
+          <w:bCs/>
+          <w:sz w:val="22"/>
+          <w:szCs w:val="28"/>
+        </w:rPr>
+        <w:t>强物性跃变界面动量交换的统一离散与稳定耦合</w:t>
+      </w:r>
+    </w:p>
+    <w:p>
+      <w:pPr>
+        <w:widowControl/>
+        <w:adjustRightInd w:val="0"/>
+        <w:snapToGrid w:val="0"/>
+        <w:rPr>
+          <w:rFonts w:ascii="方正仿宋_GBK" w:eastAsia="方正仿宋_GBK" w:hAnsi="楷体"/>
+          <w:sz w:val="22"/>
+          <w:szCs w:val="28"/>
+        </w:rPr>
+      </w:pPr>
+      <w:r>
+        <w:rPr>
+          <w:rFonts w:ascii="方正仿宋_GBK" w:eastAsia="方正仿宋_GBK" w:hAnsi="楷体"/>
+          <w:sz w:val="22"/>
+          <w:szCs w:val="28"/>
+        </w:rPr>
+        <w:t>那它内部三步最自然的逻辑应该是：</w:t>
+      </w:r>
+    </w:p>
+    <w:p>
+      <w:pPr>
+        <w:widowControl/>
+        <w:adjustRightInd w:val="0"/>
+        <w:snapToGrid w:val="0"/>
+        <w:rPr>
+          <w:rFonts w:ascii="方正仿宋_GBK" w:eastAsia="方正仿宋_GBK" w:hAnsi="楷体"/>
+          <w:b/>
+          <w:bCs/>
+          <w:sz w:val="22"/>
+          <w:szCs w:val="28"/>
+        </w:rPr>
+      </w:pPr>
+      <w:r>
+        <w:rPr>
+          <w:rFonts w:ascii="方正仿宋_GBK" w:eastAsia="方正仿宋_GBK" w:hAnsi="楷体"/>
+          <w:b/>
+          <w:bCs/>
+          <w:sz w:val="22"/>
+          <w:szCs w:val="28"/>
+        </w:rPr>
+        <w:t>第一步：先定义界面上</w:t>
+      </w:r>
+      <w:r>
+        <w:rPr>
+          <w:rFonts w:ascii="方正仿宋_GBK" w:eastAsia="方正仿宋_GBK" w:hAnsi="楷体"/>
+          <w:b/>
+          <w:bCs/>
           <w:sz w:val="22"/>
           <w:szCs w:val="28"/>
         </w:rPr>
@@ -2443,27 +1742,1140 @@
       <w:r>
         <w:rPr>
           <w:rFonts w:ascii="方正仿宋_GBK" w:eastAsia="方正仿宋_GBK" w:hAnsi="楷体"/>
-          <w:sz w:val="22"/>
-          <w:szCs w:val="28"/>
-        </w:rPr>
-        <w:t>热质能同步闭合</w:t>
-      </w:r>
-      <w:r>
-        <w:rPr>
-          <w:rFonts w:ascii="方正仿宋_GBK" w:eastAsia="方正仿宋_GBK" w:hAnsi="楷体"/>
+          <w:b/>
+          <w:bCs/>
+          <w:sz w:val="22"/>
+          <w:szCs w:val="28"/>
+        </w:rPr>
+        <w:t>交换是怎么发生的</w:t>
+      </w:r>
+      <w:r>
+        <w:rPr>
+          <w:rFonts w:ascii="方正仿宋_GBK" w:eastAsia="方正仿宋_GBK" w:hAnsi="楷体"/>
+          <w:b/>
+          <w:bCs/>
           <w:sz w:val="22"/>
           <w:szCs w:val="28"/>
         </w:rPr>
         <w:t>”</w:t>
       </w:r>
-      <w:r>
-        <w:rPr>
-          <w:rFonts w:ascii="方正仿宋_GBK" w:eastAsia="方正仿宋_GBK" w:hAnsi="楷体"/>
-          <w:sz w:val="22"/>
-          <w:szCs w:val="28"/>
-        </w:rPr>
-        <w:t>的相变更新协议，确保潜热交换与源项演化在同一时间层内严格守恒，从根源上消除能量漂移；构建耦合在线一致性指标的粒子重构方法，协同多速率推进技术解决体积剧变下的计算稳定性 。本项目不仅关注算法精度提升，更强调建立一套可验证的沸腾两相流数值评价体系，预期成果将提升复杂相变过程模拟的鲁棒性，为航天动力装备的热管理设计提供高保真数值工具。</w:t>
-      </w:r>
+    </w:p>
+    <w:p>
+      <w:pPr>
+        <w:widowControl/>
+        <w:adjustRightInd w:val="0"/>
+        <w:snapToGrid w:val="0"/>
+        <w:rPr>
+          <w:rFonts w:ascii="方正仿宋_GBK" w:eastAsia="方正仿宋_GBK" w:hAnsi="楷体"/>
+          <w:sz w:val="22"/>
+          <w:szCs w:val="28"/>
+        </w:rPr>
+      </w:pPr>
+      <w:r>
+        <w:rPr>
+          <w:rFonts w:ascii="方正仿宋_GBK" w:eastAsia="方正仿宋_GBK" w:hAnsi="楷体"/>
+          <w:sz w:val="22"/>
+          <w:szCs w:val="28"/>
+        </w:rPr>
+        <w:t>也就是要先回答：</w:t>
+      </w:r>
+    </w:p>
+    <w:p>
+      <w:pPr>
+        <w:widowControl/>
+        <w:numPr>
+          <w:ilvl w:val="0"/>
+          <w:numId w:val="11"/>
+        </w:numPr>
+        <w:adjustRightInd w:val="0"/>
+        <w:snapToGrid w:val="0"/>
+        <w:rPr>
+          <w:rFonts w:ascii="方正仿宋_GBK" w:eastAsia="方正仿宋_GBK" w:hAnsi="楷体"/>
+          <w:sz w:val="22"/>
+          <w:szCs w:val="28"/>
+        </w:rPr>
+      </w:pPr>
+      <w:r>
+        <w:rPr>
+          <w:rFonts w:ascii="方正仿宋_GBK" w:eastAsia="方正仿宋_GBK" w:hAnsi="楷体"/>
+          <w:sz w:val="22"/>
+          <w:szCs w:val="28"/>
+        </w:rPr>
+        <w:t>气液两相在界面带内如何建立接触态</w:t>
+      </w:r>
+    </w:p>
+    <w:p>
+      <w:pPr>
+        <w:widowControl/>
+        <w:numPr>
+          <w:ilvl w:val="0"/>
+          <w:numId w:val="11"/>
+        </w:numPr>
+        <w:adjustRightInd w:val="0"/>
+        <w:snapToGrid w:val="0"/>
+        <w:rPr>
+          <w:rFonts w:ascii="方正仿宋_GBK" w:eastAsia="方正仿宋_GBK" w:hAnsi="楷体"/>
+          <w:sz w:val="22"/>
+          <w:szCs w:val="28"/>
+        </w:rPr>
+      </w:pPr>
+      <w:r>
+        <w:rPr>
+          <w:rFonts w:ascii="方正仿宋_GBK" w:eastAsia="方正仿宋_GBK" w:hAnsi="楷体"/>
+          <w:sz w:val="22"/>
+          <w:szCs w:val="28"/>
+        </w:rPr>
+        <w:lastRenderedPageBreak/>
+        <w:t>压力、速度、法向信息怎么统一表达</w:t>
+      </w:r>
+    </w:p>
+    <w:p>
+      <w:pPr>
+        <w:widowControl/>
+        <w:numPr>
+          <w:ilvl w:val="0"/>
+          <w:numId w:val="11"/>
+        </w:numPr>
+        <w:adjustRightInd w:val="0"/>
+        <w:snapToGrid w:val="0"/>
+        <w:rPr>
+          <w:rFonts w:ascii="方正仿宋_GBK" w:eastAsia="方正仿宋_GBK" w:hAnsi="楷体"/>
+          <w:sz w:val="22"/>
+          <w:szCs w:val="28"/>
+        </w:rPr>
+      </w:pPr>
+      <w:r>
+        <w:rPr>
+          <w:rFonts w:ascii="方正仿宋_GBK" w:eastAsia="方正仿宋_GBK" w:hAnsi="楷体"/>
+          <w:sz w:val="22"/>
+          <w:szCs w:val="28"/>
+        </w:rPr>
+        <w:t>哪些粒子参与交换</w:t>
+      </w:r>
+    </w:p>
+    <w:p>
+      <w:pPr>
+        <w:widowControl/>
+        <w:adjustRightInd w:val="0"/>
+        <w:snapToGrid w:val="0"/>
+        <w:rPr>
+          <w:rFonts w:ascii="方正仿宋_GBK" w:eastAsia="方正仿宋_GBK" w:hAnsi="楷体"/>
+          <w:sz w:val="22"/>
+          <w:szCs w:val="28"/>
+        </w:rPr>
+      </w:pPr>
+      <w:r>
+        <w:rPr>
+          <w:rFonts w:ascii="方正仿宋_GBK" w:eastAsia="方正仿宋_GBK" w:hAnsi="楷体"/>
+          <w:sz w:val="22"/>
+          <w:szCs w:val="28"/>
+        </w:rPr>
+        <w:t>这对应的是</w:t>
+      </w:r>
+      <w:r>
+        <w:rPr>
+          <w:rFonts w:ascii="方正仿宋_GBK" w:eastAsia="方正仿宋_GBK" w:hAnsi="楷体"/>
+          <w:b/>
+          <w:bCs/>
+          <w:sz w:val="22"/>
+          <w:szCs w:val="28"/>
+        </w:rPr>
+        <w:t>接触态构造</w:t>
+      </w:r>
+      <w:r>
+        <w:rPr>
+          <w:rFonts w:ascii="方正仿宋_GBK" w:eastAsia="方正仿宋_GBK" w:hAnsi="楷体"/>
+          <w:sz w:val="22"/>
+          <w:szCs w:val="28"/>
+        </w:rPr>
+        <w:t>。</w:t>
+      </w:r>
+    </w:p>
+    <w:p>
+      <w:pPr>
+        <w:widowControl/>
+        <w:adjustRightInd w:val="0"/>
+        <w:snapToGrid w:val="0"/>
+        <w:rPr>
+          <w:rFonts w:ascii="方正仿宋_GBK" w:eastAsia="方正仿宋_GBK" w:hAnsi="楷体"/>
+          <w:sz w:val="22"/>
+          <w:szCs w:val="28"/>
+        </w:rPr>
+      </w:pPr>
+      <w:r>
+        <w:rPr>
+          <w:rFonts w:ascii="方正仿宋_GBK" w:eastAsia="方正仿宋_GBK" w:hAnsi="楷体"/>
+          <w:sz w:val="22"/>
+          <w:szCs w:val="28"/>
+        </w:rPr>
+        <w:pict w14:anchorId="27B15B3E">
+          <v:rect id="_x0000_i1025" style="width:0;height:1.5pt" o:hralign="center" o:hrstd="t" o:hr="t" fillcolor="#a0a0a0" stroked="f"/>
+        </w:pict>
+      </w:r>
+    </w:p>
+    <w:p>
+      <w:pPr>
+        <w:widowControl/>
+        <w:adjustRightInd w:val="0"/>
+        <w:snapToGrid w:val="0"/>
+        <w:rPr>
+          <w:rFonts w:ascii="方正仿宋_GBK" w:eastAsia="方正仿宋_GBK" w:hAnsi="楷体"/>
+          <w:b/>
+          <w:bCs/>
+          <w:sz w:val="22"/>
+          <w:szCs w:val="28"/>
+        </w:rPr>
+      </w:pPr>
+      <w:r>
+        <w:rPr>
+          <w:rFonts w:ascii="方正仿宋_GBK" w:eastAsia="方正仿宋_GBK" w:hAnsi="楷体"/>
+          <w:b/>
+          <w:bCs/>
+          <w:sz w:val="22"/>
+          <w:szCs w:val="28"/>
+        </w:rPr>
+        <w:t>第二步：再解决</w:t>
+      </w:r>
+      <w:r>
+        <w:rPr>
+          <w:rFonts w:ascii="方正仿宋_GBK" w:eastAsia="方正仿宋_GBK" w:hAnsi="楷体"/>
+          <w:b/>
+          <w:bCs/>
+          <w:sz w:val="22"/>
+          <w:szCs w:val="28"/>
+        </w:rPr>
+        <w:t>“</w:t>
+      </w:r>
+      <w:r>
+        <w:rPr>
+          <w:rFonts w:ascii="方正仿宋_GBK" w:eastAsia="方正仿宋_GBK" w:hAnsi="楷体"/>
+          <w:b/>
+          <w:bCs/>
+          <w:sz w:val="22"/>
+          <w:szCs w:val="28"/>
+        </w:rPr>
+        <w:t>这个交换在退化邻域下怎么算得稳</w:t>
+      </w:r>
+      <w:r>
+        <w:rPr>
+          <w:rFonts w:ascii="方正仿宋_GBK" w:eastAsia="方正仿宋_GBK" w:hAnsi="楷体"/>
+          <w:b/>
+          <w:bCs/>
+          <w:sz w:val="22"/>
+          <w:szCs w:val="28"/>
+        </w:rPr>
+        <w:t>”</w:t>
+      </w:r>
+    </w:p>
+    <w:p>
+      <w:pPr>
+        <w:widowControl/>
+        <w:adjustRightInd w:val="0"/>
+        <w:snapToGrid w:val="0"/>
+        <w:rPr>
+          <w:rFonts w:ascii="方正仿宋_GBK" w:eastAsia="方正仿宋_GBK" w:hAnsi="楷体"/>
+          <w:sz w:val="22"/>
+          <w:szCs w:val="28"/>
+        </w:rPr>
+      </w:pPr>
+      <w:r>
+        <w:rPr>
+          <w:rFonts w:ascii="方正仿宋_GBK" w:eastAsia="方正仿宋_GBK" w:hAnsi="楷体"/>
+          <w:sz w:val="22"/>
+          <w:szCs w:val="28"/>
+        </w:rPr>
+        <w:t>因为光有接触态还不够，你还要面对：</w:t>
+      </w:r>
+    </w:p>
+    <w:p>
+      <w:pPr>
+        <w:widowControl/>
+        <w:numPr>
+          <w:ilvl w:val="0"/>
+          <w:numId w:val="12"/>
+        </w:numPr>
+        <w:adjustRightInd w:val="0"/>
+        <w:snapToGrid w:val="0"/>
+        <w:rPr>
+          <w:rFonts w:ascii="方正仿宋_GBK" w:eastAsia="方正仿宋_GBK" w:hAnsi="楷体"/>
+          <w:sz w:val="22"/>
+          <w:szCs w:val="28"/>
+        </w:rPr>
+      </w:pPr>
+      <w:r>
+        <w:rPr>
+          <w:rFonts w:ascii="方正仿宋_GBK" w:eastAsia="方正仿宋_GBK" w:hAnsi="楷体"/>
+          <w:sz w:val="22"/>
+          <w:szCs w:val="28"/>
+        </w:rPr>
+        <w:t>强物性跃变</w:t>
+      </w:r>
+    </w:p>
+    <w:p>
+      <w:pPr>
+        <w:widowControl/>
+        <w:numPr>
+          <w:ilvl w:val="0"/>
+          <w:numId w:val="12"/>
+        </w:numPr>
+        <w:adjustRightInd w:val="0"/>
+        <w:snapToGrid w:val="0"/>
+        <w:rPr>
+          <w:rFonts w:ascii="方正仿宋_GBK" w:eastAsia="方正仿宋_GBK" w:hAnsi="楷体"/>
+          <w:sz w:val="22"/>
+          <w:szCs w:val="28"/>
+        </w:rPr>
+      </w:pPr>
+      <w:r>
+        <w:rPr>
+          <w:rFonts w:ascii="方正仿宋_GBK" w:eastAsia="方正仿宋_GBK" w:hAnsi="楷体"/>
+          <w:sz w:val="22"/>
+          <w:szCs w:val="28"/>
+        </w:rPr>
+        <w:t>粒子分布不齐</w:t>
+      </w:r>
+    </w:p>
+    <w:p>
+      <w:pPr>
+        <w:widowControl/>
+        <w:numPr>
+          <w:ilvl w:val="0"/>
+          <w:numId w:val="12"/>
+        </w:numPr>
+        <w:adjustRightInd w:val="0"/>
+        <w:snapToGrid w:val="0"/>
+        <w:rPr>
+          <w:rFonts w:ascii="方正仿宋_GBK" w:eastAsia="方正仿宋_GBK" w:hAnsi="楷体"/>
+          <w:sz w:val="22"/>
+          <w:szCs w:val="28"/>
+        </w:rPr>
+      </w:pPr>
+      <w:r>
+        <w:rPr>
+          <w:rFonts w:ascii="方正仿宋_GBK" w:eastAsia="方正仿宋_GBK" w:hAnsi="楷体"/>
+          <w:sz w:val="22"/>
+          <w:szCs w:val="28"/>
+        </w:rPr>
+        <w:t>核支撑不完整</w:t>
+      </w:r>
+    </w:p>
+    <w:p>
+      <w:pPr>
+        <w:widowControl/>
+        <w:numPr>
+          <w:ilvl w:val="0"/>
+          <w:numId w:val="12"/>
+        </w:numPr>
+        <w:adjustRightInd w:val="0"/>
+        <w:snapToGrid w:val="0"/>
+        <w:rPr>
+          <w:rFonts w:ascii="方正仿宋_GBK" w:eastAsia="方正仿宋_GBK" w:hAnsi="楷体"/>
+          <w:sz w:val="22"/>
+          <w:szCs w:val="28"/>
+        </w:rPr>
+      </w:pPr>
+      <w:r>
+        <w:rPr>
+          <w:rFonts w:ascii="方正仿宋_GBK" w:eastAsia="方正仿宋_GBK" w:hAnsi="楷体"/>
+          <w:sz w:val="22"/>
+          <w:szCs w:val="28"/>
+        </w:rPr>
+        <w:t>界面附近邻域退化</w:t>
+      </w:r>
+    </w:p>
+    <w:p>
+      <w:pPr>
+        <w:widowControl/>
+        <w:adjustRightInd w:val="0"/>
+        <w:snapToGrid w:val="0"/>
+        <w:rPr>
+          <w:rFonts w:ascii="方正仿宋_GBK" w:eastAsia="方正仿宋_GBK" w:hAnsi="楷体"/>
+          <w:sz w:val="22"/>
+          <w:szCs w:val="28"/>
+        </w:rPr>
+      </w:pPr>
+      <w:r>
+        <w:rPr>
+          <w:rFonts w:ascii="方正仿宋_GBK" w:eastAsia="方正仿宋_GBK" w:hAnsi="楷体"/>
+          <w:sz w:val="22"/>
+          <w:szCs w:val="28"/>
+        </w:rPr>
+        <w:t>所以第二步更应该聚焦在：</w:t>
+      </w:r>
+    </w:p>
+    <w:p>
+      <w:pPr>
+        <w:widowControl/>
+        <w:adjustRightInd w:val="0"/>
+        <w:snapToGrid w:val="0"/>
+        <w:rPr>
+          <w:rFonts w:ascii="方正仿宋_GBK" w:eastAsia="方正仿宋_GBK" w:hAnsi="楷体"/>
+          <w:sz w:val="22"/>
+          <w:szCs w:val="28"/>
+        </w:rPr>
+      </w:pPr>
+      <w:r>
+        <w:rPr>
+          <w:rFonts w:ascii="方正仿宋_GBK" w:eastAsia="方正仿宋_GBK" w:hAnsi="楷体"/>
+          <w:b/>
+          <w:bCs/>
+          <w:sz w:val="22"/>
+          <w:szCs w:val="28"/>
+        </w:rPr>
+        <w:t>一致性重构、误差抑制、稳定性维持</w:t>
+      </w:r>
+    </w:p>
+    <w:p>
+      <w:pPr>
+        <w:widowControl/>
+        <w:adjustRightInd w:val="0"/>
+        <w:snapToGrid w:val="0"/>
+        <w:rPr>
+          <w:rFonts w:ascii="方正仿宋_GBK" w:eastAsia="方正仿宋_GBK" w:hAnsi="楷体"/>
+          <w:sz w:val="22"/>
+          <w:szCs w:val="28"/>
+        </w:rPr>
+      </w:pPr>
+      <w:r>
+        <w:rPr>
+          <w:rFonts w:ascii="方正仿宋_GBK" w:eastAsia="方正仿宋_GBK" w:hAnsi="楷体"/>
+          <w:sz w:val="22"/>
+          <w:szCs w:val="28"/>
+        </w:rPr>
+        <w:t>也就是你现在写的</w:t>
+      </w:r>
+      <w:r>
+        <w:rPr>
+          <w:rFonts w:ascii="方正仿宋_GBK" w:eastAsia="方正仿宋_GBK" w:hAnsi="楷体"/>
+          <w:sz w:val="22"/>
+          <w:szCs w:val="28"/>
+        </w:rPr>
+        <w:t>“</w:t>
+      </w:r>
+      <w:r>
+        <w:rPr>
+          <w:rFonts w:ascii="方正仿宋_GBK" w:eastAsia="方正仿宋_GBK" w:hAnsi="楷体"/>
+          <w:sz w:val="22"/>
+          <w:szCs w:val="28"/>
+        </w:rPr>
+        <w:t>退化邻域一致性重构</w:t>
+      </w:r>
+      <w:r>
+        <w:rPr>
+          <w:rFonts w:ascii="方正仿宋_GBK" w:eastAsia="方正仿宋_GBK" w:hAnsi="楷体"/>
+          <w:sz w:val="22"/>
+          <w:szCs w:val="28"/>
+        </w:rPr>
+        <w:t>”</w:t>
+      </w:r>
+      <w:r>
+        <w:rPr>
+          <w:rFonts w:ascii="方正仿宋_GBK" w:eastAsia="方正仿宋_GBK" w:hAnsi="楷体"/>
+          <w:sz w:val="22"/>
+          <w:szCs w:val="28"/>
+        </w:rPr>
+        <w:t>这一类内容。</w:t>
+      </w:r>
+    </w:p>
+    <w:p>
+      <w:pPr>
+        <w:widowControl/>
+        <w:adjustRightInd w:val="0"/>
+        <w:snapToGrid w:val="0"/>
+        <w:rPr>
+          <w:rFonts w:ascii="方正仿宋_GBK" w:eastAsia="方正仿宋_GBK" w:hAnsi="楷体"/>
+          <w:sz w:val="22"/>
+          <w:szCs w:val="28"/>
+        </w:rPr>
+      </w:pPr>
+      <w:r>
+        <w:rPr>
+          <w:rFonts w:ascii="方正仿宋_GBK" w:eastAsia="方正仿宋_GBK" w:hAnsi="楷体"/>
+          <w:sz w:val="22"/>
+          <w:szCs w:val="28"/>
+        </w:rPr>
+        <w:pict w14:anchorId="5A0627D2">
+          <v:rect id="_x0000_i1026" style="width:0;height:1.5pt" o:hralign="center" o:hrstd="t" o:hr="t" fillcolor="#a0a0a0" stroked="f"/>
+        </w:pict>
+      </w:r>
+    </w:p>
+    <w:p>
+      <w:pPr>
+        <w:widowControl/>
+        <w:adjustRightInd w:val="0"/>
+        <w:snapToGrid w:val="0"/>
+        <w:rPr>
+          <w:rFonts w:ascii="方正仿宋_GBK" w:eastAsia="方正仿宋_GBK" w:hAnsi="楷体"/>
+          <w:b/>
+          <w:bCs/>
+          <w:sz w:val="22"/>
+          <w:szCs w:val="28"/>
+        </w:rPr>
+      </w:pPr>
+      <w:r>
+        <w:rPr>
+          <w:rFonts w:ascii="方正仿宋_GBK" w:eastAsia="方正仿宋_GBK" w:hAnsi="楷体"/>
+          <w:b/>
+          <w:bCs/>
+          <w:sz w:val="22"/>
+          <w:szCs w:val="28"/>
+        </w:rPr>
+        <w:t>第三步：最后落到</w:t>
+      </w:r>
+      <w:r>
+        <w:rPr>
+          <w:rFonts w:ascii="方正仿宋_GBK" w:eastAsia="方正仿宋_GBK" w:hAnsi="楷体"/>
+          <w:b/>
+          <w:bCs/>
+          <w:sz w:val="22"/>
+          <w:szCs w:val="28"/>
+        </w:rPr>
+        <w:t>“</w:t>
+      </w:r>
+      <w:r>
+        <w:rPr>
+          <w:rFonts w:ascii="方正仿宋_GBK" w:eastAsia="方正仿宋_GBK" w:hAnsi="楷体"/>
+          <w:b/>
+          <w:bCs/>
+          <w:sz w:val="22"/>
+          <w:szCs w:val="28"/>
+        </w:rPr>
+        <w:t>交换后的守恒与平衡是否成立</w:t>
+      </w:r>
+      <w:r>
+        <w:rPr>
+          <w:rFonts w:ascii="方正仿宋_GBK" w:eastAsia="方正仿宋_GBK" w:hAnsi="楷体"/>
+          <w:b/>
+          <w:bCs/>
+          <w:sz w:val="22"/>
+          <w:szCs w:val="28"/>
+        </w:rPr>
+        <w:t>”</w:t>
+      </w:r>
+    </w:p>
+    <w:p>
+      <w:pPr>
+        <w:widowControl/>
+        <w:adjustRightInd w:val="0"/>
+        <w:snapToGrid w:val="0"/>
+        <w:rPr>
+          <w:rFonts w:ascii="方正仿宋_GBK" w:eastAsia="方正仿宋_GBK" w:hAnsi="楷体"/>
+          <w:sz w:val="22"/>
+          <w:szCs w:val="28"/>
+        </w:rPr>
+      </w:pPr>
+      <w:r>
+        <w:rPr>
+          <w:rFonts w:ascii="方正仿宋_GBK" w:eastAsia="方正仿宋_GBK" w:hAnsi="楷体"/>
+          <w:sz w:val="22"/>
+          <w:szCs w:val="28"/>
+        </w:rPr>
+        <w:t>当前两步都做好以后，才能真正讨论：</w:t>
+      </w:r>
+    </w:p>
+    <w:p>
+      <w:pPr>
+        <w:widowControl/>
+        <w:numPr>
+          <w:ilvl w:val="0"/>
+          <w:numId w:val="13"/>
+        </w:numPr>
+        <w:adjustRightInd w:val="0"/>
+        <w:snapToGrid w:val="0"/>
+        <w:rPr>
+          <w:rFonts w:ascii="方正仿宋_GBK" w:eastAsia="方正仿宋_GBK" w:hAnsi="楷体"/>
+          <w:sz w:val="22"/>
+          <w:szCs w:val="28"/>
+        </w:rPr>
+      </w:pPr>
+      <w:r>
+        <w:rPr>
+          <w:rFonts w:ascii="方正仿宋_GBK" w:eastAsia="方正仿宋_GBK" w:hAnsi="楷体"/>
+          <w:sz w:val="22"/>
+          <w:szCs w:val="28"/>
+        </w:rPr>
+        <w:t>动量交换是否成对守恒</w:t>
+      </w:r>
+    </w:p>
+    <w:p>
+      <w:pPr>
+        <w:widowControl/>
+        <w:numPr>
+          <w:ilvl w:val="0"/>
+          <w:numId w:val="13"/>
+        </w:numPr>
+        <w:adjustRightInd w:val="0"/>
+        <w:snapToGrid w:val="0"/>
+        <w:rPr>
+          <w:rFonts w:ascii="方正仿宋_GBK" w:eastAsia="方正仿宋_GBK" w:hAnsi="楷体"/>
+          <w:sz w:val="22"/>
+          <w:szCs w:val="28"/>
+        </w:rPr>
+      </w:pPr>
+      <w:r>
+        <w:rPr>
+          <w:rFonts w:ascii="方正仿宋_GBK" w:eastAsia="方正仿宋_GBK" w:hAnsi="楷体"/>
+          <w:sz w:val="22"/>
+          <w:szCs w:val="28"/>
+        </w:rPr>
+        <w:t>压力与速度约束是否匹配</w:t>
+      </w:r>
+    </w:p>
+    <w:p>
+      <w:pPr>
+        <w:widowControl/>
+        <w:numPr>
+          <w:ilvl w:val="0"/>
+          <w:numId w:val="13"/>
+        </w:numPr>
+        <w:adjustRightInd w:val="0"/>
+        <w:snapToGrid w:val="0"/>
+        <w:rPr>
+          <w:rFonts w:ascii="方正仿宋_GBK" w:eastAsia="方正仿宋_GBK" w:hAnsi="楷体"/>
+          <w:sz w:val="22"/>
+          <w:szCs w:val="28"/>
+        </w:rPr>
+      </w:pPr>
+      <w:r>
+        <w:rPr>
+          <w:rFonts w:ascii="方正仿宋_GBK" w:eastAsia="方正仿宋_GBK" w:hAnsi="楷体"/>
+          <w:sz w:val="22"/>
+          <w:szCs w:val="28"/>
+        </w:rPr>
+        <w:t>通量交换是否平衡</w:t>
+      </w:r>
+    </w:p>
+    <w:p>
+      <w:pPr>
+        <w:widowControl/>
+        <w:numPr>
+          <w:ilvl w:val="0"/>
+          <w:numId w:val="13"/>
+        </w:numPr>
+        <w:adjustRightInd w:val="0"/>
+        <w:snapToGrid w:val="0"/>
+        <w:rPr>
+          <w:rFonts w:ascii="方正仿宋_GBK" w:eastAsia="方正仿宋_GBK" w:hAnsi="楷体"/>
+          <w:sz w:val="22"/>
+          <w:szCs w:val="28"/>
+        </w:rPr>
+      </w:pPr>
+      <w:r>
+        <w:rPr>
+          <w:rFonts w:ascii="方正仿宋_GBK" w:eastAsia="方正仿宋_GBK" w:hAnsi="楷体"/>
+          <w:sz w:val="22"/>
+          <w:szCs w:val="28"/>
+        </w:rPr>
+        <w:t>守恒残差是否可检验</w:t>
+      </w:r>
+    </w:p>
+    <w:p>
+      <w:pPr>
+        <w:widowControl/>
+        <w:adjustRightInd w:val="0"/>
+        <w:snapToGrid w:val="0"/>
+        <w:rPr>
+          <w:rFonts w:ascii="方正仿宋_GBK" w:eastAsia="方正仿宋_GBK" w:hAnsi="楷体"/>
+          <w:sz w:val="22"/>
+          <w:szCs w:val="28"/>
+        </w:rPr>
+      </w:pPr>
+      <w:r>
+        <w:rPr>
+          <w:rFonts w:ascii="方正仿宋_GBK" w:eastAsia="方正仿宋_GBK" w:hAnsi="楷体"/>
+          <w:sz w:val="22"/>
+          <w:szCs w:val="28"/>
+        </w:rPr>
+        <w:t>所以</w:t>
+      </w:r>
+      <w:r>
+        <w:rPr>
+          <w:rFonts w:ascii="方正仿宋_GBK" w:eastAsia="方正仿宋_GBK" w:hAnsi="楷体"/>
+          <w:b/>
+          <w:bCs/>
+          <w:sz w:val="22"/>
+          <w:szCs w:val="28"/>
+        </w:rPr>
+        <w:t>动量平衡</w:t>
+      </w:r>
+      <w:r>
+        <w:rPr>
+          <w:rFonts w:ascii="方正仿宋_GBK" w:eastAsia="方正仿宋_GBK" w:hAnsi="楷体"/>
+          <w:sz w:val="22"/>
+          <w:szCs w:val="28"/>
+        </w:rPr>
+        <w:t>本质上更像是研究1的</w:t>
+      </w:r>
+      <w:r>
+        <w:rPr>
+          <w:rFonts w:ascii="方正仿宋_GBK" w:eastAsia="方正仿宋_GBK" w:hAnsi="楷体"/>
+          <w:b/>
+          <w:bCs/>
+          <w:sz w:val="22"/>
+          <w:szCs w:val="28"/>
+        </w:rPr>
+        <w:t>结果性目标和最终闭合环节</w:t>
+      </w:r>
+      <w:r>
+        <w:rPr>
+          <w:rFonts w:ascii="方正仿宋_GBK" w:eastAsia="方正仿宋_GBK" w:hAnsi="楷体"/>
+          <w:sz w:val="22"/>
+          <w:szCs w:val="28"/>
+        </w:rPr>
+        <w:t>，放在第三步最顺。</w:t>
+      </w:r>
+    </w:p>
+    <w:p>
+      <w:pPr>
+        <w:widowControl/>
+        <w:adjustRightInd w:val="0"/>
+        <w:snapToGrid w:val="0"/>
+        <w:rPr>
+          <w:rFonts w:ascii="方正仿宋_GBK" w:eastAsia="方正仿宋_GBK" w:hAnsi="楷体"/>
+          <w:sz w:val="22"/>
+          <w:szCs w:val="28"/>
+        </w:rPr>
+      </w:pPr>
+    </w:p>
+    <w:p>
+      <w:pPr>
+        <w:widowControl/>
+        <w:adjustRightInd w:val="0"/>
+        <w:snapToGrid w:val="0"/>
+        <w:rPr>
+          <w:rFonts w:ascii="方正仿宋_GBK" w:eastAsia="方正仿宋_GBK" w:hAnsi="楷体"/>
+          <w:b/>
+          <w:bCs/>
+          <w:sz w:val="22"/>
+          <w:szCs w:val="28"/>
+        </w:rPr>
+      </w:pPr>
+      <w:r>
+        <w:rPr>
+          <w:rFonts w:ascii="方正仿宋_GBK" w:eastAsia="方正仿宋_GBK" w:hAnsi="楷体"/>
+          <w:b/>
+          <w:bCs/>
+          <w:sz w:val="22"/>
+          <w:szCs w:val="28"/>
+        </w:rPr>
+        <w:t>推荐版本A：最稳，最适合现在这版基金</w:t>
+      </w:r>
+    </w:p>
+    <w:p>
+      <w:pPr>
+        <w:widowControl/>
+        <w:adjustRightInd w:val="0"/>
+        <w:snapToGrid w:val="0"/>
+        <w:rPr>
+          <w:rFonts w:ascii="方正仿宋_GBK" w:eastAsia="方正仿宋_GBK" w:hAnsi="楷体"/>
+          <w:b/>
+          <w:bCs/>
+          <w:sz w:val="22"/>
+          <w:szCs w:val="28"/>
+        </w:rPr>
+      </w:pPr>
+      <w:r>
+        <w:rPr>
+          <w:rFonts w:ascii="方正仿宋_GBK" w:eastAsia="方正仿宋_GBK" w:hAnsi="楷体"/>
+          <w:b/>
+          <w:bCs/>
+          <w:sz w:val="22"/>
+          <w:szCs w:val="28"/>
+        </w:rPr>
+        <w:t>1.1 界面带共享接触态构造</w:t>
+      </w:r>
+    </w:p>
+    <w:p>
+      <w:pPr>
+        <w:widowControl/>
+        <w:adjustRightInd w:val="0"/>
+        <w:snapToGrid w:val="0"/>
+        <w:rPr>
+          <w:rFonts w:ascii="方正仿宋_GBK" w:eastAsia="方正仿宋_GBK" w:hAnsi="楷体"/>
+          <w:sz w:val="22"/>
+          <w:szCs w:val="28"/>
+        </w:rPr>
+      </w:pPr>
+      <w:r>
+        <w:rPr>
+          <w:rFonts w:ascii="方正仿宋_GBK" w:eastAsia="方正仿宋_GBK" w:hAnsi="楷体"/>
+          <w:sz w:val="22"/>
+          <w:szCs w:val="28"/>
+        </w:rPr>
+        <w:t>强调：</w:t>
+      </w:r>
+    </w:p>
+    <w:p>
+      <w:pPr>
+        <w:widowControl/>
+        <w:numPr>
+          <w:ilvl w:val="0"/>
+          <w:numId w:val="14"/>
+        </w:numPr>
+        <w:adjustRightInd w:val="0"/>
+        <w:snapToGrid w:val="0"/>
+        <w:rPr>
+          <w:rFonts w:ascii="方正仿宋_GBK" w:eastAsia="方正仿宋_GBK" w:hAnsi="楷体"/>
+          <w:sz w:val="22"/>
+          <w:szCs w:val="28"/>
+        </w:rPr>
+      </w:pPr>
+      <w:r>
+        <w:rPr>
+          <w:rFonts w:ascii="方正仿宋_GBK" w:eastAsia="方正仿宋_GBK" w:hAnsi="楷体"/>
+          <w:sz w:val="22"/>
+          <w:szCs w:val="28"/>
+        </w:rPr>
+        <w:t>界面压力与法向速度的统一表达</w:t>
+      </w:r>
+    </w:p>
+    <w:p>
+      <w:pPr>
+        <w:widowControl/>
+        <w:numPr>
+          <w:ilvl w:val="0"/>
+          <w:numId w:val="14"/>
+        </w:numPr>
+        <w:adjustRightInd w:val="0"/>
+        <w:snapToGrid w:val="0"/>
+        <w:rPr>
+          <w:rFonts w:ascii="方正仿宋_GBK" w:eastAsia="方正仿宋_GBK" w:hAnsi="楷体"/>
+          <w:sz w:val="22"/>
+          <w:szCs w:val="28"/>
+        </w:rPr>
+      </w:pPr>
+      <w:r>
+        <w:rPr>
+          <w:rFonts w:ascii="方正仿宋_GBK" w:eastAsia="方正仿宋_GBK" w:hAnsi="楷体"/>
+          <w:sz w:val="22"/>
+          <w:szCs w:val="28"/>
+        </w:rPr>
+        <w:t>界面带内跨相相互作用范围</w:t>
+      </w:r>
+    </w:p>
+    <w:p>
+      <w:pPr>
+        <w:widowControl/>
+        <w:numPr>
+          <w:ilvl w:val="0"/>
+          <w:numId w:val="14"/>
+        </w:numPr>
+        <w:adjustRightInd w:val="0"/>
+        <w:snapToGrid w:val="0"/>
+        <w:rPr>
+          <w:rFonts w:ascii="方正仿宋_GBK" w:eastAsia="方正仿宋_GBK" w:hAnsi="楷体"/>
+          <w:sz w:val="22"/>
+          <w:szCs w:val="28"/>
+        </w:rPr>
+      </w:pPr>
+      <w:r>
+        <w:rPr>
+          <w:rFonts w:ascii="方正仿宋_GBK" w:eastAsia="方正仿宋_GBK" w:hAnsi="楷体"/>
+          <w:sz w:val="22"/>
+          <w:szCs w:val="28"/>
+        </w:rPr>
+        <w:t>共享接触态的构造</w:t>
+      </w:r>
+    </w:p>
+    <w:p>
+      <w:pPr>
+        <w:widowControl/>
+        <w:adjustRightInd w:val="0"/>
+        <w:snapToGrid w:val="0"/>
+        <w:rPr>
+          <w:rFonts w:ascii="方正仿宋_GBK" w:eastAsia="方正仿宋_GBK" w:hAnsi="楷体"/>
+          <w:b/>
+          <w:bCs/>
+          <w:sz w:val="22"/>
+          <w:szCs w:val="28"/>
+        </w:rPr>
+      </w:pPr>
+      <w:r>
+        <w:rPr>
+          <w:rFonts w:ascii="方正仿宋_GBK" w:eastAsia="方正仿宋_GBK" w:hAnsi="楷体"/>
+          <w:b/>
+          <w:bCs/>
+          <w:sz w:val="22"/>
+          <w:szCs w:val="28"/>
+        </w:rPr>
+        <w:t>1.2 退化邻域下的一致性重构与稳定抑制</w:t>
+      </w:r>
+    </w:p>
+    <w:p>
+      <w:pPr>
+        <w:widowControl/>
+        <w:adjustRightInd w:val="0"/>
+        <w:snapToGrid w:val="0"/>
+        <w:rPr>
+          <w:rFonts w:ascii="方正仿宋_GBK" w:eastAsia="方正仿宋_GBK" w:hAnsi="楷体"/>
+          <w:sz w:val="22"/>
+          <w:szCs w:val="28"/>
+        </w:rPr>
+      </w:pPr>
+      <w:r>
+        <w:rPr>
+          <w:rFonts w:ascii="方正仿宋_GBK" w:eastAsia="方正仿宋_GBK" w:hAnsi="楷体"/>
+          <w:sz w:val="22"/>
+          <w:szCs w:val="28"/>
+        </w:rPr>
+        <w:t>强调：</w:t>
+      </w:r>
+    </w:p>
+    <w:p>
+      <w:pPr>
+        <w:widowControl/>
+        <w:numPr>
+          <w:ilvl w:val="0"/>
+          <w:numId w:val="15"/>
+        </w:numPr>
+        <w:adjustRightInd w:val="0"/>
+        <w:snapToGrid w:val="0"/>
+        <w:rPr>
+          <w:rFonts w:ascii="方正仿宋_GBK" w:eastAsia="方正仿宋_GBK" w:hAnsi="楷体"/>
+          <w:sz w:val="22"/>
+          <w:szCs w:val="28"/>
+        </w:rPr>
+      </w:pPr>
+      <w:r>
+        <w:rPr>
+          <w:rFonts w:ascii="方正仿宋_GBK" w:eastAsia="方正仿宋_GBK" w:hAnsi="楷体"/>
+          <w:sz w:val="22"/>
+          <w:szCs w:val="28"/>
+        </w:rPr>
+        <w:t>邻域退化下的算子修正</w:t>
+      </w:r>
+    </w:p>
+    <w:p>
+      <w:pPr>
+        <w:widowControl/>
+        <w:numPr>
+          <w:ilvl w:val="0"/>
+          <w:numId w:val="15"/>
+        </w:numPr>
+        <w:adjustRightInd w:val="0"/>
+        <w:snapToGrid w:val="0"/>
+        <w:rPr>
+          <w:rFonts w:ascii="方正仿宋_GBK" w:eastAsia="方正仿宋_GBK" w:hAnsi="楷体"/>
+          <w:sz w:val="22"/>
+          <w:szCs w:val="28"/>
+        </w:rPr>
+      </w:pPr>
+      <w:r>
+        <w:rPr>
+          <w:rFonts w:ascii="方正仿宋_GBK" w:eastAsia="方正仿宋_GBK" w:hAnsi="楷体"/>
+          <w:sz w:val="22"/>
+          <w:szCs w:val="28"/>
+        </w:rPr>
+        <w:t>强跃变条件下的误差控制</w:t>
+      </w:r>
+    </w:p>
+    <w:p>
+      <w:pPr>
+        <w:widowControl/>
+        <w:numPr>
+          <w:ilvl w:val="0"/>
+          <w:numId w:val="15"/>
+        </w:numPr>
+        <w:adjustRightInd w:val="0"/>
+        <w:snapToGrid w:val="0"/>
+        <w:rPr>
+          <w:rFonts w:ascii="方正仿宋_GBK" w:eastAsia="方正仿宋_GBK" w:hAnsi="楷体"/>
+          <w:sz w:val="22"/>
+          <w:szCs w:val="28"/>
+        </w:rPr>
+      </w:pPr>
+      <w:r>
+        <w:rPr>
+          <w:rFonts w:ascii="方正仿宋_GBK" w:eastAsia="方正仿宋_GBK" w:hAnsi="楷体"/>
+          <w:sz w:val="22"/>
+          <w:szCs w:val="28"/>
+        </w:rPr>
+        <w:t>压力振荡与伪速度抑制</w:t>
+      </w:r>
+    </w:p>
+    <w:p>
+      <w:pPr>
+        <w:widowControl/>
+        <w:adjustRightInd w:val="0"/>
+        <w:snapToGrid w:val="0"/>
+        <w:rPr>
+          <w:rFonts w:ascii="方正仿宋_GBK" w:eastAsia="方正仿宋_GBK" w:hAnsi="楷体"/>
+          <w:b/>
+          <w:bCs/>
+          <w:sz w:val="22"/>
+          <w:szCs w:val="28"/>
+        </w:rPr>
+      </w:pPr>
+      <w:r>
+        <w:rPr>
+          <w:rFonts w:ascii="方正仿宋_GBK" w:eastAsia="方正仿宋_GBK" w:hAnsi="楷体"/>
+          <w:b/>
+          <w:bCs/>
+          <w:sz w:val="22"/>
+          <w:szCs w:val="28"/>
+        </w:rPr>
+        <w:t>1.3 动量通量守恒平衡与跨相一致交换</w:t>
+      </w:r>
+    </w:p>
+    <w:p>
+      <w:pPr>
+        <w:widowControl/>
+        <w:adjustRightInd w:val="0"/>
+        <w:snapToGrid w:val="0"/>
+        <w:rPr>
+          <w:rFonts w:ascii="方正仿宋_GBK" w:eastAsia="方正仿宋_GBK" w:hAnsi="楷体"/>
+          <w:sz w:val="22"/>
+          <w:szCs w:val="28"/>
+        </w:rPr>
+      </w:pPr>
+      <w:r>
+        <w:rPr>
+          <w:rFonts w:ascii="方正仿宋_GBK" w:eastAsia="方正仿宋_GBK" w:hAnsi="楷体"/>
+          <w:sz w:val="22"/>
+          <w:szCs w:val="28"/>
+        </w:rPr>
+        <w:t>强调：</w:t>
+      </w:r>
+    </w:p>
+    <w:p>
+      <w:pPr>
+        <w:widowControl/>
+        <w:numPr>
+          <w:ilvl w:val="0"/>
+          <w:numId w:val="16"/>
+        </w:numPr>
+        <w:adjustRightInd w:val="0"/>
+        <w:snapToGrid w:val="0"/>
+        <w:rPr>
+          <w:rFonts w:ascii="方正仿宋_GBK" w:eastAsia="方正仿宋_GBK" w:hAnsi="楷体"/>
+          <w:sz w:val="22"/>
+          <w:szCs w:val="28"/>
+        </w:rPr>
+      </w:pPr>
+      <w:r>
+        <w:rPr>
+          <w:rFonts w:ascii="方正仿宋_GBK" w:eastAsia="方正仿宋_GBK" w:hAnsi="楷体"/>
+          <w:sz w:val="22"/>
+          <w:szCs w:val="28"/>
+        </w:rPr>
+        <w:t>成对作用与守恒闭合</w:t>
+      </w:r>
+    </w:p>
+    <w:p>
+      <w:pPr>
+        <w:widowControl/>
+        <w:numPr>
+          <w:ilvl w:val="0"/>
+          <w:numId w:val="16"/>
+        </w:numPr>
+        <w:adjustRightInd w:val="0"/>
+        <w:snapToGrid w:val="0"/>
+        <w:rPr>
+          <w:rFonts w:ascii="方正仿宋_GBK" w:eastAsia="方正仿宋_GBK" w:hAnsi="楷体"/>
+          <w:sz w:val="22"/>
+          <w:szCs w:val="28"/>
+        </w:rPr>
+      </w:pPr>
+      <w:r>
+        <w:rPr>
+          <w:rFonts w:ascii="方正仿宋_GBK" w:eastAsia="方正仿宋_GBK" w:hAnsi="楷体"/>
+          <w:sz w:val="22"/>
+          <w:szCs w:val="28"/>
+        </w:rPr>
+        <w:t>动量通量平衡</w:t>
+      </w:r>
+    </w:p>
+    <w:p>
+      <w:pPr>
+        <w:widowControl/>
+        <w:numPr>
+          <w:ilvl w:val="0"/>
+          <w:numId w:val="16"/>
+        </w:numPr>
+        <w:adjustRightInd w:val="0"/>
+        <w:snapToGrid w:val="0"/>
+        <w:rPr>
+          <w:rFonts w:ascii="方正仿宋_GBK" w:eastAsia="方正仿宋_GBK" w:hAnsi="楷体"/>
+          <w:sz w:val="22"/>
+          <w:szCs w:val="28"/>
+        </w:rPr>
+      </w:pPr>
+      <w:r>
+        <w:rPr>
+          <w:rFonts w:ascii="方正仿宋_GBK" w:eastAsia="方正仿宋_GBK" w:hAnsi="楷体"/>
+          <w:sz w:val="22"/>
+          <w:szCs w:val="28"/>
+        </w:rPr>
+        <w:t>守恒残差检验</w:t>
+      </w:r>
+    </w:p>
+    <w:p>
+      <w:pPr>
+        <w:widowControl/>
+        <w:adjustRightInd w:val="0"/>
+        <w:snapToGrid w:val="0"/>
+        <w:rPr>
+          <w:rFonts w:ascii="方正仿宋_GBK" w:eastAsia="方正仿宋_GBK" w:hAnsi="楷体"/>
+          <w:sz w:val="22"/>
+          <w:szCs w:val="28"/>
+        </w:rPr>
+      </w:pPr>
+      <w:r>
+        <w:rPr>
+          <w:rFonts w:ascii="方正仿宋_GBK" w:eastAsia="方正仿宋_GBK" w:hAnsi="楷体"/>
+          <w:sz w:val="22"/>
+          <w:szCs w:val="28"/>
+        </w:rPr>
+        <w:t>这个顺序是最顺的。</w:t>
+      </w:r>
+    </w:p>
+    <w:p>
+      <w:pPr>
+        <w:widowControl/>
+        <w:adjustRightInd w:val="0"/>
+        <w:snapToGrid w:val="0"/>
+        <w:rPr>
+          <w:rFonts w:ascii="方正仿宋_GBK" w:eastAsia="方正仿宋_GBK" w:hAnsi="楷体" w:hint="eastAsia"/>
+          <w:sz w:val="22"/>
+          <w:szCs w:val="28"/>
+        </w:rPr>
+      </w:pPr>
+    </w:p>
+    <w:p>
+      <w:pPr>
+        <w:widowControl/>
+        <w:adjustRightInd w:val="0"/>
+        <w:snapToGrid w:val="0"/>
+        <w:rPr>
+          <w:rFonts w:ascii="方正仿宋_GBK" w:eastAsia="方正仿宋_GBK" w:hAnsi="楷体" w:hint="eastAsia"/>
+          <w:sz w:val="22"/>
+          <w:szCs w:val="28"/>
+        </w:rPr>
+      </w:pPr>
+    </w:p>
+    <w:p>
+      <w:pPr>
+        <w:widowControl/>
+        <w:adjustRightInd w:val="0"/>
+        <w:snapToGrid w:val="0"/>
+        <w:rPr>
+          <w:rFonts w:ascii="方正仿宋_GBK" w:eastAsia="方正仿宋_GBK" w:hAnsi="楷体"/>
+          <w:sz w:val="22"/>
+          <w:szCs w:val="28"/>
+        </w:rPr>
+      </w:pPr>
+    </w:p>
+    <w:p>
+      <w:pPr>
+        <w:widowControl/>
+        <w:adjustRightInd w:val="0"/>
+        <w:snapToGrid w:val="0"/>
+        <w:rPr>
+          <w:rFonts w:ascii="方正仿宋_GBK" w:eastAsia="方正仿宋_GBK" w:hAnsi="楷体" w:hint="eastAsia"/>
+          <w:sz w:val="22"/>
+          <w:szCs w:val="28"/>
+        </w:rPr>
+      </w:pPr>
     </w:p>
     <w:p>
       <w:pPr>
@@ -2472,12 +2884,871 @@
         <w:snapToGrid w:val="0"/>
         <w:jc w:val="left"/>
         <w:rPr>
-          <w:rFonts w:ascii="方正仿宋_GBK" w:eastAsia="方正仿宋_GBK" w:hAnsi="楷体"/>
-          <w:sz w:val="22"/>
-          <w:szCs w:val="28"/>
-        </w:rPr>
-      </w:pPr>
-    </w:p>
+          <w:rFonts w:ascii="方正仿宋_GBK" w:eastAsia="方正仿宋_GBK" w:hAnsi="楷体" w:hint="eastAsia"/>
+          <w:sz w:val="22"/>
+          <w:szCs w:val="28"/>
+        </w:rPr>
+      </w:pPr>
+    </w:p>
+    <w:tbl>
+      <w:tblPr>
+        <w:tblW w:w="0" w:type="auto"/>
+        <w:tblCellSpacing w:w="15" w:type="dxa"/>
+        <w:tblCellMar>
+          <w:left w:w="0" w:type="dxa"/>
+          <w:right w:w="0" w:type="dxa"/>
+        </w:tblCellMar>
+        <w:tblLook w:val="04A0" w:firstRow="1" w:lastRow="0" w:firstColumn="1" w:lastColumn="0" w:noHBand="0" w:noVBand="1"/>
+      </w:tblPr>
+      <w:tblGrid>
+        <w:gridCol w:w="1862"/>
+        <w:gridCol w:w="2157"/>
+        <w:gridCol w:w="2100"/>
+        <w:gridCol w:w="2171"/>
+      </w:tblGrid>
+      <w:tr>
+        <w:trPr>
+          <w:tblHeader/>
+          <w:tblCellSpacing w:w="15" w:type="dxa"/>
+        </w:trPr>
+        <w:tc>
+          <w:tcPr>
+            <w:tcW w:w="0" w:type="auto"/>
+            <w:tcBorders>
+              <w:top w:val="single" w:sz="6" w:space="0" w:color="auto"/>
+              <w:left w:val="single" w:sz="6" w:space="0" w:color="auto"/>
+              <w:bottom w:val="single" w:sz="6" w:space="0" w:color="auto"/>
+              <w:right w:val="single" w:sz="6" w:space="0" w:color="auto"/>
+            </w:tcBorders>
+            <w:tcMar>
+              <w:top w:w="120" w:type="dxa"/>
+              <w:left w:w="180" w:type="dxa"/>
+              <w:bottom w:w="120" w:type="dxa"/>
+              <w:right w:w="180" w:type="dxa"/>
+            </w:tcMar>
+            <w:vAlign w:val="center"/>
+            <w:hideMark/>
+          </w:tcPr>
+          <w:p>
+            <w:pPr>
+              <w:widowControl/>
+              <w:adjustRightInd w:val="0"/>
+              <w:snapToGrid w:val="0"/>
+              <w:jc w:val="left"/>
+              <w:rPr>
+                <w:rFonts w:ascii="方正仿宋_GBK" w:eastAsia="方正仿宋_GBK" w:hAnsi="楷体"/>
+                <w:sz w:val="22"/>
+                <w:szCs w:val="28"/>
+              </w:rPr>
+            </w:pPr>
+            <w:r>
+              <w:rPr>
+                <w:rFonts w:ascii="方正仿宋_GBK" w:eastAsia="方正仿宋_GBK" w:hAnsi="楷体"/>
+                <w:b/>
+                <w:bCs/>
+                <w:sz w:val="22"/>
+                <w:szCs w:val="28"/>
+              </w:rPr>
+              <w:t>区域</w:t>
+            </w:r>
+          </w:p>
+        </w:tc>
+        <w:tc>
+          <w:tcPr>
+            <w:tcW w:w="0" w:type="auto"/>
+            <w:tcBorders>
+              <w:top w:val="single" w:sz="6" w:space="0" w:color="auto"/>
+              <w:left w:val="single" w:sz="6" w:space="0" w:color="auto"/>
+              <w:bottom w:val="single" w:sz="6" w:space="0" w:color="auto"/>
+              <w:right w:val="single" w:sz="6" w:space="0" w:color="auto"/>
+            </w:tcBorders>
+            <w:tcMar>
+              <w:top w:w="120" w:type="dxa"/>
+              <w:left w:w="180" w:type="dxa"/>
+              <w:bottom w:w="120" w:type="dxa"/>
+              <w:right w:w="180" w:type="dxa"/>
+            </w:tcMar>
+            <w:vAlign w:val="center"/>
+            <w:hideMark/>
+          </w:tcPr>
+          <w:p>
+            <w:pPr>
+              <w:widowControl/>
+              <w:adjustRightInd w:val="0"/>
+              <w:snapToGrid w:val="0"/>
+              <w:jc w:val="left"/>
+              <w:rPr>
+                <w:rFonts w:ascii="方正仿宋_GBK" w:eastAsia="方正仿宋_GBK" w:hAnsi="楷体"/>
+                <w:sz w:val="22"/>
+                <w:szCs w:val="28"/>
+              </w:rPr>
+            </w:pPr>
+            <w:r>
+              <w:rPr>
+                <w:rFonts w:ascii="方正仿宋_GBK" w:eastAsia="方正仿宋_GBK" w:hAnsi="楷体"/>
+                <w:b/>
+                <w:bCs/>
+                <w:sz w:val="22"/>
+                <w:szCs w:val="28"/>
+              </w:rPr>
+              <w:t>深色 (标题栏/文字)</w:t>
+            </w:r>
+          </w:p>
+        </w:tc>
+        <w:tc>
+          <w:tcPr>
+            <w:tcW w:w="0" w:type="auto"/>
+            <w:tcBorders>
+              <w:top w:val="single" w:sz="6" w:space="0" w:color="auto"/>
+              <w:left w:val="single" w:sz="6" w:space="0" w:color="auto"/>
+              <w:bottom w:val="single" w:sz="6" w:space="0" w:color="auto"/>
+              <w:right w:val="single" w:sz="6" w:space="0" w:color="auto"/>
+            </w:tcBorders>
+            <w:tcMar>
+              <w:top w:w="120" w:type="dxa"/>
+              <w:left w:w="180" w:type="dxa"/>
+              <w:bottom w:w="120" w:type="dxa"/>
+              <w:right w:w="180" w:type="dxa"/>
+            </w:tcMar>
+            <w:vAlign w:val="center"/>
+            <w:hideMark/>
+          </w:tcPr>
+          <w:p>
+            <w:pPr>
+              <w:widowControl/>
+              <w:adjustRightInd w:val="0"/>
+              <w:snapToGrid w:val="0"/>
+              <w:jc w:val="left"/>
+              <w:rPr>
+                <w:rFonts w:ascii="方正仿宋_GBK" w:eastAsia="方正仿宋_GBK" w:hAnsi="楷体"/>
+                <w:sz w:val="22"/>
+                <w:szCs w:val="28"/>
+              </w:rPr>
+            </w:pPr>
+            <w:r>
+              <w:rPr>
+                <w:rFonts w:ascii="方正仿宋_GBK" w:eastAsia="方正仿宋_GBK" w:hAnsi="楷体"/>
+                <w:b/>
+                <w:bCs/>
+                <w:sz w:val="22"/>
+                <w:szCs w:val="28"/>
+              </w:rPr>
+              <w:t>中间色 (方框背景)</w:t>
+            </w:r>
+          </w:p>
+        </w:tc>
+        <w:tc>
+          <w:tcPr>
+            <w:tcW w:w="0" w:type="auto"/>
+            <w:tcBorders>
+              <w:top w:val="single" w:sz="6" w:space="0" w:color="auto"/>
+              <w:left w:val="single" w:sz="6" w:space="0" w:color="auto"/>
+              <w:bottom w:val="single" w:sz="6" w:space="0" w:color="auto"/>
+              <w:right w:val="single" w:sz="6" w:space="0" w:color="auto"/>
+            </w:tcBorders>
+            <w:tcMar>
+              <w:top w:w="120" w:type="dxa"/>
+              <w:left w:w="180" w:type="dxa"/>
+              <w:bottom w:w="120" w:type="dxa"/>
+              <w:right w:w="180" w:type="dxa"/>
+            </w:tcMar>
+            <w:vAlign w:val="center"/>
+            <w:hideMark/>
+          </w:tcPr>
+          <w:p>
+            <w:pPr>
+              <w:widowControl/>
+              <w:adjustRightInd w:val="0"/>
+              <w:snapToGrid w:val="0"/>
+              <w:jc w:val="left"/>
+              <w:rPr>
+                <w:rFonts w:ascii="方正仿宋_GBK" w:eastAsia="方正仿宋_GBK" w:hAnsi="楷体"/>
+                <w:sz w:val="22"/>
+                <w:szCs w:val="28"/>
+              </w:rPr>
+            </w:pPr>
+            <w:r>
+              <w:rPr>
+                <w:rFonts w:ascii="方正仿宋_GBK" w:eastAsia="方正仿宋_GBK" w:hAnsi="楷体"/>
+                <w:b/>
+                <w:bCs/>
+                <w:sz w:val="22"/>
+                <w:szCs w:val="28"/>
+              </w:rPr>
+              <w:t>浅色 (最内层/点缀)</w:t>
+            </w:r>
+          </w:p>
+        </w:tc>
+      </w:tr>
+      <w:tr>
+        <w:trPr>
+          <w:tblCellSpacing w:w="15" w:type="dxa"/>
+        </w:trPr>
+        <w:tc>
+          <w:tcPr>
+            <w:tcW w:w="0" w:type="auto"/>
+            <w:tcBorders>
+              <w:top w:val="single" w:sz="6" w:space="0" w:color="auto"/>
+              <w:left w:val="single" w:sz="6" w:space="0" w:color="auto"/>
+              <w:bottom w:val="single" w:sz="6" w:space="0" w:color="auto"/>
+              <w:right w:val="single" w:sz="6" w:space="0" w:color="auto"/>
+            </w:tcBorders>
+            <w:tcMar>
+              <w:top w:w="120" w:type="dxa"/>
+              <w:left w:w="180" w:type="dxa"/>
+              <w:bottom w:w="120" w:type="dxa"/>
+              <w:right w:w="180" w:type="dxa"/>
+            </w:tcMar>
+            <w:vAlign w:val="center"/>
+            <w:hideMark/>
+          </w:tcPr>
+          <w:p>
+            <w:pPr>
+              <w:widowControl/>
+              <w:adjustRightInd w:val="0"/>
+              <w:snapToGrid w:val="0"/>
+              <w:jc w:val="left"/>
+              <w:rPr>
+                <w:rFonts w:ascii="方正仿宋_GBK" w:eastAsia="方正仿宋_GBK" w:hAnsi="楷体"/>
+                <w:sz w:val="22"/>
+                <w:szCs w:val="28"/>
+              </w:rPr>
+            </w:pPr>
+            <w:r>
+              <w:rPr>
+                <w:rFonts w:ascii="方正仿宋_GBK" w:eastAsia="方正仿宋_GBK" w:hAnsi="楷体"/>
+                <w:b/>
+                <w:bCs/>
+                <w:sz w:val="22"/>
+                <w:szCs w:val="28"/>
+              </w:rPr>
+              <w:t>蓝 (研究内容1)</w:t>
+            </w:r>
+          </w:p>
+        </w:tc>
+        <w:tc>
+          <w:tcPr>
+            <w:tcW w:w="0" w:type="auto"/>
+            <w:tcBorders>
+              <w:top w:val="single" w:sz="6" w:space="0" w:color="auto"/>
+              <w:left w:val="single" w:sz="6" w:space="0" w:color="auto"/>
+              <w:bottom w:val="single" w:sz="6" w:space="0" w:color="auto"/>
+              <w:right w:val="single" w:sz="6" w:space="0" w:color="auto"/>
+            </w:tcBorders>
+            <w:tcMar>
+              <w:top w:w="120" w:type="dxa"/>
+              <w:left w:w="180" w:type="dxa"/>
+              <w:bottom w:w="120" w:type="dxa"/>
+              <w:right w:w="180" w:type="dxa"/>
+            </w:tcMar>
+            <w:vAlign w:val="center"/>
+            <w:hideMark/>
+          </w:tcPr>
+          <w:p>
+            <w:pPr>
+              <w:widowControl/>
+              <w:adjustRightInd w:val="0"/>
+              <w:snapToGrid w:val="0"/>
+              <w:jc w:val="left"/>
+              <w:rPr>
+                <w:rFonts w:ascii="方正仿宋_GBK" w:eastAsia="方正仿宋_GBK" w:hAnsi="楷体"/>
+                <w:sz w:val="22"/>
+                <w:szCs w:val="28"/>
+              </w:rPr>
+            </w:pPr>
+            <w:r>
+              <w:rPr>
+                <w:rFonts w:ascii="方正仿宋_GBK" w:eastAsia="方正仿宋_GBK" w:hAnsi="楷体"/>
+                <w:sz w:val="22"/>
+                <w:szCs w:val="28"/>
+              </w:rPr>
+              <w:t>#1F4E79</w:t>
+            </w:r>
+          </w:p>
+        </w:tc>
+        <w:tc>
+          <w:tcPr>
+            <w:tcW w:w="0" w:type="auto"/>
+            <w:tcBorders>
+              <w:top w:val="single" w:sz="6" w:space="0" w:color="auto"/>
+              <w:left w:val="single" w:sz="6" w:space="0" w:color="auto"/>
+              <w:bottom w:val="single" w:sz="6" w:space="0" w:color="auto"/>
+              <w:right w:val="single" w:sz="6" w:space="0" w:color="auto"/>
+            </w:tcBorders>
+            <w:tcMar>
+              <w:top w:w="120" w:type="dxa"/>
+              <w:left w:w="180" w:type="dxa"/>
+              <w:bottom w:w="120" w:type="dxa"/>
+              <w:right w:w="180" w:type="dxa"/>
+            </w:tcMar>
+            <w:vAlign w:val="center"/>
+            <w:hideMark/>
+          </w:tcPr>
+          <w:p>
+            <w:pPr>
+              <w:widowControl/>
+              <w:adjustRightInd w:val="0"/>
+              <w:snapToGrid w:val="0"/>
+              <w:jc w:val="left"/>
+              <w:rPr>
+                <w:rFonts w:ascii="方正仿宋_GBK" w:eastAsia="方正仿宋_GBK" w:hAnsi="楷体"/>
+                <w:sz w:val="22"/>
+                <w:szCs w:val="28"/>
+              </w:rPr>
+            </w:pPr>
+            <w:r>
+              <w:rPr>
+                <w:rFonts w:ascii="方正仿宋_GBK" w:eastAsia="方正仿宋_GBK" w:hAnsi="楷体"/>
+                <w:sz w:val="22"/>
+                <w:szCs w:val="28"/>
+              </w:rPr>
+              <w:t>#BDD7EE</w:t>
+            </w:r>
+          </w:p>
+        </w:tc>
+        <w:tc>
+          <w:tcPr>
+            <w:tcW w:w="0" w:type="auto"/>
+            <w:tcBorders>
+              <w:top w:val="single" w:sz="6" w:space="0" w:color="auto"/>
+              <w:left w:val="single" w:sz="6" w:space="0" w:color="auto"/>
+              <w:bottom w:val="single" w:sz="6" w:space="0" w:color="auto"/>
+              <w:right w:val="single" w:sz="6" w:space="0" w:color="auto"/>
+            </w:tcBorders>
+            <w:tcMar>
+              <w:top w:w="120" w:type="dxa"/>
+              <w:left w:w="180" w:type="dxa"/>
+              <w:bottom w:w="120" w:type="dxa"/>
+              <w:right w:w="180" w:type="dxa"/>
+            </w:tcMar>
+            <w:vAlign w:val="center"/>
+            <w:hideMark/>
+          </w:tcPr>
+          <w:p>
+            <w:pPr>
+              <w:widowControl/>
+              <w:adjustRightInd w:val="0"/>
+              <w:snapToGrid w:val="0"/>
+              <w:jc w:val="left"/>
+              <w:rPr>
+                <w:rFonts w:ascii="方正仿宋_GBK" w:eastAsia="方正仿宋_GBK" w:hAnsi="楷体"/>
+                <w:sz w:val="22"/>
+                <w:szCs w:val="28"/>
+              </w:rPr>
+            </w:pPr>
+            <w:r>
+              <w:rPr>
+                <w:rFonts w:ascii="方正仿宋_GBK" w:eastAsia="方正仿宋_GBK" w:hAnsi="楷体"/>
+                <w:sz w:val="22"/>
+                <w:szCs w:val="28"/>
+              </w:rPr>
+              <w:t>#DEEBF7</w:t>
+            </w:r>
+          </w:p>
+        </w:tc>
+      </w:tr>
+      <w:tr>
+        <w:trPr>
+          <w:tblCellSpacing w:w="15" w:type="dxa"/>
+        </w:trPr>
+        <w:tc>
+          <w:tcPr>
+            <w:tcW w:w="0" w:type="auto"/>
+            <w:tcBorders>
+              <w:top w:val="single" w:sz="6" w:space="0" w:color="auto"/>
+              <w:left w:val="single" w:sz="6" w:space="0" w:color="auto"/>
+              <w:bottom w:val="single" w:sz="6" w:space="0" w:color="auto"/>
+              <w:right w:val="single" w:sz="6" w:space="0" w:color="auto"/>
+            </w:tcBorders>
+            <w:tcMar>
+              <w:top w:w="120" w:type="dxa"/>
+              <w:left w:w="180" w:type="dxa"/>
+              <w:bottom w:w="120" w:type="dxa"/>
+              <w:right w:w="180" w:type="dxa"/>
+            </w:tcMar>
+            <w:vAlign w:val="center"/>
+            <w:hideMark/>
+          </w:tcPr>
+          <w:p>
+            <w:pPr>
+              <w:widowControl/>
+              <w:adjustRightInd w:val="0"/>
+              <w:snapToGrid w:val="0"/>
+              <w:jc w:val="left"/>
+              <w:rPr>
+                <w:rFonts w:ascii="方正仿宋_GBK" w:eastAsia="方正仿宋_GBK" w:hAnsi="楷体"/>
+                <w:sz w:val="22"/>
+                <w:szCs w:val="28"/>
+              </w:rPr>
+            </w:pPr>
+            <w:r>
+              <w:rPr>
+                <w:rFonts w:ascii="方正仿宋_GBK" w:eastAsia="方正仿宋_GBK" w:hAnsi="楷体"/>
+                <w:b/>
+                <w:bCs/>
+                <w:sz w:val="22"/>
+                <w:szCs w:val="28"/>
+              </w:rPr>
+              <w:t>橙 (研究内容2)</w:t>
+            </w:r>
+          </w:p>
+        </w:tc>
+        <w:tc>
+          <w:tcPr>
+            <w:tcW w:w="0" w:type="auto"/>
+            <w:tcBorders>
+              <w:top w:val="single" w:sz="6" w:space="0" w:color="auto"/>
+              <w:left w:val="single" w:sz="6" w:space="0" w:color="auto"/>
+              <w:bottom w:val="single" w:sz="6" w:space="0" w:color="auto"/>
+              <w:right w:val="single" w:sz="6" w:space="0" w:color="auto"/>
+            </w:tcBorders>
+            <w:tcMar>
+              <w:top w:w="120" w:type="dxa"/>
+              <w:left w:w="180" w:type="dxa"/>
+              <w:bottom w:w="120" w:type="dxa"/>
+              <w:right w:w="180" w:type="dxa"/>
+            </w:tcMar>
+            <w:vAlign w:val="center"/>
+            <w:hideMark/>
+          </w:tcPr>
+          <w:p>
+            <w:pPr>
+              <w:widowControl/>
+              <w:adjustRightInd w:val="0"/>
+              <w:snapToGrid w:val="0"/>
+              <w:jc w:val="left"/>
+              <w:rPr>
+                <w:rFonts w:ascii="方正仿宋_GBK" w:eastAsia="方正仿宋_GBK" w:hAnsi="楷体"/>
+                <w:sz w:val="22"/>
+                <w:szCs w:val="28"/>
+              </w:rPr>
+            </w:pPr>
+            <w:r>
+              <w:rPr>
+                <w:rFonts w:ascii="方正仿宋_GBK" w:eastAsia="方正仿宋_GBK" w:hAnsi="楷体"/>
+                <w:sz w:val="22"/>
+                <w:szCs w:val="28"/>
+              </w:rPr>
+              <w:t>#C45911</w:t>
+            </w:r>
+          </w:p>
+        </w:tc>
+        <w:tc>
+          <w:tcPr>
+            <w:tcW w:w="0" w:type="auto"/>
+            <w:tcBorders>
+              <w:top w:val="single" w:sz="6" w:space="0" w:color="auto"/>
+              <w:left w:val="single" w:sz="6" w:space="0" w:color="auto"/>
+              <w:bottom w:val="single" w:sz="6" w:space="0" w:color="auto"/>
+              <w:right w:val="single" w:sz="6" w:space="0" w:color="auto"/>
+            </w:tcBorders>
+            <w:tcMar>
+              <w:top w:w="120" w:type="dxa"/>
+              <w:left w:w="180" w:type="dxa"/>
+              <w:bottom w:w="120" w:type="dxa"/>
+              <w:right w:w="180" w:type="dxa"/>
+            </w:tcMar>
+            <w:vAlign w:val="center"/>
+            <w:hideMark/>
+          </w:tcPr>
+          <w:p>
+            <w:pPr>
+              <w:widowControl/>
+              <w:adjustRightInd w:val="0"/>
+              <w:snapToGrid w:val="0"/>
+              <w:jc w:val="left"/>
+              <w:rPr>
+                <w:rFonts w:ascii="方正仿宋_GBK" w:eastAsia="方正仿宋_GBK" w:hAnsi="楷体"/>
+                <w:sz w:val="22"/>
+                <w:szCs w:val="28"/>
+              </w:rPr>
+            </w:pPr>
+            <w:r>
+              <w:rPr>
+                <w:rFonts w:ascii="方正仿宋_GBK" w:eastAsia="方正仿宋_GBK" w:hAnsi="楷体"/>
+                <w:sz w:val="22"/>
+                <w:szCs w:val="28"/>
+              </w:rPr>
+              <w:t>#F4B183</w:t>
+            </w:r>
+          </w:p>
+        </w:tc>
+        <w:tc>
+          <w:tcPr>
+            <w:tcW w:w="0" w:type="auto"/>
+            <w:tcBorders>
+              <w:top w:val="single" w:sz="6" w:space="0" w:color="auto"/>
+              <w:left w:val="single" w:sz="6" w:space="0" w:color="auto"/>
+              <w:bottom w:val="single" w:sz="6" w:space="0" w:color="auto"/>
+              <w:right w:val="single" w:sz="6" w:space="0" w:color="auto"/>
+            </w:tcBorders>
+            <w:tcMar>
+              <w:top w:w="120" w:type="dxa"/>
+              <w:left w:w="180" w:type="dxa"/>
+              <w:bottom w:w="120" w:type="dxa"/>
+              <w:right w:w="180" w:type="dxa"/>
+            </w:tcMar>
+            <w:vAlign w:val="center"/>
+            <w:hideMark/>
+          </w:tcPr>
+          <w:p>
+            <w:pPr>
+              <w:widowControl/>
+              <w:adjustRightInd w:val="0"/>
+              <w:snapToGrid w:val="0"/>
+              <w:jc w:val="left"/>
+              <w:rPr>
+                <w:rFonts w:ascii="方正仿宋_GBK" w:eastAsia="方正仿宋_GBK" w:hAnsi="楷体"/>
+                <w:sz w:val="22"/>
+                <w:szCs w:val="28"/>
+              </w:rPr>
+            </w:pPr>
+            <w:r>
+              <w:rPr>
+                <w:rFonts w:ascii="方正仿宋_GBK" w:eastAsia="方正仿宋_GBK" w:hAnsi="楷体"/>
+                <w:sz w:val="22"/>
+                <w:szCs w:val="28"/>
+              </w:rPr>
+              <w:t>#FBE4D5</w:t>
+            </w:r>
+          </w:p>
+        </w:tc>
+      </w:tr>
+      <w:tr>
+        <w:trPr>
+          <w:tblCellSpacing w:w="15" w:type="dxa"/>
+        </w:trPr>
+        <w:tc>
+          <w:tcPr>
+            <w:tcW w:w="0" w:type="auto"/>
+            <w:tcBorders>
+              <w:top w:val="single" w:sz="6" w:space="0" w:color="auto"/>
+              <w:left w:val="single" w:sz="6" w:space="0" w:color="auto"/>
+              <w:bottom w:val="single" w:sz="6" w:space="0" w:color="auto"/>
+              <w:right w:val="single" w:sz="6" w:space="0" w:color="auto"/>
+            </w:tcBorders>
+            <w:tcMar>
+              <w:top w:w="120" w:type="dxa"/>
+              <w:left w:w="180" w:type="dxa"/>
+              <w:bottom w:w="120" w:type="dxa"/>
+              <w:right w:w="180" w:type="dxa"/>
+            </w:tcMar>
+            <w:vAlign w:val="center"/>
+            <w:hideMark/>
+          </w:tcPr>
+          <w:p>
+            <w:pPr>
+              <w:widowControl/>
+              <w:adjustRightInd w:val="0"/>
+              <w:snapToGrid w:val="0"/>
+              <w:jc w:val="left"/>
+              <w:rPr>
+                <w:rFonts w:ascii="方正仿宋_GBK" w:eastAsia="方正仿宋_GBK" w:hAnsi="楷体"/>
+                <w:sz w:val="22"/>
+                <w:szCs w:val="28"/>
+              </w:rPr>
+            </w:pPr>
+            <w:r>
+              <w:rPr>
+                <w:rFonts w:ascii="方正仿宋_GBK" w:eastAsia="方正仿宋_GBK" w:hAnsi="楷体"/>
+                <w:b/>
+                <w:bCs/>
+                <w:sz w:val="22"/>
+                <w:szCs w:val="28"/>
+              </w:rPr>
+              <w:t>绿 (研究内容3)</w:t>
+            </w:r>
+          </w:p>
+        </w:tc>
+        <w:tc>
+          <w:tcPr>
+            <w:tcW w:w="0" w:type="auto"/>
+            <w:tcBorders>
+              <w:top w:val="single" w:sz="6" w:space="0" w:color="auto"/>
+              <w:left w:val="single" w:sz="6" w:space="0" w:color="auto"/>
+              <w:bottom w:val="single" w:sz="6" w:space="0" w:color="auto"/>
+              <w:right w:val="single" w:sz="6" w:space="0" w:color="auto"/>
+            </w:tcBorders>
+            <w:tcMar>
+              <w:top w:w="120" w:type="dxa"/>
+              <w:left w:w="180" w:type="dxa"/>
+              <w:bottom w:w="120" w:type="dxa"/>
+              <w:right w:w="180" w:type="dxa"/>
+            </w:tcMar>
+            <w:vAlign w:val="center"/>
+            <w:hideMark/>
+          </w:tcPr>
+          <w:p>
+            <w:pPr>
+              <w:widowControl/>
+              <w:adjustRightInd w:val="0"/>
+              <w:snapToGrid w:val="0"/>
+              <w:jc w:val="left"/>
+              <w:rPr>
+                <w:rFonts w:ascii="方正仿宋_GBK" w:eastAsia="方正仿宋_GBK" w:hAnsi="楷体"/>
+                <w:sz w:val="22"/>
+                <w:szCs w:val="28"/>
+              </w:rPr>
+            </w:pPr>
+            <w:r>
+              <w:rPr>
+                <w:rFonts w:ascii="方正仿宋_GBK" w:eastAsia="方正仿宋_GBK" w:hAnsi="楷体"/>
+                <w:sz w:val="22"/>
+                <w:szCs w:val="28"/>
+              </w:rPr>
+              <w:t>#385623</w:t>
+            </w:r>
+          </w:p>
+        </w:tc>
+        <w:tc>
+          <w:tcPr>
+            <w:tcW w:w="0" w:type="auto"/>
+            <w:tcBorders>
+              <w:top w:val="single" w:sz="6" w:space="0" w:color="auto"/>
+              <w:left w:val="single" w:sz="6" w:space="0" w:color="auto"/>
+              <w:bottom w:val="single" w:sz="6" w:space="0" w:color="auto"/>
+              <w:right w:val="single" w:sz="6" w:space="0" w:color="auto"/>
+            </w:tcBorders>
+            <w:tcMar>
+              <w:top w:w="120" w:type="dxa"/>
+              <w:left w:w="180" w:type="dxa"/>
+              <w:bottom w:w="120" w:type="dxa"/>
+              <w:right w:w="180" w:type="dxa"/>
+            </w:tcMar>
+            <w:vAlign w:val="center"/>
+            <w:hideMark/>
+          </w:tcPr>
+          <w:p>
+            <w:pPr>
+              <w:widowControl/>
+              <w:adjustRightInd w:val="0"/>
+              <w:snapToGrid w:val="0"/>
+              <w:jc w:val="left"/>
+              <w:rPr>
+                <w:rFonts w:ascii="方正仿宋_GBK" w:eastAsia="方正仿宋_GBK" w:hAnsi="楷体"/>
+                <w:sz w:val="22"/>
+                <w:szCs w:val="28"/>
+              </w:rPr>
+            </w:pPr>
+            <w:r>
+              <w:rPr>
+                <w:rFonts w:ascii="方正仿宋_GBK" w:eastAsia="方正仿宋_GBK" w:hAnsi="楷体"/>
+                <w:sz w:val="22"/>
+                <w:szCs w:val="28"/>
+              </w:rPr>
+              <w:t>#A9D08E</w:t>
+            </w:r>
+          </w:p>
+        </w:tc>
+        <w:tc>
+          <w:tcPr>
+            <w:tcW w:w="0" w:type="auto"/>
+            <w:tcBorders>
+              <w:top w:val="single" w:sz="6" w:space="0" w:color="auto"/>
+              <w:left w:val="single" w:sz="6" w:space="0" w:color="auto"/>
+              <w:bottom w:val="single" w:sz="6" w:space="0" w:color="auto"/>
+              <w:right w:val="single" w:sz="6" w:space="0" w:color="auto"/>
+            </w:tcBorders>
+            <w:tcMar>
+              <w:top w:w="120" w:type="dxa"/>
+              <w:left w:w="180" w:type="dxa"/>
+              <w:bottom w:w="120" w:type="dxa"/>
+              <w:right w:w="180" w:type="dxa"/>
+            </w:tcMar>
+            <w:vAlign w:val="center"/>
+            <w:hideMark/>
+          </w:tcPr>
+          <w:p>
+            <w:pPr>
+              <w:widowControl/>
+              <w:adjustRightInd w:val="0"/>
+              <w:snapToGrid w:val="0"/>
+              <w:jc w:val="left"/>
+              <w:rPr>
+                <w:rFonts w:ascii="方正仿宋_GBK" w:eastAsia="方正仿宋_GBK" w:hAnsi="楷体"/>
+                <w:sz w:val="22"/>
+                <w:szCs w:val="28"/>
+              </w:rPr>
+            </w:pPr>
+            <w:r>
+              <w:rPr>
+                <w:rFonts w:ascii="方正仿宋_GBK" w:eastAsia="方正仿宋_GBK" w:hAnsi="楷体"/>
+                <w:sz w:val="22"/>
+                <w:szCs w:val="28"/>
+              </w:rPr>
+              <w:t>#E2EFDA</w:t>
+            </w:r>
+          </w:p>
+        </w:tc>
+      </w:tr>
+      <w:tr>
+        <w:trPr>
+          <w:tblCellSpacing w:w="15" w:type="dxa"/>
+        </w:trPr>
+        <w:tc>
+          <w:tcPr>
+            <w:tcW w:w="0" w:type="auto"/>
+            <w:tcBorders>
+              <w:top w:val="single" w:sz="6" w:space="0" w:color="auto"/>
+              <w:left w:val="single" w:sz="6" w:space="0" w:color="auto"/>
+              <w:bottom w:val="single" w:sz="6" w:space="0" w:color="auto"/>
+              <w:right w:val="single" w:sz="6" w:space="0" w:color="auto"/>
+            </w:tcBorders>
+            <w:tcMar>
+              <w:top w:w="120" w:type="dxa"/>
+              <w:left w:w="180" w:type="dxa"/>
+              <w:bottom w:w="120" w:type="dxa"/>
+              <w:right w:w="180" w:type="dxa"/>
+            </w:tcMar>
+            <w:vAlign w:val="center"/>
+            <w:hideMark/>
+          </w:tcPr>
+          <w:p>
+            <w:pPr>
+              <w:widowControl/>
+              <w:adjustRightInd w:val="0"/>
+              <w:snapToGrid w:val="0"/>
+              <w:jc w:val="left"/>
+              <w:rPr>
+                <w:rFonts w:ascii="方正仿宋_GBK" w:eastAsia="方正仿宋_GBK" w:hAnsi="楷体"/>
+                <w:sz w:val="22"/>
+                <w:szCs w:val="28"/>
+              </w:rPr>
+            </w:pPr>
+            <w:r>
+              <w:rPr>
+                <w:rFonts w:ascii="方正仿宋_GBK" w:eastAsia="方正仿宋_GBK" w:hAnsi="楷体"/>
+                <w:b/>
+                <w:bCs/>
+                <w:sz w:val="22"/>
+                <w:szCs w:val="28"/>
+              </w:rPr>
+              <w:t>中性色 (核心圆)</w:t>
+            </w:r>
+          </w:p>
+        </w:tc>
+        <w:tc>
+          <w:tcPr>
+            <w:tcW w:w="0" w:type="auto"/>
+            <w:tcBorders>
+              <w:top w:val="single" w:sz="6" w:space="0" w:color="auto"/>
+              <w:left w:val="single" w:sz="6" w:space="0" w:color="auto"/>
+              <w:bottom w:val="single" w:sz="6" w:space="0" w:color="auto"/>
+              <w:right w:val="single" w:sz="6" w:space="0" w:color="auto"/>
+            </w:tcBorders>
+            <w:tcMar>
+              <w:top w:w="120" w:type="dxa"/>
+              <w:left w:w="180" w:type="dxa"/>
+              <w:bottom w:w="120" w:type="dxa"/>
+              <w:right w:w="180" w:type="dxa"/>
+            </w:tcMar>
+            <w:vAlign w:val="center"/>
+            <w:hideMark/>
+          </w:tcPr>
+          <w:p>
+            <w:pPr>
+              <w:widowControl/>
+              <w:adjustRightInd w:val="0"/>
+              <w:snapToGrid w:val="0"/>
+              <w:jc w:val="left"/>
+              <w:rPr>
+                <w:rFonts w:ascii="方正仿宋_GBK" w:eastAsia="方正仿宋_GBK" w:hAnsi="楷体"/>
+                <w:sz w:val="22"/>
+                <w:szCs w:val="28"/>
+              </w:rPr>
+            </w:pPr>
+            <w:r>
+              <w:rPr>
+                <w:rFonts w:ascii="方正仿宋_GBK" w:eastAsia="方正仿宋_GBK" w:hAnsi="楷体"/>
+                <w:sz w:val="22"/>
+                <w:szCs w:val="28"/>
+              </w:rPr>
+              <w:t>#404040</w:t>
+            </w:r>
+          </w:p>
+        </w:tc>
+        <w:tc>
+          <w:tcPr>
+            <w:tcW w:w="0" w:type="auto"/>
+            <w:tcBorders>
+              <w:top w:val="single" w:sz="6" w:space="0" w:color="auto"/>
+              <w:left w:val="single" w:sz="6" w:space="0" w:color="auto"/>
+              <w:bottom w:val="single" w:sz="6" w:space="0" w:color="auto"/>
+              <w:right w:val="single" w:sz="6" w:space="0" w:color="auto"/>
+            </w:tcBorders>
+            <w:tcMar>
+              <w:top w:w="120" w:type="dxa"/>
+              <w:left w:w="180" w:type="dxa"/>
+              <w:bottom w:w="120" w:type="dxa"/>
+              <w:right w:w="180" w:type="dxa"/>
+            </w:tcMar>
+            <w:vAlign w:val="center"/>
+            <w:hideMark/>
+          </w:tcPr>
+          <w:p>
+            <w:pPr>
+              <w:widowControl/>
+              <w:adjustRightInd w:val="0"/>
+              <w:snapToGrid w:val="0"/>
+              <w:jc w:val="left"/>
+              <w:rPr>
+                <w:rFonts w:ascii="方正仿宋_GBK" w:eastAsia="方正仿宋_GBK" w:hAnsi="楷体"/>
+                <w:sz w:val="22"/>
+                <w:szCs w:val="28"/>
+              </w:rPr>
+            </w:pPr>
+            <w:r>
+              <w:rPr>
+                <w:rFonts w:ascii="方正仿宋_GBK" w:eastAsia="方正仿宋_GBK" w:hAnsi="楷体"/>
+                <w:sz w:val="22"/>
+                <w:szCs w:val="28"/>
+              </w:rPr>
+              <w:t>#F2F2F2</w:t>
+            </w:r>
+          </w:p>
+        </w:tc>
+        <w:tc>
+          <w:tcPr>
+            <w:tcW w:w="0" w:type="auto"/>
+            <w:tcBorders>
+              <w:top w:val="single" w:sz="6" w:space="0" w:color="auto"/>
+              <w:left w:val="single" w:sz="6" w:space="0" w:color="auto"/>
+              <w:bottom w:val="single" w:sz="6" w:space="0" w:color="auto"/>
+              <w:right w:val="single" w:sz="6" w:space="0" w:color="auto"/>
+            </w:tcBorders>
+            <w:tcMar>
+              <w:top w:w="120" w:type="dxa"/>
+              <w:left w:w="180" w:type="dxa"/>
+              <w:bottom w:w="120" w:type="dxa"/>
+              <w:right w:w="180" w:type="dxa"/>
+            </w:tcMar>
+            <w:vAlign w:val="center"/>
+            <w:hideMark/>
+          </w:tcPr>
+          <w:p>
+            <w:pPr>
+              <w:widowControl/>
+              <w:adjustRightInd w:val="0"/>
+              <w:snapToGrid w:val="0"/>
+              <w:jc w:val="left"/>
+              <w:rPr>
+                <w:rFonts w:ascii="方正仿宋_GBK" w:eastAsia="方正仿宋_GBK" w:hAnsi="楷体"/>
+                <w:sz w:val="22"/>
+                <w:szCs w:val="28"/>
+              </w:rPr>
+            </w:pPr>
+            <w:r>
+              <w:rPr>
+                <w:rFonts w:ascii="方正仿宋_GBK" w:eastAsia="方正仿宋_GBK" w:hAnsi="楷体"/>
+                <w:sz w:val="22"/>
+                <w:szCs w:val="28"/>
+              </w:rPr>
+              <w:t>#FFFFFF</w:t>
+            </w:r>
+          </w:p>
+        </w:tc>
+      </w:tr>
+    </w:tbl>
     <w:p>
       <w:pPr>
         <w:widowControl/>
@@ -2485,7 +3756,7 @@
         <w:snapToGrid w:val="0"/>
         <w:jc w:val="left"/>
         <w:rPr>
-          <w:rFonts w:ascii="方正仿宋_GBK" w:eastAsia="方正仿宋_GBK" w:hAnsi="楷体"/>
+          <w:rFonts w:ascii="方正仿宋_GBK" w:eastAsia="方正仿宋_GBK" w:hAnsi="楷体" w:hint="eastAsia"/>
           <w:sz w:val="22"/>
           <w:szCs w:val="28"/>
         </w:rPr>
@@ -2498,88 +3769,7 @@
         <w:snapToGrid w:val="0"/>
         <w:jc w:val="left"/>
         <w:rPr>
-          <w:rFonts w:ascii="方正仿宋_GBK" w:eastAsia="方正仿宋_GBK" w:hAnsi="楷体"/>
-          <w:sz w:val="22"/>
-          <w:szCs w:val="28"/>
-        </w:rPr>
-      </w:pPr>
-      <w:r>
-        <w:rPr>
-          <w:rFonts w:ascii="方正仿宋_GBK" w:eastAsia="方正仿宋_GBK" w:hAnsi="楷体" w:hint="eastAsia"/>
-          <w:sz w:val="22"/>
-          <w:szCs w:val="28"/>
-        </w:rPr>
-        <w:t xml:space="preserve">科技服务 科技创新 </w:t>
-      </w:r>
-    </w:p>
-    <w:p>
-      <w:pPr>
-        <w:widowControl/>
-        <w:adjustRightInd w:val="0"/>
-        <w:snapToGrid w:val="0"/>
-        <w:jc w:val="left"/>
-        <w:rPr>
-          <w:rFonts w:ascii="方正仿宋_GBK" w:eastAsia="方正仿宋_GBK" w:hAnsi="楷体"/>
-          <w:sz w:val="22"/>
-          <w:szCs w:val="28"/>
-        </w:rPr>
-      </w:pPr>
-      <w:r>
-        <w:rPr>
-          <w:rFonts w:ascii="方正仿宋_GBK" w:eastAsia="方正仿宋_GBK" w:hAnsi="楷体" w:hint="eastAsia"/>
-          <w:sz w:val="22"/>
-          <w:szCs w:val="28"/>
-        </w:rPr>
-        <w:t>航院-尤延铖教授团队-青年文明号-</w:t>
-      </w:r>
-    </w:p>
-    <w:p>
-      <w:pPr>
-        <w:widowControl/>
-        <w:adjustRightInd w:val="0"/>
-        <w:snapToGrid w:val="0"/>
-        <w:jc w:val="left"/>
-        <w:rPr>
-          <w:rFonts w:ascii="方正仿宋_GBK" w:eastAsia="方正仿宋_GBK" w:hAnsi="楷体"/>
-          <w:sz w:val="22"/>
-          <w:szCs w:val="28"/>
-        </w:rPr>
-      </w:pPr>
-    </w:p>
-    <w:p>
-      <w:pPr>
-        <w:widowControl/>
-        <w:adjustRightInd w:val="0"/>
-        <w:snapToGrid w:val="0"/>
-        <w:jc w:val="left"/>
-        <w:rPr>
-          <w:rFonts w:ascii="方正仿宋_GBK" w:eastAsia="方正仿宋_GBK" w:hAnsi="楷体"/>
-          <w:sz w:val="22"/>
-          <w:szCs w:val="28"/>
-        </w:rPr>
-      </w:pPr>
-    </w:p>
-    <w:p>
-      <w:pPr>
-        <w:widowControl/>
-        <w:adjustRightInd w:val="0"/>
-        <w:snapToGrid w:val="0"/>
-        <w:jc w:val="left"/>
-        <w:rPr>
-          <w:rFonts w:ascii="方正仿宋_GBK" w:eastAsia="方正仿宋_GBK" w:hAnsi="楷体" w:hint="eastAsia"/>
-          <w:sz w:val="22"/>
-          <w:szCs w:val="28"/>
-        </w:rPr>
-      </w:pPr>
-    </w:p>
-    <w:p>
-      <w:pPr>
-        <w:widowControl/>
-        <w:adjustRightInd w:val="0"/>
-        <w:snapToGrid w:val="0"/>
-        <w:jc w:val="left"/>
-        <w:rPr>
-          <w:rFonts w:ascii="方正仿宋_GBK" w:eastAsia="方正仿宋_GBK" w:hAnsi="楷体"/>
+          <w:rFonts w:ascii="方正仿宋_GBK" w:eastAsia="方正仿宋_GBK" w:hAnsi="楷体" w:hint="eastAsia"/>
           <w:sz w:val="22"/>
           <w:szCs w:val="28"/>
         </w:rPr>
@@ -2669,6 +3859,155 @@
 <file path=word/numbering.xml><?xml version="1.0" encoding="utf-8"?>
 <w:numbering xmlns:wpc="http://schemas.microsoft.com/office/word/2010/wordprocessingCanvas" xmlns:cx="http://schemas.microsoft.com/office/drawing/2014/chartex" xmlns:cx1="http://schemas.microsoft.com/office/drawing/2015/9/8/chartex" xmlns:cx2="http://schemas.microsoft.com/office/drawing/2015/10/21/chartex" xmlns:cx3="http://schemas.microsoft.com/office/drawing/2016/5/9/chartex" xmlns:cx4="http://schemas.microsoft.com/office/drawing/2016/5/10/chartex" xmlns:cx5="http://schemas.microsoft.com/office/drawing/2016/5/11/chartex" xmlns:cx6="http://schemas.microsoft.com/office/drawing/2016/5/12/chartex" xmlns:cx7="http://schemas.microsoft.com/office/drawing/2016/5/13/chartex" xmlns:cx8="http://schemas.microsoft.com/office/drawing/2016/5/14/chartex" xmlns:mc="http://schemas.openxmlformats.org/markup-compatibility/2006" xmlns:aink="http://schemas.microsoft.com/office/drawing/2016/ink" xmlns:am3d="http://schemas.microsoft.com/office/drawing/2017/model3d" xmlns:o="urn:schemas-microsoft-com:office:office" xmlns:oel="http://schemas.microsoft.com/office/2019/extlst" xmlns:r="http://schemas.openxmlformats.org/officeDocument/2006/relationships" xmlns:m="http://schemas.openxmlformats.org/officeDocument/2006/math" xmlns:v="urn:schemas-microsoft-com:vml" xmlns:wp14="http://schemas.microsoft.com/office/word/2010/wordprocessingDrawing" xmlns:wp="http://schemas.openxmlformats.org/drawingml/2006/wordprocessingDrawing" xmlns:w10="urn:schemas-microsoft-com:office:word" xmlns:w="http://schemas.openxmlformats.org/wordprocessingml/2006/main" xmlns:w14="http://schemas.microsoft.com/office/word/2010/wordml" xmlns:w15="http://schemas.microsoft.com/office/word/2012/wordml" xmlns:w16cex="http://schemas.microsoft.com/office/word/2018/wordml/cex" xmlns:w16cid="http://schemas.microsoft.com/office/word/2016/wordml/cid" xmlns:w16="http://schemas.microsoft.com/office/word/2018/wordml" xmlns:w16sdtdh="http://schemas.microsoft.com/office/word/2020/wordml/sdtdatahash" xmlns:w16se="http://schemas.microsoft.com/office/word/2015/wordml/symex" xmlns:wpg="http://schemas.microsoft.com/office/word/2010/wordprocessingGroup" xmlns:wpi="http://schemas.microsoft.com/office/word/2010/wordprocessingInk" xmlns:wne="http://schemas.microsoft.com/office/word/2006/wordml" xmlns:wps="http://schemas.microsoft.com/office/word/2010/wordprocessingShape" mc:Ignorable="w14 w15 w16se w16cid w16 w16cex w16sdtdh wp14">
   <w:abstractNum w:abstractNumId="0" w15:restartNumberingAfterBreak="0">
+    <w:nsid w:val="054D0920"/>
+    <w:multiLevelType w:val="multilevel"/>
+    <w:tmpl w:val="6840FE1A"/>
+    <w:lvl w:ilvl="0">
+      <w:start w:val="1"/>
+      <w:numFmt w:val="bullet"/>
+      <w:lvlText w:val=""/>
+      <w:lvlJc w:val="left"/>
+      <w:pPr>
+        <w:tabs>
+          <w:tab w:val="num" w:pos="720"/>
+        </w:tabs>
+        <w:ind w:left="720" w:hanging="360"/>
+      </w:pPr>
+      <w:rPr>
+        <w:rFonts w:ascii="Symbol" w:hAnsi="Symbol" w:hint="default"/>
+        <w:sz w:val="20"/>
+      </w:rPr>
+    </w:lvl>
+    <w:lvl w:ilvl="1" w:tentative="1">
+      <w:start w:val="1"/>
+      <w:numFmt w:val="bullet"/>
+      <w:lvlText w:val="o"/>
+      <w:lvlJc w:val="left"/>
+      <w:pPr>
+        <w:tabs>
+          <w:tab w:val="num" w:pos="1440"/>
+        </w:tabs>
+        <w:ind w:left="1440" w:hanging="360"/>
+      </w:pPr>
+      <w:rPr>
+        <w:rFonts w:ascii="Courier New" w:hAnsi="Courier New" w:hint="default"/>
+        <w:sz w:val="20"/>
+      </w:rPr>
+    </w:lvl>
+    <w:lvl w:ilvl="2" w:tentative="1">
+      <w:start w:val="1"/>
+      <w:numFmt w:val="bullet"/>
+      <w:lvlText w:val=""/>
+      <w:lvlJc w:val="left"/>
+      <w:pPr>
+        <w:tabs>
+          <w:tab w:val="num" w:pos="2160"/>
+        </w:tabs>
+        <w:ind w:left="2160" w:hanging="360"/>
+      </w:pPr>
+      <w:rPr>
+        <w:rFonts w:ascii="Wingdings" w:hAnsi="Wingdings" w:hint="default"/>
+        <w:sz w:val="20"/>
+      </w:rPr>
+    </w:lvl>
+    <w:lvl w:ilvl="3" w:tentative="1">
+      <w:start w:val="1"/>
+      <w:numFmt w:val="bullet"/>
+      <w:lvlText w:val=""/>
+      <w:lvlJc w:val="left"/>
+      <w:pPr>
+        <w:tabs>
+          <w:tab w:val="num" w:pos="2880"/>
+        </w:tabs>
+        <w:ind w:left="2880" w:hanging="360"/>
+      </w:pPr>
+      <w:rPr>
+        <w:rFonts w:ascii="Wingdings" w:hAnsi="Wingdings" w:hint="default"/>
+        <w:sz w:val="20"/>
+      </w:rPr>
+    </w:lvl>
+    <w:lvl w:ilvl="4" w:tentative="1">
+      <w:start w:val="1"/>
+      <w:numFmt w:val="bullet"/>
+      <w:lvlText w:val=""/>
+      <w:lvlJc w:val="left"/>
+      <w:pPr>
+        <w:tabs>
+          <w:tab w:val="num" w:pos="3600"/>
+        </w:tabs>
+        <w:ind w:left="3600" w:hanging="360"/>
+      </w:pPr>
+      <w:rPr>
+        <w:rFonts w:ascii="Wingdings" w:hAnsi="Wingdings" w:hint="default"/>
+        <w:sz w:val="20"/>
+      </w:rPr>
+    </w:lvl>
+    <w:lvl w:ilvl="5" w:tentative="1">
+      <w:start w:val="1"/>
+      <w:numFmt w:val="bullet"/>
+      <w:lvlText w:val=""/>
+      <w:lvlJc w:val="left"/>
+      <w:pPr>
+        <w:tabs>
+          <w:tab w:val="num" w:pos="4320"/>
+        </w:tabs>
+        <w:ind w:left="4320" w:hanging="360"/>
+      </w:pPr>
+      <w:rPr>
+        <w:rFonts w:ascii="Wingdings" w:hAnsi="Wingdings" w:hint="default"/>
+        <w:sz w:val="20"/>
+      </w:rPr>
+    </w:lvl>
+    <w:lvl w:ilvl="6" w:tentative="1">
+      <w:start w:val="1"/>
+      <w:numFmt w:val="bullet"/>
+      <w:lvlText w:val=""/>
+      <w:lvlJc w:val="left"/>
+      <w:pPr>
+        <w:tabs>
+          <w:tab w:val="num" w:pos="5040"/>
+        </w:tabs>
+        <w:ind w:left="5040" w:hanging="360"/>
+      </w:pPr>
+      <w:rPr>
+        <w:rFonts w:ascii="Wingdings" w:hAnsi="Wingdings" w:hint="default"/>
+        <w:sz w:val="20"/>
+      </w:rPr>
+    </w:lvl>
+    <w:lvl w:ilvl="7" w:tentative="1">
+      <w:start w:val="1"/>
+      <w:numFmt w:val="bullet"/>
+      <w:lvlText w:val=""/>
+      <w:lvlJc w:val="left"/>
+      <w:pPr>
+        <w:tabs>
+          <w:tab w:val="num" w:pos="5760"/>
+        </w:tabs>
+        <w:ind w:left="5760" w:hanging="360"/>
+      </w:pPr>
+      <w:rPr>
+        <w:rFonts w:ascii="Wingdings" w:hAnsi="Wingdings" w:hint="default"/>
+        <w:sz w:val="20"/>
+      </w:rPr>
+    </w:lvl>
+    <w:lvl w:ilvl="8" w:tentative="1">
+      <w:start w:val="1"/>
+      <w:numFmt w:val="bullet"/>
+      <w:lvlText w:val=""/>
+      <w:lvlJc w:val="left"/>
+      <w:pPr>
+        <w:tabs>
+          <w:tab w:val="num" w:pos="6480"/>
+        </w:tabs>
+        <w:ind w:left="6480" w:hanging="360"/>
+      </w:pPr>
+      <w:rPr>
+        <w:rFonts w:ascii="Wingdings" w:hAnsi="Wingdings" w:hint="default"/>
+        <w:sz w:val="20"/>
+      </w:rPr>
+    </w:lvl>
+  </w:abstractNum>
+  <w:abstractNum w:abstractNumId="1" w15:restartNumberingAfterBreak="0">
     <w:nsid w:val="1B9262D0"/>
     <w:multiLevelType w:val="hybridMultilevel"/>
     <w:tmpl w:val="3F16A362"/>
@@ -2808,7 +4147,305 @@
       </w:rPr>
     </w:lvl>
   </w:abstractNum>
-  <w:abstractNum w:abstractNumId="1" w15:restartNumberingAfterBreak="0">
+  <w:abstractNum w:abstractNumId="2" w15:restartNumberingAfterBreak="0">
+    <w:nsid w:val="1E3C1CA5"/>
+    <w:multiLevelType w:val="multilevel"/>
+    <w:tmpl w:val="2A4CF3C6"/>
+    <w:lvl w:ilvl="0">
+      <w:start w:val="1"/>
+      <w:numFmt w:val="bullet"/>
+      <w:lvlText w:val=""/>
+      <w:lvlJc w:val="left"/>
+      <w:pPr>
+        <w:tabs>
+          <w:tab w:val="num" w:pos="720"/>
+        </w:tabs>
+        <w:ind w:left="720" w:hanging="360"/>
+      </w:pPr>
+      <w:rPr>
+        <w:rFonts w:ascii="Symbol" w:hAnsi="Symbol" w:hint="default"/>
+        <w:sz w:val="20"/>
+      </w:rPr>
+    </w:lvl>
+    <w:lvl w:ilvl="1" w:tentative="1">
+      <w:start w:val="1"/>
+      <w:numFmt w:val="bullet"/>
+      <w:lvlText w:val="o"/>
+      <w:lvlJc w:val="left"/>
+      <w:pPr>
+        <w:tabs>
+          <w:tab w:val="num" w:pos="1440"/>
+        </w:tabs>
+        <w:ind w:left="1440" w:hanging="360"/>
+      </w:pPr>
+      <w:rPr>
+        <w:rFonts w:ascii="Courier New" w:hAnsi="Courier New" w:hint="default"/>
+        <w:sz w:val="20"/>
+      </w:rPr>
+    </w:lvl>
+    <w:lvl w:ilvl="2" w:tentative="1">
+      <w:start w:val="1"/>
+      <w:numFmt w:val="bullet"/>
+      <w:lvlText w:val=""/>
+      <w:lvlJc w:val="left"/>
+      <w:pPr>
+        <w:tabs>
+          <w:tab w:val="num" w:pos="2160"/>
+        </w:tabs>
+        <w:ind w:left="2160" w:hanging="360"/>
+      </w:pPr>
+      <w:rPr>
+        <w:rFonts w:ascii="Wingdings" w:hAnsi="Wingdings" w:hint="default"/>
+        <w:sz w:val="20"/>
+      </w:rPr>
+    </w:lvl>
+    <w:lvl w:ilvl="3" w:tentative="1">
+      <w:start w:val="1"/>
+      <w:numFmt w:val="bullet"/>
+      <w:lvlText w:val=""/>
+      <w:lvlJc w:val="left"/>
+      <w:pPr>
+        <w:tabs>
+          <w:tab w:val="num" w:pos="2880"/>
+        </w:tabs>
+        <w:ind w:left="2880" w:hanging="360"/>
+      </w:pPr>
+      <w:rPr>
+        <w:rFonts w:ascii="Wingdings" w:hAnsi="Wingdings" w:hint="default"/>
+        <w:sz w:val="20"/>
+      </w:rPr>
+    </w:lvl>
+    <w:lvl w:ilvl="4" w:tentative="1">
+      <w:start w:val="1"/>
+      <w:numFmt w:val="bullet"/>
+      <w:lvlText w:val=""/>
+      <w:lvlJc w:val="left"/>
+      <w:pPr>
+        <w:tabs>
+          <w:tab w:val="num" w:pos="3600"/>
+        </w:tabs>
+        <w:ind w:left="3600" w:hanging="360"/>
+      </w:pPr>
+      <w:rPr>
+        <w:rFonts w:ascii="Wingdings" w:hAnsi="Wingdings" w:hint="default"/>
+        <w:sz w:val="20"/>
+      </w:rPr>
+    </w:lvl>
+    <w:lvl w:ilvl="5" w:tentative="1">
+      <w:start w:val="1"/>
+      <w:numFmt w:val="bullet"/>
+      <w:lvlText w:val=""/>
+      <w:lvlJc w:val="left"/>
+      <w:pPr>
+        <w:tabs>
+          <w:tab w:val="num" w:pos="4320"/>
+        </w:tabs>
+        <w:ind w:left="4320" w:hanging="360"/>
+      </w:pPr>
+      <w:rPr>
+        <w:rFonts w:ascii="Wingdings" w:hAnsi="Wingdings" w:hint="default"/>
+        <w:sz w:val="20"/>
+      </w:rPr>
+    </w:lvl>
+    <w:lvl w:ilvl="6" w:tentative="1">
+      <w:start w:val="1"/>
+      <w:numFmt w:val="bullet"/>
+      <w:lvlText w:val=""/>
+      <w:lvlJc w:val="left"/>
+      <w:pPr>
+        <w:tabs>
+          <w:tab w:val="num" w:pos="5040"/>
+        </w:tabs>
+        <w:ind w:left="5040" w:hanging="360"/>
+      </w:pPr>
+      <w:rPr>
+        <w:rFonts w:ascii="Wingdings" w:hAnsi="Wingdings" w:hint="default"/>
+        <w:sz w:val="20"/>
+      </w:rPr>
+    </w:lvl>
+    <w:lvl w:ilvl="7" w:tentative="1">
+      <w:start w:val="1"/>
+      <w:numFmt w:val="bullet"/>
+      <w:lvlText w:val=""/>
+      <w:lvlJc w:val="left"/>
+      <w:pPr>
+        <w:tabs>
+          <w:tab w:val="num" w:pos="5760"/>
+        </w:tabs>
+        <w:ind w:left="5760" w:hanging="360"/>
+      </w:pPr>
+      <w:rPr>
+        <w:rFonts w:ascii="Wingdings" w:hAnsi="Wingdings" w:hint="default"/>
+        <w:sz w:val="20"/>
+      </w:rPr>
+    </w:lvl>
+    <w:lvl w:ilvl="8" w:tentative="1">
+      <w:start w:val="1"/>
+      <w:numFmt w:val="bullet"/>
+      <w:lvlText w:val=""/>
+      <w:lvlJc w:val="left"/>
+      <w:pPr>
+        <w:tabs>
+          <w:tab w:val="num" w:pos="6480"/>
+        </w:tabs>
+        <w:ind w:left="6480" w:hanging="360"/>
+      </w:pPr>
+      <w:rPr>
+        <w:rFonts w:ascii="Wingdings" w:hAnsi="Wingdings" w:hint="default"/>
+        <w:sz w:val="20"/>
+      </w:rPr>
+    </w:lvl>
+  </w:abstractNum>
+  <w:abstractNum w:abstractNumId="3" w15:restartNumberingAfterBreak="0">
+    <w:nsid w:val="242F4CB9"/>
+    <w:multiLevelType w:val="multilevel"/>
+    <w:tmpl w:val="248467EE"/>
+    <w:lvl w:ilvl="0">
+      <w:start w:val="1"/>
+      <w:numFmt w:val="bullet"/>
+      <w:lvlText w:val=""/>
+      <w:lvlJc w:val="left"/>
+      <w:pPr>
+        <w:tabs>
+          <w:tab w:val="num" w:pos="720"/>
+        </w:tabs>
+        <w:ind w:left="720" w:hanging="360"/>
+      </w:pPr>
+      <w:rPr>
+        <w:rFonts w:ascii="Symbol" w:hAnsi="Symbol" w:hint="default"/>
+        <w:sz w:val="20"/>
+      </w:rPr>
+    </w:lvl>
+    <w:lvl w:ilvl="1" w:tentative="1">
+      <w:start w:val="1"/>
+      <w:numFmt w:val="bullet"/>
+      <w:lvlText w:val="o"/>
+      <w:lvlJc w:val="left"/>
+      <w:pPr>
+        <w:tabs>
+          <w:tab w:val="num" w:pos="1440"/>
+        </w:tabs>
+        <w:ind w:left="1440" w:hanging="360"/>
+      </w:pPr>
+      <w:rPr>
+        <w:rFonts w:ascii="Courier New" w:hAnsi="Courier New" w:hint="default"/>
+        <w:sz w:val="20"/>
+      </w:rPr>
+    </w:lvl>
+    <w:lvl w:ilvl="2" w:tentative="1">
+      <w:start w:val="1"/>
+      <w:numFmt w:val="bullet"/>
+      <w:lvlText w:val=""/>
+      <w:lvlJc w:val="left"/>
+      <w:pPr>
+        <w:tabs>
+          <w:tab w:val="num" w:pos="2160"/>
+        </w:tabs>
+        <w:ind w:left="2160" w:hanging="360"/>
+      </w:pPr>
+      <w:rPr>
+        <w:rFonts w:ascii="Wingdings" w:hAnsi="Wingdings" w:hint="default"/>
+        <w:sz w:val="20"/>
+      </w:rPr>
+    </w:lvl>
+    <w:lvl w:ilvl="3" w:tentative="1">
+      <w:start w:val="1"/>
+      <w:numFmt w:val="bullet"/>
+      <w:lvlText w:val=""/>
+      <w:lvlJc w:val="left"/>
+      <w:pPr>
+        <w:tabs>
+          <w:tab w:val="num" w:pos="2880"/>
+        </w:tabs>
+        <w:ind w:left="2880" w:hanging="360"/>
+      </w:pPr>
+      <w:rPr>
+        <w:rFonts w:ascii="Wingdings" w:hAnsi="Wingdings" w:hint="default"/>
+        <w:sz w:val="20"/>
+      </w:rPr>
+    </w:lvl>
+    <w:lvl w:ilvl="4" w:tentative="1">
+      <w:start w:val="1"/>
+      <w:numFmt w:val="bullet"/>
+      <w:lvlText w:val=""/>
+      <w:lvlJc w:val="left"/>
+      <w:pPr>
+        <w:tabs>
+          <w:tab w:val="num" w:pos="3600"/>
+        </w:tabs>
+        <w:ind w:left="3600" w:hanging="360"/>
+      </w:pPr>
+      <w:rPr>
+        <w:rFonts w:ascii="Wingdings" w:hAnsi="Wingdings" w:hint="default"/>
+        <w:sz w:val="20"/>
+      </w:rPr>
+    </w:lvl>
+    <w:lvl w:ilvl="5" w:tentative="1">
+      <w:start w:val="1"/>
+      <w:numFmt w:val="bullet"/>
+      <w:lvlText w:val=""/>
+      <w:lvlJc w:val="left"/>
+      <w:pPr>
+        <w:tabs>
+          <w:tab w:val="num" w:pos="4320"/>
+        </w:tabs>
+        <w:ind w:left="4320" w:hanging="360"/>
+      </w:pPr>
+      <w:rPr>
+        <w:rFonts w:ascii="Wingdings" w:hAnsi="Wingdings" w:hint="default"/>
+        <w:sz w:val="20"/>
+      </w:rPr>
+    </w:lvl>
+    <w:lvl w:ilvl="6" w:tentative="1">
+      <w:start w:val="1"/>
+      <w:numFmt w:val="bullet"/>
+      <w:lvlText w:val=""/>
+      <w:lvlJc w:val="left"/>
+      <w:pPr>
+        <w:tabs>
+          <w:tab w:val="num" w:pos="5040"/>
+        </w:tabs>
+        <w:ind w:left="5040" w:hanging="360"/>
+      </w:pPr>
+      <w:rPr>
+        <w:rFonts w:ascii="Wingdings" w:hAnsi="Wingdings" w:hint="default"/>
+        <w:sz w:val="20"/>
+      </w:rPr>
+    </w:lvl>
+    <w:lvl w:ilvl="7" w:tentative="1">
+      <w:start w:val="1"/>
+      <w:numFmt w:val="bullet"/>
+      <w:lvlText w:val=""/>
+      <w:lvlJc w:val="left"/>
+      <w:pPr>
+        <w:tabs>
+          <w:tab w:val="num" w:pos="5760"/>
+        </w:tabs>
+        <w:ind w:left="5760" w:hanging="360"/>
+      </w:pPr>
+      <w:rPr>
+        <w:rFonts w:ascii="Wingdings" w:hAnsi="Wingdings" w:hint="default"/>
+        <w:sz w:val="20"/>
+      </w:rPr>
+    </w:lvl>
+    <w:lvl w:ilvl="8" w:tentative="1">
+      <w:start w:val="1"/>
+      <w:numFmt w:val="bullet"/>
+      <w:lvlText w:val=""/>
+      <w:lvlJc w:val="left"/>
+      <w:pPr>
+        <w:tabs>
+          <w:tab w:val="num" w:pos="6480"/>
+        </w:tabs>
+        <w:ind w:left="6480" w:hanging="360"/>
+      </w:pPr>
+      <w:rPr>
+        <w:rFonts w:ascii="Wingdings" w:hAnsi="Wingdings" w:hint="default"/>
+        <w:sz w:val="20"/>
+      </w:rPr>
+    </w:lvl>
+  </w:abstractNum>
+  <w:abstractNum w:abstractNumId="4" w15:restartNumberingAfterBreak="0">
     <w:nsid w:val="27E77E17"/>
     <w:multiLevelType w:val="multilevel"/>
     <w:tmpl w:val="2AD0D680"/>
@@ -2957,7 +4594,7 @@
       </w:rPr>
     </w:lvl>
   </w:abstractNum>
-  <w:abstractNum w:abstractNumId="2" w15:restartNumberingAfterBreak="0">
+  <w:abstractNum w:abstractNumId="5" w15:restartNumberingAfterBreak="0">
     <w:nsid w:val="298337A1"/>
     <w:multiLevelType w:val="multilevel"/>
     <w:tmpl w:val="A6966D2E"/>
@@ -3106,7 +4743,7 @@
       </w:rPr>
     </w:lvl>
   </w:abstractNum>
-  <w:abstractNum w:abstractNumId="3" w15:restartNumberingAfterBreak="0">
+  <w:abstractNum w:abstractNumId="6" w15:restartNumberingAfterBreak="0">
     <w:nsid w:val="30C371D2"/>
     <w:multiLevelType w:val="hybridMultilevel"/>
     <w:tmpl w:val="66BCA9BE"/>
@@ -3195,7 +4832,454 @@
       </w:pPr>
     </w:lvl>
   </w:abstractNum>
-  <w:abstractNum w:abstractNumId="4" w15:restartNumberingAfterBreak="0">
+  <w:abstractNum w:abstractNumId="7" w15:restartNumberingAfterBreak="0">
+    <w:nsid w:val="393F7095"/>
+    <w:multiLevelType w:val="multilevel"/>
+    <w:tmpl w:val="A4B2AE10"/>
+    <w:lvl w:ilvl="0">
+      <w:start w:val="1"/>
+      <w:numFmt w:val="bullet"/>
+      <w:lvlText w:val=""/>
+      <w:lvlJc w:val="left"/>
+      <w:pPr>
+        <w:tabs>
+          <w:tab w:val="num" w:pos="720"/>
+        </w:tabs>
+        <w:ind w:left="720" w:hanging="360"/>
+      </w:pPr>
+      <w:rPr>
+        <w:rFonts w:ascii="Symbol" w:hAnsi="Symbol" w:hint="default"/>
+        <w:sz w:val="20"/>
+      </w:rPr>
+    </w:lvl>
+    <w:lvl w:ilvl="1" w:tentative="1">
+      <w:start w:val="1"/>
+      <w:numFmt w:val="bullet"/>
+      <w:lvlText w:val="o"/>
+      <w:lvlJc w:val="left"/>
+      <w:pPr>
+        <w:tabs>
+          <w:tab w:val="num" w:pos="1440"/>
+        </w:tabs>
+        <w:ind w:left="1440" w:hanging="360"/>
+      </w:pPr>
+      <w:rPr>
+        <w:rFonts w:ascii="Courier New" w:hAnsi="Courier New" w:hint="default"/>
+        <w:sz w:val="20"/>
+      </w:rPr>
+    </w:lvl>
+    <w:lvl w:ilvl="2" w:tentative="1">
+      <w:start w:val="1"/>
+      <w:numFmt w:val="bullet"/>
+      <w:lvlText w:val=""/>
+      <w:lvlJc w:val="left"/>
+      <w:pPr>
+        <w:tabs>
+          <w:tab w:val="num" w:pos="2160"/>
+        </w:tabs>
+        <w:ind w:left="2160" w:hanging="360"/>
+      </w:pPr>
+      <w:rPr>
+        <w:rFonts w:ascii="Wingdings" w:hAnsi="Wingdings" w:hint="default"/>
+        <w:sz w:val="20"/>
+      </w:rPr>
+    </w:lvl>
+    <w:lvl w:ilvl="3" w:tentative="1">
+      <w:start w:val="1"/>
+      <w:numFmt w:val="bullet"/>
+      <w:lvlText w:val=""/>
+      <w:lvlJc w:val="left"/>
+      <w:pPr>
+        <w:tabs>
+          <w:tab w:val="num" w:pos="2880"/>
+        </w:tabs>
+        <w:ind w:left="2880" w:hanging="360"/>
+      </w:pPr>
+      <w:rPr>
+        <w:rFonts w:ascii="Wingdings" w:hAnsi="Wingdings" w:hint="default"/>
+        <w:sz w:val="20"/>
+      </w:rPr>
+    </w:lvl>
+    <w:lvl w:ilvl="4" w:tentative="1">
+      <w:start w:val="1"/>
+      <w:numFmt w:val="bullet"/>
+      <w:lvlText w:val=""/>
+      <w:lvlJc w:val="left"/>
+      <w:pPr>
+        <w:tabs>
+          <w:tab w:val="num" w:pos="3600"/>
+        </w:tabs>
+        <w:ind w:left="3600" w:hanging="360"/>
+      </w:pPr>
+      <w:rPr>
+        <w:rFonts w:ascii="Wingdings" w:hAnsi="Wingdings" w:hint="default"/>
+        <w:sz w:val="20"/>
+      </w:rPr>
+    </w:lvl>
+    <w:lvl w:ilvl="5" w:tentative="1">
+      <w:start w:val="1"/>
+      <w:numFmt w:val="bullet"/>
+      <w:lvlText w:val=""/>
+      <w:lvlJc w:val="left"/>
+      <w:pPr>
+        <w:tabs>
+          <w:tab w:val="num" w:pos="4320"/>
+        </w:tabs>
+        <w:ind w:left="4320" w:hanging="360"/>
+      </w:pPr>
+      <w:rPr>
+        <w:rFonts w:ascii="Wingdings" w:hAnsi="Wingdings" w:hint="default"/>
+        <w:sz w:val="20"/>
+      </w:rPr>
+    </w:lvl>
+    <w:lvl w:ilvl="6" w:tentative="1">
+      <w:start w:val="1"/>
+      <w:numFmt w:val="bullet"/>
+      <w:lvlText w:val=""/>
+      <w:lvlJc w:val="left"/>
+      <w:pPr>
+        <w:tabs>
+          <w:tab w:val="num" w:pos="5040"/>
+        </w:tabs>
+        <w:ind w:left="5040" w:hanging="360"/>
+      </w:pPr>
+      <w:rPr>
+        <w:rFonts w:ascii="Wingdings" w:hAnsi="Wingdings" w:hint="default"/>
+        <w:sz w:val="20"/>
+      </w:rPr>
+    </w:lvl>
+    <w:lvl w:ilvl="7" w:tentative="1">
+      <w:start w:val="1"/>
+      <w:numFmt w:val="bullet"/>
+      <w:lvlText w:val=""/>
+      <w:lvlJc w:val="left"/>
+      <w:pPr>
+        <w:tabs>
+          <w:tab w:val="num" w:pos="5760"/>
+        </w:tabs>
+        <w:ind w:left="5760" w:hanging="360"/>
+      </w:pPr>
+      <w:rPr>
+        <w:rFonts w:ascii="Wingdings" w:hAnsi="Wingdings" w:hint="default"/>
+        <w:sz w:val="20"/>
+      </w:rPr>
+    </w:lvl>
+    <w:lvl w:ilvl="8" w:tentative="1">
+      <w:start w:val="1"/>
+      <w:numFmt w:val="bullet"/>
+      <w:lvlText w:val=""/>
+      <w:lvlJc w:val="left"/>
+      <w:pPr>
+        <w:tabs>
+          <w:tab w:val="num" w:pos="6480"/>
+        </w:tabs>
+        <w:ind w:left="6480" w:hanging="360"/>
+      </w:pPr>
+      <w:rPr>
+        <w:rFonts w:ascii="Wingdings" w:hAnsi="Wingdings" w:hint="default"/>
+        <w:sz w:val="20"/>
+      </w:rPr>
+    </w:lvl>
+  </w:abstractNum>
+  <w:abstractNum w:abstractNumId="8" w15:restartNumberingAfterBreak="0">
+    <w:nsid w:val="5A000340"/>
+    <w:multiLevelType w:val="multilevel"/>
+    <w:tmpl w:val="A1C6959C"/>
+    <w:lvl w:ilvl="0">
+      <w:start w:val="1"/>
+      <w:numFmt w:val="bullet"/>
+      <w:lvlText w:val=""/>
+      <w:lvlJc w:val="left"/>
+      <w:pPr>
+        <w:tabs>
+          <w:tab w:val="num" w:pos="720"/>
+        </w:tabs>
+        <w:ind w:left="720" w:hanging="360"/>
+      </w:pPr>
+      <w:rPr>
+        <w:rFonts w:ascii="Symbol" w:hAnsi="Symbol" w:hint="default"/>
+        <w:sz w:val="20"/>
+      </w:rPr>
+    </w:lvl>
+    <w:lvl w:ilvl="1" w:tentative="1">
+      <w:start w:val="1"/>
+      <w:numFmt w:val="bullet"/>
+      <w:lvlText w:val="o"/>
+      <w:lvlJc w:val="left"/>
+      <w:pPr>
+        <w:tabs>
+          <w:tab w:val="num" w:pos="1440"/>
+        </w:tabs>
+        <w:ind w:left="1440" w:hanging="360"/>
+      </w:pPr>
+      <w:rPr>
+        <w:rFonts w:ascii="Courier New" w:hAnsi="Courier New" w:hint="default"/>
+        <w:sz w:val="20"/>
+      </w:rPr>
+    </w:lvl>
+    <w:lvl w:ilvl="2" w:tentative="1">
+      <w:start w:val="1"/>
+      <w:numFmt w:val="bullet"/>
+      <w:lvlText w:val=""/>
+      <w:lvlJc w:val="left"/>
+      <w:pPr>
+        <w:tabs>
+          <w:tab w:val="num" w:pos="2160"/>
+        </w:tabs>
+        <w:ind w:left="2160" w:hanging="360"/>
+      </w:pPr>
+      <w:rPr>
+        <w:rFonts w:ascii="Wingdings" w:hAnsi="Wingdings" w:hint="default"/>
+        <w:sz w:val="20"/>
+      </w:rPr>
+    </w:lvl>
+    <w:lvl w:ilvl="3" w:tentative="1">
+      <w:start w:val="1"/>
+      <w:numFmt w:val="bullet"/>
+      <w:lvlText w:val=""/>
+      <w:lvlJc w:val="left"/>
+      <w:pPr>
+        <w:tabs>
+          <w:tab w:val="num" w:pos="2880"/>
+        </w:tabs>
+        <w:ind w:left="2880" w:hanging="360"/>
+      </w:pPr>
+      <w:rPr>
+        <w:rFonts w:ascii="Wingdings" w:hAnsi="Wingdings" w:hint="default"/>
+        <w:sz w:val="20"/>
+      </w:rPr>
+    </w:lvl>
+    <w:lvl w:ilvl="4" w:tentative="1">
+      <w:start w:val="1"/>
+      <w:numFmt w:val="bullet"/>
+      <w:lvlText w:val=""/>
+      <w:lvlJc w:val="left"/>
+      <w:pPr>
+        <w:tabs>
+          <w:tab w:val="num" w:pos="3600"/>
+        </w:tabs>
+        <w:ind w:left="3600" w:hanging="360"/>
+      </w:pPr>
+      <w:rPr>
+        <w:rFonts w:ascii="Wingdings" w:hAnsi="Wingdings" w:hint="default"/>
+        <w:sz w:val="20"/>
+      </w:rPr>
+    </w:lvl>
+    <w:lvl w:ilvl="5" w:tentative="1">
+      <w:start w:val="1"/>
+      <w:numFmt w:val="bullet"/>
+      <w:lvlText w:val=""/>
+      <w:lvlJc w:val="left"/>
+      <w:pPr>
+        <w:tabs>
+          <w:tab w:val="num" w:pos="4320"/>
+        </w:tabs>
+        <w:ind w:left="4320" w:hanging="360"/>
+      </w:pPr>
+      <w:rPr>
+        <w:rFonts w:ascii="Wingdings" w:hAnsi="Wingdings" w:hint="default"/>
+        <w:sz w:val="20"/>
+      </w:rPr>
+    </w:lvl>
+    <w:lvl w:ilvl="6" w:tentative="1">
+      <w:start w:val="1"/>
+      <w:numFmt w:val="bullet"/>
+      <w:lvlText w:val=""/>
+      <w:lvlJc w:val="left"/>
+      <w:pPr>
+        <w:tabs>
+          <w:tab w:val="num" w:pos="5040"/>
+        </w:tabs>
+        <w:ind w:left="5040" w:hanging="360"/>
+      </w:pPr>
+      <w:rPr>
+        <w:rFonts w:ascii="Wingdings" w:hAnsi="Wingdings" w:hint="default"/>
+        <w:sz w:val="20"/>
+      </w:rPr>
+    </w:lvl>
+    <w:lvl w:ilvl="7" w:tentative="1">
+      <w:start w:val="1"/>
+      <w:numFmt w:val="bullet"/>
+      <w:lvlText w:val=""/>
+      <w:lvlJc w:val="left"/>
+      <w:pPr>
+        <w:tabs>
+          <w:tab w:val="num" w:pos="5760"/>
+        </w:tabs>
+        <w:ind w:left="5760" w:hanging="360"/>
+      </w:pPr>
+      <w:rPr>
+        <w:rFonts w:ascii="Wingdings" w:hAnsi="Wingdings" w:hint="default"/>
+        <w:sz w:val="20"/>
+      </w:rPr>
+    </w:lvl>
+    <w:lvl w:ilvl="8" w:tentative="1">
+      <w:start w:val="1"/>
+      <w:numFmt w:val="bullet"/>
+      <w:lvlText w:val=""/>
+      <w:lvlJc w:val="left"/>
+      <w:pPr>
+        <w:tabs>
+          <w:tab w:val="num" w:pos="6480"/>
+        </w:tabs>
+        <w:ind w:left="6480" w:hanging="360"/>
+      </w:pPr>
+      <w:rPr>
+        <w:rFonts w:ascii="Wingdings" w:hAnsi="Wingdings" w:hint="default"/>
+        <w:sz w:val="20"/>
+      </w:rPr>
+    </w:lvl>
+  </w:abstractNum>
+  <w:abstractNum w:abstractNumId="9" w15:restartNumberingAfterBreak="0">
+    <w:nsid w:val="63FB5632"/>
+    <w:multiLevelType w:val="multilevel"/>
+    <w:tmpl w:val="E6DABD42"/>
+    <w:lvl w:ilvl="0">
+      <w:start w:val="1"/>
+      <w:numFmt w:val="bullet"/>
+      <w:lvlText w:val=""/>
+      <w:lvlJc w:val="left"/>
+      <w:pPr>
+        <w:tabs>
+          <w:tab w:val="num" w:pos="720"/>
+        </w:tabs>
+        <w:ind w:left="720" w:hanging="360"/>
+      </w:pPr>
+      <w:rPr>
+        <w:rFonts w:ascii="Symbol" w:hAnsi="Symbol" w:hint="default"/>
+        <w:sz w:val="20"/>
+      </w:rPr>
+    </w:lvl>
+    <w:lvl w:ilvl="1" w:tentative="1">
+      <w:start w:val="1"/>
+      <w:numFmt w:val="bullet"/>
+      <w:lvlText w:val="o"/>
+      <w:lvlJc w:val="left"/>
+      <w:pPr>
+        <w:tabs>
+          <w:tab w:val="num" w:pos="1440"/>
+        </w:tabs>
+        <w:ind w:left="1440" w:hanging="360"/>
+      </w:pPr>
+      <w:rPr>
+        <w:rFonts w:ascii="Courier New" w:hAnsi="Courier New" w:hint="default"/>
+        <w:sz w:val="20"/>
+      </w:rPr>
+    </w:lvl>
+    <w:lvl w:ilvl="2" w:tentative="1">
+      <w:start w:val="1"/>
+      <w:numFmt w:val="bullet"/>
+      <w:lvlText w:val=""/>
+      <w:lvlJc w:val="left"/>
+      <w:pPr>
+        <w:tabs>
+          <w:tab w:val="num" w:pos="2160"/>
+        </w:tabs>
+        <w:ind w:left="2160" w:hanging="360"/>
+      </w:pPr>
+      <w:rPr>
+        <w:rFonts w:ascii="Wingdings" w:hAnsi="Wingdings" w:hint="default"/>
+        <w:sz w:val="20"/>
+      </w:rPr>
+    </w:lvl>
+    <w:lvl w:ilvl="3" w:tentative="1">
+      <w:start w:val="1"/>
+      <w:numFmt w:val="bullet"/>
+      <w:lvlText w:val=""/>
+      <w:lvlJc w:val="left"/>
+      <w:pPr>
+        <w:tabs>
+          <w:tab w:val="num" w:pos="2880"/>
+        </w:tabs>
+        <w:ind w:left="2880" w:hanging="360"/>
+      </w:pPr>
+      <w:rPr>
+        <w:rFonts w:ascii="Wingdings" w:hAnsi="Wingdings" w:hint="default"/>
+        <w:sz w:val="20"/>
+      </w:rPr>
+    </w:lvl>
+    <w:lvl w:ilvl="4" w:tentative="1">
+      <w:start w:val="1"/>
+      <w:numFmt w:val="bullet"/>
+      <w:lvlText w:val=""/>
+      <w:lvlJc w:val="left"/>
+      <w:pPr>
+        <w:tabs>
+          <w:tab w:val="num" w:pos="3600"/>
+        </w:tabs>
+        <w:ind w:left="3600" w:hanging="360"/>
+      </w:pPr>
+      <w:rPr>
+        <w:rFonts w:ascii="Wingdings" w:hAnsi="Wingdings" w:hint="default"/>
+        <w:sz w:val="20"/>
+      </w:rPr>
+    </w:lvl>
+    <w:lvl w:ilvl="5" w:tentative="1">
+      <w:start w:val="1"/>
+      <w:numFmt w:val="bullet"/>
+      <w:lvlText w:val=""/>
+      <w:lvlJc w:val="left"/>
+      <w:pPr>
+        <w:tabs>
+          <w:tab w:val="num" w:pos="4320"/>
+        </w:tabs>
+        <w:ind w:left="4320" w:hanging="360"/>
+      </w:pPr>
+      <w:rPr>
+        <w:rFonts w:ascii="Wingdings" w:hAnsi="Wingdings" w:hint="default"/>
+        <w:sz w:val="20"/>
+      </w:rPr>
+    </w:lvl>
+    <w:lvl w:ilvl="6" w:tentative="1">
+      <w:start w:val="1"/>
+      <w:numFmt w:val="bullet"/>
+      <w:lvlText w:val=""/>
+      <w:lvlJc w:val="left"/>
+      <w:pPr>
+        <w:tabs>
+          <w:tab w:val="num" w:pos="5040"/>
+        </w:tabs>
+        <w:ind w:left="5040" w:hanging="360"/>
+      </w:pPr>
+      <w:rPr>
+        <w:rFonts w:ascii="Wingdings" w:hAnsi="Wingdings" w:hint="default"/>
+        <w:sz w:val="20"/>
+      </w:rPr>
+    </w:lvl>
+    <w:lvl w:ilvl="7" w:tentative="1">
+      <w:start w:val="1"/>
+      <w:numFmt w:val="bullet"/>
+      <w:lvlText w:val=""/>
+      <w:lvlJc w:val="left"/>
+      <w:pPr>
+        <w:tabs>
+          <w:tab w:val="num" w:pos="5760"/>
+        </w:tabs>
+        <w:ind w:left="5760" w:hanging="360"/>
+      </w:pPr>
+      <w:rPr>
+        <w:rFonts w:ascii="Wingdings" w:hAnsi="Wingdings" w:hint="default"/>
+        <w:sz w:val="20"/>
+      </w:rPr>
+    </w:lvl>
+    <w:lvl w:ilvl="8" w:tentative="1">
+      <w:start w:val="1"/>
+      <w:numFmt w:val="bullet"/>
+      <w:lvlText w:val=""/>
+      <w:lvlJc w:val="left"/>
+      <w:pPr>
+        <w:tabs>
+          <w:tab w:val="num" w:pos="6480"/>
+        </w:tabs>
+        <w:ind w:left="6480" w:hanging="360"/>
+      </w:pPr>
+      <w:rPr>
+        <w:rFonts w:ascii="Wingdings" w:hAnsi="Wingdings" w:hint="default"/>
+        <w:sz w:val="20"/>
+      </w:rPr>
+    </w:lvl>
+  </w:abstractNum>
+  <w:abstractNum w:abstractNumId="10" w15:restartNumberingAfterBreak="0">
     <w:nsid w:val="7176112A"/>
     <w:multiLevelType w:val="hybridMultilevel"/>
     <w:tmpl w:val="70E0A788"/>
@@ -3281,7 +5365,7 @@
       </w:pPr>
     </w:lvl>
   </w:abstractNum>
-  <w:abstractNum w:abstractNumId="5" w15:restartNumberingAfterBreak="0">
+  <w:abstractNum w:abstractNumId="11" w15:restartNumberingAfterBreak="0">
     <w:nsid w:val="743C6961"/>
     <w:multiLevelType w:val="multilevel"/>
     <w:tmpl w:val="06B21C9C"/>
@@ -3430,7 +5514,7 @@
       </w:rPr>
     </w:lvl>
   </w:abstractNum>
-  <w:abstractNum w:abstractNumId="6" w15:restartNumberingAfterBreak="0">
+  <w:abstractNum w:abstractNumId="12" w15:restartNumberingAfterBreak="0">
     <w:nsid w:val="74E13A62"/>
     <w:multiLevelType w:val="multilevel"/>
     <w:tmpl w:val="070EECAE"/>
@@ -3579,7 +5663,156 @@
       </w:rPr>
     </w:lvl>
   </w:abstractNum>
-  <w:abstractNum w:abstractNumId="7" w15:restartNumberingAfterBreak="0">
+  <w:abstractNum w:abstractNumId="13" w15:restartNumberingAfterBreak="0">
+    <w:nsid w:val="783F4D72"/>
+    <w:multiLevelType w:val="multilevel"/>
+    <w:tmpl w:val="868AC430"/>
+    <w:lvl w:ilvl="0">
+      <w:start w:val="1"/>
+      <w:numFmt w:val="bullet"/>
+      <w:lvlText w:val=""/>
+      <w:lvlJc w:val="left"/>
+      <w:pPr>
+        <w:tabs>
+          <w:tab w:val="num" w:pos="720"/>
+        </w:tabs>
+        <w:ind w:left="720" w:hanging="360"/>
+      </w:pPr>
+      <w:rPr>
+        <w:rFonts w:ascii="Symbol" w:hAnsi="Symbol" w:hint="default"/>
+        <w:sz w:val="20"/>
+      </w:rPr>
+    </w:lvl>
+    <w:lvl w:ilvl="1" w:tentative="1">
+      <w:start w:val="1"/>
+      <w:numFmt w:val="bullet"/>
+      <w:lvlText w:val="o"/>
+      <w:lvlJc w:val="left"/>
+      <w:pPr>
+        <w:tabs>
+          <w:tab w:val="num" w:pos="1440"/>
+        </w:tabs>
+        <w:ind w:left="1440" w:hanging="360"/>
+      </w:pPr>
+      <w:rPr>
+        <w:rFonts w:ascii="Courier New" w:hAnsi="Courier New" w:hint="default"/>
+        <w:sz w:val="20"/>
+      </w:rPr>
+    </w:lvl>
+    <w:lvl w:ilvl="2" w:tentative="1">
+      <w:start w:val="1"/>
+      <w:numFmt w:val="bullet"/>
+      <w:lvlText w:val=""/>
+      <w:lvlJc w:val="left"/>
+      <w:pPr>
+        <w:tabs>
+          <w:tab w:val="num" w:pos="2160"/>
+        </w:tabs>
+        <w:ind w:left="2160" w:hanging="360"/>
+      </w:pPr>
+      <w:rPr>
+        <w:rFonts w:ascii="Wingdings" w:hAnsi="Wingdings" w:hint="default"/>
+        <w:sz w:val="20"/>
+      </w:rPr>
+    </w:lvl>
+    <w:lvl w:ilvl="3" w:tentative="1">
+      <w:start w:val="1"/>
+      <w:numFmt w:val="bullet"/>
+      <w:lvlText w:val=""/>
+      <w:lvlJc w:val="left"/>
+      <w:pPr>
+        <w:tabs>
+          <w:tab w:val="num" w:pos="2880"/>
+        </w:tabs>
+        <w:ind w:left="2880" w:hanging="360"/>
+      </w:pPr>
+      <w:rPr>
+        <w:rFonts w:ascii="Wingdings" w:hAnsi="Wingdings" w:hint="default"/>
+        <w:sz w:val="20"/>
+      </w:rPr>
+    </w:lvl>
+    <w:lvl w:ilvl="4" w:tentative="1">
+      <w:start w:val="1"/>
+      <w:numFmt w:val="bullet"/>
+      <w:lvlText w:val=""/>
+      <w:lvlJc w:val="left"/>
+      <w:pPr>
+        <w:tabs>
+          <w:tab w:val="num" w:pos="3600"/>
+        </w:tabs>
+        <w:ind w:left="3600" w:hanging="360"/>
+      </w:pPr>
+      <w:rPr>
+        <w:rFonts w:ascii="Wingdings" w:hAnsi="Wingdings" w:hint="default"/>
+        <w:sz w:val="20"/>
+      </w:rPr>
+    </w:lvl>
+    <w:lvl w:ilvl="5" w:tentative="1">
+      <w:start w:val="1"/>
+      <w:numFmt w:val="bullet"/>
+      <w:lvlText w:val=""/>
+      <w:lvlJc w:val="left"/>
+      <w:pPr>
+        <w:tabs>
+          <w:tab w:val="num" w:pos="4320"/>
+        </w:tabs>
+        <w:ind w:left="4320" w:hanging="360"/>
+      </w:pPr>
+      <w:rPr>
+        <w:rFonts w:ascii="Wingdings" w:hAnsi="Wingdings" w:hint="default"/>
+        <w:sz w:val="20"/>
+      </w:rPr>
+    </w:lvl>
+    <w:lvl w:ilvl="6" w:tentative="1">
+      <w:start w:val="1"/>
+      <w:numFmt w:val="bullet"/>
+      <w:lvlText w:val=""/>
+      <w:lvlJc w:val="left"/>
+      <w:pPr>
+        <w:tabs>
+          <w:tab w:val="num" w:pos="5040"/>
+        </w:tabs>
+        <w:ind w:left="5040" w:hanging="360"/>
+      </w:pPr>
+      <w:rPr>
+        <w:rFonts w:ascii="Wingdings" w:hAnsi="Wingdings" w:hint="default"/>
+        <w:sz w:val="20"/>
+      </w:rPr>
+    </w:lvl>
+    <w:lvl w:ilvl="7" w:tentative="1">
+      <w:start w:val="1"/>
+      <w:numFmt w:val="bullet"/>
+      <w:lvlText w:val=""/>
+      <w:lvlJc w:val="left"/>
+      <w:pPr>
+        <w:tabs>
+          <w:tab w:val="num" w:pos="5760"/>
+        </w:tabs>
+        <w:ind w:left="5760" w:hanging="360"/>
+      </w:pPr>
+      <w:rPr>
+        <w:rFonts w:ascii="Wingdings" w:hAnsi="Wingdings" w:hint="default"/>
+        <w:sz w:val="20"/>
+      </w:rPr>
+    </w:lvl>
+    <w:lvl w:ilvl="8" w:tentative="1">
+      <w:start w:val="1"/>
+      <w:numFmt w:val="bullet"/>
+      <w:lvlText w:val=""/>
+      <w:lvlJc w:val="left"/>
+      <w:pPr>
+        <w:tabs>
+          <w:tab w:val="num" w:pos="6480"/>
+        </w:tabs>
+        <w:ind w:left="6480" w:hanging="360"/>
+      </w:pPr>
+      <w:rPr>
+        <w:rFonts w:ascii="Wingdings" w:hAnsi="Wingdings" w:hint="default"/>
+        <w:sz w:val="20"/>
+      </w:rPr>
+    </w:lvl>
+  </w:abstractNum>
+  <w:abstractNum w:abstractNumId="14" w15:restartNumberingAfterBreak="0">
     <w:nsid w:val="793B2A04"/>
     <w:multiLevelType w:val="multilevel"/>
     <w:tmpl w:val="2D22BC0A"/>
@@ -3728,29 +5961,202 @@
       </w:rPr>
     </w:lvl>
   </w:abstractNum>
+  <w:abstractNum w:abstractNumId="15" w15:restartNumberingAfterBreak="0">
+    <w:nsid w:val="7D2C42AA"/>
+    <w:multiLevelType w:val="multilevel"/>
+    <w:tmpl w:val="8AE2729C"/>
+    <w:lvl w:ilvl="0">
+      <w:start w:val="1"/>
+      <w:numFmt w:val="bullet"/>
+      <w:lvlText w:val=""/>
+      <w:lvlJc w:val="left"/>
+      <w:pPr>
+        <w:tabs>
+          <w:tab w:val="num" w:pos="720"/>
+        </w:tabs>
+        <w:ind w:left="720" w:hanging="360"/>
+      </w:pPr>
+      <w:rPr>
+        <w:rFonts w:ascii="Symbol" w:hAnsi="Symbol" w:hint="default"/>
+        <w:sz w:val="20"/>
+      </w:rPr>
+    </w:lvl>
+    <w:lvl w:ilvl="1" w:tentative="1">
+      <w:start w:val="1"/>
+      <w:numFmt w:val="bullet"/>
+      <w:lvlText w:val="o"/>
+      <w:lvlJc w:val="left"/>
+      <w:pPr>
+        <w:tabs>
+          <w:tab w:val="num" w:pos="1440"/>
+        </w:tabs>
+        <w:ind w:left="1440" w:hanging="360"/>
+      </w:pPr>
+      <w:rPr>
+        <w:rFonts w:ascii="Courier New" w:hAnsi="Courier New" w:hint="default"/>
+        <w:sz w:val="20"/>
+      </w:rPr>
+    </w:lvl>
+    <w:lvl w:ilvl="2" w:tentative="1">
+      <w:start w:val="1"/>
+      <w:numFmt w:val="bullet"/>
+      <w:lvlText w:val=""/>
+      <w:lvlJc w:val="left"/>
+      <w:pPr>
+        <w:tabs>
+          <w:tab w:val="num" w:pos="2160"/>
+        </w:tabs>
+        <w:ind w:left="2160" w:hanging="360"/>
+      </w:pPr>
+      <w:rPr>
+        <w:rFonts w:ascii="Wingdings" w:hAnsi="Wingdings" w:hint="default"/>
+        <w:sz w:val="20"/>
+      </w:rPr>
+    </w:lvl>
+    <w:lvl w:ilvl="3" w:tentative="1">
+      <w:start w:val="1"/>
+      <w:numFmt w:val="bullet"/>
+      <w:lvlText w:val=""/>
+      <w:lvlJc w:val="left"/>
+      <w:pPr>
+        <w:tabs>
+          <w:tab w:val="num" w:pos="2880"/>
+        </w:tabs>
+        <w:ind w:left="2880" w:hanging="360"/>
+      </w:pPr>
+      <w:rPr>
+        <w:rFonts w:ascii="Wingdings" w:hAnsi="Wingdings" w:hint="default"/>
+        <w:sz w:val="20"/>
+      </w:rPr>
+    </w:lvl>
+    <w:lvl w:ilvl="4" w:tentative="1">
+      <w:start w:val="1"/>
+      <w:numFmt w:val="bullet"/>
+      <w:lvlText w:val=""/>
+      <w:lvlJc w:val="left"/>
+      <w:pPr>
+        <w:tabs>
+          <w:tab w:val="num" w:pos="3600"/>
+        </w:tabs>
+        <w:ind w:left="3600" w:hanging="360"/>
+      </w:pPr>
+      <w:rPr>
+        <w:rFonts w:ascii="Wingdings" w:hAnsi="Wingdings" w:hint="default"/>
+        <w:sz w:val="20"/>
+      </w:rPr>
+    </w:lvl>
+    <w:lvl w:ilvl="5" w:tentative="1">
+      <w:start w:val="1"/>
+      <w:numFmt w:val="bullet"/>
+      <w:lvlText w:val=""/>
+      <w:lvlJc w:val="left"/>
+      <w:pPr>
+        <w:tabs>
+          <w:tab w:val="num" w:pos="4320"/>
+        </w:tabs>
+        <w:ind w:left="4320" w:hanging="360"/>
+      </w:pPr>
+      <w:rPr>
+        <w:rFonts w:ascii="Wingdings" w:hAnsi="Wingdings" w:hint="default"/>
+        <w:sz w:val="20"/>
+      </w:rPr>
+    </w:lvl>
+    <w:lvl w:ilvl="6" w:tentative="1">
+      <w:start w:val="1"/>
+      <w:numFmt w:val="bullet"/>
+      <w:lvlText w:val=""/>
+      <w:lvlJc w:val="left"/>
+      <w:pPr>
+        <w:tabs>
+          <w:tab w:val="num" w:pos="5040"/>
+        </w:tabs>
+        <w:ind w:left="5040" w:hanging="360"/>
+      </w:pPr>
+      <w:rPr>
+        <w:rFonts w:ascii="Wingdings" w:hAnsi="Wingdings" w:hint="default"/>
+        <w:sz w:val="20"/>
+      </w:rPr>
+    </w:lvl>
+    <w:lvl w:ilvl="7" w:tentative="1">
+      <w:start w:val="1"/>
+      <w:numFmt w:val="bullet"/>
+      <w:lvlText w:val=""/>
+      <w:lvlJc w:val="left"/>
+      <w:pPr>
+        <w:tabs>
+          <w:tab w:val="num" w:pos="5760"/>
+        </w:tabs>
+        <w:ind w:left="5760" w:hanging="360"/>
+      </w:pPr>
+      <w:rPr>
+        <w:rFonts w:ascii="Wingdings" w:hAnsi="Wingdings" w:hint="default"/>
+        <w:sz w:val="20"/>
+      </w:rPr>
+    </w:lvl>
+    <w:lvl w:ilvl="8" w:tentative="1">
+      <w:start w:val="1"/>
+      <w:numFmt w:val="bullet"/>
+      <w:lvlText w:val=""/>
+      <w:lvlJc w:val="left"/>
+      <w:pPr>
+        <w:tabs>
+          <w:tab w:val="num" w:pos="6480"/>
+        </w:tabs>
+        <w:ind w:left="6480" w:hanging="360"/>
+      </w:pPr>
+      <w:rPr>
+        <w:rFonts w:ascii="Wingdings" w:hAnsi="Wingdings" w:hint="default"/>
+        <w:sz w:val="20"/>
+      </w:rPr>
+    </w:lvl>
+  </w:abstractNum>
   <w:num w:numId="1" w16cid:durableId="1145706456">
+    <w:abstractNumId w:val="10"/>
+  </w:num>
+  <w:num w:numId="2" w16cid:durableId="95293645">
+    <w:abstractNumId w:val="6"/>
+  </w:num>
+  <w:num w:numId="3" w16cid:durableId="1068721811">
+    <w:abstractNumId w:val="12"/>
+  </w:num>
+  <w:num w:numId="4" w16cid:durableId="51462806">
+    <w:abstractNumId w:val="11"/>
+  </w:num>
+  <w:num w:numId="5" w16cid:durableId="1208831158">
     <w:abstractNumId w:val="4"/>
   </w:num>
-  <w:num w:numId="2" w16cid:durableId="95293645">
-    <w:abstractNumId w:val="3"/>
-  </w:num>
-  <w:num w:numId="3" w16cid:durableId="1068721811">
-    <w:abstractNumId w:val="6"/>
-  </w:num>
-  <w:num w:numId="4" w16cid:durableId="51462806">
+  <w:num w:numId="6" w16cid:durableId="1797092389">
     <w:abstractNumId w:val="5"/>
   </w:num>
-  <w:num w:numId="5" w16cid:durableId="1208831158">
+  <w:num w:numId="7" w16cid:durableId="613169324">
+    <w:abstractNumId w:val="14"/>
+  </w:num>
+  <w:num w:numId="8" w16cid:durableId="1542134881">
     <w:abstractNumId w:val="1"/>
   </w:num>
-  <w:num w:numId="6" w16cid:durableId="1797092389">
+  <w:num w:numId="9" w16cid:durableId="1978874448">
+    <w:abstractNumId w:val="0"/>
+  </w:num>
+  <w:num w:numId="10" w16cid:durableId="199972294">
+    <w:abstractNumId w:val="8"/>
+  </w:num>
+  <w:num w:numId="11" w16cid:durableId="293364879">
+    <w:abstractNumId w:val="7"/>
+  </w:num>
+  <w:num w:numId="12" w16cid:durableId="1026756010">
     <w:abstractNumId w:val="2"/>
   </w:num>
-  <w:num w:numId="7" w16cid:durableId="613169324">
-    <w:abstractNumId w:val="7"/>
+  <w:num w:numId="13" w16cid:durableId="194196785">
+    <w:abstractNumId w:val="9"/>
   </w:num>
-  <w:num w:numId="8" w16cid:durableId="1542134881">
-    <w:abstractNumId w:val="0"/>
+  <w:num w:numId="14" w16cid:durableId="639382517">
+    <w:abstractNumId w:val="15"/>
+  </w:num>
+  <w:num w:numId="15" w16cid:durableId="1989439289">
+    <w:abstractNumId w:val="13"/>
+  </w:num>
+  <w:num w:numId="16" w16cid:durableId="1111827296">
+    <w:abstractNumId w:val="3"/>
   </w:num>
 </w:numbering>
 </file>
